--- a/tests/golden/thesis-options.docx
+++ b/tests/golden/thesis-options.docx
@@ -9503,8 +9503,10 @@
       <w:lvlJc w:val="left"/>
       <w:rPr>
         <w:rFonts w:ascii="TH Sarabun New" w:hAnsi="TH Sarabun New" w:cs="TH Sarabun New"/>
-        <w:sz w:val="32"/>
-        <w:szCs w:val="32"/>
+        <w:b/>
+        <w:bCs/>
+        <w:sz w:val="40"/>
+        <w:szCs w:val="40"/>
         <w:cs/>
         <w:lang w:val="en-US" w:bidi="th-TH"/>
       </w:rPr>
@@ -9518,8 +9520,11 @@
       <w:lvlJc w:val="left"/>
       <w:rPr>
         <w:rFonts w:ascii="TH Sarabun New" w:hAnsi="TH Sarabun New" w:cs="TH Sarabun New"/>
-        <w:sz w:val="32"/>
-        <w:szCs w:val="32"/>
+        <w:b/>
+        <w:bCs/>
+        <w:color w:val="1F4E79"/>
+        <w:sz w:val="36"/>
+        <w:szCs w:val="36"/>
         <w:cs/>
         <w:lang w:val="en-US" w:bidi="th-TH"/>
       </w:rPr>
@@ -9533,6 +9538,11 @@
       <w:lvlJc w:val="left"/>
       <w:rPr>
         <w:rFonts w:ascii="TH Sarabun New" w:hAnsi="TH Sarabun New" w:cs="TH Sarabun New"/>
+        <w:b/>
+        <w:bCs/>
+        <w:i/>
+        <w:iCs/>
+        <w:color w:val="2E75B6"/>
         <w:sz w:val="32"/>
         <w:szCs w:val="32"/>
         <w:cs/>
@@ -9548,6 +9558,10 @@
       <w:lvlJc w:val="left"/>
       <w:rPr>
         <w:rFonts w:ascii="TH Sarabun New" w:hAnsi="TH Sarabun New" w:cs="TH Sarabun New"/>
+        <w:b/>
+        <w:bCs/>
+        <w:i/>
+        <w:iCs/>
         <w:sz w:val="32"/>
         <w:szCs w:val="32"/>
         <w:cs/>
@@ -9563,6 +9577,8 @@
       <w:lvlJc w:val="left"/>
       <w:rPr>
         <w:rFonts w:ascii="TH Sarabun New" w:hAnsi="TH Sarabun New" w:cs="TH Sarabun New"/>
+        <w:b/>
+        <w:bCs/>
         <w:sz w:val="32"/>
         <w:szCs w:val="32"/>
         <w:cs/>
@@ -9578,6 +9594,8 @@
       <w:lvlJc w:val="left"/>
       <w:rPr>
         <w:rFonts w:ascii="TH Sarabun New" w:hAnsi="TH Sarabun New" w:cs="TH Sarabun New"/>
+        <w:i/>
+        <w:iCs/>
         <w:sz w:val="32"/>
         <w:szCs w:val="32"/>
         <w:cs/>
@@ -9637,8 +9655,10 @@
       <w:lvlJc w:val="left"/>
       <w:rPr>
         <w:rFonts w:ascii="TH Sarabun New" w:hAnsi="TH Sarabun New" w:cs="TH Sarabun New"/>
-        <w:sz w:val="32"/>
-        <w:szCs w:val="32"/>
+        <w:b/>
+        <w:bCs/>
+        <w:sz w:val="40"/>
+        <w:szCs w:val="40"/>
         <w:cs/>
         <w:lang w:val="en-US" w:bidi="th-TH"/>
       </w:rPr>
@@ -9651,8 +9671,11 @@
       <w:lvlJc w:val="left"/>
       <w:rPr>
         <w:rFonts w:ascii="TH Sarabun New" w:hAnsi="TH Sarabun New" w:cs="TH Sarabun New"/>
-        <w:sz w:val="32"/>
-        <w:szCs w:val="32"/>
+        <w:b/>
+        <w:bCs/>
+        <w:color w:val="1F4E79"/>
+        <w:sz w:val="36"/>
+        <w:szCs w:val="36"/>
         <w:cs/>
         <w:lang w:val="en-US" w:bidi="th-TH"/>
       </w:rPr>
@@ -9665,6 +9688,11 @@
       <w:lvlJc w:val="left"/>
       <w:rPr>
         <w:rFonts w:ascii="TH Sarabun New" w:hAnsi="TH Sarabun New" w:cs="TH Sarabun New"/>
+        <w:b/>
+        <w:bCs/>
+        <w:i/>
+        <w:iCs/>
+        <w:color w:val="2E75B6"/>
         <w:sz w:val="32"/>
         <w:szCs w:val="32"/>
         <w:cs/>
@@ -9679,6 +9707,10 @@
       <w:lvlJc w:val="left"/>
       <w:rPr>
         <w:rFonts w:ascii="TH Sarabun New" w:hAnsi="TH Sarabun New" w:cs="TH Sarabun New"/>
+        <w:b/>
+        <w:bCs/>
+        <w:i/>
+        <w:iCs/>
         <w:sz w:val="32"/>
         <w:szCs w:val="32"/>
         <w:cs/>
@@ -9693,6 +9725,8 @@
       <w:lvlJc w:val="left"/>
       <w:rPr>
         <w:rFonts w:ascii="TH Sarabun New" w:hAnsi="TH Sarabun New" w:cs="TH Sarabun New"/>
+        <w:b/>
+        <w:bCs/>
         <w:sz w:val="32"/>
         <w:szCs w:val="32"/>
         <w:cs/>
@@ -9707,6 +9741,8 @@
       <w:lvlJc w:val="left"/>
       <w:rPr>
         <w:rFonts w:ascii="TH Sarabun New" w:hAnsi="TH Sarabun New" w:cs="TH Sarabun New"/>
+        <w:i/>
+        <w:iCs/>
         <w:sz w:val="32"/>
         <w:szCs w:val="32"/>
         <w:cs/>

--- a/tests/golden/thesis-options.docx
+++ b/tests/golden/thesis-options.docx
@@ -1478,11 +1478,11 @@
       </w:pPr>
       <w:r>
         <w:rPr>
-          <w:rFonts w:ascii="Segoe UI Symbol" w:hAnsi="Segoe UI Symbol" w:cs="Segoe UI Symbol"/>
-          <w:cs/>
-          <w:lang w:val="en-US" w:bidi="th-TH"/>
-        </w:rPr>
-        <w:t xml:space="preserve">☑ </w:t>
+          <w:rFonts w:ascii="Arial" w:hAnsi="Arial" w:cs="Arial"/>
+          <w:cs/>
+          <w:lang w:val="en-US" w:bidi="th-TH"/>
+        </w:rPr>
+        <w:t xml:space="preserve">■ </w:t>
       </w:r>
       <w:r>
         <w:rPr>
@@ -1499,11 +1499,11 @@
       </w:pPr>
       <w:r>
         <w:rPr>
-          <w:rFonts w:ascii="Segoe UI Symbol" w:hAnsi="Segoe UI Symbol" w:cs="Segoe UI Symbol"/>
-          <w:cs/>
-          <w:lang w:val="en-US" w:bidi="th-TH"/>
-        </w:rPr>
-        <w:t xml:space="preserve">☑ </w:t>
+          <w:rFonts w:ascii="Arial" w:hAnsi="Arial" w:cs="Arial"/>
+          <w:cs/>
+          <w:lang w:val="en-US" w:bidi="th-TH"/>
+        </w:rPr>
+        <w:t xml:space="preserve">■ </w:t>
       </w:r>
       <w:r>
         <w:rPr>
@@ -1520,11 +1520,11 @@
       </w:pPr>
       <w:r>
         <w:rPr>
-          <w:rFonts w:ascii="Segoe UI Symbol" w:hAnsi="Segoe UI Symbol" w:cs="Segoe UI Symbol"/>
-          <w:cs/>
-          <w:lang w:val="en-US" w:bidi="th-TH"/>
-        </w:rPr>
-        <w:t xml:space="preserve">☐ </w:t>
+          <w:rFonts w:ascii="Arial" w:hAnsi="Arial" w:cs="Arial"/>
+          <w:cs/>
+          <w:lang w:val="en-US" w:bidi="th-TH"/>
+        </w:rPr>
+        <w:t xml:space="preserve">□ </w:t>
       </w:r>
       <w:r>
         <w:rPr>
@@ -1541,11 +1541,11 @@
       </w:pPr>
       <w:r>
         <w:rPr>
-          <w:rFonts w:ascii="Segoe UI Symbol" w:hAnsi="Segoe UI Symbol" w:cs="Segoe UI Symbol"/>
-          <w:cs/>
-          <w:lang w:val="en-US" w:bidi="th-TH"/>
-        </w:rPr>
-        <w:t xml:space="preserve">☐ </w:t>
+          <w:rFonts w:ascii="Arial" w:hAnsi="Arial" w:cs="Arial"/>
+          <w:cs/>
+          <w:lang w:val="en-US" w:bidi="th-TH"/>
+        </w:rPr>
+        <w:t xml:space="preserve">□ </w:t>
       </w:r>
       <w:r>
         <w:rPr>
@@ -7669,11 +7669,11 @@
       </w:pPr>
       <w:r>
         <w:rPr>
-          <w:rFonts w:ascii="Segoe UI Symbol" w:hAnsi="Segoe UI Symbol" w:cs="Segoe UI Symbol"/>
-          <w:cs/>
-          <w:lang w:val="en-US" w:bidi="th-TH"/>
-        </w:rPr>
-        <w:t xml:space="preserve">☐ </w:t>
+          <w:rFonts w:ascii="Arial" w:hAnsi="Arial" w:cs="Arial"/>
+          <w:cs/>
+          <w:lang w:val="en-US" w:bidi="th-TH"/>
+        </w:rPr>
+        <w:t xml:space="preserve">□ </w:t>
       </w:r>
       <w:r>
         <w:rPr>
@@ -7690,11 +7690,11 @@
       </w:pPr>
       <w:r>
         <w:rPr>
-          <w:rFonts w:ascii="Segoe UI Symbol" w:hAnsi="Segoe UI Symbol" w:cs="Segoe UI Symbol"/>
-          <w:cs/>
-          <w:lang w:val="en-US" w:bidi="th-TH"/>
-        </w:rPr>
-        <w:t xml:space="preserve">☐ </w:t>
+          <w:rFonts w:ascii="Arial" w:hAnsi="Arial" w:cs="Arial"/>
+          <w:cs/>
+          <w:lang w:val="en-US" w:bidi="th-TH"/>
+        </w:rPr>
+        <w:t xml:space="preserve">□ </w:t>
       </w:r>
       <w:r>
         <w:rPr>
@@ -7711,11 +7711,11 @@
       </w:pPr>
       <w:r>
         <w:rPr>
-          <w:rFonts w:ascii="Segoe UI Symbol" w:hAnsi="Segoe UI Symbol" w:cs="Segoe UI Symbol"/>
-          <w:cs/>
-          <w:lang w:val="en-US" w:bidi="th-TH"/>
-        </w:rPr>
-        <w:t xml:space="preserve">☑ </w:t>
+          <w:rFonts w:ascii="Arial" w:hAnsi="Arial" w:cs="Arial"/>
+          <w:cs/>
+          <w:lang w:val="en-US" w:bidi="th-TH"/>
+        </w:rPr>
+        <w:t xml:space="preserve">■ </w:t>
       </w:r>
       <w:r>
         <w:rPr>

--- a/tests/golden/thesis-options.docx
+++ b/tests/golden/thesis-options.docx
@@ -167,7 +167,6 @@
         <w:numPr>
           <w:numId w:val="0"/>
         </w:numPr>
-        <w:jc w:val="left"/>
       </w:pPr>
       <w:r>
         <w:rPr>
@@ -2699,7 +2698,6 @@
     <w:p>
       <w:pPr>
         <w:pStyle w:val="CodeBlock"/>
-        <w:jc w:val="left"/>
       </w:pPr>
       <w:r>
         <w:rPr>
@@ -2712,7 +2710,6 @@
     <w:p>
       <w:pPr>
         <w:pStyle w:val="CodeBlock"/>
-        <w:jc w:val="left"/>
       </w:pPr>
       <w:r>
         <w:rPr>
@@ -2737,7 +2734,6 @@
     <w:p>
       <w:pPr>
         <w:pStyle w:val="CodeBlock"/>
-        <w:jc w:val="left"/>
       </w:pPr>
       <w:r>
         <w:rPr>
@@ -8918,7 +8914,6 @@
     <w:p>
       <w:pPr>
         <w:pStyle w:val="CodeBlock"/>
-        <w:jc w:val="left"/>
       </w:pPr>
       <w:r>
         <w:rPr>
@@ -8931,7 +8926,6 @@
     <w:p>
       <w:pPr>
         <w:pStyle w:val="CodeBlock"/>
-        <w:jc w:val="left"/>
         <w:sectPr>
           <w:headerReference w:type="default" r:id="rId7"/>
           <w:headerReference w:type="first" r:id="rId8"/>

--- a/tests/golden/thesis-options.docx
+++ b/tests/golden/thesis-options.docx
@@ -79,9 +79,6 @@
     <w:p>
       <w:pPr>
         <w:pStyle w:val="Heading1"/>
-        <w:numPr>
-          <w:numId w:val="0"/>
-        </w:numPr>
       </w:pPr>
       <w:r>
         <w:rPr>
@@ -164,9 +161,6 @@
     <w:p>
       <w:pPr>
         <w:pStyle w:val="Heading1"/>
-        <w:numPr>
-          <w:numId w:val="0"/>
-        </w:numPr>
       </w:pPr>
       <w:r>
         <w:rPr>
@@ -226,9 +220,6 @@
     <w:p>
       <w:pPr>
         <w:pStyle w:val="Heading1"/>
-        <w:numPr>
-          <w:numId w:val="0"/>
-        </w:numPr>
       </w:pPr>
       <w:r>
         <w:rPr>
@@ -290,9 +281,6 @@
     <w:p>
       <w:pPr>
         <w:pStyle w:val="Heading1"/>
-        <w:numPr>
-          <w:numId w:val="0"/>
-        </w:numPr>
       </w:pPr>
       <w:r>
         <w:rPr>
@@ -417,7 +405,7 @@
           <w:cs/>
           <w:lang w:val="en-US" w:bidi="th-TH"/>
         </w:rPr>
-        <w:t xml:space="preserve">ความเป็นมาและความสำคัญของปัญหา</w:t>
+        <w:t xml:space="preserve">๑.๑ ความเป็นมาและความสำคัญของปัญหา</w:t>
       </w:r>
     </w:p>
     <w:p>
@@ -429,7 +417,7 @@
           <w:cs/>
           <w:lang w:val="en-US" w:bidi="th-TH"/>
         </w:rPr>
-        <w:t xml:space="preserve">วัตถุประสงค์ของการวิจัย</w:t>
+        <w:t xml:space="preserve">๑.๒ วัตถุประสงค์ของการวิจัย</w:t>
       </w:r>
     </w:p>
     <w:p>
@@ -441,7 +429,7 @@
           <w:cs/>
           <w:lang w:val="en-US" w:bidi="th-TH"/>
         </w:rPr>
-        <w:t xml:space="preserve">ขอบเขตของการวิจัย</w:t>
+        <w:t xml:space="preserve">๑.๓ ขอบเขตของการวิจัย</w:t>
       </w:r>
     </w:p>
     <w:p>
@@ -453,7 +441,7 @@
           <w:cs/>
           <w:lang w:val="en-US" w:bidi="th-TH"/>
         </w:rPr>
-        <w:t xml:space="preserve">ขอบเขตด้านเนื้อหา</w:t>
+        <w:t xml:space="preserve">๑.๓.๑ ขอบเขตด้านเนื้อหา</w:t>
       </w:r>
     </w:p>
     <w:p>
@@ -465,7 +453,7 @@
           <w:cs/>
           <w:lang w:val="en-US" w:bidi="th-TH"/>
         </w:rPr>
-        <w:t xml:space="preserve">ขอบเขตด้านเวลา</w:t>
+        <w:t xml:space="preserve">๑.๓.๒ ขอบเขตด้านเวลา</w:t>
       </w:r>
     </w:p>
     <w:p>
@@ -477,7 +465,7 @@
           <w:cs/>
           <w:lang w:val="en-US" w:bidi="th-TH"/>
         </w:rPr>
-        <w:t xml:space="preserve">ประโยชน์ที่คาดว่าจะได้รับ</w:t>
+        <w:t xml:space="preserve">๑.๔ ประโยชน์ที่คาดว่าจะได้รับ</w:t>
       </w:r>
     </w:p>
     <w:p>
@@ -501,7 +489,7 @@
           <w:cs/>
           <w:lang w:val="en-US" w:bidi="th-TH"/>
         </w:rPr>
-        <w:t xml:space="preserve">ลักษณะของอักษรไทยในเอกสารดิจิทัล</w:t>
+        <w:t xml:space="preserve">๒.๑ ลักษณะของอักษรไทยในเอกสารดิจิทัล</w:t>
       </w:r>
     </w:p>
     <w:p>
@@ -513,7 +501,7 @@
           <w:cs/>
           <w:lang w:val="en-US" w:bidi="th-TH"/>
         </w:rPr>
-        <w:t xml:space="preserve">รูปแบบไฟล์ Office Open XML</w:t>
+        <w:t xml:space="preserve">๒.๒ รูปแบบไฟล์ Office Open XML</w:t>
       </w:r>
     </w:p>
     <w:p>
@@ -525,7 +513,7 @@
           <w:cs/>
           <w:lang w:val="en-US" w:bidi="th-TH"/>
         </w:rPr>
-        <w:t xml:space="preserve">งานวิจัยที่เกี่ยวข้อง</w:t>
+        <w:t xml:space="preserve">๒.๓ งานวิจัยที่เกี่ยวข้อง</w:t>
       </w:r>
     </w:p>
     <w:p>
@@ -549,7 +537,7 @@
           <w:cs/>
           <w:lang w:val="en-US" w:bidi="th-TH"/>
         </w:rPr>
-        <w:t xml:space="preserve">ประชากรและกลุ่มตัวอย่าง</w:t>
+        <w:t xml:space="preserve">๓.๑ ประชากรและกลุ่มตัวอย่าง</w:t>
       </w:r>
     </w:p>
     <w:p>
@@ -561,7 +549,7 @@
           <w:cs/>
           <w:lang w:val="en-US" w:bidi="th-TH"/>
         </w:rPr>
-        <w:t xml:space="preserve">เครื่องมือที่ใช้ในการวิจัย</w:t>
+        <w:t xml:space="preserve">๓.๒ เครื่องมือที่ใช้ในการวิจัย</w:t>
       </w:r>
     </w:p>
     <w:p>
@@ -573,7 +561,7 @@
           <w:cs/>
           <w:lang w:val="en-US" w:bidi="th-TH"/>
         </w:rPr>
-        <w:t xml:space="preserve">การเก็บรวบรวมข้อมูล</w:t>
+        <w:t xml:space="preserve">๓.๓ การเก็บรวบรวมข้อมูล</w:t>
       </w:r>
     </w:p>
     <w:p>
@@ -609,7 +597,7 @@
           <w:cs/>
           <w:lang w:val="en-US" w:bidi="th-TH"/>
         </w:rPr>
-        <w:t xml:space="preserve">สรุปผลการวิจัย</w:t>
+        <w:t xml:space="preserve">๕.๑ สรุปผลการวิจัย</w:t>
       </w:r>
     </w:p>
     <w:p>
@@ -621,7 +609,7 @@
           <w:cs/>
           <w:lang w:val="en-US" w:bidi="th-TH"/>
         </w:rPr>
-        <w:t xml:space="preserve">อภิปรายผล</w:t>
+        <w:t xml:space="preserve">๕.๒ อภิปรายผล</w:t>
       </w:r>
     </w:p>
     <w:p>
@@ -633,7 +621,7 @@
           <w:cs/>
           <w:lang w:val="en-US" w:bidi="th-TH"/>
         </w:rPr>
-        <w:t xml:space="preserve">ข้อเสนอแนะ</w:t>
+        <w:t xml:space="preserve">๕.๓ ข้อเสนอแนะ</w:t>
       </w:r>
     </w:p>
     <w:p>
@@ -669,7 +657,7 @@
           <w:cs/>
           <w:lang w:val="en-US" w:bidi="th-TH"/>
         </w:rPr>
-        <w:t xml:space="preserve">ส่วนที่ 1 ข้อมูลทั่วไปของผู้ตอบแบบสอบถาม</w:t>
+        <w:t xml:space="preserve">A.๑ ส่วนที่ 1 ข้อมูลทั่วไปของผู้ตอบแบบสอบถาม</w:t>
       </w:r>
     </w:p>
     <w:p>
@@ -681,7 +669,7 @@
           <w:cs/>
           <w:lang w:val="en-US" w:bidi="th-TH"/>
         </w:rPr>
-        <w:t xml:space="preserve">ส่วนที่ 2 ความคิดเห็นต่อระบบ</w:t>
+        <w:t xml:space="preserve">A.๒ ส่วนที่ 2 ความคิดเห็นต่อระบบ</w:t>
       </w:r>
     </w:p>
     <w:p>
@@ -743,9 +731,6 @@
     <w:p>
       <w:pPr>
         <w:pStyle w:val="Heading1"/>
-        <w:numPr>
-          <w:numId w:val="0"/>
-        </w:numPr>
       </w:pPr>
       <w:r>
         <w:rPr>
@@ -859,9 +844,6 @@
     <w:p>
       <w:pPr>
         <w:pStyle w:val="Heading1"/>
-        <w:numPr>
-          <w:numId w:val="0"/>
-        </w:numPr>
       </w:pPr>
       <w:r>
         <w:rPr>
@@ -969,7 +951,7 @@
           <w:cs/>
           <w:lang w:val="en-US" w:bidi="th-TH"/>
         </w:rPr>
-        <w:t xml:space="preserve">บทนำ</w:t>
+        <w:t xml:space="preserve">บทที่ ๑ บทนำ</w:t>
       </w:r>
     </w:p>
     <w:p>
@@ -981,7 +963,7 @@
           <w:cs/>
           <w:lang w:val="en-US" w:bidi="th-TH"/>
         </w:rPr>
-        <w:t xml:space="preserve">ความเป็นมาและความสำคัญของปัญหา</w:t>
+        <w:t xml:space="preserve">๑.๑ ความเป็นมาและความสำคัญของปัญหา</w:t>
       </w:r>
     </w:p>
     <w:p>
@@ -1230,17 +1212,28 @@
           <w:cs/>
           <w:lang w:val="en-US" w:bidi="th-TH"/>
         </w:rPr>
-        <w:t xml:space="preserve">วัตถุประสงค์ของการวิจัย</w:t>
+        <w:t xml:space="preserve">๑.๒ วัตถุประสงค์ของการวิจัย</w:t>
       </w:r>
     </w:p>
     <w:p>
       <w:pPr>
         <w:pStyle w:val="ListParagraph"/>
-        <w:numPr>
-          <w:ilvl w:val="0"/>
-          <w:numId w:val="2"/>
-        </w:numPr>
-      </w:pPr>
+        <w:ind w:left="720" w:hanging="360"/>
+      </w:pPr>
+      <w:r>
+        <w:rPr>
+          <w:cs/>
+          <w:lang w:val="en-US" w:bidi="th-TH"/>
+        </w:rPr>
+        <w:t xml:space="preserve">๑.</w:t>
+      </w:r>
+      <w:r>
+        <w:rPr>
+          <w:cs/>
+          <w:lang w:val="en-US" w:bidi="th-TH"/>
+        </w:rPr>
+        <w:tab/>
+      </w:r>
       <w:r>
         <w:rPr>
           <w:cs/>
@@ -1252,11 +1245,22 @@
     <w:p>
       <w:pPr>
         <w:pStyle w:val="ListParagraph"/>
-        <w:numPr>
-          <w:ilvl w:val="0"/>
-          <w:numId w:val="2"/>
-        </w:numPr>
-      </w:pPr>
+        <w:ind w:left="720" w:hanging="360"/>
+      </w:pPr>
+      <w:r>
+        <w:rPr>
+          <w:cs/>
+          <w:lang w:val="en-US" w:bidi="th-TH"/>
+        </w:rPr>
+        <w:t xml:space="preserve">๒.</w:t>
+      </w:r>
+      <w:r>
+        <w:rPr>
+          <w:cs/>
+          <w:lang w:val="en-US" w:bidi="th-TH"/>
+        </w:rPr>
+        <w:tab/>
+      </w:r>
       <w:r>
         <w:rPr>
           <w:cs/>
@@ -1317,11 +1321,22 @@
     <w:p>
       <w:pPr>
         <w:pStyle w:val="ListParagraph"/>
-        <w:numPr>
-          <w:ilvl w:val="0"/>
-          <w:numId w:val="2"/>
-        </w:numPr>
-      </w:pPr>
+        <w:ind w:left="720" w:hanging="360"/>
+      </w:pPr>
+      <w:r>
+        <w:rPr>
+          <w:cs/>
+          <w:lang w:val="en-US" w:bidi="th-TH"/>
+        </w:rPr>
+        <w:t xml:space="preserve">๓.</w:t>
+      </w:r>
+      <w:r>
+        <w:rPr>
+          <w:cs/>
+          <w:lang w:val="en-US" w:bidi="th-TH"/>
+        </w:rPr>
+        <w:tab/>
+      </w:r>
       <w:r>
         <w:rPr>
           <w:cs/>
@@ -1339,7 +1354,7 @@
           <w:cs/>
           <w:lang w:val="en-US" w:bidi="th-TH"/>
         </w:rPr>
-        <w:t xml:space="preserve">ขอบเขตของการวิจัย</w:t>
+        <w:t xml:space="preserve">๑.๓ ขอบเขตของการวิจัย</w:t>
       </w:r>
     </w:p>
     <w:p>
@@ -1351,7 +1366,7 @@
           <w:cs/>
           <w:lang w:val="en-US" w:bidi="th-TH"/>
         </w:rPr>
-        <w:t xml:space="preserve">ขอบเขตด้านเนื้อหา</w:t>
+        <w:t xml:space="preserve">๑.๓.๑ ขอบเขตด้านเนื้อหา</w:t>
       </w:r>
     </w:p>
     <w:p>
@@ -1455,7 +1470,7 @@
           <w:cs/>
           <w:lang w:val="en-US" w:bidi="th-TH"/>
         </w:rPr>
-        <w:t xml:space="preserve">ขอบเขตด้านเวลา</w:t>
+        <w:t xml:space="preserve">๑.๓.๒ ขอบเขตด้านเวลา</w:t>
       </w:r>
     </w:p>
     <w:p>
@@ -1563,7 +1578,7 @@
           <w:cs/>
           <w:lang w:val="en-US" w:bidi="th-TH"/>
         </w:rPr>
-        <w:t xml:space="preserve">ประโยชน์ที่คาดว่าจะได้รับ</w:t>
+        <w:t xml:space="preserve">๑.๔ ประโยชน์ที่คาดว่าจะได้รับ</w:t>
       </w:r>
     </w:p>
     <w:p>
@@ -1578,106 +1593,7 @@
           <w:cs/>
           <w:lang w:val="en-US" w:bidi="th-TH"/>
         </w:rPr>
-        <w:t xml:space="preserve">ตารางที่ </w:t>
-      </w:r>
-      <w:r>
-        <w:rPr>
-          <w:b/>
-          <w:bCs/>
-          <w:cs/>
-          <w:lang w:val="en-US" w:bidi="th-TH"/>
-        </w:rPr>
-        <w:fldChar w:fldCharType="begin"/>
-      </w:r>
-      <w:r>
-        <w:rPr>
-          <w:b/>
-          <w:bCs/>
-          <w:cs/>
-          <w:lang w:val="en-US" w:bidi="th-TH"/>
-        </w:rPr>
-        <w:instrText xml:space="preserve"> STYLEREF 1 \s </w:instrText>
-      </w:r>
-      <w:r>
-        <w:rPr>
-          <w:b/>
-          <w:bCs/>
-          <w:cs/>
-          <w:lang w:val="en-US" w:bidi="th-TH"/>
-        </w:rPr>
-        <w:fldChar w:fldCharType="separate"/>
-      </w:r>
-      <w:r>
-        <w:rPr>
-          <w:b/>
-          <w:bCs/>
-          <w:cs/>
-          <w:lang w:val="en-US" w:bidi="th-TH"/>
-        </w:rPr>
-        <w:t xml:space="preserve">๑</w:t>
-      </w:r>
-      <w:r>
-        <w:rPr>
-          <w:b/>
-          <w:bCs/>
-          <w:cs/>
-          <w:lang w:val="en-US" w:bidi="th-TH"/>
-        </w:rPr>
-        <w:fldChar w:fldCharType="end"/>
-      </w:r>
-      <w:r>
-        <w:rPr>
-          <w:b/>
-          <w:bCs/>
-          <w:cs/>
-          <w:lang w:val="en-US" w:bidi="th-TH"/>
-        </w:rPr>
-        <w:t xml:space="preserve">-</w:t>
-      </w:r>
-      <w:r>
-        <w:rPr>
-          <w:b/>
-          <w:bCs/>
-          <w:cs/>
-          <w:lang w:val="en-US" w:bidi="th-TH"/>
-        </w:rPr>
-        <w:fldChar w:fldCharType="begin"/>
-      </w:r>
-      <w:r>
-        <w:rPr>
-          <w:b/>
-          <w:bCs/>
-          <w:cs/>
-          <w:lang w:val="en-US" w:bidi="th-TH"/>
-        </w:rPr>
-        <w:instrText xml:space="preserve"> SEQ Table \* ThaiArabic \s 1 </w:instrText>
-      </w:r>
-      <w:r>
-        <w:rPr>
-          <w:b/>
-          <w:bCs/>
-          <w:cs/>
-          <w:lang w:val="en-US" w:bidi="th-TH"/>
-        </w:rPr>
-        <w:fldChar w:fldCharType="separate"/>
-      </w:r>
-      <w:r>
-        <w:rPr>
-          <w:b/>
-          <w:bCs/>
-          <w:cs/>
-          <w:lang w:val="en-US" w:bidi="th-TH"/>
-        </w:rPr>
-        <w:t xml:space="preserve">๑</w:t>
-      </w:r>
-      <w:r>
-        <w:rPr>
-          <w:b/>
-          <w:bCs/>
-          <w:cs/>
-          <w:lang w:val="en-US" w:bidi="th-TH"/>
-        </w:rPr>
-        <w:fldChar w:fldCharType="end"/>
+        <w:t xml:space="preserve">ตารางที่ ๑-๑</w:t>
       </w:r>
       <w:r>
         <w:rPr>
@@ -1987,7 +1903,7 @@
           <w:cs/>
           <w:lang w:val="en-US" w:bidi="th-TH"/>
         </w:rPr>
-        <w:t xml:space="preserve">ทฤษฎีและงานวิจัยที่เกี่ยวข้อง</w:t>
+        <w:t xml:space="preserve">บทที่ ๒ ทฤษฎีและงานวิจัยที่เกี่ยวข้อง</w:t>
       </w:r>
     </w:p>
     <w:p>
@@ -1999,7 +1915,7 @@
           <w:cs/>
           <w:lang w:val="en-US" w:bidi="th-TH"/>
         </w:rPr>
-        <w:t xml:space="preserve">ลักษณะของอักษรไทยในเอกสารดิจิทัล</w:t>
+        <w:t xml:space="preserve">๒.๑ ลักษณะของอักษรไทยในเอกสารดิจิทัล</w:t>
       </w:r>
     </w:p>
     <w:p>
@@ -2050,106 +1966,7 @@
           <w:cs/>
           <w:lang w:val="en-US" w:bidi="th-TH"/>
         </w:rPr>
-        <w:t xml:space="preserve">ตารางที่ </w:t>
-      </w:r>
-      <w:r>
-        <w:rPr>
-          <w:b/>
-          <w:bCs/>
-          <w:cs/>
-          <w:lang w:val="en-US" w:bidi="th-TH"/>
-        </w:rPr>
-        <w:fldChar w:fldCharType="begin"/>
-      </w:r>
-      <w:r>
-        <w:rPr>
-          <w:b/>
-          <w:bCs/>
-          <w:cs/>
-          <w:lang w:val="en-US" w:bidi="th-TH"/>
-        </w:rPr>
-        <w:instrText xml:space="preserve"> STYLEREF 1 \s </w:instrText>
-      </w:r>
-      <w:r>
-        <w:rPr>
-          <w:b/>
-          <w:bCs/>
-          <w:cs/>
-          <w:lang w:val="en-US" w:bidi="th-TH"/>
-        </w:rPr>
-        <w:fldChar w:fldCharType="separate"/>
-      </w:r>
-      <w:r>
-        <w:rPr>
-          <w:b/>
-          <w:bCs/>
-          <w:cs/>
-          <w:lang w:val="en-US" w:bidi="th-TH"/>
-        </w:rPr>
-        <w:t xml:space="preserve">๒</w:t>
-      </w:r>
-      <w:r>
-        <w:rPr>
-          <w:b/>
-          <w:bCs/>
-          <w:cs/>
-          <w:lang w:val="en-US" w:bidi="th-TH"/>
-        </w:rPr>
-        <w:fldChar w:fldCharType="end"/>
-      </w:r>
-      <w:r>
-        <w:rPr>
-          <w:b/>
-          <w:bCs/>
-          <w:cs/>
-          <w:lang w:val="en-US" w:bidi="th-TH"/>
-        </w:rPr>
-        <w:t xml:space="preserve">-</w:t>
-      </w:r>
-      <w:r>
-        <w:rPr>
-          <w:b/>
-          <w:bCs/>
-          <w:cs/>
-          <w:lang w:val="en-US" w:bidi="th-TH"/>
-        </w:rPr>
-        <w:fldChar w:fldCharType="begin"/>
-      </w:r>
-      <w:r>
-        <w:rPr>
-          <w:b/>
-          <w:bCs/>
-          <w:cs/>
-          <w:lang w:val="en-US" w:bidi="th-TH"/>
-        </w:rPr>
-        <w:instrText xml:space="preserve"> SEQ Table \* ThaiArabic \s 1 </w:instrText>
-      </w:r>
-      <w:r>
-        <w:rPr>
-          <w:b/>
-          <w:bCs/>
-          <w:cs/>
-          <w:lang w:val="en-US" w:bidi="th-TH"/>
-        </w:rPr>
-        <w:fldChar w:fldCharType="separate"/>
-      </w:r>
-      <w:r>
-        <w:rPr>
-          <w:b/>
-          <w:bCs/>
-          <w:cs/>
-          <w:lang w:val="en-US" w:bidi="th-TH"/>
-        </w:rPr>
-        <w:t xml:space="preserve">๑</w:t>
-      </w:r>
-      <w:r>
-        <w:rPr>
-          <w:b/>
-          <w:bCs/>
-          <w:cs/>
-          <w:lang w:val="en-US" w:bidi="th-TH"/>
-        </w:rPr>
-        <w:fldChar w:fldCharType="end"/>
+        <w:t xml:space="preserve">ตารางที่ ๒-๑</w:t>
       </w:r>
       <w:r>
         <w:rPr>
@@ -2547,106 +2364,7 @@
           <w:cs/>
           <w:lang w:val="en-US" w:bidi="th-TH"/>
         </w:rPr>
-        <w:t xml:space="preserve">รูปที่ </w:t>
-      </w:r>
-      <w:r>
-        <w:rPr>
-          <w:b/>
-          <w:bCs/>
-          <w:cs/>
-          <w:lang w:val="en-US" w:bidi="th-TH"/>
-        </w:rPr>
-        <w:fldChar w:fldCharType="begin"/>
-      </w:r>
-      <w:r>
-        <w:rPr>
-          <w:b/>
-          <w:bCs/>
-          <w:cs/>
-          <w:lang w:val="en-US" w:bidi="th-TH"/>
-        </w:rPr>
-        <w:instrText xml:space="preserve"> STYLEREF 1 \s </w:instrText>
-      </w:r>
-      <w:r>
-        <w:rPr>
-          <w:b/>
-          <w:bCs/>
-          <w:cs/>
-          <w:lang w:val="en-US" w:bidi="th-TH"/>
-        </w:rPr>
-        <w:fldChar w:fldCharType="separate"/>
-      </w:r>
-      <w:r>
-        <w:rPr>
-          <w:b/>
-          <w:bCs/>
-          <w:cs/>
-          <w:lang w:val="en-US" w:bidi="th-TH"/>
-        </w:rPr>
-        <w:t xml:space="preserve">๒</w:t>
-      </w:r>
-      <w:r>
-        <w:rPr>
-          <w:b/>
-          <w:bCs/>
-          <w:cs/>
-          <w:lang w:val="en-US" w:bidi="th-TH"/>
-        </w:rPr>
-        <w:fldChar w:fldCharType="end"/>
-      </w:r>
-      <w:r>
-        <w:rPr>
-          <w:b/>
-          <w:bCs/>
-          <w:cs/>
-          <w:lang w:val="en-US" w:bidi="th-TH"/>
-        </w:rPr>
-        <w:t xml:space="preserve">-</w:t>
-      </w:r>
-      <w:r>
-        <w:rPr>
-          <w:b/>
-          <w:bCs/>
-          <w:cs/>
-          <w:lang w:val="en-US" w:bidi="th-TH"/>
-        </w:rPr>
-        <w:fldChar w:fldCharType="begin"/>
-      </w:r>
-      <w:r>
-        <w:rPr>
-          <w:b/>
-          <w:bCs/>
-          <w:cs/>
-          <w:lang w:val="en-US" w:bidi="th-TH"/>
-        </w:rPr>
-        <w:instrText xml:space="preserve"> SEQ Figure \* ThaiArabic \s 1 </w:instrText>
-      </w:r>
-      <w:r>
-        <w:rPr>
-          <w:b/>
-          <w:bCs/>
-          <w:cs/>
-          <w:lang w:val="en-US" w:bidi="th-TH"/>
-        </w:rPr>
-        <w:fldChar w:fldCharType="separate"/>
-      </w:r>
-      <w:r>
-        <w:rPr>
-          <w:b/>
-          <w:bCs/>
-          <w:cs/>
-          <w:lang w:val="en-US" w:bidi="th-TH"/>
-        </w:rPr>
-        <w:t xml:space="preserve">๑</w:t>
-      </w:r>
-      <w:r>
-        <w:rPr>
-          <w:b/>
-          <w:bCs/>
-          <w:cs/>
-          <w:lang w:val="en-US" w:bidi="th-TH"/>
-        </w:rPr>
-        <w:fldChar w:fldCharType="end"/>
+        <w:t xml:space="preserve">รูปที่ ๒-๑</w:t>
       </w:r>
       <w:r>
         <w:rPr>
@@ -2665,7 +2383,7 @@
           <w:cs/>
           <w:lang w:val="en-US" w:bidi="th-TH"/>
         </w:rPr>
-        <w:t xml:space="preserve">รูปแบบไฟล์ Office Open XML</w:t>
+        <w:t xml:space="preserve">๒.๒ รูปแบบไฟล์ Office Open XML</w:t>
       </w:r>
     </w:p>
     <w:p>
@@ -2752,7 +2470,7 @@
           <w:cs/>
           <w:lang w:val="en-US" w:bidi="th-TH"/>
         </w:rPr>
-        <w:t xml:space="preserve">งานวิจัยที่เกี่ยวข้อง</w:t>
+        <w:t xml:space="preserve">๒.๓ งานวิจัยที่เกี่ยวข้อง</w:t>
       </w:r>
     </w:p>
     <w:p>
@@ -2789,7 +2507,7 @@
           <w:cs/>
           <w:lang w:val="en-US" w:bidi="th-TH"/>
         </w:rPr>
-        <w:t xml:space="preserve">วิธีดำเนินการวิจัย</w:t>
+        <w:t xml:space="preserve">บทที่ ๓ วิธีดำเนินการวิจัย</w:t>
       </w:r>
     </w:p>
     <w:p>
@@ -2801,7 +2519,7 @@
           <w:cs/>
           <w:lang w:val="en-US" w:bidi="th-TH"/>
         </w:rPr>
-        <w:t xml:space="preserve">ประชากรและกลุ่มตัวอย่าง</w:t>
+        <w:t xml:space="preserve">๓.๑ ประชากรและกลุ่มตัวอย่าง</w:t>
       </w:r>
     </w:p>
     <w:p>
@@ -2825,7 +2543,7 @@
           <w:cs/>
           <w:lang w:val="en-US" w:bidi="th-TH"/>
         </w:rPr>
-        <w:t xml:space="preserve">เครื่องมือที่ใช้ในการวิจัย</w:t>
+        <w:t xml:space="preserve">๓.๒ เครื่องมือที่ใช้ในการวิจัย</w:t>
       </w:r>
     </w:p>
     <w:p>
@@ -2895,106 +2613,7 @@
           <w:cs/>
           <w:lang w:val="en-US" w:bidi="th-TH"/>
         </w:rPr>
-        <w:t xml:space="preserve">รูปที่ </w:t>
-      </w:r>
-      <w:r>
-        <w:rPr>
-          <w:b/>
-          <w:bCs/>
-          <w:cs/>
-          <w:lang w:val="en-US" w:bidi="th-TH"/>
-        </w:rPr>
-        <w:fldChar w:fldCharType="begin"/>
-      </w:r>
-      <w:r>
-        <w:rPr>
-          <w:b/>
-          <w:bCs/>
-          <w:cs/>
-          <w:lang w:val="en-US" w:bidi="th-TH"/>
-        </w:rPr>
-        <w:instrText xml:space="preserve"> STYLEREF 1 \s </w:instrText>
-      </w:r>
-      <w:r>
-        <w:rPr>
-          <w:b/>
-          <w:bCs/>
-          <w:cs/>
-          <w:lang w:val="en-US" w:bidi="th-TH"/>
-        </w:rPr>
-        <w:fldChar w:fldCharType="separate"/>
-      </w:r>
-      <w:r>
-        <w:rPr>
-          <w:b/>
-          <w:bCs/>
-          <w:cs/>
-          <w:lang w:val="en-US" w:bidi="th-TH"/>
-        </w:rPr>
-        <w:t xml:space="preserve">๓</w:t>
-      </w:r>
-      <w:r>
-        <w:rPr>
-          <w:b/>
-          <w:bCs/>
-          <w:cs/>
-          <w:lang w:val="en-US" w:bidi="th-TH"/>
-        </w:rPr>
-        <w:fldChar w:fldCharType="end"/>
-      </w:r>
-      <w:r>
-        <w:rPr>
-          <w:b/>
-          <w:bCs/>
-          <w:cs/>
-          <w:lang w:val="en-US" w:bidi="th-TH"/>
-        </w:rPr>
-        <w:t xml:space="preserve">-</w:t>
-      </w:r>
-      <w:r>
-        <w:rPr>
-          <w:b/>
-          <w:bCs/>
-          <w:cs/>
-          <w:lang w:val="en-US" w:bidi="th-TH"/>
-        </w:rPr>
-        <w:fldChar w:fldCharType="begin"/>
-      </w:r>
-      <w:r>
-        <w:rPr>
-          <w:b/>
-          <w:bCs/>
-          <w:cs/>
-          <w:lang w:val="en-US" w:bidi="th-TH"/>
-        </w:rPr>
-        <w:instrText xml:space="preserve"> SEQ Figure \* ThaiArabic \s 1 </w:instrText>
-      </w:r>
-      <w:r>
-        <w:rPr>
-          <w:b/>
-          <w:bCs/>
-          <w:cs/>
-          <w:lang w:val="en-US" w:bidi="th-TH"/>
-        </w:rPr>
-        <w:fldChar w:fldCharType="separate"/>
-      </w:r>
-      <w:r>
-        <w:rPr>
-          <w:b/>
-          <w:bCs/>
-          <w:cs/>
-          <w:lang w:val="en-US" w:bidi="th-TH"/>
-        </w:rPr>
-        <w:t xml:space="preserve">๑</w:t>
-      </w:r>
-      <w:r>
-        <w:rPr>
-          <w:b/>
-          <w:bCs/>
-          <w:cs/>
-          <w:lang w:val="en-US" w:bidi="th-TH"/>
-        </w:rPr>
-        <w:fldChar w:fldCharType="end"/>
+        <w:t xml:space="preserve">รูปที่ ๓-๑</w:t>
       </w:r>
       <w:r>
         <w:rPr>
@@ -3013,17 +2632,28 @@
           <w:cs/>
           <w:lang w:val="en-US" w:bidi="th-TH"/>
         </w:rPr>
-        <w:t xml:space="preserve">การเก็บรวบรวมข้อมูล</w:t>
+        <w:t xml:space="preserve">๓.๓ การเก็บรวบรวมข้อมูล</w:t>
       </w:r>
     </w:p>
     <w:p>
       <w:pPr>
         <w:pStyle w:val="ListParagraph"/>
-        <w:numPr>
-          <w:ilvl w:val="0"/>
-          <w:numId w:val="3"/>
-        </w:numPr>
-      </w:pPr>
+        <w:ind w:left="720" w:hanging="360"/>
+      </w:pPr>
+      <w:r>
+        <w:rPr>
+          <w:cs/>
+          <w:lang w:val="en-US" w:bidi="th-TH"/>
+        </w:rPr>
+        <w:t xml:space="preserve">๑.</w:t>
+      </w:r>
+      <w:r>
+        <w:rPr>
+          <w:cs/>
+          <w:lang w:val="en-US" w:bidi="th-TH"/>
+        </w:rPr>
+        <w:tab/>
+      </w:r>
       <w:r>
         <w:rPr>
           <w:cs/>
@@ -3035,11 +2665,22 @@
     <w:p>
       <w:pPr>
         <w:pStyle w:val="ListParagraph"/>
-        <w:numPr>
-          <w:ilvl w:val="0"/>
-          <w:numId w:val="3"/>
-        </w:numPr>
-      </w:pPr>
+        <w:ind w:left="720" w:hanging="360"/>
+      </w:pPr>
+      <w:r>
+        <w:rPr>
+          <w:cs/>
+          <w:lang w:val="en-US" w:bidi="th-TH"/>
+        </w:rPr>
+        <w:t xml:space="preserve">๒.</w:t>
+      </w:r>
+      <w:r>
+        <w:rPr>
+          <w:cs/>
+          <w:lang w:val="en-US" w:bidi="th-TH"/>
+        </w:rPr>
+        <w:tab/>
+      </w:r>
       <w:r>
         <w:rPr>
           <w:cs/>
@@ -3051,10 +2692,7 @@
     <w:p>
       <w:pPr>
         <w:pStyle w:val="ListParagraph"/>
-        <w:numPr>
-          <w:ilvl w:val="0"/>
-          <w:numId w:val="3"/>
-        </w:numPr>
+        <w:ind w:left="720" w:hanging="360"/>
         <w:sectPr>
           <w:headerReference w:type="default" r:id="rId7"/>
           <w:headerReference w:type="first" r:id="rId8"/>
@@ -3074,6 +2712,20 @@
           <w:cs/>
           <w:lang w:val="en-US" w:bidi="th-TH"/>
         </w:rPr>
+        <w:t xml:space="preserve">๓.</w:t>
+      </w:r>
+      <w:r>
+        <w:rPr>
+          <w:cs/>
+          <w:lang w:val="en-US" w:bidi="th-TH"/>
+        </w:rPr>
+        <w:tab/>
+      </w:r>
+      <w:r>
+        <w:rPr>
+          <w:cs/>
+          <w:lang w:val="en-US" w:bidi="th-TH"/>
+        </w:rPr>
         <w:t xml:space="preserve">บันทึกภาพหน้าจอของทุกรายการที่ไม่ผ่าน พร้อมรุ่นของโปรแกรมที่ใช้</w:t>
       </w:r>
     </w:p>
@@ -3086,7 +2738,7 @@
           <w:cs/>
           <w:lang w:val="en-US" w:bidi="th-TH"/>
         </w:rPr>
-        <w:t xml:space="preserve">ผลการวิจัย</w:t>
+        <w:t xml:space="preserve">บทที่ ๔ ผลการวิจัย</w:t>
       </w:r>
     </w:p>
     <w:p>
@@ -3113,106 +2765,7 @@
           <w:cs/>
           <w:lang w:val="en-US" w:bidi="th-TH"/>
         </w:rPr>
-        <w:t xml:space="preserve">ตารางที่ </w:t>
-      </w:r>
-      <w:r>
-        <w:rPr>
-          <w:b/>
-          <w:bCs/>
-          <w:cs/>
-          <w:lang w:val="en-US" w:bidi="th-TH"/>
-        </w:rPr>
-        <w:fldChar w:fldCharType="begin"/>
-      </w:r>
-      <w:r>
-        <w:rPr>
-          <w:b/>
-          <w:bCs/>
-          <w:cs/>
-          <w:lang w:val="en-US" w:bidi="th-TH"/>
-        </w:rPr>
-        <w:instrText xml:space="preserve"> STYLEREF 1 \s </w:instrText>
-      </w:r>
-      <w:r>
-        <w:rPr>
-          <w:b/>
-          <w:bCs/>
-          <w:cs/>
-          <w:lang w:val="en-US" w:bidi="th-TH"/>
-        </w:rPr>
-        <w:fldChar w:fldCharType="separate"/>
-      </w:r>
-      <w:r>
-        <w:rPr>
-          <w:b/>
-          <w:bCs/>
-          <w:cs/>
-          <w:lang w:val="en-US" w:bidi="th-TH"/>
-        </w:rPr>
-        <w:t xml:space="preserve">๔</w:t>
-      </w:r>
-      <w:r>
-        <w:rPr>
-          <w:b/>
-          <w:bCs/>
-          <w:cs/>
-          <w:lang w:val="en-US" w:bidi="th-TH"/>
-        </w:rPr>
-        <w:fldChar w:fldCharType="end"/>
-      </w:r>
-      <w:r>
-        <w:rPr>
-          <w:b/>
-          <w:bCs/>
-          <w:cs/>
-          <w:lang w:val="en-US" w:bidi="th-TH"/>
-        </w:rPr>
-        <w:t xml:space="preserve">-</w:t>
-      </w:r>
-      <w:r>
-        <w:rPr>
-          <w:b/>
-          <w:bCs/>
-          <w:cs/>
-          <w:lang w:val="en-US" w:bidi="th-TH"/>
-        </w:rPr>
-        <w:fldChar w:fldCharType="begin"/>
-      </w:r>
-      <w:r>
-        <w:rPr>
-          <w:b/>
-          <w:bCs/>
-          <w:cs/>
-          <w:lang w:val="en-US" w:bidi="th-TH"/>
-        </w:rPr>
-        <w:instrText xml:space="preserve"> SEQ Table \* ThaiArabic \s 1 </w:instrText>
-      </w:r>
-      <w:r>
-        <w:rPr>
-          <w:b/>
-          <w:bCs/>
-          <w:cs/>
-          <w:lang w:val="en-US" w:bidi="th-TH"/>
-        </w:rPr>
-        <w:fldChar w:fldCharType="separate"/>
-      </w:r>
-      <w:r>
-        <w:rPr>
-          <w:b/>
-          <w:bCs/>
-          <w:cs/>
-          <w:lang w:val="en-US" w:bidi="th-TH"/>
-        </w:rPr>
-        <w:t xml:space="preserve">๑</w:t>
-      </w:r>
-      <w:r>
-        <w:rPr>
-          <w:b/>
-          <w:bCs/>
-          <w:cs/>
-          <w:lang w:val="en-US" w:bidi="th-TH"/>
-        </w:rPr>
-        <w:fldChar w:fldCharType="end"/>
+        <w:t xml:space="preserve">ตารางที่ ๔-๑</w:t>
       </w:r>
       <w:r>
         <w:rPr>
@@ -7267,106 +6820,7 @@
           <w:cs/>
           <w:lang w:val="en-US" w:bidi="th-TH"/>
         </w:rPr>
-        <w:t xml:space="preserve">รูปที่ </w:t>
-      </w:r>
-      <w:r>
-        <w:rPr>
-          <w:b/>
-          <w:bCs/>
-          <w:cs/>
-          <w:lang w:val="en-US" w:bidi="th-TH"/>
-        </w:rPr>
-        <w:fldChar w:fldCharType="begin"/>
-      </w:r>
-      <w:r>
-        <w:rPr>
-          <w:b/>
-          <w:bCs/>
-          <w:cs/>
-          <w:lang w:val="en-US" w:bidi="th-TH"/>
-        </w:rPr>
-        <w:instrText xml:space="preserve"> STYLEREF 1 \s </w:instrText>
-      </w:r>
-      <w:r>
-        <w:rPr>
-          <w:b/>
-          <w:bCs/>
-          <w:cs/>
-          <w:lang w:val="en-US" w:bidi="th-TH"/>
-        </w:rPr>
-        <w:fldChar w:fldCharType="separate"/>
-      </w:r>
-      <w:r>
-        <w:rPr>
-          <w:b/>
-          <w:bCs/>
-          <w:cs/>
-          <w:lang w:val="en-US" w:bidi="th-TH"/>
-        </w:rPr>
-        <w:t xml:space="preserve">๔</w:t>
-      </w:r>
-      <w:r>
-        <w:rPr>
-          <w:b/>
-          <w:bCs/>
-          <w:cs/>
-          <w:lang w:val="en-US" w:bidi="th-TH"/>
-        </w:rPr>
-        <w:fldChar w:fldCharType="end"/>
-      </w:r>
-      <w:r>
-        <w:rPr>
-          <w:b/>
-          <w:bCs/>
-          <w:cs/>
-          <w:lang w:val="en-US" w:bidi="th-TH"/>
-        </w:rPr>
-        <w:t xml:space="preserve">-</w:t>
-      </w:r>
-      <w:r>
-        <w:rPr>
-          <w:b/>
-          <w:bCs/>
-          <w:cs/>
-          <w:lang w:val="en-US" w:bidi="th-TH"/>
-        </w:rPr>
-        <w:fldChar w:fldCharType="begin"/>
-      </w:r>
-      <w:r>
-        <w:rPr>
-          <w:b/>
-          <w:bCs/>
-          <w:cs/>
-          <w:lang w:val="en-US" w:bidi="th-TH"/>
-        </w:rPr>
-        <w:instrText xml:space="preserve"> SEQ Figure \* ThaiArabic \s 1 </w:instrText>
-      </w:r>
-      <w:r>
-        <w:rPr>
-          <w:b/>
-          <w:bCs/>
-          <w:cs/>
-          <w:lang w:val="en-US" w:bidi="th-TH"/>
-        </w:rPr>
-        <w:fldChar w:fldCharType="separate"/>
-      </w:r>
-      <w:r>
-        <w:rPr>
-          <w:b/>
-          <w:bCs/>
-          <w:cs/>
-          <w:lang w:val="en-US" w:bidi="th-TH"/>
-        </w:rPr>
-        <w:t xml:space="preserve">๑</w:t>
-      </w:r>
-      <w:r>
-        <w:rPr>
-          <w:b/>
-          <w:bCs/>
-          <w:cs/>
-          <w:lang w:val="en-US" w:bidi="th-TH"/>
-        </w:rPr>
-        <w:fldChar w:fldCharType="end"/>
+        <w:t xml:space="preserve">รูปที่ ๔-๑</w:t>
       </w:r>
       <w:r>
         <w:rPr>
@@ -7385,7 +6839,7 @@
           <w:cs/>
           <w:lang w:val="en-US" w:bidi="th-TH"/>
         </w:rPr>
-        <w:t xml:space="preserve">สรุป อภิปรายผล และข้อเสนอแนะ</w:t>
+        <w:t xml:space="preserve">บทที่ ๕ สรุป อภิปรายผล และข้อเสนอแนะ</w:t>
       </w:r>
     </w:p>
     <w:p>
@@ -7397,7 +6851,7 @@
           <w:cs/>
           <w:lang w:val="en-US" w:bidi="th-TH"/>
         </w:rPr>
-        <w:t xml:space="preserve">สรุปผลการวิจัย</w:t>
+        <w:t xml:space="preserve">๕.๑ สรุปผลการวิจัย</w:t>
       </w:r>
     </w:p>
     <w:p>
@@ -7421,7 +6875,7 @@
           <w:cs/>
           <w:lang w:val="en-US" w:bidi="th-TH"/>
         </w:rPr>
-        <w:t xml:space="preserve">อภิปรายผล</w:t>
+        <w:t xml:space="preserve">๕.๒ อภิปรายผล</w:t>
       </w:r>
     </w:p>
     <w:p>
@@ -7445,7 +6899,7 @@
           <w:cs/>
           <w:lang w:val="en-US" w:bidi="th-TH"/>
         </w:rPr>
-        <w:t xml:space="preserve">ข้อเสนอแนะ</w:t>
+        <w:t xml:space="preserve">๕.๓ ข้อเสนอแนะ</w:t>
       </w:r>
     </w:p>
     <w:p>
@@ -7483,9 +6937,6 @@
     <w:p>
       <w:pPr>
         <w:pStyle w:val="Heading1"/>
-        <w:numPr>
-          <w:numId w:val="0"/>
-        </w:numPr>
       </w:pPr>
       <w:r>
         <w:rPr>
@@ -7617,33 +7068,25 @@
     <w:p>
       <w:pPr>
         <w:pStyle w:val="Heading1"/>
-        <w:numPr>
-          <w:ilvl w:val="0"/>
-          <w:numId w:val="5"/>
-        </w:numPr>
-      </w:pPr>
-      <w:r>
-        <w:rPr>
-          <w:cs/>
-          <w:lang w:val="en-US" w:bidi="th-TH"/>
-        </w:rPr>
-        <w:t xml:space="preserve">แบบสอบถามที่ใช้ในการวิจัย</w:t>
+      </w:pPr>
+      <w:r>
+        <w:rPr>
+          <w:cs/>
+          <w:lang w:val="en-US" w:bidi="th-TH"/>
+        </w:rPr>
+        <w:t xml:space="preserve">Appendix A แบบสอบถามที่ใช้ในการวิจัย</w:t>
       </w:r>
     </w:p>
     <w:p>
       <w:pPr>
         <w:pStyle w:val="Heading2"/>
-        <w:numPr>
-          <w:ilvl w:val="1"/>
-          <w:numId w:val="5"/>
-        </w:numPr>
-      </w:pPr>
-      <w:r>
-        <w:rPr>
-          <w:cs/>
-          <w:lang w:val="en-US" w:bidi="th-TH"/>
-        </w:rPr>
-        <w:t xml:space="preserve">ส่วนที่ 1 ข้อมูลทั่วไปของผู้ตอบแบบสอบถาม</w:t>
+      </w:pPr>
+      <w:r>
+        <w:rPr>
+          <w:cs/>
+          <w:lang w:val="en-US" w:bidi="th-TH"/>
+        </w:rPr>
+        <w:t xml:space="preserve">A.๑ ส่วนที่ 1 ข้อมูลทั่วไปของผู้ตอบแบบสอบถาม</w:t>
       </w:r>
     </w:p>
     <w:p>
@@ -7733,106 +7176,7 @@
           <w:cs/>
           <w:lang w:val="en-US" w:bidi="th-TH"/>
         </w:rPr>
-        <w:t xml:space="preserve">ตารางที่ </w:t>
-      </w:r>
-      <w:r>
-        <w:rPr>
-          <w:b/>
-          <w:bCs/>
-          <w:cs/>
-          <w:lang w:val="en-US" w:bidi="th-TH"/>
-        </w:rPr>
-        <w:fldChar w:fldCharType="begin"/>
-      </w:r>
-      <w:r>
-        <w:rPr>
-          <w:b/>
-          <w:bCs/>
-          <w:cs/>
-          <w:lang w:val="en-US" w:bidi="th-TH"/>
-        </w:rPr>
-        <w:instrText xml:space="preserve"> STYLEREF 1 \s </w:instrText>
-      </w:r>
-      <w:r>
-        <w:rPr>
-          <w:b/>
-          <w:bCs/>
-          <w:cs/>
-          <w:lang w:val="en-US" w:bidi="th-TH"/>
-        </w:rPr>
-        <w:fldChar w:fldCharType="separate"/>
-      </w:r>
-      <w:r>
-        <w:rPr>
-          <w:b/>
-          <w:bCs/>
-          <w:cs/>
-          <w:lang w:val="en-US" w:bidi="th-TH"/>
-        </w:rPr>
-        <w:t xml:space="preserve">A</w:t>
-      </w:r>
-      <w:r>
-        <w:rPr>
-          <w:b/>
-          <w:bCs/>
-          <w:cs/>
-          <w:lang w:val="en-US" w:bidi="th-TH"/>
-        </w:rPr>
-        <w:fldChar w:fldCharType="end"/>
-      </w:r>
-      <w:r>
-        <w:rPr>
-          <w:b/>
-          <w:bCs/>
-          <w:cs/>
-          <w:lang w:val="en-US" w:bidi="th-TH"/>
-        </w:rPr>
-        <w:t xml:space="preserve">-</w:t>
-      </w:r>
-      <w:r>
-        <w:rPr>
-          <w:b/>
-          <w:bCs/>
-          <w:cs/>
-          <w:lang w:val="en-US" w:bidi="th-TH"/>
-        </w:rPr>
-        <w:fldChar w:fldCharType="begin"/>
-      </w:r>
-      <w:r>
-        <w:rPr>
-          <w:b/>
-          <w:bCs/>
-          <w:cs/>
-          <w:lang w:val="en-US" w:bidi="th-TH"/>
-        </w:rPr>
-        <w:instrText xml:space="preserve"> SEQ Table \* ThaiArabic \s 1 </w:instrText>
-      </w:r>
-      <w:r>
-        <w:rPr>
-          <w:b/>
-          <w:bCs/>
-          <w:cs/>
-          <w:lang w:val="en-US" w:bidi="th-TH"/>
-        </w:rPr>
-        <w:fldChar w:fldCharType="separate"/>
-      </w:r>
-      <w:r>
-        <w:rPr>
-          <w:b/>
-          <w:bCs/>
-          <w:cs/>
-          <w:lang w:val="en-US" w:bidi="th-TH"/>
-        </w:rPr>
-        <w:t xml:space="preserve">๑</w:t>
-      </w:r>
-      <w:r>
-        <w:rPr>
-          <w:b/>
-          <w:bCs/>
-          <w:cs/>
-          <w:lang w:val="en-US" w:bidi="th-TH"/>
-        </w:rPr>
-        <w:fldChar w:fldCharType="end"/>
+        <w:t xml:space="preserve">ตารางที่ A-๑</w:t>
       </w:r>
       <w:r>
         <w:rPr>
@@ -8054,17 +7398,13 @@
     <w:p>
       <w:pPr>
         <w:pStyle w:val="Heading2"/>
-        <w:numPr>
-          <w:ilvl w:val="1"/>
-          <w:numId w:val="5"/>
-        </w:numPr>
-      </w:pPr>
-      <w:r>
-        <w:rPr>
-          <w:cs/>
-          <w:lang w:val="en-US" w:bidi="th-TH"/>
-        </w:rPr>
-        <w:t xml:space="preserve">ส่วนที่ 2 ความคิดเห็นต่อระบบ</w:t>
+      </w:pPr>
+      <w:r>
+        <w:rPr>
+          <w:cs/>
+          <w:lang w:val="en-US" w:bidi="th-TH"/>
+        </w:rPr>
+        <w:t xml:space="preserve">A.๒ ส่วนที่ 2 ความคิดเห็นต่อระบบ</w:t>
       </w:r>
     </w:p>
     <w:p>
@@ -8095,17 +7435,13 @@
     <w:p>
       <w:pPr>
         <w:pStyle w:val="Heading1"/>
-        <w:numPr>
-          <w:ilvl w:val="0"/>
-          <w:numId w:val="5"/>
-        </w:numPr>
-      </w:pPr>
-      <w:r>
-        <w:rPr>
-          <w:cs/>
-          <w:lang w:val="en-US" w:bidi="th-TH"/>
-        </w:rPr>
-        <w:t xml:space="preserve">ผลการตรวจสอบความเที่ยงตรงของเครื่องมือ</w:t>
+      </w:pPr>
+      <w:r>
+        <w:rPr>
+          <w:cs/>
+          <w:lang w:val="en-US" w:bidi="th-TH"/>
+        </w:rPr>
+        <w:t xml:space="preserve">Appendix B ผลการตรวจสอบความเที่ยงตรงของเครื่องมือ</w:t>
       </w:r>
     </w:p>
     <w:p>
@@ -8120,106 +7456,7 @@
           <w:cs/>
           <w:lang w:val="en-US" w:bidi="th-TH"/>
         </w:rPr>
-        <w:t xml:space="preserve">ตารางที่ </w:t>
-      </w:r>
-      <w:r>
-        <w:rPr>
-          <w:b/>
-          <w:bCs/>
-          <w:cs/>
-          <w:lang w:val="en-US" w:bidi="th-TH"/>
-        </w:rPr>
-        <w:fldChar w:fldCharType="begin"/>
-      </w:r>
-      <w:r>
-        <w:rPr>
-          <w:b/>
-          <w:bCs/>
-          <w:cs/>
-          <w:lang w:val="en-US" w:bidi="th-TH"/>
-        </w:rPr>
-        <w:instrText xml:space="preserve"> STYLEREF 1 \s </w:instrText>
-      </w:r>
-      <w:r>
-        <w:rPr>
-          <w:b/>
-          <w:bCs/>
-          <w:cs/>
-          <w:lang w:val="en-US" w:bidi="th-TH"/>
-        </w:rPr>
-        <w:fldChar w:fldCharType="separate"/>
-      </w:r>
-      <w:r>
-        <w:rPr>
-          <w:b/>
-          <w:bCs/>
-          <w:cs/>
-          <w:lang w:val="en-US" w:bidi="th-TH"/>
-        </w:rPr>
-        <w:t xml:space="preserve">B</w:t>
-      </w:r>
-      <w:r>
-        <w:rPr>
-          <w:b/>
-          <w:bCs/>
-          <w:cs/>
-          <w:lang w:val="en-US" w:bidi="th-TH"/>
-        </w:rPr>
-        <w:fldChar w:fldCharType="end"/>
-      </w:r>
-      <w:r>
-        <w:rPr>
-          <w:b/>
-          <w:bCs/>
-          <w:cs/>
-          <w:lang w:val="en-US" w:bidi="th-TH"/>
-        </w:rPr>
-        <w:t xml:space="preserve">-</w:t>
-      </w:r>
-      <w:r>
-        <w:rPr>
-          <w:b/>
-          <w:bCs/>
-          <w:cs/>
-          <w:lang w:val="en-US" w:bidi="th-TH"/>
-        </w:rPr>
-        <w:fldChar w:fldCharType="begin"/>
-      </w:r>
-      <w:r>
-        <w:rPr>
-          <w:b/>
-          <w:bCs/>
-          <w:cs/>
-          <w:lang w:val="en-US" w:bidi="th-TH"/>
-        </w:rPr>
-        <w:instrText xml:space="preserve"> SEQ Table \* ThaiArabic \s 1 </w:instrText>
-      </w:r>
-      <w:r>
-        <w:rPr>
-          <w:b/>
-          <w:bCs/>
-          <w:cs/>
-          <w:lang w:val="en-US" w:bidi="th-TH"/>
-        </w:rPr>
-        <w:fldChar w:fldCharType="separate"/>
-      </w:r>
-      <w:r>
-        <w:rPr>
-          <w:b/>
-          <w:bCs/>
-          <w:cs/>
-          <w:lang w:val="en-US" w:bidi="th-TH"/>
-        </w:rPr>
-        <w:t xml:space="preserve">๑</w:t>
-      </w:r>
-      <w:r>
-        <w:rPr>
-          <w:b/>
-          <w:bCs/>
-          <w:cs/>
-          <w:lang w:val="en-US" w:bidi="th-TH"/>
-        </w:rPr>
-        <w:fldChar w:fldCharType="end"/>
+        <w:t xml:space="preserve">ตารางที่ B-๑</w:t>
       </w:r>
       <w:r>
         <w:rPr>
@@ -8726,106 +7963,7 @@
           <w:cs/>
           <w:lang w:val="en-US" w:bidi="th-TH"/>
         </w:rPr>
-        <w:t xml:space="preserve">รูปที่ </w:t>
-      </w:r>
-      <w:r>
-        <w:rPr>
-          <w:b/>
-          <w:bCs/>
-          <w:cs/>
-          <w:lang w:val="en-US" w:bidi="th-TH"/>
-        </w:rPr>
-        <w:fldChar w:fldCharType="begin"/>
-      </w:r>
-      <w:r>
-        <w:rPr>
-          <w:b/>
-          <w:bCs/>
-          <w:cs/>
-          <w:lang w:val="en-US" w:bidi="th-TH"/>
-        </w:rPr>
-        <w:instrText xml:space="preserve"> STYLEREF 1 \s </w:instrText>
-      </w:r>
-      <w:r>
-        <w:rPr>
-          <w:b/>
-          <w:bCs/>
-          <w:cs/>
-          <w:lang w:val="en-US" w:bidi="th-TH"/>
-        </w:rPr>
-        <w:fldChar w:fldCharType="separate"/>
-      </w:r>
-      <w:r>
-        <w:rPr>
-          <w:b/>
-          <w:bCs/>
-          <w:cs/>
-          <w:lang w:val="en-US" w:bidi="th-TH"/>
-        </w:rPr>
-        <w:t xml:space="preserve">B</w:t>
-      </w:r>
-      <w:r>
-        <w:rPr>
-          <w:b/>
-          <w:bCs/>
-          <w:cs/>
-          <w:lang w:val="en-US" w:bidi="th-TH"/>
-        </w:rPr>
-        <w:fldChar w:fldCharType="end"/>
-      </w:r>
-      <w:r>
-        <w:rPr>
-          <w:b/>
-          <w:bCs/>
-          <w:cs/>
-          <w:lang w:val="en-US" w:bidi="th-TH"/>
-        </w:rPr>
-        <w:t xml:space="preserve">-</w:t>
-      </w:r>
-      <w:r>
-        <w:rPr>
-          <w:b/>
-          <w:bCs/>
-          <w:cs/>
-          <w:lang w:val="en-US" w:bidi="th-TH"/>
-        </w:rPr>
-        <w:fldChar w:fldCharType="begin"/>
-      </w:r>
-      <w:r>
-        <w:rPr>
-          <w:b/>
-          <w:bCs/>
-          <w:cs/>
-          <w:lang w:val="en-US" w:bidi="th-TH"/>
-        </w:rPr>
-        <w:instrText xml:space="preserve"> SEQ Figure \* ThaiArabic \s 1 </w:instrText>
-      </w:r>
-      <w:r>
-        <w:rPr>
-          <w:b/>
-          <w:bCs/>
-          <w:cs/>
-          <w:lang w:val="en-US" w:bidi="th-TH"/>
-        </w:rPr>
-        <w:fldChar w:fldCharType="separate"/>
-      </w:r>
-      <w:r>
-        <w:rPr>
-          <w:b/>
-          <w:bCs/>
-          <w:cs/>
-          <w:lang w:val="en-US" w:bidi="th-TH"/>
-        </w:rPr>
-        <w:t xml:space="preserve">๑</w:t>
-      </w:r>
-      <w:r>
-        <w:rPr>
-          <w:b/>
-          <w:bCs/>
-          <w:cs/>
-          <w:lang w:val="en-US" w:bidi="th-TH"/>
-        </w:rPr>
-        <w:fldChar w:fldCharType="end"/>
+        <w:t xml:space="preserve">รูปที่ B-๑</w:t>
       </w:r>
       <w:r>
         <w:rPr>
@@ -8838,17 +7976,13 @@
     <w:p>
       <w:pPr>
         <w:pStyle w:val="Heading1"/>
-        <w:numPr>
-          <w:ilvl w:val="0"/>
-          <w:numId w:val="5"/>
-        </w:numPr>
-      </w:pPr>
-      <w:r>
-        <w:rPr>
-          <w:cs/>
-          <w:lang w:val="en-US" w:bidi="th-TH"/>
-        </w:rPr>
-        <w:t xml:space="preserve">ตัวอย่างไฟล์ Markdown ที่ใช้ทดสอบ</w:t>
+      </w:pPr>
+      <w:r>
+        <w:rPr>
+          <w:cs/>
+          <w:lang w:val="en-US" w:bidi="th-TH"/>
+        </w:rPr>
+        <w:t xml:space="preserve">Appendix C ตัวอย่างไฟล์ Markdown ที่ใช้ทดสอบ</w:t>
       </w:r>
     </w:p>
     <w:p>
@@ -8951,9 +8085,6 @@
     <w:p>
       <w:pPr>
         <w:pStyle w:val="Heading1"/>
-        <w:numPr>
-          <w:numId w:val="0"/>
-        </w:numPr>
       </w:pPr>
       <w:r>
         <w:rPr>
@@ -9339,473 +8470,8 @@
       </w:rPr>
     </w:lvl>
   </w:abstractNum>
-  <w:abstractNum w:abstractNumId="1">
-    <w:multiLevelType w:val="hybridMultilevel"/>
-    <w:lvl w:ilvl="0">
-      <w:start w:val="1"/>
-      <w:numFmt w:val="thaiNumbers"/>
-      <w:lvlText w:val="%1."/>
-      <w:lvlJc w:val="left"/>
-      <w:pPr>
-        <w:ind w:left="720" w:hanging="360"/>
-      </w:pPr>
-      <w:rPr>
-        <w:rFonts w:ascii="TH Sarabun New" w:hAnsi="TH Sarabun New" w:cs="TH Sarabun New"/>
-        <w:sz w:val="32"/>
-        <w:szCs w:val="32"/>
-        <w:cs/>
-        <w:lang w:val="en-US" w:bidi="th-TH"/>
-      </w:rPr>
-    </w:lvl>
-    <w:lvl w:ilvl="1">
-      <w:start w:val="1"/>
-      <w:numFmt w:val="thaiNumbers"/>
-      <w:lvlText w:val="%2."/>
-      <w:lvlJc w:val="left"/>
-      <w:pPr>
-        <w:ind w:left="1440" w:hanging="360"/>
-      </w:pPr>
-      <w:rPr>
-        <w:rFonts w:ascii="TH Sarabun New" w:hAnsi="TH Sarabun New" w:cs="TH Sarabun New"/>
-        <w:sz w:val="32"/>
-        <w:szCs w:val="32"/>
-        <w:cs/>
-        <w:lang w:val="en-US" w:bidi="th-TH"/>
-      </w:rPr>
-    </w:lvl>
-    <w:lvl w:ilvl="2">
-      <w:start w:val="1"/>
-      <w:numFmt w:val="thaiNumbers"/>
-      <w:lvlText w:val="%3."/>
-      <w:lvlJc w:val="left"/>
-      <w:pPr>
-        <w:ind w:left="2160" w:hanging="360"/>
-      </w:pPr>
-      <w:rPr>
-        <w:rFonts w:ascii="TH Sarabun New" w:hAnsi="TH Sarabun New" w:cs="TH Sarabun New"/>
-        <w:sz w:val="32"/>
-        <w:szCs w:val="32"/>
-        <w:cs/>
-        <w:lang w:val="en-US" w:bidi="th-TH"/>
-      </w:rPr>
-    </w:lvl>
-    <w:lvl w:ilvl="3">
-      <w:start w:val="1"/>
-      <w:numFmt w:val="thaiNumbers"/>
-      <w:lvlText w:val="%4."/>
-      <w:lvlJc w:val="left"/>
-      <w:pPr>
-        <w:ind w:left="2880" w:hanging="360"/>
-      </w:pPr>
-      <w:rPr>
-        <w:rFonts w:ascii="TH Sarabun New" w:hAnsi="TH Sarabun New" w:cs="TH Sarabun New"/>
-        <w:sz w:val="32"/>
-        <w:szCs w:val="32"/>
-        <w:cs/>
-        <w:lang w:val="en-US" w:bidi="th-TH"/>
-      </w:rPr>
-    </w:lvl>
-    <w:lvl w:ilvl="4">
-      <w:start w:val="1"/>
-      <w:numFmt w:val="thaiNumbers"/>
-      <w:lvlText w:val="%5."/>
-      <w:lvlJc w:val="left"/>
-      <w:pPr>
-        <w:ind w:left="3600" w:hanging="360"/>
-      </w:pPr>
-      <w:rPr>
-        <w:rFonts w:ascii="TH Sarabun New" w:hAnsi="TH Sarabun New" w:cs="TH Sarabun New"/>
-        <w:sz w:val="32"/>
-        <w:szCs w:val="32"/>
-        <w:cs/>
-        <w:lang w:val="en-US" w:bidi="th-TH"/>
-      </w:rPr>
-    </w:lvl>
-    <w:lvl w:ilvl="5">
-      <w:start w:val="1"/>
-      <w:numFmt w:val="thaiNumbers"/>
-      <w:lvlText w:val="%6."/>
-      <w:lvlJc w:val="left"/>
-      <w:pPr>
-        <w:ind w:left="4320" w:hanging="360"/>
-      </w:pPr>
-      <w:rPr>
-        <w:rFonts w:ascii="TH Sarabun New" w:hAnsi="TH Sarabun New" w:cs="TH Sarabun New"/>
-        <w:sz w:val="32"/>
-        <w:szCs w:val="32"/>
-        <w:cs/>
-        <w:lang w:val="en-US" w:bidi="th-TH"/>
-      </w:rPr>
-    </w:lvl>
-    <w:lvl w:ilvl="6">
-      <w:start w:val="1"/>
-      <w:numFmt w:val="thaiNumbers"/>
-      <w:lvlText w:val="%7."/>
-      <w:lvlJc w:val="left"/>
-      <w:pPr>
-        <w:ind w:left="5040" w:hanging="360"/>
-      </w:pPr>
-      <w:rPr>
-        <w:rFonts w:ascii="TH Sarabun New" w:hAnsi="TH Sarabun New" w:cs="TH Sarabun New"/>
-        <w:sz w:val="32"/>
-        <w:szCs w:val="32"/>
-        <w:cs/>
-        <w:lang w:val="en-US" w:bidi="th-TH"/>
-      </w:rPr>
-    </w:lvl>
-    <w:lvl w:ilvl="7">
-      <w:start w:val="1"/>
-      <w:numFmt w:val="thaiNumbers"/>
-      <w:lvlText w:val="%8."/>
-      <w:lvlJc w:val="left"/>
-      <w:pPr>
-        <w:ind w:left="5760" w:hanging="360"/>
-      </w:pPr>
-      <w:rPr>
-        <w:rFonts w:ascii="TH Sarabun New" w:hAnsi="TH Sarabun New" w:cs="TH Sarabun New"/>
-        <w:sz w:val="32"/>
-        <w:szCs w:val="32"/>
-        <w:cs/>
-        <w:lang w:val="en-US" w:bidi="th-TH"/>
-      </w:rPr>
-    </w:lvl>
-    <w:lvl w:ilvl="8">
-      <w:start w:val="1"/>
-      <w:numFmt w:val="thaiNumbers"/>
-      <w:lvlText w:val="%9."/>
-      <w:lvlJc w:val="left"/>
-      <w:pPr>
-        <w:ind w:left="6480" w:hanging="360"/>
-      </w:pPr>
-      <w:rPr>
-        <w:rFonts w:ascii="TH Sarabun New" w:hAnsi="TH Sarabun New" w:cs="TH Sarabun New"/>
-        <w:sz w:val="32"/>
-        <w:szCs w:val="32"/>
-        <w:cs/>
-        <w:lang w:val="en-US" w:bidi="th-TH"/>
-      </w:rPr>
-    </w:lvl>
-  </w:abstractNum>
-  <w:abstractNum w:abstractNumId="2">
-    <w:multiLevelType w:val="multilevel"/>
-    <w:lvl w:ilvl="0">
-      <w:start w:val="1"/>
-      <w:numFmt w:val="thaiNumbers"/>
-      <w:pStyle w:val="Heading1"/>
-      <w:suff w:val="space"/>
-      <w:lvlText w:val="บทที่ %1"/>
-      <w:lvlJc w:val="left"/>
-      <w:rPr>
-        <w:rFonts w:ascii="TH Sarabun New" w:hAnsi="TH Sarabun New" w:cs="TH Sarabun New"/>
-        <w:b/>
-        <w:bCs/>
-        <w:sz w:val="40"/>
-        <w:szCs w:val="40"/>
-        <w:cs/>
-        <w:lang w:val="en-US" w:bidi="th-TH"/>
-      </w:rPr>
-    </w:lvl>
-    <w:lvl w:ilvl="1">
-      <w:start w:val="1"/>
-      <w:numFmt w:val="thaiNumbers"/>
-      <w:pStyle w:val="Heading2"/>
-      <w:suff w:val="space"/>
-      <w:lvlText w:val="%1.%2"/>
-      <w:lvlJc w:val="left"/>
-      <w:rPr>
-        <w:rFonts w:ascii="TH Sarabun New" w:hAnsi="TH Sarabun New" w:cs="TH Sarabun New"/>
-        <w:b/>
-        <w:bCs/>
-        <w:color w:val="1F4E79"/>
-        <w:sz w:val="36"/>
-        <w:szCs w:val="36"/>
-        <w:cs/>
-        <w:lang w:val="en-US" w:bidi="th-TH"/>
-      </w:rPr>
-    </w:lvl>
-    <w:lvl w:ilvl="2">
-      <w:start w:val="1"/>
-      <w:numFmt w:val="thaiNumbers"/>
-      <w:pStyle w:val="Heading3"/>
-      <w:suff w:val="space"/>
-      <w:lvlText w:val="%1.%2.%3"/>
-      <w:lvlJc w:val="left"/>
-      <w:rPr>
-        <w:rFonts w:ascii="TH Sarabun New" w:hAnsi="TH Sarabun New" w:cs="TH Sarabun New"/>
-        <w:b/>
-        <w:bCs/>
-        <w:i/>
-        <w:iCs/>
-        <w:color w:val="2E75B6"/>
-        <w:sz w:val="32"/>
-        <w:szCs w:val="32"/>
-        <w:cs/>
-        <w:lang w:val="en-US" w:bidi="th-TH"/>
-      </w:rPr>
-    </w:lvl>
-    <w:lvl w:ilvl="3">
-      <w:start w:val="1"/>
-      <w:numFmt w:val="thaiNumbers"/>
-      <w:pStyle w:val="Heading4"/>
-      <w:suff w:val="space"/>
-      <w:lvlText w:val="%1.%2.%3.%4"/>
-      <w:lvlJc w:val="left"/>
-      <w:rPr>
-        <w:rFonts w:ascii="TH Sarabun New" w:hAnsi="TH Sarabun New" w:cs="TH Sarabun New"/>
-        <w:b/>
-        <w:bCs/>
-        <w:i/>
-        <w:iCs/>
-        <w:sz w:val="32"/>
-        <w:szCs w:val="32"/>
-        <w:cs/>
-        <w:lang w:val="en-US" w:bidi="th-TH"/>
-      </w:rPr>
-    </w:lvl>
-    <w:lvl w:ilvl="4">
-      <w:start w:val="1"/>
-      <w:numFmt w:val="thaiNumbers"/>
-      <w:pStyle w:val="Heading5"/>
-      <w:suff w:val="space"/>
-      <w:lvlText w:val="%1.%2.%3.%4.%5"/>
-      <w:lvlJc w:val="left"/>
-      <w:rPr>
-        <w:rFonts w:ascii="TH Sarabun New" w:hAnsi="TH Sarabun New" w:cs="TH Sarabun New"/>
-        <w:b/>
-        <w:bCs/>
-        <w:sz w:val="32"/>
-        <w:szCs w:val="32"/>
-        <w:cs/>
-        <w:lang w:val="en-US" w:bidi="th-TH"/>
-      </w:rPr>
-    </w:lvl>
-    <w:lvl w:ilvl="5">
-      <w:start w:val="1"/>
-      <w:numFmt w:val="thaiNumbers"/>
-      <w:pStyle w:val="Heading6"/>
-      <w:suff w:val="space"/>
-      <w:lvlText w:val="%1.%2.%3.%4.%5.%6"/>
-      <w:lvlJc w:val="left"/>
-      <w:rPr>
-        <w:rFonts w:ascii="TH Sarabun New" w:hAnsi="TH Sarabun New" w:cs="TH Sarabun New"/>
-        <w:i/>
-        <w:iCs/>
-        <w:sz w:val="32"/>
-        <w:szCs w:val="32"/>
-        <w:cs/>
-        <w:lang w:val="en-US" w:bidi="th-TH"/>
-      </w:rPr>
-    </w:lvl>
-    <w:lvl w:ilvl="6">
-      <w:start w:val="1"/>
-      <w:numFmt w:val="thaiNumbers"/>
-      <w:suff w:val="space"/>
-      <w:lvlText w:val="%1.%2.%3.%4.%5.%6.%7"/>
-      <w:lvlJc w:val="left"/>
-      <w:rPr>
-        <w:rFonts w:ascii="TH Sarabun New" w:hAnsi="TH Sarabun New" w:cs="TH Sarabun New"/>
-        <w:sz w:val="32"/>
-        <w:szCs w:val="32"/>
-        <w:cs/>
-        <w:lang w:val="en-US" w:bidi="th-TH"/>
-      </w:rPr>
-    </w:lvl>
-    <w:lvl w:ilvl="7">
-      <w:start w:val="1"/>
-      <w:numFmt w:val="thaiNumbers"/>
-      <w:suff w:val="space"/>
-      <w:lvlText w:val="%1.%2.%3.%4.%5.%6.%7.%8"/>
-      <w:lvlJc w:val="left"/>
-      <w:rPr>
-        <w:rFonts w:ascii="TH Sarabun New" w:hAnsi="TH Sarabun New" w:cs="TH Sarabun New"/>
-        <w:sz w:val="32"/>
-        <w:szCs w:val="32"/>
-        <w:cs/>
-        <w:lang w:val="en-US" w:bidi="th-TH"/>
-      </w:rPr>
-    </w:lvl>
-    <w:lvl w:ilvl="8">
-      <w:start w:val="1"/>
-      <w:numFmt w:val="thaiNumbers"/>
-      <w:suff w:val="space"/>
-      <w:lvlText w:val="%1.%2.%3.%4.%5.%6.%7.%8.%9"/>
-      <w:lvlJc w:val="left"/>
-      <w:rPr>
-        <w:rFonts w:ascii="TH Sarabun New" w:hAnsi="TH Sarabun New" w:cs="TH Sarabun New"/>
-        <w:sz w:val="32"/>
-        <w:szCs w:val="32"/>
-        <w:cs/>
-        <w:lang w:val="en-US" w:bidi="th-TH"/>
-      </w:rPr>
-    </w:lvl>
-  </w:abstractNum>
-  <w:abstractNum w:abstractNumId="3">
-    <w:multiLevelType w:val="multilevel"/>
-    <w:lvl w:ilvl="0">
-      <w:start w:val="1"/>
-      <w:numFmt w:val="upperLetter"/>
-      <w:suff w:val="space"/>
-      <w:lvlText w:val="Appendix %1"/>
-      <w:lvlJc w:val="left"/>
-      <w:rPr>
-        <w:rFonts w:ascii="TH Sarabun New" w:hAnsi="TH Sarabun New" w:cs="TH Sarabun New"/>
-        <w:b/>
-        <w:bCs/>
-        <w:sz w:val="40"/>
-        <w:szCs w:val="40"/>
-        <w:cs/>
-        <w:lang w:val="en-US" w:bidi="th-TH"/>
-      </w:rPr>
-    </w:lvl>
-    <w:lvl w:ilvl="1">
-      <w:start w:val="1"/>
-      <w:numFmt w:val="thaiNumbers"/>
-      <w:suff w:val="space"/>
-      <w:lvlText w:val="%1.%2"/>
-      <w:lvlJc w:val="left"/>
-      <w:rPr>
-        <w:rFonts w:ascii="TH Sarabun New" w:hAnsi="TH Sarabun New" w:cs="TH Sarabun New"/>
-        <w:b/>
-        <w:bCs/>
-        <w:color w:val="1F4E79"/>
-        <w:sz w:val="36"/>
-        <w:szCs w:val="36"/>
-        <w:cs/>
-        <w:lang w:val="en-US" w:bidi="th-TH"/>
-      </w:rPr>
-    </w:lvl>
-    <w:lvl w:ilvl="2">
-      <w:start w:val="1"/>
-      <w:numFmt w:val="thaiNumbers"/>
-      <w:suff w:val="space"/>
-      <w:lvlText w:val="%1.%2.%3"/>
-      <w:lvlJc w:val="left"/>
-      <w:rPr>
-        <w:rFonts w:ascii="TH Sarabun New" w:hAnsi="TH Sarabun New" w:cs="TH Sarabun New"/>
-        <w:b/>
-        <w:bCs/>
-        <w:i/>
-        <w:iCs/>
-        <w:color w:val="2E75B6"/>
-        <w:sz w:val="32"/>
-        <w:szCs w:val="32"/>
-        <w:cs/>
-        <w:lang w:val="en-US" w:bidi="th-TH"/>
-      </w:rPr>
-    </w:lvl>
-    <w:lvl w:ilvl="3">
-      <w:start w:val="1"/>
-      <w:numFmt w:val="thaiNumbers"/>
-      <w:suff w:val="space"/>
-      <w:lvlText w:val="%1.%2.%3.%4"/>
-      <w:lvlJc w:val="left"/>
-      <w:rPr>
-        <w:rFonts w:ascii="TH Sarabun New" w:hAnsi="TH Sarabun New" w:cs="TH Sarabun New"/>
-        <w:b/>
-        <w:bCs/>
-        <w:i/>
-        <w:iCs/>
-        <w:sz w:val="32"/>
-        <w:szCs w:val="32"/>
-        <w:cs/>
-        <w:lang w:val="en-US" w:bidi="th-TH"/>
-      </w:rPr>
-    </w:lvl>
-    <w:lvl w:ilvl="4">
-      <w:start w:val="1"/>
-      <w:numFmt w:val="thaiNumbers"/>
-      <w:suff w:val="space"/>
-      <w:lvlText w:val="%1.%2.%3.%4.%5"/>
-      <w:lvlJc w:val="left"/>
-      <w:rPr>
-        <w:rFonts w:ascii="TH Sarabun New" w:hAnsi="TH Sarabun New" w:cs="TH Sarabun New"/>
-        <w:b/>
-        <w:bCs/>
-        <w:sz w:val="32"/>
-        <w:szCs w:val="32"/>
-        <w:cs/>
-        <w:lang w:val="en-US" w:bidi="th-TH"/>
-      </w:rPr>
-    </w:lvl>
-    <w:lvl w:ilvl="5">
-      <w:start w:val="1"/>
-      <w:numFmt w:val="thaiNumbers"/>
-      <w:suff w:val="space"/>
-      <w:lvlText w:val="%1.%2.%3.%4.%5.%6"/>
-      <w:lvlJc w:val="left"/>
-      <w:rPr>
-        <w:rFonts w:ascii="TH Sarabun New" w:hAnsi="TH Sarabun New" w:cs="TH Sarabun New"/>
-        <w:i/>
-        <w:iCs/>
-        <w:sz w:val="32"/>
-        <w:szCs w:val="32"/>
-        <w:cs/>
-        <w:lang w:val="en-US" w:bidi="th-TH"/>
-      </w:rPr>
-    </w:lvl>
-    <w:lvl w:ilvl="6">
-      <w:start w:val="1"/>
-      <w:numFmt w:val="thaiNumbers"/>
-      <w:suff w:val="space"/>
-      <w:lvlText w:val="%1.%2.%3.%4.%5.%6.%7"/>
-      <w:lvlJc w:val="left"/>
-      <w:rPr>
-        <w:rFonts w:ascii="TH Sarabun New" w:hAnsi="TH Sarabun New" w:cs="TH Sarabun New"/>
-        <w:sz w:val="32"/>
-        <w:szCs w:val="32"/>
-        <w:cs/>
-        <w:lang w:val="en-US" w:bidi="th-TH"/>
-      </w:rPr>
-    </w:lvl>
-    <w:lvl w:ilvl="7">
-      <w:start w:val="1"/>
-      <w:numFmt w:val="thaiNumbers"/>
-      <w:suff w:val="space"/>
-      <w:lvlText w:val="%1.%2.%3.%4.%5.%6.%7.%8"/>
-      <w:lvlJc w:val="left"/>
-      <w:rPr>
-        <w:rFonts w:ascii="TH Sarabun New" w:hAnsi="TH Sarabun New" w:cs="TH Sarabun New"/>
-        <w:sz w:val="32"/>
-        <w:szCs w:val="32"/>
-        <w:cs/>
-        <w:lang w:val="en-US" w:bidi="th-TH"/>
-      </w:rPr>
-    </w:lvl>
-    <w:lvl w:ilvl="8">
-      <w:start w:val="1"/>
-      <w:numFmt w:val="thaiNumbers"/>
-      <w:suff w:val="space"/>
-      <w:lvlText w:val="%1.%2.%3.%4.%5.%6.%7.%8.%9"/>
-      <w:lvlJc w:val="left"/>
-      <w:rPr>
-        <w:rFonts w:ascii="TH Sarabun New" w:hAnsi="TH Sarabun New" w:cs="TH Sarabun New"/>
-        <w:sz w:val="32"/>
-        <w:szCs w:val="32"/>
-        <w:cs/>
-        <w:lang w:val="en-US" w:bidi="th-TH"/>
-      </w:rPr>
-    </w:lvl>
-  </w:abstractNum>
   <w:num w:numId="1">
     <w:abstractNumId w:val="0"/>
-  </w:num>
-  <w:num w:numId="2">
-    <w:abstractNumId w:val="1"/>
-    <w:lvlOverride w:ilvl="0">
-      <w:startOverride w:val="1"/>
-    </w:lvlOverride>
-  </w:num>
-  <w:num w:numId="3">
-    <w:abstractNumId w:val="1"/>
-    <w:lvlOverride w:ilvl="0">
-      <w:startOverride w:val="1"/>
-    </w:lvlOverride>
-  </w:num>
-  <w:num w:numId="4">
-    <w:abstractNumId w:val="2"/>
-  </w:num>
-  <w:num w:numId="5">
-    <w:abstractNumId w:val="3"/>
   </w:num>
 </w:numbering>
 </file>
@@ -9848,10 +8514,6 @@
     <w:pPr>
       <w:keepNext/>
       <w:keepLines/>
-      <w:numPr>
-        <w:ilvl w:val="0"/>
-        <w:numId w:val="4"/>
-      </w:numPr>
       <w:spacing w:before="240" w:after="240"/>
       <w:jc w:val="center"/>
       <w:outlineLvl w:val="0"/>
@@ -9871,10 +8533,6 @@
     <w:pPr>
       <w:keepNext/>
       <w:keepLines/>
-      <w:numPr>
-        <w:ilvl w:val="1"/>
-        <w:numId w:val="4"/>
-      </w:numPr>
       <w:spacing w:before="200" w:after="80"/>
       <w:jc w:val="left"/>
       <w:outlineLvl w:val="1"/>
@@ -9895,10 +8553,6 @@
     <w:pPr>
       <w:keepNext/>
       <w:keepLines/>
-      <w:numPr>
-        <w:ilvl w:val="2"/>
-        <w:numId w:val="4"/>
-      </w:numPr>
       <w:spacing w:before="200" w:after="80"/>
       <w:jc w:val="left"/>
       <w:outlineLvl w:val="2"/>
@@ -9921,10 +8575,6 @@
     <w:pPr>
       <w:keepNext/>
       <w:keepLines/>
-      <w:numPr>
-        <w:ilvl w:val="3"/>
-        <w:numId w:val="4"/>
-      </w:numPr>
       <w:spacing w:before="200" w:after="80"/>
       <w:jc w:val="left"/>
       <w:outlineLvl w:val="3"/>
@@ -9946,10 +8596,6 @@
     <w:pPr>
       <w:keepNext/>
       <w:keepLines/>
-      <w:numPr>
-        <w:ilvl w:val="4"/>
-        <w:numId w:val="4"/>
-      </w:numPr>
       <w:spacing w:before="200" w:after="80"/>
       <w:jc w:val="left"/>
       <w:outlineLvl w:val="4"/>
@@ -9969,10 +8615,6 @@
     <w:pPr>
       <w:keepNext/>
       <w:keepLines/>
-      <w:numPr>
-        <w:ilvl w:val="5"/>
-        <w:numId w:val="4"/>
-      </w:numPr>
       <w:spacing w:before="200" w:after="80"/>
       <w:jc w:val="left"/>
       <w:outlineLvl w:val="5"/>

--- a/tests/golden/thesis-options.docx
+++ b/tests/golden/thesis-options.docx
@@ -80,6 +80,8 @@
       <w:pPr>
         <w:pStyle w:val="Heading1"/>
       </w:pPr>
+      <w:bookmarkStart w:id="6" w:name="_Toc90000005"/>
+      <w:bookmarkEnd w:id="6"/>
       <w:r>
         <w:rPr>
           <w:cs/>
@@ -162,6 +164,8 @@
       <w:pPr>
         <w:pStyle w:val="Heading1"/>
       </w:pPr>
+      <w:bookmarkStart w:id="11" w:name="_Toc90000010"/>
+      <w:bookmarkEnd w:id="11"/>
       <w:r>
         <w:rPr>
           <w:cs/>
@@ -221,6 +225,8 @@
       <w:pPr>
         <w:pStyle w:val="Heading1"/>
       </w:pPr>
+      <w:bookmarkStart w:id="14" w:name="_Toc90000013"/>
+      <w:bookmarkEnd w:id="14"/>
       <w:r>
         <w:rPr>
           <w:cs/>
@@ -282,6 +288,8 @@
       <w:pPr>
         <w:pStyle w:val="Heading1"/>
       </w:pPr>
+      <w:bookmarkStart w:id="18" w:name="_Toc90000017"/>
+      <w:bookmarkEnd w:id="18"/>
       <w:r>
         <w:rPr>
           <w:cs/>
@@ -293,412 +301,1034 @@
     <w:p>
       <w:pPr>
         <w:pStyle w:val="TOC1"/>
-      </w:pPr>
-      <w:r>
-        <w:rPr>
-          <w:cs/>
-          <w:lang w:val="en-US" w:bidi="th-TH"/>
-        </w:rPr>
-        <w:fldChar w:fldCharType="begin"/>
-      </w:r>
-      <w:r>
-        <w:rPr>
-          <w:cs/>
-          <w:lang w:val="en-US" w:bidi="th-TH"/>
-        </w:rPr>
-        <w:instrText xml:space="preserve"> TOC \o "1-3" \h \z \u </w:instrText>
-      </w:r>
-      <w:r>
-        <w:rPr>
-          <w:cs/>
-          <w:lang w:val="en-US" w:bidi="th-TH"/>
-        </w:rPr>
-        <w:fldChar w:fldCharType="separate"/>
-      </w:r>
-      <w:r>
-        <w:rPr>
-          <w:cs/>
-          <w:lang w:val="en-US" w:bidi="th-TH"/>
-        </w:rPr>
-        <w:t xml:space="preserve">บทคัดย่อ</w:t>
-      </w:r>
+        <w:tabs>
+          <w:tab w:val="right" w:leader="dot" w:pos="8306"/>
+        </w:tabs>
+      </w:pPr>
+      <w:hyperlink w:anchor="_Toc90000005">
+        <w:r>
+          <w:rPr>
+            <w:cs/>
+            <w:lang w:val="en-US" w:bidi="th-TH"/>
+          </w:rPr>
+          <w:t xml:space="preserve">บทคัดย่อ</w:t>
+        </w:r>
+        <w:r>
+          <w:tab/>
+        </w:r>
+        <w:r>
+          <w:fldChar w:fldCharType="begin"/>
+        </w:r>
+        <w:r>
+          <w:instrText xml:space="preserve"> PAGEREF _Toc90000005 \h </w:instrText>
+        </w:r>
+        <w:r>
+          <w:fldChar w:fldCharType="separate"/>
+        </w:r>
+        <w:r>
+          <w:fldChar w:fldCharType="end"/>
+        </w:r>
+      </w:hyperlink>
     </w:p>
     <w:p>
       <w:pPr>
         <w:pStyle w:val="TOC1"/>
+        <w:tabs>
+          <w:tab w:val="right" w:leader="dot" w:pos="8306"/>
+        </w:tabs>
         <w:jc w:val="left"/>
       </w:pPr>
-      <w:r>
-        <w:rPr>
-          <w:cs/>
-          <w:lang w:val="en-US" w:bidi="th-TH"/>
-        </w:rPr>
-        <w:t xml:space="preserve">Abstract</w:t>
-      </w:r>
+      <w:hyperlink w:anchor="_Toc90000010">
+        <w:r>
+          <w:rPr>
+            <w:cs/>
+            <w:lang w:val="en-US" w:bidi="th-TH"/>
+          </w:rPr>
+          <w:t xml:space="preserve">Abstract</w:t>
+        </w:r>
+        <w:r>
+          <w:tab/>
+        </w:r>
+        <w:r>
+          <w:fldChar w:fldCharType="begin"/>
+        </w:r>
+        <w:r>
+          <w:instrText xml:space="preserve"> PAGEREF _Toc90000010 \h </w:instrText>
+        </w:r>
+        <w:r>
+          <w:fldChar w:fldCharType="separate"/>
+        </w:r>
+        <w:r>
+          <w:fldChar w:fldCharType="end"/>
+        </w:r>
+      </w:hyperlink>
     </w:p>
     <w:p>
       <w:pPr>
         <w:pStyle w:val="TOC1"/>
-      </w:pPr>
-      <w:r>
-        <w:rPr>
-          <w:cs/>
-          <w:lang w:val="en-US" w:bidi="th-TH"/>
-        </w:rPr>
-        <w:t xml:space="preserve">กิตติกรรมประกาศ</w:t>
-      </w:r>
+        <w:tabs>
+          <w:tab w:val="right" w:leader="dot" w:pos="8306"/>
+        </w:tabs>
+      </w:pPr>
+      <w:hyperlink w:anchor="_Toc90000013">
+        <w:r>
+          <w:rPr>
+            <w:cs/>
+            <w:lang w:val="en-US" w:bidi="th-TH"/>
+          </w:rPr>
+          <w:t xml:space="preserve">กิตติกรรมประกาศ</w:t>
+        </w:r>
+        <w:r>
+          <w:tab/>
+        </w:r>
+        <w:r>
+          <w:fldChar w:fldCharType="begin"/>
+        </w:r>
+        <w:r>
+          <w:instrText xml:space="preserve"> PAGEREF _Toc90000013 \h </w:instrText>
+        </w:r>
+        <w:r>
+          <w:fldChar w:fldCharType="separate"/>
+        </w:r>
+        <w:r>
+          <w:fldChar w:fldCharType="end"/>
+        </w:r>
+      </w:hyperlink>
     </w:p>
     <w:p>
       <w:pPr>
         <w:pStyle w:val="TOC1"/>
-      </w:pPr>
-      <w:r>
-        <w:rPr>
-          <w:cs/>
-          <w:lang w:val="en-US" w:bidi="th-TH"/>
-        </w:rPr>
-        <w:t xml:space="preserve">สารบัญ</w:t>
-      </w:r>
+        <w:tabs>
+          <w:tab w:val="right" w:leader="dot" w:pos="8306"/>
+        </w:tabs>
+      </w:pPr>
+      <w:hyperlink w:anchor="_Toc90000017">
+        <w:r>
+          <w:rPr>
+            <w:cs/>
+            <w:lang w:val="en-US" w:bidi="th-TH"/>
+          </w:rPr>
+          <w:t xml:space="preserve">สารบัญ</w:t>
+        </w:r>
+        <w:r>
+          <w:tab/>
+        </w:r>
+        <w:r>
+          <w:fldChar w:fldCharType="begin"/>
+        </w:r>
+        <w:r>
+          <w:instrText xml:space="preserve"> PAGEREF _Toc90000017 \h </w:instrText>
+        </w:r>
+        <w:r>
+          <w:fldChar w:fldCharType="separate"/>
+        </w:r>
+        <w:r>
+          <w:fldChar w:fldCharType="end"/>
+        </w:r>
+      </w:hyperlink>
     </w:p>
     <w:p>
       <w:pPr>
         <w:pStyle w:val="TOC1"/>
-      </w:pPr>
-      <w:r>
-        <w:rPr>
-          <w:cs/>
-          <w:lang w:val="en-US" w:bidi="th-TH"/>
-        </w:rPr>
-        <w:t xml:space="preserve">สารบัญตาราง</w:t>
-      </w:r>
+        <w:tabs>
+          <w:tab w:val="right" w:leader="dot" w:pos="8306"/>
+        </w:tabs>
+      </w:pPr>
+      <w:hyperlink w:anchor="_Toc90000019">
+        <w:r>
+          <w:rPr>
+            <w:cs/>
+            <w:lang w:val="en-US" w:bidi="th-TH"/>
+          </w:rPr>
+          <w:t xml:space="preserve">สารบัญตาราง</w:t>
+        </w:r>
+        <w:r>
+          <w:tab/>
+        </w:r>
+        <w:r>
+          <w:fldChar w:fldCharType="begin"/>
+        </w:r>
+        <w:r>
+          <w:instrText xml:space="preserve"> PAGEREF _Toc90000019 \h </w:instrText>
+        </w:r>
+        <w:r>
+          <w:fldChar w:fldCharType="separate"/>
+        </w:r>
+        <w:r>
+          <w:fldChar w:fldCharType="end"/>
+        </w:r>
+      </w:hyperlink>
     </w:p>
     <w:p>
       <w:pPr>
         <w:pStyle w:val="TOC1"/>
-      </w:pPr>
-      <w:r>
-        <w:rPr>
-          <w:cs/>
-          <w:lang w:val="en-US" w:bidi="th-TH"/>
-        </w:rPr>
-        <w:t xml:space="preserve">สารบัญภาพ</w:t>
-      </w:r>
+        <w:tabs>
+          <w:tab w:val="right" w:leader="dot" w:pos="8306"/>
+        </w:tabs>
+      </w:pPr>
+      <w:hyperlink w:anchor="_Toc90000021">
+        <w:r>
+          <w:rPr>
+            <w:cs/>
+            <w:lang w:val="en-US" w:bidi="th-TH"/>
+          </w:rPr>
+          <w:t xml:space="preserve">สารบัญภาพ</w:t>
+        </w:r>
+        <w:r>
+          <w:tab/>
+        </w:r>
+        <w:r>
+          <w:fldChar w:fldCharType="begin"/>
+        </w:r>
+        <w:r>
+          <w:instrText xml:space="preserve"> PAGEREF _Toc90000021 \h </w:instrText>
+        </w:r>
+        <w:r>
+          <w:fldChar w:fldCharType="separate"/>
+        </w:r>
+        <w:r>
+          <w:fldChar w:fldCharType="end"/>
+        </w:r>
+      </w:hyperlink>
     </w:p>
     <w:p>
       <w:pPr>
         <w:pStyle w:val="TOC1"/>
-      </w:pPr>
-      <w:r>
-        <w:rPr>
-          <w:cs/>
-          <w:lang w:val="en-US" w:bidi="th-TH"/>
-        </w:rPr>
-        <w:t xml:space="preserve">บทที่ ๑ บทนำ</w:t>
-      </w:r>
+        <w:tabs>
+          <w:tab w:val="right" w:leader="dot" w:pos="8306"/>
+        </w:tabs>
+      </w:pPr>
+      <w:hyperlink w:anchor="_Toc90000023">
+        <w:r>
+          <w:rPr>
+            <w:cs/>
+            <w:lang w:val="en-US" w:bidi="th-TH"/>
+          </w:rPr>
+          <w:t xml:space="preserve">บทที่ ๑ บทนำ</w:t>
+        </w:r>
+        <w:r>
+          <w:tab/>
+        </w:r>
+        <w:r>
+          <w:fldChar w:fldCharType="begin"/>
+        </w:r>
+        <w:r>
+          <w:instrText xml:space="preserve"> PAGEREF _Toc90000023 \h </w:instrText>
+        </w:r>
+        <w:r>
+          <w:fldChar w:fldCharType="separate"/>
+        </w:r>
+        <w:r>
+          <w:fldChar w:fldCharType="end"/>
+        </w:r>
+      </w:hyperlink>
     </w:p>
     <w:p>
       <w:pPr>
         <w:pStyle w:val="TOC2"/>
-      </w:pPr>
-      <w:r>
-        <w:rPr>
-          <w:cs/>
-          <w:lang w:val="en-US" w:bidi="th-TH"/>
-        </w:rPr>
-        <w:t xml:space="preserve">๑.๑ ความเป็นมาและความสำคัญของปัญหา</w:t>
-      </w:r>
+        <w:tabs>
+          <w:tab w:val="right" w:leader="dot" w:pos="8306"/>
+        </w:tabs>
+      </w:pPr>
+      <w:hyperlink w:anchor="_Toc90000024">
+        <w:r>
+          <w:rPr>
+            <w:cs/>
+            <w:lang w:val="en-US" w:bidi="th-TH"/>
+          </w:rPr>
+          <w:t xml:space="preserve">๑.๑ ความเป็นมาและความสำคัญของปัญหา</w:t>
+        </w:r>
+        <w:r>
+          <w:tab/>
+        </w:r>
+        <w:r>
+          <w:fldChar w:fldCharType="begin"/>
+        </w:r>
+        <w:r>
+          <w:instrText xml:space="preserve"> PAGEREF _Toc90000024 \h </w:instrText>
+        </w:r>
+        <w:r>
+          <w:fldChar w:fldCharType="separate"/>
+        </w:r>
+        <w:r>
+          <w:fldChar w:fldCharType="end"/>
+        </w:r>
+      </w:hyperlink>
     </w:p>
     <w:p>
       <w:pPr>
         <w:pStyle w:val="TOC2"/>
-      </w:pPr>
-      <w:r>
-        <w:rPr>
-          <w:cs/>
-          <w:lang w:val="en-US" w:bidi="th-TH"/>
-        </w:rPr>
-        <w:t xml:space="preserve">๑.๒ วัตถุประสงค์ของการวิจัย</w:t>
-      </w:r>
+        <w:tabs>
+          <w:tab w:val="right" w:leader="dot" w:pos="8306"/>
+        </w:tabs>
+      </w:pPr>
+      <w:hyperlink w:anchor="_Toc90000028">
+        <w:r>
+          <w:rPr>
+            <w:cs/>
+            <w:lang w:val="en-US" w:bidi="th-TH"/>
+          </w:rPr>
+          <w:t xml:space="preserve">๑.๒ วัตถุประสงค์ของการวิจัย</w:t>
+        </w:r>
+        <w:r>
+          <w:tab/>
+        </w:r>
+        <w:r>
+          <w:fldChar w:fldCharType="begin"/>
+        </w:r>
+        <w:r>
+          <w:instrText xml:space="preserve"> PAGEREF _Toc90000028 \h </w:instrText>
+        </w:r>
+        <w:r>
+          <w:fldChar w:fldCharType="separate"/>
+        </w:r>
+        <w:r>
+          <w:fldChar w:fldCharType="end"/>
+        </w:r>
+      </w:hyperlink>
     </w:p>
     <w:p>
       <w:pPr>
         <w:pStyle w:val="TOC2"/>
-      </w:pPr>
-      <w:r>
-        <w:rPr>
-          <w:cs/>
-          <w:lang w:val="en-US" w:bidi="th-TH"/>
-        </w:rPr>
-        <w:t xml:space="preserve">๑.๓ ขอบเขตของการวิจัย</w:t>
-      </w:r>
+        <w:tabs>
+          <w:tab w:val="right" w:leader="dot" w:pos="8306"/>
+        </w:tabs>
+      </w:pPr>
+      <w:hyperlink w:anchor="_Toc90000030">
+        <w:r>
+          <w:rPr>
+            <w:cs/>
+            <w:lang w:val="en-US" w:bidi="th-TH"/>
+          </w:rPr>
+          <w:t xml:space="preserve">๑.๓ ขอบเขตของการวิจัย</w:t>
+        </w:r>
+        <w:r>
+          <w:tab/>
+        </w:r>
+        <w:r>
+          <w:fldChar w:fldCharType="begin"/>
+        </w:r>
+        <w:r>
+          <w:instrText xml:space="preserve"> PAGEREF _Toc90000030 \h </w:instrText>
+        </w:r>
+        <w:r>
+          <w:fldChar w:fldCharType="separate"/>
+        </w:r>
+        <w:r>
+          <w:fldChar w:fldCharType="end"/>
+        </w:r>
+      </w:hyperlink>
     </w:p>
     <w:p>
       <w:pPr>
         <w:pStyle w:val="TOC3"/>
-      </w:pPr>
-      <w:r>
-        <w:rPr>
-          <w:cs/>
-          <w:lang w:val="en-US" w:bidi="th-TH"/>
-        </w:rPr>
-        <w:t xml:space="preserve">๑.๓.๑ ขอบเขตด้านเนื้อหา</w:t>
-      </w:r>
+        <w:tabs>
+          <w:tab w:val="right" w:leader="dot" w:pos="8306"/>
+        </w:tabs>
+      </w:pPr>
+      <w:hyperlink w:anchor="_Toc90000031">
+        <w:r>
+          <w:rPr>
+            <w:cs/>
+            <w:lang w:val="en-US" w:bidi="th-TH"/>
+          </w:rPr>
+          <w:t xml:space="preserve">๑.๓.๑ ขอบเขตด้านเนื้อหา</w:t>
+        </w:r>
+        <w:r>
+          <w:tab/>
+        </w:r>
+        <w:r>
+          <w:fldChar w:fldCharType="begin"/>
+        </w:r>
+        <w:r>
+          <w:instrText xml:space="preserve"> PAGEREF _Toc90000031 \h </w:instrText>
+        </w:r>
+        <w:r>
+          <w:fldChar w:fldCharType="separate"/>
+        </w:r>
+        <w:r>
+          <w:fldChar w:fldCharType="end"/>
+        </w:r>
+      </w:hyperlink>
     </w:p>
     <w:p>
       <w:pPr>
         <w:pStyle w:val="TOC3"/>
-      </w:pPr>
-      <w:r>
-        <w:rPr>
-          <w:cs/>
-          <w:lang w:val="en-US" w:bidi="th-TH"/>
-        </w:rPr>
-        <w:t xml:space="preserve">๑.๓.๒ ขอบเขตด้านเวลา</w:t>
-      </w:r>
+        <w:tabs>
+          <w:tab w:val="right" w:leader="dot" w:pos="8306"/>
+        </w:tabs>
+      </w:pPr>
+      <w:hyperlink w:anchor="_Toc90000034">
+        <w:r>
+          <w:rPr>
+            <w:cs/>
+            <w:lang w:val="en-US" w:bidi="th-TH"/>
+          </w:rPr>
+          <w:t xml:space="preserve">๑.๓.๒ ขอบเขตด้านเวลา</w:t>
+        </w:r>
+        <w:r>
+          <w:tab/>
+        </w:r>
+        <w:r>
+          <w:fldChar w:fldCharType="begin"/>
+        </w:r>
+        <w:r>
+          <w:instrText xml:space="preserve"> PAGEREF _Toc90000034 \h </w:instrText>
+        </w:r>
+        <w:r>
+          <w:fldChar w:fldCharType="separate"/>
+        </w:r>
+        <w:r>
+          <w:fldChar w:fldCharType="end"/>
+        </w:r>
+      </w:hyperlink>
     </w:p>
     <w:p>
       <w:pPr>
         <w:pStyle w:val="TOC2"/>
-      </w:pPr>
-      <w:r>
-        <w:rPr>
-          <w:cs/>
-          <w:lang w:val="en-US" w:bidi="th-TH"/>
-        </w:rPr>
-        <w:t xml:space="preserve">๑.๔ ประโยชน์ที่คาดว่าจะได้รับ</w:t>
-      </w:r>
+        <w:tabs>
+          <w:tab w:val="right" w:leader="dot" w:pos="8306"/>
+        </w:tabs>
+      </w:pPr>
+      <w:hyperlink w:anchor="_Toc90000037">
+        <w:r>
+          <w:rPr>
+            <w:cs/>
+            <w:lang w:val="en-US" w:bidi="th-TH"/>
+          </w:rPr>
+          <w:t xml:space="preserve">๑.๔ ประโยชน์ที่คาดว่าจะได้รับ</w:t>
+        </w:r>
+        <w:r>
+          <w:tab/>
+        </w:r>
+        <w:r>
+          <w:fldChar w:fldCharType="begin"/>
+        </w:r>
+        <w:r>
+          <w:instrText xml:space="preserve"> PAGEREF _Toc90000037 \h </w:instrText>
+        </w:r>
+        <w:r>
+          <w:fldChar w:fldCharType="separate"/>
+        </w:r>
+        <w:r>
+          <w:fldChar w:fldCharType="end"/>
+        </w:r>
+      </w:hyperlink>
     </w:p>
     <w:p>
       <w:pPr>
         <w:pStyle w:val="TOC1"/>
-      </w:pPr>
-      <w:r>
-        <w:rPr>
-          <w:cs/>
-          <w:lang w:val="en-US" w:bidi="th-TH"/>
-        </w:rPr>
-        <w:t xml:space="preserve">บทที่ ๒ ทฤษฎีและงานวิจัยที่เกี่ยวข้อง</w:t>
-      </w:r>
+        <w:tabs>
+          <w:tab w:val="right" w:leader="dot" w:pos="8306"/>
+        </w:tabs>
+      </w:pPr>
+      <w:hyperlink w:anchor="_Toc90000040">
+        <w:r>
+          <w:rPr>
+            <w:cs/>
+            <w:lang w:val="en-US" w:bidi="th-TH"/>
+          </w:rPr>
+          <w:t xml:space="preserve">บทที่ ๒ ทฤษฎีและงานวิจัยที่เกี่ยวข้อง</w:t>
+        </w:r>
+        <w:r>
+          <w:tab/>
+        </w:r>
+        <w:r>
+          <w:fldChar w:fldCharType="begin"/>
+        </w:r>
+        <w:r>
+          <w:instrText xml:space="preserve"> PAGEREF _Toc90000040 \h </w:instrText>
+        </w:r>
+        <w:r>
+          <w:fldChar w:fldCharType="separate"/>
+        </w:r>
+        <w:r>
+          <w:fldChar w:fldCharType="end"/>
+        </w:r>
+      </w:hyperlink>
     </w:p>
     <w:p>
       <w:pPr>
         <w:pStyle w:val="TOC2"/>
-      </w:pPr>
-      <w:r>
-        <w:rPr>
-          <w:cs/>
-          <w:lang w:val="en-US" w:bidi="th-TH"/>
-        </w:rPr>
-        <w:t xml:space="preserve">๒.๑ ลักษณะของอักษรไทยในเอกสารดิจิทัล</w:t>
-      </w:r>
+        <w:tabs>
+          <w:tab w:val="right" w:leader="dot" w:pos="8306"/>
+        </w:tabs>
+      </w:pPr>
+      <w:hyperlink w:anchor="_Toc90000041">
+        <w:r>
+          <w:rPr>
+            <w:cs/>
+            <w:lang w:val="en-US" w:bidi="th-TH"/>
+          </w:rPr>
+          <w:t xml:space="preserve">๒.๑ ลักษณะของอักษรไทยในเอกสารดิจิทัล</w:t>
+        </w:r>
+        <w:r>
+          <w:tab/>
+        </w:r>
+        <w:r>
+          <w:fldChar w:fldCharType="begin"/>
+        </w:r>
+        <w:r>
+          <w:instrText xml:space="preserve"> PAGEREF _Toc90000041 \h </w:instrText>
+        </w:r>
+        <w:r>
+          <w:fldChar w:fldCharType="separate"/>
+        </w:r>
+        <w:r>
+          <w:fldChar w:fldCharType="end"/>
+        </w:r>
+      </w:hyperlink>
     </w:p>
     <w:p>
       <w:pPr>
         <w:pStyle w:val="TOC2"/>
-      </w:pPr>
-      <w:r>
-        <w:rPr>
-          <w:cs/>
-          <w:lang w:val="en-US" w:bidi="th-TH"/>
-        </w:rPr>
-        <w:t xml:space="preserve">๒.๒ รูปแบบไฟล์ Office Open XML</w:t>
-      </w:r>
+        <w:tabs>
+          <w:tab w:val="right" w:leader="dot" w:pos="8306"/>
+        </w:tabs>
+      </w:pPr>
+      <w:hyperlink w:anchor="_Toc90000049">
+        <w:r>
+          <w:rPr>
+            <w:cs/>
+            <w:lang w:val="en-US" w:bidi="th-TH"/>
+          </w:rPr>
+          <w:t xml:space="preserve">๒.๒ รูปแบบไฟล์ Office Open XML</w:t>
+        </w:r>
+        <w:r>
+          <w:tab/>
+        </w:r>
+        <w:r>
+          <w:fldChar w:fldCharType="begin"/>
+        </w:r>
+        <w:r>
+          <w:instrText xml:space="preserve"> PAGEREF _Toc90000049 \h </w:instrText>
+        </w:r>
+        <w:r>
+          <w:fldChar w:fldCharType="separate"/>
+        </w:r>
+        <w:r>
+          <w:fldChar w:fldCharType="end"/>
+        </w:r>
+      </w:hyperlink>
     </w:p>
     <w:p>
       <w:pPr>
         <w:pStyle w:val="TOC2"/>
-      </w:pPr>
-      <w:r>
-        <w:rPr>
-          <w:cs/>
-          <w:lang w:val="en-US" w:bidi="th-TH"/>
-        </w:rPr>
-        <w:t xml:space="preserve">๒.๓ งานวิจัยที่เกี่ยวข้อง</w:t>
-      </w:r>
+        <w:tabs>
+          <w:tab w:val="right" w:leader="dot" w:pos="8306"/>
+        </w:tabs>
+      </w:pPr>
+      <w:hyperlink w:anchor="_Toc90000052">
+        <w:r>
+          <w:rPr>
+            <w:cs/>
+            <w:lang w:val="en-US" w:bidi="th-TH"/>
+          </w:rPr>
+          <w:t xml:space="preserve">๒.๓ งานวิจัยที่เกี่ยวข้อง</w:t>
+        </w:r>
+        <w:r>
+          <w:tab/>
+        </w:r>
+        <w:r>
+          <w:fldChar w:fldCharType="begin"/>
+        </w:r>
+        <w:r>
+          <w:instrText xml:space="preserve"> PAGEREF _Toc90000052 \h </w:instrText>
+        </w:r>
+        <w:r>
+          <w:fldChar w:fldCharType="separate"/>
+        </w:r>
+        <w:r>
+          <w:fldChar w:fldCharType="end"/>
+        </w:r>
+      </w:hyperlink>
     </w:p>
     <w:p>
       <w:pPr>
         <w:pStyle w:val="TOC1"/>
-      </w:pPr>
-      <w:r>
-        <w:rPr>
-          <w:cs/>
-          <w:lang w:val="en-US" w:bidi="th-TH"/>
-        </w:rPr>
-        <w:t xml:space="preserve">บทที่ ๓ วิธีดำเนินการวิจัย</w:t>
-      </w:r>
+        <w:tabs>
+          <w:tab w:val="right" w:leader="dot" w:pos="8306"/>
+        </w:tabs>
+      </w:pPr>
+      <w:hyperlink w:anchor="_Toc90000054">
+        <w:r>
+          <w:rPr>
+            <w:cs/>
+            <w:lang w:val="en-US" w:bidi="th-TH"/>
+          </w:rPr>
+          <w:t xml:space="preserve">บทที่ ๓ วิธีดำเนินการวิจัย</w:t>
+        </w:r>
+        <w:r>
+          <w:tab/>
+        </w:r>
+        <w:r>
+          <w:fldChar w:fldCharType="begin"/>
+        </w:r>
+        <w:r>
+          <w:instrText xml:space="preserve"> PAGEREF _Toc90000054 \h </w:instrText>
+        </w:r>
+        <w:r>
+          <w:fldChar w:fldCharType="separate"/>
+        </w:r>
+        <w:r>
+          <w:fldChar w:fldCharType="end"/>
+        </w:r>
+      </w:hyperlink>
     </w:p>
     <w:p>
       <w:pPr>
         <w:pStyle w:val="TOC2"/>
-      </w:pPr>
-      <w:r>
-        <w:rPr>
-          <w:cs/>
-          <w:lang w:val="en-US" w:bidi="th-TH"/>
-        </w:rPr>
-        <w:t xml:space="preserve">๓.๑ ประชากรและกลุ่มตัวอย่าง</w:t>
-      </w:r>
+        <w:tabs>
+          <w:tab w:val="right" w:leader="dot" w:pos="8306"/>
+        </w:tabs>
+      </w:pPr>
+      <w:hyperlink w:anchor="_Toc90000055">
+        <w:r>
+          <w:rPr>
+            <w:cs/>
+            <w:lang w:val="en-US" w:bidi="th-TH"/>
+          </w:rPr>
+          <w:t xml:space="preserve">๓.๑ ประชากรและกลุ่มตัวอย่าง</w:t>
+        </w:r>
+        <w:r>
+          <w:tab/>
+        </w:r>
+        <w:r>
+          <w:fldChar w:fldCharType="begin"/>
+        </w:r>
+        <w:r>
+          <w:instrText xml:space="preserve"> PAGEREF _Toc90000055 \h </w:instrText>
+        </w:r>
+        <w:r>
+          <w:fldChar w:fldCharType="separate"/>
+        </w:r>
+        <w:r>
+          <w:fldChar w:fldCharType="end"/>
+        </w:r>
+      </w:hyperlink>
     </w:p>
     <w:p>
       <w:pPr>
         <w:pStyle w:val="TOC2"/>
-      </w:pPr>
-      <w:r>
-        <w:rPr>
-          <w:cs/>
-          <w:lang w:val="en-US" w:bidi="th-TH"/>
-        </w:rPr>
-        <w:t xml:space="preserve">๓.๒ เครื่องมือที่ใช้ในการวิจัย</w:t>
-      </w:r>
+        <w:tabs>
+          <w:tab w:val="right" w:leader="dot" w:pos="8306"/>
+        </w:tabs>
+      </w:pPr>
+      <w:hyperlink w:anchor="_Toc90000057">
+        <w:r>
+          <w:rPr>
+            <w:cs/>
+            <w:lang w:val="en-US" w:bidi="th-TH"/>
+          </w:rPr>
+          <w:t xml:space="preserve">๓.๒ เครื่องมือที่ใช้ในการวิจัย</w:t>
+        </w:r>
+        <w:r>
+          <w:tab/>
+        </w:r>
+        <w:r>
+          <w:fldChar w:fldCharType="begin"/>
+        </w:r>
+        <w:r>
+          <w:instrText xml:space="preserve"> PAGEREF _Toc90000057 \h </w:instrText>
+        </w:r>
+        <w:r>
+          <w:fldChar w:fldCharType="separate"/>
+        </w:r>
+        <w:r>
+          <w:fldChar w:fldCharType="end"/>
+        </w:r>
+      </w:hyperlink>
     </w:p>
     <w:p>
       <w:pPr>
         <w:pStyle w:val="TOC2"/>
-      </w:pPr>
-      <w:r>
-        <w:rPr>
-          <w:cs/>
-          <w:lang w:val="en-US" w:bidi="th-TH"/>
-        </w:rPr>
-        <w:t xml:space="preserve">๓.๓ การเก็บรวบรวมข้อมูล</w:t>
-      </w:r>
+        <w:tabs>
+          <w:tab w:val="right" w:leader="dot" w:pos="8306"/>
+        </w:tabs>
+      </w:pPr>
+      <w:hyperlink w:anchor="_Toc90000061">
+        <w:r>
+          <w:rPr>
+            <w:cs/>
+            <w:lang w:val="en-US" w:bidi="th-TH"/>
+          </w:rPr>
+          <w:t xml:space="preserve">๓.๓ การเก็บรวบรวมข้อมูล</w:t>
+        </w:r>
+        <w:r>
+          <w:tab/>
+        </w:r>
+        <w:r>
+          <w:fldChar w:fldCharType="begin"/>
+        </w:r>
+        <w:r>
+          <w:instrText xml:space="preserve"> PAGEREF _Toc90000061 \h </w:instrText>
+        </w:r>
+        <w:r>
+          <w:fldChar w:fldCharType="separate"/>
+        </w:r>
+        <w:r>
+          <w:fldChar w:fldCharType="end"/>
+        </w:r>
+      </w:hyperlink>
     </w:p>
     <w:p>
       <w:pPr>
         <w:pStyle w:val="TOC1"/>
-      </w:pPr>
-      <w:r>
-        <w:rPr>
-          <w:cs/>
-          <w:lang w:val="en-US" w:bidi="th-TH"/>
-        </w:rPr>
-        <w:t xml:space="preserve">บทที่ ๔ ผลการวิจัย</w:t>
-      </w:r>
+        <w:tabs>
+          <w:tab w:val="right" w:leader="dot" w:pos="8306"/>
+        </w:tabs>
+      </w:pPr>
+      <w:hyperlink w:anchor="_Toc90000063">
+        <w:r>
+          <w:rPr>
+            <w:cs/>
+            <w:lang w:val="en-US" w:bidi="th-TH"/>
+          </w:rPr>
+          <w:t xml:space="preserve">บทที่ ๔ ผลการวิจัย</w:t>
+        </w:r>
+        <w:r>
+          <w:tab/>
+        </w:r>
+        <w:r>
+          <w:fldChar w:fldCharType="begin"/>
+        </w:r>
+        <w:r>
+          <w:instrText xml:space="preserve"> PAGEREF _Toc90000063 \h </w:instrText>
+        </w:r>
+        <w:r>
+          <w:fldChar w:fldCharType="separate"/>
+        </w:r>
+        <w:r>
+          <w:fldChar w:fldCharType="end"/>
+        </w:r>
+      </w:hyperlink>
     </w:p>
     <w:p>
       <w:pPr>
         <w:pStyle w:val="TOC1"/>
-      </w:pPr>
-      <w:r>
-        <w:rPr>
-          <w:cs/>
-          <w:lang w:val="en-US" w:bidi="th-TH"/>
-        </w:rPr>
-        <w:t xml:space="preserve">บทที่ ๕ สรุป อภิปรายผล และข้อเสนอแนะ</w:t>
-      </w:r>
+        <w:tabs>
+          <w:tab w:val="right" w:leader="dot" w:pos="8306"/>
+        </w:tabs>
+      </w:pPr>
+      <w:hyperlink w:anchor="_Toc90000069">
+        <w:r>
+          <w:rPr>
+            <w:cs/>
+            <w:lang w:val="en-US" w:bidi="th-TH"/>
+          </w:rPr>
+          <w:t xml:space="preserve">บทที่ ๕ สรุป อภิปรายผล และข้อเสนอแนะ</w:t>
+        </w:r>
+        <w:r>
+          <w:tab/>
+        </w:r>
+        <w:r>
+          <w:fldChar w:fldCharType="begin"/>
+        </w:r>
+        <w:r>
+          <w:instrText xml:space="preserve"> PAGEREF _Toc90000069 \h </w:instrText>
+        </w:r>
+        <w:r>
+          <w:fldChar w:fldCharType="separate"/>
+        </w:r>
+        <w:r>
+          <w:fldChar w:fldCharType="end"/>
+        </w:r>
+      </w:hyperlink>
     </w:p>
     <w:p>
       <w:pPr>
         <w:pStyle w:val="TOC2"/>
-      </w:pPr>
-      <w:r>
-        <w:rPr>
-          <w:cs/>
-          <w:lang w:val="en-US" w:bidi="th-TH"/>
-        </w:rPr>
-        <w:t xml:space="preserve">๕.๑ สรุปผลการวิจัย</w:t>
-      </w:r>
+        <w:tabs>
+          <w:tab w:val="right" w:leader="dot" w:pos="8306"/>
+        </w:tabs>
+      </w:pPr>
+      <w:hyperlink w:anchor="_Toc90000070">
+        <w:r>
+          <w:rPr>
+            <w:cs/>
+            <w:lang w:val="en-US" w:bidi="th-TH"/>
+          </w:rPr>
+          <w:t xml:space="preserve">๕.๑ สรุปผลการวิจัย</w:t>
+        </w:r>
+        <w:r>
+          <w:tab/>
+        </w:r>
+        <w:r>
+          <w:fldChar w:fldCharType="begin"/>
+        </w:r>
+        <w:r>
+          <w:instrText xml:space="preserve"> PAGEREF _Toc90000070 \h </w:instrText>
+        </w:r>
+        <w:r>
+          <w:fldChar w:fldCharType="separate"/>
+        </w:r>
+        <w:r>
+          <w:fldChar w:fldCharType="end"/>
+        </w:r>
+      </w:hyperlink>
     </w:p>
     <w:p>
       <w:pPr>
         <w:pStyle w:val="TOC2"/>
-      </w:pPr>
-      <w:r>
-        <w:rPr>
-          <w:cs/>
-          <w:lang w:val="en-US" w:bidi="th-TH"/>
-        </w:rPr>
-        <w:t xml:space="preserve">๕.๒ อภิปรายผล</w:t>
-      </w:r>
+        <w:tabs>
+          <w:tab w:val="right" w:leader="dot" w:pos="8306"/>
+        </w:tabs>
+      </w:pPr>
+      <w:hyperlink w:anchor="_Toc90000072">
+        <w:r>
+          <w:rPr>
+            <w:cs/>
+            <w:lang w:val="en-US" w:bidi="th-TH"/>
+          </w:rPr>
+          <w:t xml:space="preserve">๕.๒ อภิปรายผล</w:t>
+        </w:r>
+        <w:r>
+          <w:tab/>
+        </w:r>
+        <w:r>
+          <w:fldChar w:fldCharType="begin"/>
+        </w:r>
+        <w:r>
+          <w:instrText xml:space="preserve"> PAGEREF _Toc90000072 \h </w:instrText>
+        </w:r>
+        <w:r>
+          <w:fldChar w:fldCharType="separate"/>
+        </w:r>
+        <w:r>
+          <w:fldChar w:fldCharType="end"/>
+        </w:r>
+      </w:hyperlink>
     </w:p>
     <w:p>
       <w:pPr>
         <w:pStyle w:val="TOC2"/>
-      </w:pPr>
-      <w:r>
-        <w:rPr>
-          <w:cs/>
-          <w:lang w:val="en-US" w:bidi="th-TH"/>
-        </w:rPr>
-        <w:t xml:space="preserve">๕.๓ ข้อเสนอแนะ</w:t>
-      </w:r>
+        <w:tabs>
+          <w:tab w:val="right" w:leader="dot" w:pos="8306"/>
+        </w:tabs>
+      </w:pPr>
+      <w:hyperlink w:anchor="_Toc90000074">
+        <w:r>
+          <w:rPr>
+            <w:cs/>
+            <w:lang w:val="en-US" w:bidi="th-TH"/>
+          </w:rPr>
+          <w:t xml:space="preserve">๕.๓ ข้อเสนอแนะ</w:t>
+        </w:r>
+        <w:r>
+          <w:tab/>
+        </w:r>
+        <w:r>
+          <w:fldChar w:fldCharType="begin"/>
+        </w:r>
+        <w:r>
+          <w:instrText xml:space="preserve"> PAGEREF _Toc90000074 \h </w:instrText>
+        </w:r>
+        <w:r>
+          <w:fldChar w:fldCharType="separate"/>
+        </w:r>
+        <w:r>
+          <w:fldChar w:fldCharType="end"/>
+        </w:r>
+      </w:hyperlink>
     </w:p>
     <w:p>
       <w:pPr>
         <w:pStyle w:val="TOC1"/>
-      </w:pPr>
-      <w:r>
-        <w:rPr>
-          <w:cs/>
-          <w:lang w:val="en-US" w:bidi="th-TH"/>
-        </w:rPr>
-        <w:t xml:space="preserve">บรรณานุกรม</w:t>
-      </w:r>
+        <w:tabs>
+          <w:tab w:val="right" w:leader="dot" w:pos="8306"/>
+        </w:tabs>
+      </w:pPr>
+      <w:hyperlink w:anchor="_Toc90000077">
+        <w:r>
+          <w:rPr>
+            <w:cs/>
+            <w:lang w:val="en-US" w:bidi="th-TH"/>
+          </w:rPr>
+          <w:t xml:space="preserve">บรรณานุกรม</w:t>
+        </w:r>
+        <w:r>
+          <w:tab/>
+        </w:r>
+        <w:r>
+          <w:fldChar w:fldCharType="begin"/>
+        </w:r>
+        <w:r>
+          <w:instrText xml:space="preserve"> PAGEREF _Toc90000077 \h </w:instrText>
+        </w:r>
+        <w:r>
+          <w:fldChar w:fldCharType="separate"/>
+        </w:r>
+        <w:r>
+          <w:fldChar w:fldCharType="end"/>
+        </w:r>
+      </w:hyperlink>
     </w:p>
     <w:p>
       <w:pPr>
         <w:pStyle w:val="TOC1"/>
-      </w:pPr>
-      <w:r>
-        <w:rPr>
-          <w:cs/>
-          <w:lang w:val="en-US" w:bidi="th-TH"/>
-        </w:rPr>
-        <w:t xml:space="preserve">Appendix A แบบสอบถามที่ใช้ในการวิจัย</w:t>
-      </w:r>
+        <w:tabs>
+          <w:tab w:val="right" w:leader="dot" w:pos="8306"/>
+        </w:tabs>
+      </w:pPr>
+      <w:hyperlink w:anchor="_Toc90000081">
+        <w:r>
+          <w:rPr>
+            <w:cs/>
+            <w:lang w:val="en-US" w:bidi="th-TH"/>
+          </w:rPr>
+          <w:t xml:space="preserve">Appendix A แบบสอบถามที่ใช้ในการวิจัย</w:t>
+        </w:r>
+        <w:r>
+          <w:tab/>
+        </w:r>
+        <w:r>
+          <w:fldChar w:fldCharType="begin"/>
+        </w:r>
+        <w:r>
+          <w:instrText xml:space="preserve"> PAGEREF _Toc90000081 \h </w:instrText>
+        </w:r>
+        <w:r>
+          <w:fldChar w:fldCharType="separate"/>
+        </w:r>
+        <w:r>
+          <w:fldChar w:fldCharType="end"/>
+        </w:r>
+      </w:hyperlink>
     </w:p>
     <w:p>
       <w:pPr>
         <w:pStyle w:val="TOC2"/>
-      </w:pPr>
-      <w:r>
-        <w:rPr>
-          <w:cs/>
-          <w:lang w:val="en-US" w:bidi="th-TH"/>
-        </w:rPr>
-        <w:t xml:space="preserve">A.๑ ส่วนที่ 1 ข้อมูลทั่วไปของผู้ตอบแบบสอบถาม</w:t>
-      </w:r>
+        <w:tabs>
+          <w:tab w:val="right" w:leader="dot" w:pos="8306"/>
+        </w:tabs>
+      </w:pPr>
+      <w:hyperlink w:anchor="_Toc90000082">
+        <w:r>
+          <w:rPr>
+            <w:cs/>
+            <w:lang w:val="en-US" w:bidi="th-TH"/>
+          </w:rPr>
+          <w:t xml:space="preserve">A.๑ ส่วนที่ 1 ข้อมูลทั่วไปของผู้ตอบแบบสอบถาม</w:t>
+        </w:r>
+        <w:r>
+          <w:tab/>
+        </w:r>
+        <w:r>
+          <w:fldChar w:fldCharType="begin"/>
+        </w:r>
+        <w:r>
+          <w:instrText xml:space="preserve"> PAGEREF _Toc90000082 \h </w:instrText>
+        </w:r>
+        <w:r>
+          <w:fldChar w:fldCharType="separate"/>
+        </w:r>
+        <w:r>
+          <w:fldChar w:fldCharType="end"/>
+        </w:r>
+      </w:hyperlink>
     </w:p>
     <w:p>
       <w:pPr>
         <w:pStyle w:val="TOC2"/>
-      </w:pPr>
-      <w:r>
-        <w:rPr>
-          <w:cs/>
-          <w:lang w:val="en-US" w:bidi="th-TH"/>
-        </w:rPr>
-        <w:t xml:space="preserve">A.๒ ส่วนที่ 2 ความคิดเห็นต่อระบบ</w:t>
-      </w:r>
+        <w:tabs>
+          <w:tab w:val="right" w:leader="dot" w:pos="8306"/>
+        </w:tabs>
+      </w:pPr>
+      <w:hyperlink w:anchor="_Toc90000087">
+        <w:r>
+          <w:rPr>
+            <w:cs/>
+            <w:lang w:val="en-US" w:bidi="th-TH"/>
+          </w:rPr>
+          <w:t xml:space="preserve">A.๒ ส่วนที่ 2 ความคิดเห็นต่อระบบ</w:t>
+        </w:r>
+        <w:r>
+          <w:tab/>
+        </w:r>
+        <w:r>
+          <w:fldChar w:fldCharType="begin"/>
+        </w:r>
+        <w:r>
+          <w:instrText xml:space="preserve"> PAGEREF _Toc90000087 \h </w:instrText>
+        </w:r>
+        <w:r>
+          <w:fldChar w:fldCharType="separate"/>
+        </w:r>
+        <w:r>
+          <w:fldChar w:fldCharType="end"/>
+        </w:r>
+      </w:hyperlink>
     </w:p>
     <w:p>
       <w:pPr>
         <w:pStyle w:val="TOC1"/>
-      </w:pPr>
-      <w:r>
-        <w:rPr>
-          <w:cs/>
-          <w:lang w:val="en-US" w:bidi="th-TH"/>
-        </w:rPr>
-        <w:t xml:space="preserve">Appendix B ผลการตรวจสอบความเที่ยงตรงของเครื่องมือ</w:t>
-      </w:r>
+        <w:tabs>
+          <w:tab w:val="right" w:leader="dot" w:pos="8306"/>
+        </w:tabs>
+      </w:pPr>
+      <w:hyperlink w:anchor="_Toc90000089">
+        <w:r>
+          <w:rPr>
+            <w:cs/>
+            <w:lang w:val="en-US" w:bidi="th-TH"/>
+          </w:rPr>
+          <w:t xml:space="preserve">Appendix B ผลการตรวจสอบความเที่ยงตรงของเครื่องมือ</w:t>
+        </w:r>
+        <w:r>
+          <w:tab/>
+        </w:r>
+        <w:r>
+          <w:fldChar w:fldCharType="begin"/>
+        </w:r>
+        <w:r>
+          <w:instrText xml:space="preserve"> PAGEREF _Toc90000089 \h </w:instrText>
+        </w:r>
+        <w:r>
+          <w:fldChar w:fldCharType="separate"/>
+        </w:r>
+        <w:r>
+          <w:fldChar w:fldCharType="end"/>
+        </w:r>
+      </w:hyperlink>
     </w:p>
     <w:p>
       <w:pPr>
         <w:pStyle w:val="TOC1"/>
-      </w:pPr>
-      <w:r>
-        <w:rPr>
-          <w:cs/>
-          <w:lang w:val="en-US" w:bidi="th-TH"/>
-        </w:rPr>
-        <w:t xml:space="preserve">Appendix C ตัวอย่างไฟล์ Markdown ที่ใช้ทดสอบ</w:t>
-      </w:r>
+        <w:tabs>
+          <w:tab w:val="right" w:leader="dot" w:pos="8306"/>
+        </w:tabs>
+      </w:pPr>
+      <w:hyperlink w:anchor="_Toc90000094">
+        <w:r>
+          <w:rPr>
+            <w:cs/>
+            <w:lang w:val="en-US" w:bidi="th-TH"/>
+          </w:rPr>
+          <w:t xml:space="preserve">Appendix C ตัวอย่างไฟล์ Markdown ที่ใช้ทดสอบ</w:t>
+        </w:r>
+        <w:r>
+          <w:tab/>
+        </w:r>
+        <w:r>
+          <w:fldChar w:fldCharType="begin"/>
+        </w:r>
+        <w:r>
+          <w:instrText xml:space="preserve"> PAGEREF _Toc90000094 \h </w:instrText>
+        </w:r>
+        <w:r>
+          <w:fldChar w:fldCharType="separate"/>
+        </w:r>
+        <w:r>
+          <w:fldChar w:fldCharType="end"/>
+        </w:r>
+      </w:hyperlink>
     </w:p>
     <w:p>
       <w:pPr>
         <w:pStyle w:val="TOC1"/>
+        <w:tabs>
+          <w:tab w:val="right" w:leader="dot" w:pos="8306"/>
+        </w:tabs>
         <w:sectPr>
           <w:headerReference w:type="default" r:id="rId7"/>
           <w:headerReference w:type="first" r:id="rId8"/>
@@ -713,25 +1343,37 @@
           <w:titlePg/>
         </w:sectPr>
       </w:pPr>
-      <w:r>
-        <w:rPr>
-          <w:cs/>
-          <w:lang w:val="en-US" w:bidi="th-TH"/>
-        </w:rPr>
-        <w:t xml:space="preserve">ประวัติผู้เขียน</w:t>
-      </w:r>
-      <w:r>
-        <w:rPr>
-          <w:cs/>
-          <w:lang w:val="en-US" w:bidi="th-TH"/>
-        </w:rPr>
-        <w:fldChar w:fldCharType="end"/>
-      </w:r>
+      <w:hyperlink w:anchor="_Toc90000096">
+        <w:r>
+          <w:rPr>
+            <w:cs/>
+            <w:lang w:val="en-US" w:bidi="th-TH"/>
+          </w:rPr>
+          <w:t xml:space="preserve">ประวัติผู้เขียน</w:t>
+        </w:r>
+        <w:r>
+          <w:tab/>
+        </w:r>
+        <w:r>
+          <w:fldChar w:fldCharType="begin"/>
+        </w:r>
+        <w:r>
+          <w:instrText xml:space="preserve"> PAGEREF _Toc90000096 \h </w:instrText>
+        </w:r>
+        <w:r>
+          <w:fldChar w:fldCharType="separate"/>
+        </w:r>
+        <w:r>
+          <w:fldChar w:fldCharType="end"/>
+        </w:r>
+      </w:hyperlink>
     </w:p>
     <w:p>
       <w:pPr>
         <w:pStyle w:val="Heading1"/>
       </w:pPr>
+      <w:bookmarkStart w:id="20" w:name="_Toc90000019"/>
+      <w:bookmarkEnd w:id="20"/>
       <w:r>
         <w:rPr>
           <w:cs/>
@@ -743,75 +1385,137 @@
     <w:p>
       <w:pPr>
         <w:pStyle w:val="TOC1"/>
-      </w:pPr>
-      <w:r>
-        <w:rPr>
-          <w:cs/>
-          <w:lang w:val="en-US" w:bidi="th-TH"/>
-        </w:rPr>
-        <w:fldChar w:fldCharType="begin"/>
-      </w:r>
-      <w:r>
-        <w:rPr>
-          <w:cs/>
-          <w:lang w:val="en-US" w:bidi="th-TH"/>
-        </w:rPr>
-        <w:instrText xml:space="preserve"> TOC \h \z \c "Table" </w:instrText>
-      </w:r>
-      <w:r>
-        <w:rPr>
-          <w:cs/>
-          <w:lang w:val="en-US" w:bidi="th-TH"/>
-        </w:rPr>
-        <w:fldChar w:fldCharType="separate"/>
-      </w:r>
-      <w:r>
-        <w:rPr>
-          <w:cs/>
-          <w:lang w:val="en-US" w:bidi="th-TH"/>
-        </w:rPr>
-        <w:t xml:space="preserve">ตารางที่ ๑-๑ ประโยชน์ที่คาดว่าจะได้รับจำแนกตามกลุ่มผู้ใช้</w:t>
-      </w:r>
+        <w:tabs>
+          <w:tab w:val="right" w:leader="dot" w:pos="8306"/>
+        </w:tabs>
+      </w:pPr>
+      <w:hyperlink w:anchor="_Toc90000038">
+        <w:r>
+          <w:rPr>
+            <w:cs/>
+            <w:lang w:val="en-US" w:bidi="th-TH"/>
+          </w:rPr>
+          <w:t xml:space="preserve">ตารางที่ ๑-๑ ประโยชน์ที่คาดว่าจะได้รับจำแนกตามกลุ่มผู้ใช้</w:t>
+        </w:r>
+        <w:r>
+          <w:tab/>
+        </w:r>
+        <w:r>
+          <w:fldChar w:fldCharType="begin"/>
+        </w:r>
+        <w:r>
+          <w:instrText xml:space="preserve"> PAGEREF _Toc90000038 \h </w:instrText>
+        </w:r>
+        <w:r>
+          <w:fldChar w:fldCharType="separate"/>
+        </w:r>
+        <w:r>
+          <w:fldChar w:fldCharType="end"/>
+        </w:r>
+      </w:hyperlink>
     </w:p>
     <w:p>
       <w:pPr>
         <w:pStyle w:val="TOC1"/>
-      </w:pPr>
-      <w:r>
-        <w:rPr>
-          <w:cs/>
-          <w:lang w:val="en-US" w:bidi="th-TH"/>
-        </w:rPr>
-        <w:t xml:space="preserve">ตารางที่ ๒-๑ เปรียบเทียบคุณสมบัติข้อความละตินและข้อความ complex script</w:t>
-      </w:r>
+        <w:tabs>
+          <w:tab w:val="right" w:leader="dot" w:pos="8306"/>
+        </w:tabs>
+      </w:pPr>
+      <w:hyperlink w:anchor="_Toc90000045">
+        <w:r>
+          <w:rPr>
+            <w:cs/>
+            <w:lang w:val="en-US" w:bidi="th-TH"/>
+          </w:rPr>
+          <w:t xml:space="preserve">ตารางที่ ๒-๑ เปรียบเทียบคุณสมบัติข้อความละตินและข้อความ complex script</w:t>
+        </w:r>
+        <w:r>
+          <w:tab/>
+        </w:r>
+        <w:r>
+          <w:fldChar w:fldCharType="begin"/>
+        </w:r>
+        <w:r>
+          <w:instrText xml:space="preserve"> PAGEREF _Toc90000045 \h </w:instrText>
+        </w:r>
+        <w:r>
+          <w:fldChar w:fldCharType="separate"/>
+        </w:r>
+        <w:r>
+          <w:fldChar w:fldCharType="end"/>
+        </w:r>
+      </w:hyperlink>
     </w:p>
     <w:p>
       <w:pPr>
         <w:pStyle w:val="TOC1"/>
-      </w:pPr>
-      <w:r>
-        <w:rPr>
-          <w:cs/>
-          <w:lang w:val="en-US" w:bidi="th-TH"/>
-        </w:rPr>
-        <w:t xml:space="preserve">ตารางที่ ๔-๑ ผลการตรวจการแสดงผลจำแนกตามรายการตรวจ</w:t>
-      </w:r>
+        <w:tabs>
+          <w:tab w:val="right" w:leader="dot" w:pos="8306"/>
+        </w:tabs>
+      </w:pPr>
+      <w:hyperlink w:anchor="_Toc90000065">
+        <w:r>
+          <w:rPr>
+            <w:cs/>
+            <w:lang w:val="en-US" w:bidi="th-TH"/>
+          </w:rPr>
+          <w:t xml:space="preserve">ตารางที่ ๔-๑ ผลการตรวจการแสดงผลจำแนกตามรายการตรวจ</w:t>
+        </w:r>
+        <w:r>
+          <w:tab/>
+        </w:r>
+        <w:r>
+          <w:fldChar w:fldCharType="begin"/>
+        </w:r>
+        <w:r>
+          <w:instrText xml:space="preserve"> PAGEREF _Toc90000065 \h </w:instrText>
+        </w:r>
+        <w:r>
+          <w:fldChar w:fldCharType="separate"/>
+        </w:r>
+        <w:r>
+          <w:fldChar w:fldCharType="end"/>
+        </w:r>
+      </w:hyperlink>
     </w:p>
     <w:p>
       <w:pPr>
         <w:pStyle w:val="TOC1"/>
-      </w:pPr>
-      <w:r>
-        <w:rPr>
-          <w:cs/>
-          <w:lang w:val="en-US" w:bidi="th-TH"/>
-        </w:rPr>
-        <w:t xml:space="preserve">ตารางที่ A-๑ ข้อมูลทั่วไปของผู้ตอบแบบสอบถาม</w:t>
-      </w:r>
+        <w:tabs>
+          <w:tab w:val="right" w:leader="dot" w:pos="8306"/>
+        </w:tabs>
+      </w:pPr>
+      <w:hyperlink w:anchor="_Toc90000085">
+        <w:r>
+          <w:rPr>
+            <w:cs/>
+            <w:lang w:val="en-US" w:bidi="th-TH"/>
+          </w:rPr>
+          <w:t xml:space="preserve">ตารางที่ A-๑ ข้อมูลทั่วไปของผู้ตอบแบบสอบถาม</w:t>
+        </w:r>
+        <w:r>
+          <w:tab/>
+        </w:r>
+        <w:r>
+          <w:fldChar w:fldCharType="begin"/>
+        </w:r>
+        <w:r>
+          <w:instrText xml:space="preserve"> PAGEREF _Toc90000085 \h </w:instrText>
+        </w:r>
+        <w:r>
+          <w:fldChar w:fldCharType="separate"/>
+        </w:r>
+        <w:r>
+          <w:fldChar w:fldCharType="end"/>
+        </w:r>
+      </w:hyperlink>
     </w:p>
     <w:p>
       <w:pPr>
         <w:pStyle w:val="TOC1"/>
+        <w:tabs>
+          <w:tab w:val="right" w:leader="dot" w:pos="8306"/>
+        </w:tabs>
         <w:sectPr>
           <w:headerReference w:type="default" r:id="rId7"/>
           <w:headerReference w:type="first" r:id="rId8"/>
@@ -826,25 +1530,37 @@
           <w:titlePg/>
         </w:sectPr>
       </w:pPr>
-      <w:r>
-        <w:rPr>
-          <w:cs/>
-          <w:lang w:val="en-US" w:bidi="th-TH"/>
-        </w:rPr>
-        <w:t xml:space="preserve">ตารางที่ B-๑ ค่าดัชนีความสอดคล้องของแบบประเมิน</w:t>
-      </w:r>
-      <w:r>
-        <w:rPr>
-          <w:cs/>
-          <w:lang w:val="en-US" w:bidi="th-TH"/>
-        </w:rPr>
-        <w:fldChar w:fldCharType="end"/>
-      </w:r>
+      <w:hyperlink w:anchor="_Toc90000090">
+        <w:r>
+          <w:rPr>
+            <w:cs/>
+            <w:lang w:val="en-US" w:bidi="th-TH"/>
+          </w:rPr>
+          <w:t xml:space="preserve">ตารางที่ B-๑ ค่าดัชนีความสอดคล้องของแบบประเมิน</w:t>
+        </w:r>
+        <w:r>
+          <w:tab/>
+        </w:r>
+        <w:r>
+          <w:fldChar w:fldCharType="begin"/>
+        </w:r>
+        <w:r>
+          <w:instrText xml:space="preserve"> PAGEREF _Toc90000090 \h </w:instrText>
+        </w:r>
+        <w:r>
+          <w:fldChar w:fldCharType="separate"/>
+        </w:r>
+        <w:r>
+          <w:fldChar w:fldCharType="end"/>
+        </w:r>
+      </w:hyperlink>
     </w:p>
     <w:p>
       <w:pPr>
         <w:pStyle w:val="Heading1"/>
       </w:pPr>
+      <w:bookmarkStart w:id="22" w:name="_Toc90000021"/>
+      <w:bookmarkEnd w:id="22"/>
       <w:r>
         <w:rPr>
           <w:cs/>
@@ -856,63 +1572,105 @@
     <w:p>
       <w:pPr>
         <w:pStyle w:val="TOC1"/>
-      </w:pPr>
-      <w:r>
-        <w:rPr>
-          <w:cs/>
-          <w:lang w:val="en-US" w:bidi="th-TH"/>
-        </w:rPr>
-        <w:fldChar w:fldCharType="begin"/>
-      </w:r>
-      <w:r>
-        <w:rPr>
-          <w:cs/>
-          <w:lang w:val="en-US" w:bidi="th-TH"/>
-        </w:rPr>
-        <w:instrText xml:space="preserve"> TOC \h \z \c "Figure" </w:instrText>
-      </w:r>
-      <w:r>
-        <w:rPr>
-          <w:cs/>
-          <w:lang w:val="en-US" w:bidi="th-TH"/>
-        </w:rPr>
-        <w:fldChar w:fldCharType="separate"/>
-      </w:r>
-      <w:r>
-        <w:rPr>
-          <w:cs/>
-          <w:lang w:val="en-US" w:bidi="th-TH"/>
-        </w:rPr>
-        <w:t xml:space="preserve">รูปที่ ๒-๑ อัตราการแสดงผลถูกต้องจำแนกตามประเภทเอกสาร</w:t>
-      </w:r>
+        <w:tabs>
+          <w:tab w:val="right" w:leader="dot" w:pos="8306"/>
+        </w:tabs>
+      </w:pPr>
+      <w:hyperlink w:anchor="_Toc90000048">
+        <w:r>
+          <w:rPr>
+            <w:cs/>
+            <w:lang w:val="en-US" w:bidi="th-TH"/>
+          </w:rPr>
+          <w:t xml:space="preserve">รูปที่ ๒-๑ อัตราการแสดงผลถูกต้องจำแนกตามประเภทเอกสาร</w:t>
+        </w:r>
+        <w:r>
+          <w:tab/>
+        </w:r>
+        <w:r>
+          <w:fldChar w:fldCharType="begin"/>
+        </w:r>
+        <w:r>
+          <w:instrText xml:space="preserve"> PAGEREF _Toc90000048 \h </w:instrText>
+        </w:r>
+        <w:r>
+          <w:fldChar w:fldCharType="separate"/>
+        </w:r>
+        <w:r>
+          <w:fldChar w:fldCharType="end"/>
+        </w:r>
+      </w:hyperlink>
     </w:p>
     <w:p>
       <w:pPr>
         <w:pStyle w:val="TOC1"/>
-      </w:pPr>
-      <w:r>
-        <w:rPr>
-          <w:cs/>
-          <w:lang w:val="en-US" w:bidi="th-TH"/>
-        </w:rPr>
-        <w:t xml:space="preserve">รูปที่ ๓-๑ ขั้นตอนการทำงานของระบบสร้างเอกสาร</w:t>
-      </w:r>
+        <w:tabs>
+          <w:tab w:val="right" w:leader="dot" w:pos="8306"/>
+        </w:tabs>
+      </w:pPr>
+      <w:hyperlink w:anchor="_Toc90000060">
+        <w:r>
+          <w:rPr>
+            <w:cs/>
+            <w:lang w:val="en-US" w:bidi="th-TH"/>
+          </w:rPr>
+          <w:t xml:space="preserve">รูปที่ ๓-๑ ขั้นตอนการทำงานของระบบสร้างเอกสาร</w:t>
+        </w:r>
+        <w:r>
+          <w:tab/>
+        </w:r>
+        <w:r>
+          <w:fldChar w:fldCharType="begin"/>
+        </w:r>
+        <w:r>
+          <w:instrText xml:space="preserve"> PAGEREF _Toc90000060 \h </w:instrText>
+        </w:r>
+        <w:r>
+          <w:fldChar w:fldCharType="separate"/>
+        </w:r>
+        <w:r>
+          <w:fldChar w:fldCharType="end"/>
+        </w:r>
+      </w:hyperlink>
     </w:p>
     <w:p>
       <w:pPr>
         <w:pStyle w:val="TOC1"/>
-      </w:pPr>
-      <w:r>
-        <w:rPr>
-          <w:cs/>
-          <w:lang w:val="en-US" w:bidi="th-TH"/>
-        </w:rPr>
-        <w:t xml:space="preserve">รูปที่ ๔-๑ สรุปผลการตรวจจำแนกตามโปรแกรม</w:t>
-      </w:r>
+        <w:tabs>
+          <w:tab w:val="right" w:leader="dot" w:pos="8306"/>
+        </w:tabs>
+      </w:pPr>
+      <w:hyperlink w:anchor="_Toc90000068">
+        <w:r>
+          <w:rPr>
+            <w:cs/>
+            <w:lang w:val="en-US" w:bidi="th-TH"/>
+          </w:rPr>
+          <w:t xml:space="preserve">รูปที่ ๔-๑ สรุปผลการตรวจจำแนกตามโปรแกรม</w:t>
+        </w:r>
+        <w:r>
+          <w:tab/>
+        </w:r>
+        <w:r>
+          <w:fldChar w:fldCharType="begin"/>
+        </w:r>
+        <w:r>
+          <w:instrText xml:space="preserve"> PAGEREF _Toc90000068 \h </w:instrText>
+        </w:r>
+        <w:r>
+          <w:fldChar w:fldCharType="separate"/>
+        </w:r>
+        <w:r>
+          <w:fldChar w:fldCharType="end"/>
+        </w:r>
+      </w:hyperlink>
     </w:p>
     <w:p>
       <w:pPr>
         <w:pStyle w:val="TOC1"/>
+        <w:tabs>
+          <w:tab w:val="right" w:leader="dot" w:pos="8306"/>
+        </w:tabs>
         <w:sectPr>
           <w:headerReference w:type="default" r:id="rId7"/>
           <w:headerReference w:type="first" r:id="rId8"/>
@@ -927,25 +1685,37 @@
           <w:titlePg/>
         </w:sectPr>
       </w:pPr>
-      <w:r>
-        <w:rPr>
-          <w:cs/>
-          <w:lang w:val="en-US" w:bidi="th-TH"/>
-        </w:rPr>
-        <w:t xml:space="preserve">รูปที่ B-๑ ขั้นตอนการตรวจสอบความเที่ยงตรง</w:t>
-      </w:r>
-      <w:r>
-        <w:rPr>
-          <w:cs/>
-          <w:lang w:val="en-US" w:bidi="th-TH"/>
-        </w:rPr>
-        <w:fldChar w:fldCharType="end"/>
-      </w:r>
+      <w:hyperlink w:anchor="_Toc90000093">
+        <w:r>
+          <w:rPr>
+            <w:cs/>
+            <w:lang w:val="en-US" w:bidi="th-TH"/>
+          </w:rPr>
+          <w:t xml:space="preserve">รูปที่ B-๑ ขั้นตอนการตรวจสอบความเที่ยงตรง</w:t>
+        </w:r>
+        <w:r>
+          <w:tab/>
+        </w:r>
+        <w:r>
+          <w:fldChar w:fldCharType="begin"/>
+        </w:r>
+        <w:r>
+          <w:instrText xml:space="preserve"> PAGEREF _Toc90000093 \h </w:instrText>
+        </w:r>
+        <w:r>
+          <w:fldChar w:fldCharType="separate"/>
+        </w:r>
+        <w:r>
+          <w:fldChar w:fldCharType="end"/>
+        </w:r>
+      </w:hyperlink>
     </w:p>
     <w:p>
       <w:pPr>
         <w:pStyle w:val="Heading1"/>
       </w:pPr>
+      <w:bookmarkStart w:id="24" w:name="_Toc90000023"/>
+      <w:bookmarkEnd w:id="24"/>
       <w:r>
         <w:rPr>
           <w:cs/>
@@ -958,6 +1728,8 @@
       <w:pPr>
         <w:pStyle w:val="Heading2"/>
       </w:pPr>
+      <w:bookmarkStart w:id="25" w:name="_Toc90000024"/>
+      <w:bookmarkEnd w:id="25"/>
       <w:r>
         <w:rPr>
           <w:cs/>
@@ -1207,6 +1979,8 @@
       <w:pPr>
         <w:pStyle w:val="Heading2"/>
       </w:pPr>
+      <w:bookmarkStart w:id="29" w:name="_Toc90000028"/>
+      <w:bookmarkEnd w:id="29"/>
       <w:r>
         <w:rPr>
           <w:cs/>
@@ -1349,6 +2123,8 @@
       <w:pPr>
         <w:pStyle w:val="Heading2"/>
       </w:pPr>
+      <w:bookmarkStart w:id="31" w:name="_Toc90000030"/>
+      <w:bookmarkEnd w:id="31"/>
       <w:r>
         <w:rPr>
           <w:cs/>
@@ -1361,6 +2137,8 @@
       <w:pPr>
         <w:pStyle w:val="Heading3"/>
       </w:pPr>
+      <w:bookmarkStart w:id="32" w:name="_Toc90000031"/>
+      <w:bookmarkEnd w:id="32"/>
       <w:r>
         <w:rPr>
           <w:cs/>
@@ -1465,6 +2243,8 @@
       <w:pPr>
         <w:pStyle w:val="Heading3"/>
       </w:pPr>
+      <w:bookmarkStart w:id="35" w:name="_Toc90000034"/>
+      <w:bookmarkEnd w:id="35"/>
       <w:r>
         <w:rPr>
           <w:cs/>
@@ -1573,6 +2353,8 @@
       <w:pPr>
         <w:pStyle w:val="Heading2"/>
       </w:pPr>
+      <w:bookmarkStart w:id="38" w:name="_Toc90000037"/>
+      <w:bookmarkEnd w:id="38"/>
       <w:r>
         <w:rPr>
           <w:cs/>
@@ -1586,6 +2368,8 @@
         <w:pStyle w:val="Caption"/>
         <w:keepNext/>
       </w:pPr>
+      <w:bookmarkStart w:id="39" w:name="_Toc90000038"/>
+      <w:bookmarkEnd w:id="39"/>
       <w:r>
         <w:rPr>
           <w:b/>
@@ -1898,6 +2682,8 @@
       <w:pPr>
         <w:pStyle w:val="Heading1"/>
       </w:pPr>
+      <w:bookmarkStart w:id="41" w:name="_Toc90000040"/>
+      <w:bookmarkEnd w:id="41"/>
       <w:r>
         <w:rPr>
           <w:cs/>
@@ -1910,6 +2696,8 @@
       <w:pPr>
         <w:pStyle w:val="Heading2"/>
       </w:pPr>
+      <w:bookmarkStart w:id="42" w:name="_Toc90000041"/>
+      <w:bookmarkEnd w:id="42"/>
       <w:r>
         <w:rPr>
           <w:cs/>
@@ -1959,6 +2747,8 @@
         <w:pStyle w:val="Caption"/>
         <w:keepNext/>
       </w:pPr>
+      <w:bookmarkStart w:id="46" w:name="_Toc90000045"/>
+      <w:bookmarkEnd w:id="46"/>
       <w:r>
         <w:rPr>
           <w:b/>
@@ -2357,6 +3147,8 @@
         <w:pStyle w:val="Caption"/>
         <w:jc w:val="center"/>
       </w:pPr>
+      <w:bookmarkStart w:id="49" w:name="_Toc90000048"/>
+      <w:bookmarkEnd w:id="49"/>
       <w:r>
         <w:rPr>
           <w:b/>
@@ -2378,6 +3170,8 @@
       <w:pPr>
         <w:pStyle w:val="Heading2"/>
       </w:pPr>
+      <w:bookmarkStart w:id="50" w:name="_Toc90000049"/>
+      <w:bookmarkEnd w:id="50"/>
       <w:r>
         <w:rPr>
           <w:cs/>
@@ -2465,6 +3259,8 @@
       <w:pPr>
         <w:pStyle w:val="Heading2"/>
       </w:pPr>
+      <w:bookmarkStart w:id="53" w:name="_Toc90000052"/>
+      <w:bookmarkEnd w:id="53"/>
       <w:r>
         <w:rPr>
           <w:cs/>
@@ -2502,6 +3298,8 @@
       <w:pPr>
         <w:pStyle w:val="Heading1"/>
       </w:pPr>
+      <w:bookmarkStart w:id="55" w:name="_Toc90000054"/>
+      <w:bookmarkEnd w:id="55"/>
       <w:r>
         <w:rPr>
           <w:cs/>
@@ -2514,6 +3312,8 @@
       <w:pPr>
         <w:pStyle w:val="Heading2"/>
       </w:pPr>
+      <w:bookmarkStart w:id="56" w:name="_Toc90000055"/>
+      <w:bookmarkEnd w:id="56"/>
       <w:r>
         <w:rPr>
           <w:cs/>
@@ -2538,6 +3338,8 @@
       <w:pPr>
         <w:pStyle w:val="Heading2"/>
       </w:pPr>
+      <w:bookmarkStart w:id="58" w:name="_Toc90000057"/>
+      <w:bookmarkEnd w:id="58"/>
       <w:r>
         <w:rPr>
           <w:cs/>
@@ -2606,6 +3408,8 @@
         <w:pStyle w:val="Caption"/>
         <w:jc w:val="center"/>
       </w:pPr>
+      <w:bookmarkStart w:id="61" w:name="_Toc90000060"/>
+      <w:bookmarkEnd w:id="61"/>
       <w:r>
         <w:rPr>
           <w:b/>
@@ -2627,6 +3431,8 @@
       <w:pPr>
         <w:pStyle w:val="Heading2"/>
       </w:pPr>
+      <w:bookmarkStart w:id="62" w:name="_Toc90000061"/>
+      <w:bookmarkEnd w:id="62"/>
       <w:r>
         <w:rPr>
           <w:cs/>
@@ -2733,6 +3539,8 @@
       <w:pPr>
         <w:pStyle w:val="Heading1"/>
       </w:pPr>
+      <w:bookmarkStart w:id="64" w:name="_Toc90000063"/>
+      <w:bookmarkEnd w:id="64"/>
       <w:r>
         <w:rPr>
           <w:cs/>
@@ -2758,6 +3566,8 @@
         <w:pStyle w:val="Caption"/>
         <w:keepNext/>
       </w:pPr>
+      <w:bookmarkStart w:id="66" w:name="_Toc90000065"/>
+      <w:bookmarkEnd w:id="66"/>
       <w:r>
         <w:rPr>
           <w:b/>
@@ -6813,6 +7623,8 @@
           <w:titlePg/>
         </w:sectPr>
       </w:pPr>
+      <w:bookmarkStart w:id="69" w:name="_Toc90000068"/>
+      <w:bookmarkEnd w:id="69"/>
       <w:r>
         <w:rPr>
           <w:b/>
@@ -6834,6 +7646,8 @@
       <w:pPr>
         <w:pStyle w:val="Heading1"/>
       </w:pPr>
+      <w:bookmarkStart w:id="70" w:name="_Toc90000069"/>
+      <w:bookmarkEnd w:id="70"/>
       <w:r>
         <w:rPr>
           <w:cs/>
@@ -6846,6 +7660,8 @@
       <w:pPr>
         <w:pStyle w:val="Heading2"/>
       </w:pPr>
+      <w:bookmarkStart w:id="71" w:name="_Toc90000070"/>
+      <w:bookmarkEnd w:id="71"/>
       <w:r>
         <w:rPr>
           <w:cs/>
@@ -6870,6 +7686,8 @@
       <w:pPr>
         <w:pStyle w:val="Heading2"/>
       </w:pPr>
+      <w:bookmarkStart w:id="73" w:name="_Toc90000072"/>
+      <w:bookmarkEnd w:id="73"/>
       <w:r>
         <w:rPr>
           <w:cs/>
@@ -6894,6 +7712,8 @@
       <w:pPr>
         <w:pStyle w:val="Heading2"/>
       </w:pPr>
+      <w:bookmarkStart w:id="75" w:name="_Toc90000074"/>
+      <w:bookmarkEnd w:id="75"/>
       <w:r>
         <w:rPr>
           <w:cs/>
@@ -6938,6 +7758,8 @@
       <w:pPr>
         <w:pStyle w:val="Heading1"/>
       </w:pPr>
+      <w:bookmarkStart w:id="78" w:name="_Toc90000077"/>
+      <w:bookmarkEnd w:id="78"/>
       <w:r>
         <w:rPr>
           <w:cs/>
@@ -7069,6 +7891,8 @@
       <w:pPr>
         <w:pStyle w:val="Heading1"/>
       </w:pPr>
+      <w:bookmarkStart w:id="82" w:name="_Toc90000081"/>
+      <w:bookmarkEnd w:id="82"/>
       <w:r>
         <w:rPr>
           <w:cs/>
@@ -7081,6 +7905,8 @@
       <w:pPr>
         <w:pStyle w:val="Heading2"/>
       </w:pPr>
+      <w:bookmarkStart w:id="83" w:name="_Toc90000082"/>
+      <w:bookmarkEnd w:id="83"/>
       <w:r>
         <w:rPr>
           <w:cs/>
@@ -7169,6 +7995,8 @@
         <w:pStyle w:val="Caption"/>
         <w:keepNext/>
       </w:pPr>
+      <w:bookmarkStart w:id="86" w:name="_Toc90000085"/>
+      <w:bookmarkEnd w:id="86"/>
       <w:r>
         <w:rPr>
           <w:b/>
@@ -7399,6 +8227,8 @@
       <w:pPr>
         <w:pStyle w:val="Heading2"/>
       </w:pPr>
+      <w:bookmarkStart w:id="88" w:name="_Toc90000087"/>
+      <w:bookmarkEnd w:id="88"/>
       <w:r>
         <w:rPr>
           <w:cs/>
@@ -7436,6 +8266,8 @@
       <w:pPr>
         <w:pStyle w:val="Heading1"/>
       </w:pPr>
+      <w:bookmarkStart w:id="90" w:name="_Toc90000089"/>
+      <w:bookmarkEnd w:id="90"/>
       <w:r>
         <w:rPr>
           <w:cs/>
@@ -7449,6 +8281,8 @@
         <w:pStyle w:val="Caption"/>
         <w:keepNext/>
       </w:pPr>
+      <w:bookmarkStart w:id="91" w:name="_Toc90000090"/>
+      <w:bookmarkEnd w:id="91"/>
       <w:r>
         <w:rPr>
           <w:b/>
@@ -7956,6 +8790,8 @@
           <w:titlePg/>
         </w:sectPr>
       </w:pPr>
+      <w:bookmarkStart w:id="94" w:name="_Toc90000093"/>
+      <w:bookmarkEnd w:id="94"/>
       <w:r>
         <w:rPr>
           <w:b/>
@@ -7977,6 +8813,8 @@
       <w:pPr>
         <w:pStyle w:val="Heading1"/>
       </w:pPr>
+      <w:bookmarkStart w:id="95" w:name="_Toc90000094"/>
+      <w:bookmarkEnd w:id="95"/>
       <w:r>
         <w:rPr>
           <w:cs/>
@@ -8086,6 +8924,8 @@
       <w:pPr>
         <w:pStyle w:val="Heading1"/>
       </w:pPr>
+      <w:bookmarkStart w:id="97" w:name="_Toc90000096"/>
+      <w:bookmarkEnd w:id="97"/>
       <w:r>
         <w:rPr>
           <w:cs/>

--- a/tests/golden/thesis-options.docx
+++ b/tests/golden/thesis-options.docx
@@ -80,8 +80,6 @@
       <w:pPr>
         <w:pStyle w:val="Heading1"/>
       </w:pPr>
-      <w:bookmarkStart w:id="6" w:name="_Toc90000005"/>
-      <w:bookmarkEnd w:id="6"/>
       <w:r>
         <w:rPr>
           <w:cs/>
@@ -164,8 +162,6 @@
       <w:pPr>
         <w:pStyle w:val="Heading1"/>
       </w:pPr>
-      <w:bookmarkStart w:id="11" w:name="_Toc90000010"/>
-      <w:bookmarkEnd w:id="11"/>
       <w:r>
         <w:rPr>
           <w:cs/>
@@ -225,8 +221,6 @@
       <w:pPr>
         <w:pStyle w:val="Heading1"/>
       </w:pPr>
-      <w:bookmarkStart w:id="14" w:name="_Toc90000013"/>
-      <w:bookmarkEnd w:id="14"/>
       <w:r>
         <w:rPr>
           <w:cs/>
@@ -288,8 +282,6 @@
       <w:pPr>
         <w:pStyle w:val="Heading1"/>
       </w:pPr>
-      <w:bookmarkStart w:id="18" w:name="_Toc90000017"/>
-      <w:bookmarkEnd w:id="18"/>
       <w:r>
         <w:rPr>
           <w:cs/>
@@ -301,1034 +293,412 @@
     <w:p>
       <w:pPr>
         <w:pStyle w:val="TOC1"/>
-        <w:tabs>
-          <w:tab w:val="right" w:leader="dot" w:pos="8306"/>
-        </w:tabs>
-      </w:pPr>
-      <w:hyperlink w:anchor="_Toc90000005">
-        <w:r>
-          <w:rPr>
-            <w:cs/>
-            <w:lang w:val="en-US" w:bidi="th-TH"/>
-          </w:rPr>
-          <w:t xml:space="preserve">บทคัดย่อ</w:t>
-        </w:r>
-        <w:r>
-          <w:tab/>
-        </w:r>
-        <w:r>
-          <w:fldChar w:fldCharType="begin"/>
-        </w:r>
-        <w:r>
-          <w:instrText xml:space="preserve"> PAGEREF _Toc90000005 \h </w:instrText>
-        </w:r>
-        <w:r>
-          <w:fldChar w:fldCharType="separate"/>
-        </w:r>
-        <w:r>
-          <w:fldChar w:fldCharType="end"/>
-        </w:r>
-      </w:hyperlink>
+      </w:pPr>
+      <w:r>
+        <w:rPr>
+          <w:cs/>
+          <w:lang w:val="en-US" w:bidi="th-TH"/>
+        </w:rPr>
+        <w:fldChar w:fldCharType="begin"/>
+      </w:r>
+      <w:r>
+        <w:rPr>
+          <w:cs/>
+          <w:lang w:val="en-US" w:bidi="th-TH"/>
+        </w:rPr>
+        <w:instrText xml:space="preserve"> TOC \o "1-3" \h \z \u </w:instrText>
+      </w:r>
+      <w:r>
+        <w:rPr>
+          <w:cs/>
+          <w:lang w:val="en-US" w:bidi="th-TH"/>
+        </w:rPr>
+        <w:fldChar w:fldCharType="separate"/>
+      </w:r>
+      <w:r>
+        <w:rPr>
+          <w:cs/>
+          <w:lang w:val="en-US" w:bidi="th-TH"/>
+        </w:rPr>
+        <w:t xml:space="preserve">บทคัดย่อ</w:t>
+      </w:r>
     </w:p>
     <w:p>
       <w:pPr>
         <w:pStyle w:val="TOC1"/>
-        <w:tabs>
-          <w:tab w:val="right" w:leader="dot" w:pos="8306"/>
-        </w:tabs>
         <w:jc w:val="left"/>
       </w:pPr>
-      <w:hyperlink w:anchor="_Toc90000010">
-        <w:r>
-          <w:rPr>
-            <w:cs/>
-            <w:lang w:val="en-US" w:bidi="th-TH"/>
-          </w:rPr>
-          <w:t xml:space="preserve">Abstract</w:t>
-        </w:r>
-        <w:r>
-          <w:tab/>
-        </w:r>
-        <w:r>
-          <w:fldChar w:fldCharType="begin"/>
-        </w:r>
-        <w:r>
-          <w:instrText xml:space="preserve"> PAGEREF _Toc90000010 \h </w:instrText>
-        </w:r>
-        <w:r>
-          <w:fldChar w:fldCharType="separate"/>
-        </w:r>
-        <w:r>
-          <w:fldChar w:fldCharType="end"/>
-        </w:r>
-      </w:hyperlink>
+      <w:r>
+        <w:rPr>
+          <w:cs/>
+          <w:lang w:val="en-US" w:bidi="th-TH"/>
+        </w:rPr>
+        <w:t xml:space="preserve">Abstract</w:t>
+      </w:r>
     </w:p>
     <w:p>
       <w:pPr>
         <w:pStyle w:val="TOC1"/>
-        <w:tabs>
-          <w:tab w:val="right" w:leader="dot" w:pos="8306"/>
-        </w:tabs>
-      </w:pPr>
-      <w:hyperlink w:anchor="_Toc90000013">
-        <w:r>
-          <w:rPr>
-            <w:cs/>
-            <w:lang w:val="en-US" w:bidi="th-TH"/>
-          </w:rPr>
-          <w:t xml:space="preserve">กิตติกรรมประกาศ</w:t>
-        </w:r>
-        <w:r>
-          <w:tab/>
-        </w:r>
-        <w:r>
-          <w:fldChar w:fldCharType="begin"/>
-        </w:r>
-        <w:r>
-          <w:instrText xml:space="preserve"> PAGEREF _Toc90000013 \h </w:instrText>
-        </w:r>
-        <w:r>
-          <w:fldChar w:fldCharType="separate"/>
-        </w:r>
-        <w:r>
-          <w:fldChar w:fldCharType="end"/>
-        </w:r>
-      </w:hyperlink>
+      </w:pPr>
+      <w:r>
+        <w:rPr>
+          <w:cs/>
+          <w:lang w:val="en-US" w:bidi="th-TH"/>
+        </w:rPr>
+        <w:t xml:space="preserve">กิตติกรรมประกาศ</w:t>
+      </w:r>
     </w:p>
     <w:p>
       <w:pPr>
         <w:pStyle w:val="TOC1"/>
-        <w:tabs>
-          <w:tab w:val="right" w:leader="dot" w:pos="8306"/>
-        </w:tabs>
-      </w:pPr>
-      <w:hyperlink w:anchor="_Toc90000017">
-        <w:r>
-          <w:rPr>
-            <w:cs/>
-            <w:lang w:val="en-US" w:bidi="th-TH"/>
-          </w:rPr>
-          <w:t xml:space="preserve">สารบัญ</w:t>
-        </w:r>
-        <w:r>
-          <w:tab/>
-        </w:r>
-        <w:r>
-          <w:fldChar w:fldCharType="begin"/>
-        </w:r>
-        <w:r>
-          <w:instrText xml:space="preserve"> PAGEREF _Toc90000017 \h </w:instrText>
-        </w:r>
-        <w:r>
-          <w:fldChar w:fldCharType="separate"/>
-        </w:r>
-        <w:r>
-          <w:fldChar w:fldCharType="end"/>
-        </w:r>
-      </w:hyperlink>
+      </w:pPr>
+      <w:r>
+        <w:rPr>
+          <w:cs/>
+          <w:lang w:val="en-US" w:bidi="th-TH"/>
+        </w:rPr>
+        <w:t xml:space="preserve">สารบัญ</w:t>
+      </w:r>
     </w:p>
     <w:p>
       <w:pPr>
         <w:pStyle w:val="TOC1"/>
-        <w:tabs>
-          <w:tab w:val="right" w:leader="dot" w:pos="8306"/>
-        </w:tabs>
-      </w:pPr>
-      <w:hyperlink w:anchor="_Toc90000019">
-        <w:r>
-          <w:rPr>
-            <w:cs/>
-            <w:lang w:val="en-US" w:bidi="th-TH"/>
-          </w:rPr>
-          <w:t xml:space="preserve">สารบัญตาราง</w:t>
-        </w:r>
-        <w:r>
-          <w:tab/>
-        </w:r>
-        <w:r>
-          <w:fldChar w:fldCharType="begin"/>
-        </w:r>
-        <w:r>
-          <w:instrText xml:space="preserve"> PAGEREF _Toc90000019 \h </w:instrText>
-        </w:r>
-        <w:r>
-          <w:fldChar w:fldCharType="separate"/>
-        </w:r>
-        <w:r>
-          <w:fldChar w:fldCharType="end"/>
-        </w:r>
-      </w:hyperlink>
+      </w:pPr>
+      <w:r>
+        <w:rPr>
+          <w:cs/>
+          <w:lang w:val="en-US" w:bidi="th-TH"/>
+        </w:rPr>
+        <w:t xml:space="preserve">สารบัญตาราง</w:t>
+      </w:r>
     </w:p>
     <w:p>
       <w:pPr>
         <w:pStyle w:val="TOC1"/>
-        <w:tabs>
-          <w:tab w:val="right" w:leader="dot" w:pos="8306"/>
-        </w:tabs>
-      </w:pPr>
-      <w:hyperlink w:anchor="_Toc90000021">
-        <w:r>
-          <w:rPr>
-            <w:cs/>
-            <w:lang w:val="en-US" w:bidi="th-TH"/>
-          </w:rPr>
-          <w:t xml:space="preserve">สารบัญภาพ</w:t>
-        </w:r>
-        <w:r>
-          <w:tab/>
-        </w:r>
-        <w:r>
-          <w:fldChar w:fldCharType="begin"/>
-        </w:r>
-        <w:r>
-          <w:instrText xml:space="preserve"> PAGEREF _Toc90000021 \h </w:instrText>
-        </w:r>
-        <w:r>
-          <w:fldChar w:fldCharType="separate"/>
-        </w:r>
-        <w:r>
-          <w:fldChar w:fldCharType="end"/>
-        </w:r>
-      </w:hyperlink>
+      </w:pPr>
+      <w:r>
+        <w:rPr>
+          <w:cs/>
+          <w:lang w:val="en-US" w:bidi="th-TH"/>
+        </w:rPr>
+        <w:t xml:space="preserve">สารบัญภาพ</w:t>
+      </w:r>
     </w:p>
     <w:p>
       <w:pPr>
         <w:pStyle w:val="TOC1"/>
-        <w:tabs>
-          <w:tab w:val="right" w:leader="dot" w:pos="8306"/>
-        </w:tabs>
-      </w:pPr>
-      <w:hyperlink w:anchor="_Toc90000023">
-        <w:r>
-          <w:rPr>
-            <w:cs/>
-            <w:lang w:val="en-US" w:bidi="th-TH"/>
-          </w:rPr>
-          <w:t xml:space="preserve">บทที่ ๑ บทนำ</w:t>
-        </w:r>
-        <w:r>
-          <w:tab/>
-        </w:r>
-        <w:r>
-          <w:fldChar w:fldCharType="begin"/>
-        </w:r>
-        <w:r>
-          <w:instrText xml:space="preserve"> PAGEREF _Toc90000023 \h </w:instrText>
-        </w:r>
-        <w:r>
-          <w:fldChar w:fldCharType="separate"/>
-        </w:r>
-        <w:r>
-          <w:fldChar w:fldCharType="end"/>
-        </w:r>
-      </w:hyperlink>
+      </w:pPr>
+      <w:r>
+        <w:rPr>
+          <w:cs/>
+          <w:lang w:val="en-US" w:bidi="th-TH"/>
+        </w:rPr>
+        <w:t xml:space="preserve">บทที่ ๑ บทนำ</w:t>
+      </w:r>
     </w:p>
     <w:p>
       <w:pPr>
         <w:pStyle w:val="TOC2"/>
-        <w:tabs>
-          <w:tab w:val="right" w:leader="dot" w:pos="8306"/>
-        </w:tabs>
-      </w:pPr>
-      <w:hyperlink w:anchor="_Toc90000024">
-        <w:r>
-          <w:rPr>
-            <w:cs/>
-            <w:lang w:val="en-US" w:bidi="th-TH"/>
-          </w:rPr>
-          <w:t xml:space="preserve">๑.๑ ความเป็นมาและความสำคัญของปัญหา</w:t>
-        </w:r>
-        <w:r>
-          <w:tab/>
-        </w:r>
-        <w:r>
-          <w:fldChar w:fldCharType="begin"/>
-        </w:r>
-        <w:r>
-          <w:instrText xml:space="preserve"> PAGEREF _Toc90000024 \h </w:instrText>
-        </w:r>
-        <w:r>
-          <w:fldChar w:fldCharType="separate"/>
-        </w:r>
-        <w:r>
-          <w:fldChar w:fldCharType="end"/>
-        </w:r>
-      </w:hyperlink>
+      </w:pPr>
+      <w:r>
+        <w:rPr>
+          <w:cs/>
+          <w:lang w:val="en-US" w:bidi="th-TH"/>
+        </w:rPr>
+        <w:t xml:space="preserve">๑.๑ ความเป็นมาและความสำคัญของปัญหา</w:t>
+      </w:r>
     </w:p>
     <w:p>
       <w:pPr>
         <w:pStyle w:val="TOC2"/>
-        <w:tabs>
-          <w:tab w:val="right" w:leader="dot" w:pos="8306"/>
-        </w:tabs>
-      </w:pPr>
-      <w:hyperlink w:anchor="_Toc90000028">
-        <w:r>
-          <w:rPr>
-            <w:cs/>
-            <w:lang w:val="en-US" w:bidi="th-TH"/>
-          </w:rPr>
-          <w:t xml:space="preserve">๑.๒ วัตถุประสงค์ของการวิจัย</w:t>
-        </w:r>
-        <w:r>
-          <w:tab/>
-        </w:r>
-        <w:r>
-          <w:fldChar w:fldCharType="begin"/>
-        </w:r>
-        <w:r>
-          <w:instrText xml:space="preserve"> PAGEREF _Toc90000028 \h </w:instrText>
-        </w:r>
-        <w:r>
-          <w:fldChar w:fldCharType="separate"/>
-        </w:r>
-        <w:r>
-          <w:fldChar w:fldCharType="end"/>
-        </w:r>
-      </w:hyperlink>
+      </w:pPr>
+      <w:r>
+        <w:rPr>
+          <w:cs/>
+          <w:lang w:val="en-US" w:bidi="th-TH"/>
+        </w:rPr>
+        <w:t xml:space="preserve">๑.๒ วัตถุประสงค์ของการวิจัย</w:t>
+      </w:r>
     </w:p>
     <w:p>
       <w:pPr>
         <w:pStyle w:val="TOC2"/>
-        <w:tabs>
-          <w:tab w:val="right" w:leader="dot" w:pos="8306"/>
-        </w:tabs>
-      </w:pPr>
-      <w:hyperlink w:anchor="_Toc90000030">
-        <w:r>
-          <w:rPr>
-            <w:cs/>
-            <w:lang w:val="en-US" w:bidi="th-TH"/>
-          </w:rPr>
-          <w:t xml:space="preserve">๑.๓ ขอบเขตของการวิจัย</w:t>
-        </w:r>
-        <w:r>
-          <w:tab/>
-        </w:r>
-        <w:r>
-          <w:fldChar w:fldCharType="begin"/>
-        </w:r>
-        <w:r>
-          <w:instrText xml:space="preserve"> PAGEREF _Toc90000030 \h </w:instrText>
-        </w:r>
-        <w:r>
-          <w:fldChar w:fldCharType="separate"/>
-        </w:r>
-        <w:r>
-          <w:fldChar w:fldCharType="end"/>
-        </w:r>
-      </w:hyperlink>
+      </w:pPr>
+      <w:r>
+        <w:rPr>
+          <w:cs/>
+          <w:lang w:val="en-US" w:bidi="th-TH"/>
+        </w:rPr>
+        <w:t xml:space="preserve">๑.๓ ขอบเขตของการวิจัย</w:t>
+      </w:r>
     </w:p>
     <w:p>
       <w:pPr>
         <w:pStyle w:val="TOC3"/>
-        <w:tabs>
-          <w:tab w:val="right" w:leader="dot" w:pos="8306"/>
-        </w:tabs>
-      </w:pPr>
-      <w:hyperlink w:anchor="_Toc90000031">
-        <w:r>
-          <w:rPr>
-            <w:cs/>
-            <w:lang w:val="en-US" w:bidi="th-TH"/>
-          </w:rPr>
-          <w:t xml:space="preserve">๑.๓.๑ ขอบเขตด้านเนื้อหา</w:t>
-        </w:r>
-        <w:r>
-          <w:tab/>
-        </w:r>
-        <w:r>
-          <w:fldChar w:fldCharType="begin"/>
-        </w:r>
-        <w:r>
-          <w:instrText xml:space="preserve"> PAGEREF _Toc90000031 \h </w:instrText>
-        </w:r>
-        <w:r>
-          <w:fldChar w:fldCharType="separate"/>
-        </w:r>
-        <w:r>
-          <w:fldChar w:fldCharType="end"/>
-        </w:r>
-      </w:hyperlink>
+      </w:pPr>
+      <w:r>
+        <w:rPr>
+          <w:cs/>
+          <w:lang w:val="en-US" w:bidi="th-TH"/>
+        </w:rPr>
+        <w:t xml:space="preserve">๑.๓.๑ ขอบเขตด้านเนื้อหา</w:t>
+      </w:r>
     </w:p>
     <w:p>
       <w:pPr>
         <w:pStyle w:val="TOC3"/>
-        <w:tabs>
-          <w:tab w:val="right" w:leader="dot" w:pos="8306"/>
-        </w:tabs>
-      </w:pPr>
-      <w:hyperlink w:anchor="_Toc90000034">
-        <w:r>
-          <w:rPr>
-            <w:cs/>
-            <w:lang w:val="en-US" w:bidi="th-TH"/>
-          </w:rPr>
-          <w:t xml:space="preserve">๑.๓.๒ ขอบเขตด้านเวลา</w:t>
-        </w:r>
-        <w:r>
-          <w:tab/>
-        </w:r>
-        <w:r>
-          <w:fldChar w:fldCharType="begin"/>
-        </w:r>
-        <w:r>
-          <w:instrText xml:space="preserve"> PAGEREF _Toc90000034 \h </w:instrText>
-        </w:r>
-        <w:r>
-          <w:fldChar w:fldCharType="separate"/>
-        </w:r>
-        <w:r>
-          <w:fldChar w:fldCharType="end"/>
-        </w:r>
-      </w:hyperlink>
+      </w:pPr>
+      <w:r>
+        <w:rPr>
+          <w:cs/>
+          <w:lang w:val="en-US" w:bidi="th-TH"/>
+        </w:rPr>
+        <w:t xml:space="preserve">๑.๓.๒ ขอบเขตด้านเวลา</w:t>
+      </w:r>
     </w:p>
     <w:p>
       <w:pPr>
         <w:pStyle w:val="TOC2"/>
-        <w:tabs>
-          <w:tab w:val="right" w:leader="dot" w:pos="8306"/>
-        </w:tabs>
-      </w:pPr>
-      <w:hyperlink w:anchor="_Toc90000037">
-        <w:r>
-          <w:rPr>
-            <w:cs/>
-            <w:lang w:val="en-US" w:bidi="th-TH"/>
-          </w:rPr>
-          <w:t xml:space="preserve">๑.๔ ประโยชน์ที่คาดว่าจะได้รับ</w:t>
-        </w:r>
-        <w:r>
-          <w:tab/>
-        </w:r>
-        <w:r>
-          <w:fldChar w:fldCharType="begin"/>
-        </w:r>
-        <w:r>
-          <w:instrText xml:space="preserve"> PAGEREF _Toc90000037 \h </w:instrText>
-        </w:r>
-        <w:r>
-          <w:fldChar w:fldCharType="separate"/>
-        </w:r>
-        <w:r>
-          <w:fldChar w:fldCharType="end"/>
-        </w:r>
-      </w:hyperlink>
+      </w:pPr>
+      <w:r>
+        <w:rPr>
+          <w:cs/>
+          <w:lang w:val="en-US" w:bidi="th-TH"/>
+        </w:rPr>
+        <w:t xml:space="preserve">๑.๔ ประโยชน์ที่คาดว่าจะได้รับ</w:t>
+      </w:r>
     </w:p>
     <w:p>
       <w:pPr>
         <w:pStyle w:val="TOC1"/>
-        <w:tabs>
-          <w:tab w:val="right" w:leader="dot" w:pos="8306"/>
-        </w:tabs>
-      </w:pPr>
-      <w:hyperlink w:anchor="_Toc90000040">
-        <w:r>
-          <w:rPr>
-            <w:cs/>
-            <w:lang w:val="en-US" w:bidi="th-TH"/>
-          </w:rPr>
-          <w:t xml:space="preserve">บทที่ ๒ ทฤษฎีและงานวิจัยที่เกี่ยวข้อง</w:t>
-        </w:r>
-        <w:r>
-          <w:tab/>
-        </w:r>
-        <w:r>
-          <w:fldChar w:fldCharType="begin"/>
-        </w:r>
-        <w:r>
-          <w:instrText xml:space="preserve"> PAGEREF _Toc90000040 \h </w:instrText>
-        </w:r>
-        <w:r>
-          <w:fldChar w:fldCharType="separate"/>
-        </w:r>
-        <w:r>
-          <w:fldChar w:fldCharType="end"/>
-        </w:r>
-      </w:hyperlink>
+      </w:pPr>
+      <w:r>
+        <w:rPr>
+          <w:cs/>
+          <w:lang w:val="en-US" w:bidi="th-TH"/>
+        </w:rPr>
+        <w:t xml:space="preserve">บทที่ ๒ ทฤษฎีและงานวิจัยที่เกี่ยวข้อง</w:t>
+      </w:r>
     </w:p>
     <w:p>
       <w:pPr>
         <w:pStyle w:val="TOC2"/>
-        <w:tabs>
-          <w:tab w:val="right" w:leader="dot" w:pos="8306"/>
-        </w:tabs>
-      </w:pPr>
-      <w:hyperlink w:anchor="_Toc90000041">
-        <w:r>
-          <w:rPr>
-            <w:cs/>
-            <w:lang w:val="en-US" w:bidi="th-TH"/>
-          </w:rPr>
-          <w:t xml:space="preserve">๒.๑ ลักษณะของอักษรไทยในเอกสารดิจิทัล</w:t>
-        </w:r>
-        <w:r>
-          <w:tab/>
-        </w:r>
-        <w:r>
-          <w:fldChar w:fldCharType="begin"/>
-        </w:r>
-        <w:r>
-          <w:instrText xml:space="preserve"> PAGEREF _Toc90000041 \h </w:instrText>
-        </w:r>
-        <w:r>
-          <w:fldChar w:fldCharType="separate"/>
-        </w:r>
-        <w:r>
-          <w:fldChar w:fldCharType="end"/>
-        </w:r>
-      </w:hyperlink>
+      </w:pPr>
+      <w:r>
+        <w:rPr>
+          <w:cs/>
+          <w:lang w:val="en-US" w:bidi="th-TH"/>
+        </w:rPr>
+        <w:t xml:space="preserve">๒.๑ ลักษณะของอักษรไทยในเอกสารดิจิทัล</w:t>
+      </w:r>
     </w:p>
     <w:p>
       <w:pPr>
         <w:pStyle w:val="TOC2"/>
-        <w:tabs>
-          <w:tab w:val="right" w:leader="dot" w:pos="8306"/>
-        </w:tabs>
-      </w:pPr>
-      <w:hyperlink w:anchor="_Toc90000049">
-        <w:r>
-          <w:rPr>
-            <w:cs/>
-            <w:lang w:val="en-US" w:bidi="th-TH"/>
-          </w:rPr>
-          <w:t xml:space="preserve">๒.๒ รูปแบบไฟล์ Office Open XML</w:t>
-        </w:r>
-        <w:r>
-          <w:tab/>
-        </w:r>
-        <w:r>
-          <w:fldChar w:fldCharType="begin"/>
-        </w:r>
-        <w:r>
-          <w:instrText xml:space="preserve"> PAGEREF _Toc90000049 \h </w:instrText>
-        </w:r>
-        <w:r>
-          <w:fldChar w:fldCharType="separate"/>
-        </w:r>
-        <w:r>
-          <w:fldChar w:fldCharType="end"/>
-        </w:r>
-      </w:hyperlink>
+      </w:pPr>
+      <w:r>
+        <w:rPr>
+          <w:cs/>
+          <w:lang w:val="en-US" w:bidi="th-TH"/>
+        </w:rPr>
+        <w:t xml:space="preserve">๒.๒ รูปแบบไฟล์ Office Open XML</w:t>
+      </w:r>
     </w:p>
     <w:p>
       <w:pPr>
         <w:pStyle w:val="TOC2"/>
-        <w:tabs>
-          <w:tab w:val="right" w:leader="dot" w:pos="8306"/>
-        </w:tabs>
-      </w:pPr>
-      <w:hyperlink w:anchor="_Toc90000052">
-        <w:r>
-          <w:rPr>
-            <w:cs/>
-            <w:lang w:val="en-US" w:bidi="th-TH"/>
-          </w:rPr>
-          <w:t xml:space="preserve">๒.๓ งานวิจัยที่เกี่ยวข้อง</w:t>
-        </w:r>
-        <w:r>
-          <w:tab/>
-        </w:r>
-        <w:r>
-          <w:fldChar w:fldCharType="begin"/>
-        </w:r>
-        <w:r>
-          <w:instrText xml:space="preserve"> PAGEREF _Toc90000052 \h </w:instrText>
-        </w:r>
-        <w:r>
-          <w:fldChar w:fldCharType="separate"/>
-        </w:r>
-        <w:r>
-          <w:fldChar w:fldCharType="end"/>
-        </w:r>
-      </w:hyperlink>
+      </w:pPr>
+      <w:r>
+        <w:rPr>
+          <w:cs/>
+          <w:lang w:val="en-US" w:bidi="th-TH"/>
+        </w:rPr>
+        <w:t xml:space="preserve">๒.๓ งานวิจัยที่เกี่ยวข้อง</w:t>
+      </w:r>
     </w:p>
     <w:p>
       <w:pPr>
         <w:pStyle w:val="TOC1"/>
-        <w:tabs>
-          <w:tab w:val="right" w:leader="dot" w:pos="8306"/>
-        </w:tabs>
-      </w:pPr>
-      <w:hyperlink w:anchor="_Toc90000054">
-        <w:r>
-          <w:rPr>
-            <w:cs/>
-            <w:lang w:val="en-US" w:bidi="th-TH"/>
-          </w:rPr>
-          <w:t xml:space="preserve">บทที่ ๓ วิธีดำเนินการวิจัย</w:t>
-        </w:r>
-        <w:r>
-          <w:tab/>
-        </w:r>
-        <w:r>
-          <w:fldChar w:fldCharType="begin"/>
-        </w:r>
-        <w:r>
-          <w:instrText xml:space="preserve"> PAGEREF _Toc90000054 \h </w:instrText>
-        </w:r>
-        <w:r>
-          <w:fldChar w:fldCharType="separate"/>
-        </w:r>
-        <w:r>
-          <w:fldChar w:fldCharType="end"/>
-        </w:r>
-      </w:hyperlink>
+      </w:pPr>
+      <w:r>
+        <w:rPr>
+          <w:cs/>
+          <w:lang w:val="en-US" w:bidi="th-TH"/>
+        </w:rPr>
+        <w:t xml:space="preserve">บทที่ ๓ วิธีดำเนินการวิจัย</w:t>
+      </w:r>
     </w:p>
     <w:p>
       <w:pPr>
         <w:pStyle w:val="TOC2"/>
-        <w:tabs>
-          <w:tab w:val="right" w:leader="dot" w:pos="8306"/>
-        </w:tabs>
-      </w:pPr>
-      <w:hyperlink w:anchor="_Toc90000055">
-        <w:r>
-          <w:rPr>
-            <w:cs/>
-            <w:lang w:val="en-US" w:bidi="th-TH"/>
-          </w:rPr>
-          <w:t xml:space="preserve">๓.๑ ประชากรและกลุ่มตัวอย่าง</w:t>
-        </w:r>
-        <w:r>
-          <w:tab/>
-        </w:r>
-        <w:r>
-          <w:fldChar w:fldCharType="begin"/>
-        </w:r>
-        <w:r>
-          <w:instrText xml:space="preserve"> PAGEREF _Toc90000055 \h </w:instrText>
-        </w:r>
-        <w:r>
-          <w:fldChar w:fldCharType="separate"/>
-        </w:r>
-        <w:r>
-          <w:fldChar w:fldCharType="end"/>
-        </w:r>
-      </w:hyperlink>
+      </w:pPr>
+      <w:r>
+        <w:rPr>
+          <w:cs/>
+          <w:lang w:val="en-US" w:bidi="th-TH"/>
+        </w:rPr>
+        <w:t xml:space="preserve">๓.๑ ประชากรและกลุ่มตัวอย่าง</w:t>
+      </w:r>
     </w:p>
     <w:p>
       <w:pPr>
         <w:pStyle w:val="TOC2"/>
-        <w:tabs>
-          <w:tab w:val="right" w:leader="dot" w:pos="8306"/>
-        </w:tabs>
-      </w:pPr>
-      <w:hyperlink w:anchor="_Toc90000057">
-        <w:r>
-          <w:rPr>
-            <w:cs/>
-            <w:lang w:val="en-US" w:bidi="th-TH"/>
-          </w:rPr>
-          <w:t xml:space="preserve">๓.๒ เครื่องมือที่ใช้ในการวิจัย</w:t>
-        </w:r>
-        <w:r>
-          <w:tab/>
-        </w:r>
-        <w:r>
-          <w:fldChar w:fldCharType="begin"/>
-        </w:r>
-        <w:r>
-          <w:instrText xml:space="preserve"> PAGEREF _Toc90000057 \h </w:instrText>
-        </w:r>
-        <w:r>
-          <w:fldChar w:fldCharType="separate"/>
-        </w:r>
-        <w:r>
-          <w:fldChar w:fldCharType="end"/>
-        </w:r>
-      </w:hyperlink>
+      </w:pPr>
+      <w:r>
+        <w:rPr>
+          <w:cs/>
+          <w:lang w:val="en-US" w:bidi="th-TH"/>
+        </w:rPr>
+        <w:t xml:space="preserve">๓.๒ เครื่องมือที่ใช้ในการวิจัย</w:t>
+      </w:r>
     </w:p>
     <w:p>
       <w:pPr>
         <w:pStyle w:val="TOC2"/>
-        <w:tabs>
-          <w:tab w:val="right" w:leader="dot" w:pos="8306"/>
-        </w:tabs>
-      </w:pPr>
-      <w:hyperlink w:anchor="_Toc90000061">
-        <w:r>
-          <w:rPr>
-            <w:cs/>
-            <w:lang w:val="en-US" w:bidi="th-TH"/>
-          </w:rPr>
-          <w:t xml:space="preserve">๓.๓ การเก็บรวบรวมข้อมูล</w:t>
-        </w:r>
-        <w:r>
-          <w:tab/>
-        </w:r>
-        <w:r>
-          <w:fldChar w:fldCharType="begin"/>
-        </w:r>
-        <w:r>
-          <w:instrText xml:space="preserve"> PAGEREF _Toc90000061 \h </w:instrText>
-        </w:r>
-        <w:r>
-          <w:fldChar w:fldCharType="separate"/>
-        </w:r>
-        <w:r>
-          <w:fldChar w:fldCharType="end"/>
-        </w:r>
-      </w:hyperlink>
+      </w:pPr>
+      <w:r>
+        <w:rPr>
+          <w:cs/>
+          <w:lang w:val="en-US" w:bidi="th-TH"/>
+        </w:rPr>
+        <w:t xml:space="preserve">๓.๓ การเก็บรวบรวมข้อมูล</w:t>
+      </w:r>
     </w:p>
     <w:p>
       <w:pPr>
         <w:pStyle w:val="TOC1"/>
-        <w:tabs>
-          <w:tab w:val="right" w:leader="dot" w:pos="8306"/>
-        </w:tabs>
-      </w:pPr>
-      <w:hyperlink w:anchor="_Toc90000063">
-        <w:r>
-          <w:rPr>
-            <w:cs/>
-            <w:lang w:val="en-US" w:bidi="th-TH"/>
-          </w:rPr>
-          <w:t xml:space="preserve">บทที่ ๔ ผลการวิจัย</w:t>
-        </w:r>
-        <w:r>
-          <w:tab/>
-        </w:r>
-        <w:r>
-          <w:fldChar w:fldCharType="begin"/>
-        </w:r>
-        <w:r>
-          <w:instrText xml:space="preserve"> PAGEREF _Toc90000063 \h </w:instrText>
-        </w:r>
-        <w:r>
-          <w:fldChar w:fldCharType="separate"/>
-        </w:r>
-        <w:r>
-          <w:fldChar w:fldCharType="end"/>
-        </w:r>
-      </w:hyperlink>
+      </w:pPr>
+      <w:r>
+        <w:rPr>
+          <w:cs/>
+          <w:lang w:val="en-US" w:bidi="th-TH"/>
+        </w:rPr>
+        <w:t xml:space="preserve">บทที่ ๔ ผลการวิจัย</w:t>
+      </w:r>
     </w:p>
     <w:p>
       <w:pPr>
         <w:pStyle w:val="TOC1"/>
-        <w:tabs>
-          <w:tab w:val="right" w:leader="dot" w:pos="8306"/>
-        </w:tabs>
-      </w:pPr>
-      <w:hyperlink w:anchor="_Toc90000069">
-        <w:r>
-          <w:rPr>
-            <w:cs/>
-            <w:lang w:val="en-US" w:bidi="th-TH"/>
-          </w:rPr>
-          <w:t xml:space="preserve">บทที่ ๕ สรุป อภิปรายผล และข้อเสนอแนะ</w:t>
-        </w:r>
-        <w:r>
-          <w:tab/>
-        </w:r>
-        <w:r>
-          <w:fldChar w:fldCharType="begin"/>
-        </w:r>
-        <w:r>
-          <w:instrText xml:space="preserve"> PAGEREF _Toc90000069 \h </w:instrText>
-        </w:r>
-        <w:r>
-          <w:fldChar w:fldCharType="separate"/>
-        </w:r>
-        <w:r>
-          <w:fldChar w:fldCharType="end"/>
-        </w:r>
-      </w:hyperlink>
+      </w:pPr>
+      <w:r>
+        <w:rPr>
+          <w:cs/>
+          <w:lang w:val="en-US" w:bidi="th-TH"/>
+        </w:rPr>
+        <w:t xml:space="preserve">บทที่ ๕ สรุป อภิปรายผล และข้อเสนอแนะ</w:t>
+      </w:r>
     </w:p>
     <w:p>
       <w:pPr>
         <w:pStyle w:val="TOC2"/>
-        <w:tabs>
-          <w:tab w:val="right" w:leader="dot" w:pos="8306"/>
-        </w:tabs>
-      </w:pPr>
-      <w:hyperlink w:anchor="_Toc90000070">
-        <w:r>
-          <w:rPr>
-            <w:cs/>
-            <w:lang w:val="en-US" w:bidi="th-TH"/>
-          </w:rPr>
-          <w:t xml:space="preserve">๕.๑ สรุปผลการวิจัย</w:t>
-        </w:r>
-        <w:r>
-          <w:tab/>
-        </w:r>
-        <w:r>
-          <w:fldChar w:fldCharType="begin"/>
-        </w:r>
-        <w:r>
-          <w:instrText xml:space="preserve"> PAGEREF _Toc90000070 \h </w:instrText>
-        </w:r>
-        <w:r>
-          <w:fldChar w:fldCharType="separate"/>
-        </w:r>
-        <w:r>
-          <w:fldChar w:fldCharType="end"/>
-        </w:r>
-      </w:hyperlink>
+      </w:pPr>
+      <w:r>
+        <w:rPr>
+          <w:cs/>
+          <w:lang w:val="en-US" w:bidi="th-TH"/>
+        </w:rPr>
+        <w:t xml:space="preserve">๕.๑ สรุปผลการวิจัย</w:t>
+      </w:r>
     </w:p>
     <w:p>
       <w:pPr>
         <w:pStyle w:val="TOC2"/>
-        <w:tabs>
-          <w:tab w:val="right" w:leader="dot" w:pos="8306"/>
-        </w:tabs>
-      </w:pPr>
-      <w:hyperlink w:anchor="_Toc90000072">
-        <w:r>
-          <w:rPr>
-            <w:cs/>
-            <w:lang w:val="en-US" w:bidi="th-TH"/>
-          </w:rPr>
-          <w:t xml:space="preserve">๕.๒ อภิปรายผล</w:t>
-        </w:r>
-        <w:r>
-          <w:tab/>
-        </w:r>
-        <w:r>
-          <w:fldChar w:fldCharType="begin"/>
-        </w:r>
-        <w:r>
-          <w:instrText xml:space="preserve"> PAGEREF _Toc90000072 \h </w:instrText>
-        </w:r>
-        <w:r>
-          <w:fldChar w:fldCharType="separate"/>
-        </w:r>
-        <w:r>
-          <w:fldChar w:fldCharType="end"/>
-        </w:r>
-      </w:hyperlink>
+      </w:pPr>
+      <w:r>
+        <w:rPr>
+          <w:cs/>
+          <w:lang w:val="en-US" w:bidi="th-TH"/>
+        </w:rPr>
+        <w:t xml:space="preserve">๕.๒ อภิปรายผล</w:t>
+      </w:r>
     </w:p>
     <w:p>
       <w:pPr>
         <w:pStyle w:val="TOC2"/>
-        <w:tabs>
-          <w:tab w:val="right" w:leader="dot" w:pos="8306"/>
-        </w:tabs>
-      </w:pPr>
-      <w:hyperlink w:anchor="_Toc90000074">
-        <w:r>
-          <w:rPr>
-            <w:cs/>
-            <w:lang w:val="en-US" w:bidi="th-TH"/>
-          </w:rPr>
-          <w:t xml:space="preserve">๕.๓ ข้อเสนอแนะ</w:t>
-        </w:r>
-        <w:r>
-          <w:tab/>
-        </w:r>
-        <w:r>
-          <w:fldChar w:fldCharType="begin"/>
-        </w:r>
-        <w:r>
-          <w:instrText xml:space="preserve"> PAGEREF _Toc90000074 \h </w:instrText>
-        </w:r>
-        <w:r>
-          <w:fldChar w:fldCharType="separate"/>
-        </w:r>
-        <w:r>
-          <w:fldChar w:fldCharType="end"/>
-        </w:r>
-      </w:hyperlink>
+      </w:pPr>
+      <w:r>
+        <w:rPr>
+          <w:cs/>
+          <w:lang w:val="en-US" w:bidi="th-TH"/>
+        </w:rPr>
+        <w:t xml:space="preserve">๕.๓ ข้อเสนอแนะ</w:t>
+      </w:r>
     </w:p>
     <w:p>
       <w:pPr>
         <w:pStyle w:val="TOC1"/>
-        <w:tabs>
-          <w:tab w:val="right" w:leader="dot" w:pos="8306"/>
-        </w:tabs>
-      </w:pPr>
-      <w:hyperlink w:anchor="_Toc90000077">
-        <w:r>
-          <w:rPr>
-            <w:cs/>
-            <w:lang w:val="en-US" w:bidi="th-TH"/>
-          </w:rPr>
-          <w:t xml:space="preserve">บรรณานุกรม</w:t>
-        </w:r>
-        <w:r>
-          <w:tab/>
-        </w:r>
-        <w:r>
-          <w:fldChar w:fldCharType="begin"/>
-        </w:r>
-        <w:r>
-          <w:instrText xml:space="preserve"> PAGEREF _Toc90000077 \h </w:instrText>
-        </w:r>
-        <w:r>
-          <w:fldChar w:fldCharType="separate"/>
-        </w:r>
-        <w:r>
-          <w:fldChar w:fldCharType="end"/>
-        </w:r>
-      </w:hyperlink>
+      </w:pPr>
+      <w:r>
+        <w:rPr>
+          <w:cs/>
+          <w:lang w:val="en-US" w:bidi="th-TH"/>
+        </w:rPr>
+        <w:t xml:space="preserve">บรรณานุกรม</w:t>
+      </w:r>
     </w:p>
     <w:p>
       <w:pPr>
         <w:pStyle w:val="TOC1"/>
-        <w:tabs>
-          <w:tab w:val="right" w:leader="dot" w:pos="8306"/>
-        </w:tabs>
-      </w:pPr>
-      <w:hyperlink w:anchor="_Toc90000081">
-        <w:r>
-          <w:rPr>
-            <w:cs/>
-            <w:lang w:val="en-US" w:bidi="th-TH"/>
-          </w:rPr>
-          <w:t xml:space="preserve">Appendix A แบบสอบถามที่ใช้ในการวิจัย</w:t>
-        </w:r>
-        <w:r>
-          <w:tab/>
-        </w:r>
-        <w:r>
-          <w:fldChar w:fldCharType="begin"/>
-        </w:r>
-        <w:r>
-          <w:instrText xml:space="preserve"> PAGEREF _Toc90000081 \h </w:instrText>
-        </w:r>
-        <w:r>
-          <w:fldChar w:fldCharType="separate"/>
-        </w:r>
-        <w:r>
-          <w:fldChar w:fldCharType="end"/>
-        </w:r>
-      </w:hyperlink>
+      </w:pPr>
+      <w:r>
+        <w:rPr>
+          <w:cs/>
+          <w:lang w:val="en-US" w:bidi="th-TH"/>
+        </w:rPr>
+        <w:t xml:space="preserve">Appendix A แบบสอบถามที่ใช้ในการวิจัย</w:t>
+      </w:r>
     </w:p>
     <w:p>
       <w:pPr>
         <w:pStyle w:val="TOC2"/>
-        <w:tabs>
-          <w:tab w:val="right" w:leader="dot" w:pos="8306"/>
-        </w:tabs>
-      </w:pPr>
-      <w:hyperlink w:anchor="_Toc90000082">
-        <w:r>
-          <w:rPr>
-            <w:cs/>
-            <w:lang w:val="en-US" w:bidi="th-TH"/>
-          </w:rPr>
-          <w:t xml:space="preserve">A.๑ ส่วนที่ 1 ข้อมูลทั่วไปของผู้ตอบแบบสอบถาม</w:t>
-        </w:r>
-        <w:r>
-          <w:tab/>
-        </w:r>
-        <w:r>
-          <w:fldChar w:fldCharType="begin"/>
-        </w:r>
-        <w:r>
-          <w:instrText xml:space="preserve"> PAGEREF _Toc90000082 \h </w:instrText>
-        </w:r>
-        <w:r>
-          <w:fldChar w:fldCharType="separate"/>
-        </w:r>
-        <w:r>
-          <w:fldChar w:fldCharType="end"/>
-        </w:r>
-      </w:hyperlink>
+      </w:pPr>
+      <w:r>
+        <w:rPr>
+          <w:cs/>
+          <w:lang w:val="en-US" w:bidi="th-TH"/>
+        </w:rPr>
+        <w:t xml:space="preserve">A.๑ ส่วนที่ 1 ข้อมูลทั่วไปของผู้ตอบแบบสอบถาม</w:t>
+      </w:r>
     </w:p>
     <w:p>
       <w:pPr>
         <w:pStyle w:val="TOC2"/>
-        <w:tabs>
-          <w:tab w:val="right" w:leader="dot" w:pos="8306"/>
-        </w:tabs>
-      </w:pPr>
-      <w:hyperlink w:anchor="_Toc90000087">
-        <w:r>
-          <w:rPr>
-            <w:cs/>
-            <w:lang w:val="en-US" w:bidi="th-TH"/>
-          </w:rPr>
-          <w:t xml:space="preserve">A.๒ ส่วนที่ 2 ความคิดเห็นต่อระบบ</w:t>
-        </w:r>
-        <w:r>
-          <w:tab/>
-        </w:r>
-        <w:r>
-          <w:fldChar w:fldCharType="begin"/>
-        </w:r>
-        <w:r>
-          <w:instrText xml:space="preserve"> PAGEREF _Toc90000087 \h </w:instrText>
-        </w:r>
-        <w:r>
-          <w:fldChar w:fldCharType="separate"/>
-        </w:r>
-        <w:r>
-          <w:fldChar w:fldCharType="end"/>
-        </w:r>
-      </w:hyperlink>
+      </w:pPr>
+      <w:r>
+        <w:rPr>
+          <w:cs/>
+          <w:lang w:val="en-US" w:bidi="th-TH"/>
+        </w:rPr>
+        <w:t xml:space="preserve">A.๒ ส่วนที่ 2 ความคิดเห็นต่อระบบ</w:t>
+      </w:r>
     </w:p>
     <w:p>
       <w:pPr>
         <w:pStyle w:val="TOC1"/>
-        <w:tabs>
-          <w:tab w:val="right" w:leader="dot" w:pos="8306"/>
-        </w:tabs>
-      </w:pPr>
-      <w:hyperlink w:anchor="_Toc90000089">
-        <w:r>
-          <w:rPr>
-            <w:cs/>
-            <w:lang w:val="en-US" w:bidi="th-TH"/>
-          </w:rPr>
-          <w:t xml:space="preserve">Appendix B ผลการตรวจสอบความเที่ยงตรงของเครื่องมือ</w:t>
-        </w:r>
-        <w:r>
-          <w:tab/>
-        </w:r>
-        <w:r>
-          <w:fldChar w:fldCharType="begin"/>
-        </w:r>
-        <w:r>
-          <w:instrText xml:space="preserve"> PAGEREF _Toc90000089 \h </w:instrText>
-        </w:r>
-        <w:r>
-          <w:fldChar w:fldCharType="separate"/>
-        </w:r>
-        <w:r>
-          <w:fldChar w:fldCharType="end"/>
-        </w:r>
-      </w:hyperlink>
+      </w:pPr>
+      <w:r>
+        <w:rPr>
+          <w:cs/>
+          <w:lang w:val="en-US" w:bidi="th-TH"/>
+        </w:rPr>
+        <w:t xml:space="preserve">Appendix B ผลการตรวจสอบความเที่ยงตรงของเครื่องมือ</w:t>
+      </w:r>
     </w:p>
     <w:p>
       <w:pPr>
         <w:pStyle w:val="TOC1"/>
-        <w:tabs>
-          <w:tab w:val="right" w:leader="dot" w:pos="8306"/>
-        </w:tabs>
-      </w:pPr>
-      <w:hyperlink w:anchor="_Toc90000094">
-        <w:r>
-          <w:rPr>
-            <w:cs/>
-            <w:lang w:val="en-US" w:bidi="th-TH"/>
-          </w:rPr>
-          <w:t xml:space="preserve">Appendix C ตัวอย่างไฟล์ Markdown ที่ใช้ทดสอบ</w:t>
-        </w:r>
-        <w:r>
-          <w:tab/>
-        </w:r>
-        <w:r>
-          <w:fldChar w:fldCharType="begin"/>
-        </w:r>
-        <w:r>
-          <w:instrText xml:space="preserve"> PAGEREF _Toc90000094 \h </w:instrText>
-        </w:r>
-        <w:r>
-          <w:fldChar w:fldCharType="separate"/>
-        </w:r>
-        <w:r>
-          <w:fldChar w:fldCharType="end"/>
-        </w:r>
-      </w:hyperlink>
+      </w:pPr>
+      <w:r>
+        <w:rPr>
+          <w:cs/>
+          <w:lang w:val="en-US" w:bidi="th-TH"/>
+        </w:rPr>
+        <w:t xml:space="preserve">Appendix C ตัวอย่างไฟล์ Markdown ที่ใช้ทดสอบ</w:t>
+      </w:r>
     </w:p>
     <w:p>
       <w:pPr>
         <w:pStyle w:val="TOC1"/>
-        <w:tabs>
-          <w:tab w:val="right" w:leader="dot" w:pos="8306"/>
-        </w:tabs>
         <w:sectPr>
           <w:headerReference w:type="default" r:id="rId7"/>
           <w:headerReference w:type="first" r:id="rId8"/>
@@ -1343,37 +713,25 @@
           <w:titlePg/>
         </w:sectPr>
       </w:pPr>
-      <w:hyperlink w:anchor="_Toc90000096">
-        <w:r>
-          <w:rPr>
-            <w:cs/>
-            <w:lang w:val="en-US" w:bidi="th-TH"/>
-          </w:rPr>
-          <w:t xml:space="preserve">ประวัติผู้เขียน</w:t>
-        </w:r>
-        <w:r>
-          <w:tab/>
-        </w:r>
-        <w:r>
-          <w:fldChar w:fldCharType="begin"/>
-        </w:r>
-        <w:r>
-          <w:instrText xml:space="preserve"> PAGEREF _Toc90000096 \h </w:instrText>
-        </w:r>
-        <w:r>
-          <w:fldChar w:fldCharType="separate"/>
-        </w:r>
-        <w:r>
-          <w:fldChar w:fldCharType="end"/>
-        </w:r>
-      </w:hyperlink>
+      <w:r>
+        <w:rPr>
+          <w:cs/>
+          <w:lang w:val="en-US" w:bidi="th-TH"/>
+        </w:rPr>
+        <w:t xml:space="preserve">ประวัติผู้เขียน</w:t>
+      </w:r>
+      <w:r>
+        <w:rPr>
+          <w:cs/>
+          <w:lang w:val="en-US" w:bidi="th-TH"/>
+        </w:rPr>
+        <w:fldChar w:fldCharType="end"/>
+      </w:r>
     </w:p>
     <w:p>
       <w:pPr>
         <w:pStyle w:val="Heading1"/>
       </w:pPr>
-      <w:bookmarkStart w:id="20" w:name="_Toc90000019"/>
-      <w:bookmarkEnd w:id="20"/>
       <w:r>
         <w:rPr>
           <w:cs/>
@@ -1385,137 +743,75 @@
     <w:p>
       <w:pPr>
         <w:pStyle w:val="TOC1"/>
-        <w:tabs>
-          <w:tab w:val="right" w:leader="dot" w:pos="8306"/>
-        </w:tabs>
-      </w:pPr>
-      <w:hyperlink w:anchor="_Toc90000038">
-        <w:r>
-          <w:rPr>
-            <w:cs/>
-            <w:lang w:val="en-US" w:bidi="th-TH"/>
-          </w:rPr>
-          <w:t xml:space="preserve">ตารางที่ ๑-๑ ประโยชน์ที่คาดว่าจะได้รับจำแนกตามกลุ่มผู้ใช้</w:t>
-        </w:r>
-        <w:r>
-          <w:tab/>
-        </w:r>
-        <w:r>
-          <w:fldChar w:fldCharType="begin"/>
-        </w:r>
-        <w:r>
-          <w:instrText xml:space="preserve"> PAGEREF _Toc90000038 \h </w:instrText>
-        </w:r>
-        <w:r>
-          <w:fldChar w:fldCharType="separate"/>
-        </w:r>
-        <w:r>
-          <w:fldChar w:fldCharType="end"/>
-        </w:r>
-      </w:hyperlink>
+      </w:pPr>
+      <w:r>
+        <w:rPr>
+          <w:cs/>
+          <w:lang w:val="en-US" w:bidi="th-TH"/>
+        </w:rPr>
+        <w:fldChar w:fldCharType="begin"/>
+      </w:r>
+      <w:r>
+        <w:rPr>
+          <w:cs/>
+          <w:lang w:val="en-US" w:bidi="th-TH"/>
+        </w:rPr>
+        <w:instrText xml:space="preserve"> TOC \h \z \t "Table Caption,1" </w:instrText>
+      </w:r>
+      <w:r>
+        <w:rPr>
+          <w:cs/>
+          <w:lang w:val="en-US" w:bidi="th-TH"/>
+        </w:rPr>
+        <w:fldChar w:fldCharType="separate"/>
+      </w:r>
+      <w:r>
+        <w:rPr>
+          <w:cs/>
+          <w:lang w:val="en-US" w:bidi="th-TH"/>
+        </w:rPr>
+        <w:t xml:space="preserve">ตารางที่ ๑-๑ ประโยชน์ที่คาดว่าจะได้รับจำแนกตามกลุ่มผู้ใช้</w:t>
+      </w:r>
     </w:p>
     <w:p>
       <w:pPr>
         <w:pStyle w:val="TOC1"/>
-        <w:tabs>
-          <w:tab w:val="right" w:leader="dot" w:pos="8306"/>
-        </w:tabs>
-      </w:pPr>
-      <w:hyperlink w:anchor="_Toc90000045">
-        <w:r>
-          <w:rPr>
-            <w:cs/>
-            <w:lang w:val="en-US" w:bidi="th-TH"/>
-          </w:rPr>
-          <w:t xml:space="preserve">ตารางที่ ๒-๑ เปรียบเทียบคุณสมบัติข้อความละตินและข้อความ complex script</w:t>
-        </w:r>
-        <w:r>
-          <w:tab/>
-        </w:r>
-        <w:r>
-          <w:fldChar w:fldCharType="begin"/>
-        </w:r>
-        <w:r>
-          <w:instrText xml:space="preserve"> PAGEREF _Toc90000045 \h </w:instrText>
-        </w:r>
-        <w:r>
-          <w:fldChar w:fldCharType="separate"/>
-        </w:r>
-        <w:r>
-          <w:fldChar w:fldCharType="end"/>
-        </w:r>
-      </w:hyperlink>
+      </w:pPr>
+      <w:r>
+        <w:rPr>
+          <w:cs/>
+          <w:lang w:val="en-US" w:bidi="th-TH"/>
+        </w:rPr>
+        <w:t xml:space="preserve">ตารางที่ ๒-๑ เปรียบเทียบคุณสมบัติข้อความละตินและข้อความ complex script</w:t>
+      </w:r>
     </w:p>
     <w:p>
       <w:pPr>
         <w:pStyle w:val="TOC1"/>
-        <w:tabs>
-          <w:tab w:val="right" w:leader="dot" w:pos="8306"/>
-        </w:tabs>
-      </w:pPr>
-      <w:hyperlink w:anchor="_Toc90000065">
-        <w:r>
-          <w:rPr>
-            <w:cs/>
-            <w:lang w:val="en-US" w:bidi="th-TH"/>
-          </w:rPr>
-          <w:t xml:space="preserve">ตารางที่ ๔-๑ ผลการตรวจการแสดงผลจำแนกตามรายการตรวจ</w:t>
-        </w:r>
-        <w:r>
-          <w:tab/>
-        </w:r>
-        <w:r>
-          <w:fldChar w:fldCharType="begin"/>
-        </w:r>
-        <w:r>
-          <w:instrText xml:space="preserve"> PAGEREF _Toc90000065 \h </w:instrText>
-        </w:r>
-        <w:r>
-          <w:fldChar w:fldCharType="separate"/>
-        </w:r>
-        <w:r>
-          <w:fldChar w:fldCharType="end"/>
-        </w:r>
-      </w:hyperlink>
+      </w:pPr>
+      <w:r>
+        <w:rPr>
+          <w:cs/>
+          <w:lang w:val="en-US" w:bidi="th-TH"/>
+        </w:rPr>
+        <w:t xml:space="preserve">ตารางที่ ๔-๑ ผลการตรวจการแสดงผลจำแนกตามรายการตรวจ</w:t>
+      </w:r>
     </w:p>
     <w:p>
       <w:pPr>
         <w:pStyle w:val="TOC1"/>
-        <w:tabs>
-          <w:tab w:val="right" w:leader="dot" w:pos="8306"/>
-        </w:tabs>
-      </w:pPr>
-      <w:hyperlink w:anchor="_Toc90000085">
-        <w:r>
-          <w:rPr>
-            <w:cs/>
-            <w:lang w:val="en-US" w:bidi="th-TH"/>
-          </w:rPr>
-          <w:t xml:space="preserve">ตารางที่ A-๑ ข้อมูลทั่วไปของผู้ตอบแบบสอบถาม</w:t>
-        </w:r>
-        <w:r>
-          <w:tab/>
-        </w:r>
-        <w:r>
-          <w:fldChar w:fldCharType="begin"/>
-        </w:r>
-        <w:r>
-          <w:instrText xml:space="preserve"> PAGEREF _Toc90000085 \h </w:instrText>
-        </w:r>
-        <w:r>
-          <w:fldChar w:fldCharType="separate"/>
-        </w:r>
-        <w:r>
-          <w:fldChar w:fldCharType="end"/>
-        </w:r>
-      </w:hyperlink>
+      </w:pPr>
+      <w:r>
+        <w:rPr>
+          <w:cs/>
+          <w:lang w:val="en-US" w:bidi="th-TH"/>
+        </w:rPr>
+        <w:t xml:space="preserve">ตารางที่ A-๑ ข้อมูลทั่วไปของผู้ตอบแบบสอบถาม</w:t>
+      </w:r>
     </w:p>
     <w:p>
       <w:pPr>
         <w:pStyle w:val="TOC1"/>
-        <w:tabs>
-          <w:tab w:val="right" w:leader="dot" w:pos="8306"/>
-        </w:tabs>
         <w:sectPr>
           <w:headerReference w:type="default" r:id="rId7"/>
           <w:headerReference w:type="first" r:id="rId8"/>
@@ -1530,37 +826,25 @@
           <w:titlePg/>
         </w:sectPr>
       </w:pPr>
-      <w:hyperlink w:anchor="_Toc90000090">
-        <w:r>
-          <w:rPr>
-            <w:cs/>
-            <w:lang w:val="en-US" w:bidi="th-TH"/>
-          </w:rPr>
-          <w:t xml:space="preserve">ตารางที่ B-๑ ค่าดัชนีความสอดคล้องของแบบประเมิน</w:t>
-        </w:r>
-        <w:r>
-          <w:tab/>
-        </w:r>
-        <w:r>
-          <w:fldChar w:fldCharType="begin"/>
-        </w:r>
-        <w:r>
-          <w:instrText xml:space="preserve"> PAGEREF _Toc90000090 \h </w:instrText>
-        </w:r>
-        <w:r>
-          <w:fldChar w:fldCharType="separate"/>
-        </w:r>
-        <w:r>
-          <w:fldChar w:fldCharType="end"/>
-        </w:r>
-      </w:hyperlink>
+      <w:r>
+        <w:rPr>
+          <w:cs/>
+          <w:lang w:val="en-US" w:bidi="th-TH"/>
+        </w:rPr>
+        <w:t xml:space="preserve">ตารางที่ B-๑ ค่าดัชนีความสอดคล้องของแบบประเมิน</w:t>
+      </w:r>
+      <w:r>
+        <w:rPr>
+          <w:cs/>
+          <w:lang w:val="en-US" w:bidi="th-TH"/>
+        </w:rPr>
+        <w:fldChar w:fldCharType="end"/>
+      </w:r>
     </w:p>
     <w:p>
       <w:pPr>
         <w:pStyle w:val="Heading1"/>
       </w:pPr>
-      <w:bookmarkStart w:id="22" w:name="_Toc90000021"/>
-      <w:bookmarkEnd w:id="22"/>
       <w:r>
         <w:rPr>
           <w:cs/>
@@ -1572,105 +856,63 @@
     <w:p>
       <w:pPr>
         <w:pStyle w:val="TOC1"/>
-        <w:tabs>
-          <w:tab w:val="right" w:leader="dot" w:pos="8306"/>
-        </w:tabs>
-      </w:pPr>
-      <w:hyperlink w:anchor="_Toc90000048">
-        <w:r>
-          <w:rPr>
-            <w:cs/>
-            <w:lang w:val="en-US" w:bidi="th-TH"/>
-          </w:rPr>
-          <w:t xml:space="preserve">รูปที่ ๒-๑ อัตราการแสดงผลถูกต้องจำแนกตามประเภทเอกสาร</w:t>
-        </w:r>
-        <w:r>
-          <w:tab/>
-        </w:r>
-        <w:r>
-          <w:fldChar w:fldCharType="begin"/>
-        </w:r>
-        <w:r>
-          <w:instrText xml:space="preserve"> PAGEREF _Toc90000048 \h </w:instrText>
-        </w:r>
-        <w:r>
-          <w:fldChar w:fldCharType="separate"/>
-        </w:r>
-        <w:r>
-          <w:fldChar w:fldCharType="end"/>
-        </w:r>
-      </w:hyperlink>
+      </w:pPr>
+      <w:r>
+        <w:rPr>
+          <w:cs/>
+          <w:lang w:val="en-US" w:bidi="th-TH"/>
+        </w:rPr>
+        <w:fldChar w:fldCharType="begin"/>
+      </w:r>
+      <w:r>
+        <w:rPr>
+          <w:cs/>
+          <w:lang w:val="en-US" w:bidi="th-TH"/>
+        </w:rPr>
+        <w:instrText xml:space="preserve"> TOC \h \z \t "Figure Caption,1" </w:instrText>
+      </w:r>
+      <w:r>
+        <w:rPr>
+          <w:cs/>
+          <w:lang w:val="en-US" w:bidi="th-TH"/>
+        </w:rPr>
+        <w:fldChar w:fldCharType="separate"/>
+      </w:r>
+      <w:r>
+        <w:rPr>
+          <w:cs/>
+          <w:lang w:val="en-US" w:bidi="th-TH"/>
+        </w:rPr>
+        <w:t xml:space="preserve">รูปที่ ๒-๑ อัตราการแสดงผลถูกต้องจำแนกตามประเภทเอกสาร</w:t>
+      </w:r>
     </w:p>
     <w:p>
       <w:pPr>
         <w:pStyle w:val="TOC1"/>
-        <w:tabs>
-          <w:tab w:val="right" w:leader="dot" w:pos="8306"/>
-        </w:tabs>
-      </w:pPr>
-      <w:hyperlink w:anchor="_Toc90000060">
-        <w:r>
-          <w:rPr>
-            <w:cs/>
-            <w:lang w:val="en-US" w:bidi="th-TH"/>
-          </w:rPr>
-          <w:t xml:space="preserve">รูปที่ ๓-๑ ขั้นตอนการทำงานของระบบสร้างเอกสาร</w:t>
-        </w:r>
-        <w:r>
-          <w:tab/>
-        </w:r>
-        <w:r>
-          <w:fldChar w:fldCharType="begin"/>
-        </w:r>
-        <w:r>
-          <w:instrText xml:space="preserve"> PAGEREF _Toc90000060 \h </w:instrText>
-        </w:r>
-        <w:r>
-          <w:fldChar w:fldCharType="separate"/>
-        </w:r>
-        <w:r>
-          <w:fldChar w:fldCharType="end"/>
-        </w:r>
-      </w:hyperlink>
+      </w:pPr>
+      <w:r>
+        <w:rPr>
+          <w:cs/>
+          <w:lang w:val="en-US" w:bidi="th-TH"/>
+        </w:rPr>
+        <w:t xml:space="preserve">รูปที่ ๓-๑ ขั้นตอนการทำงานของระบบสร้างเอกสาร</w:t>
+      </w:r>
     </w:p>
     <w:p>
       <w:pPr>
         <w:pStyle w:val="TOC1"/>
-        <w:tabs>
-          <w:tab w:val="right" w:leader="dot" w:pos="8306"/>
-        </w:tabs>
-      </w:pPr>
-      <w:hyperlink w:anchor="_Toc90000068">
-        <w:r>
-          <w:rPr>
-            <w:cs/>
-            <w:lang w:val="en-US" w:bidi="th-TH"/>
-          </w:rPr>
-          <w:t xml:space="preserve">รูปที่ ๔-๑ สรุปผลการตรวจจำแนกตามโปรแกรม</w:t>
-        </w:r>
-        <w:r>
-          <w:tab/>
-        </w:r>
-        <w:r>
-          <w:fldChar w:fldCharType="begin"/>
-        </w:r>
-        <w:r>
-          <w:instrText xml:space="preserve"> PAGEREF _Toc90000068 \h </w:instrText>
-        </w:r>
-        <w:r>
-          <w:fldChar w:fldCharType="separate"/>
-        </w:r>
-        <w:r>
-          <w:fldChar w:fldCharType="end"/>
-        </w:r>
-      </w:hyperlink>
+      </w:pPr>
+      <w:r>
+        <w:rPr>
+          <w:cs/>
+          <w:lang w:val="en-US" w:bidi="th-TH"/>
+        </w:rPr>
+        <w:t xml:space="preserve">รูปที่ ๔-๑ สรุปผลการตรวจจำแนกตามโปรแกรม</w:t>
+      </w:r>
     </w:p>
     <w:p>
       <w:pPr>
         <w:pStyle w:val="TOC1"/>
-        <w:tabs>
-          <w:tab w:val="right" w:leader="dot" w:pos="8306"/>
-        </w:tabs>
         <w:sectPr>
           <w:headerReference w:type="default" r:id="rId7"/>
           <w:headerReference w:type="first" r:id="rId8"/>
@@ -1685,37 +927,25 @@
           <w:titlePg/>
         </w:sectPr>
       </w:pPr>
-      <w:hyperlink w:anchor="_Toc90000093">
-        <w:r>
-          <w:rPr>
-            <w:cs/>
-            <w:lang w:val="en-US" w:bidi="th-TH"/>
-          </w:rPr>
-          <w:t xml:space="preserve">รูปที่ B-๑ ขั้นตอนการตรวจสอบความเที่ยงตรง</w:t>
-        </w:r>
-        <w:r>
-          <w:tab/>
-        </w:r>
-        <w:r>
-          <w:fldChar w:fldCharType="begin"/>
-        </w:r>
-        <w:r>
-          <w:instrText xml:space="preserve"> PAGEREF _Toc90000093 \h </w:instrText>
-        </w:r>
-        <w:r>
-          <w:fldChar w:fldCharType="separate"/>
-        </w:r>
-        <w:r>
-          <w:fldChar w:fldCharType="end"/>
-        </w:r>
-      </w:hyperlink>
+      <w:r>
+        <w:rPr>
+          <w:cs/>
+          <w:lang w:val="en-US" w:bidi="th-TH"/>
+        </w:rPr>
+        <w:t xml:space="preserve">รูปที่ B-๑ ขั้นตอนการตรวจสอบความเที่ยงตรง</w:t>
+      </w:r>
+      <w:r>
+        <w:rPr>
+          <w:cs/>
+          <w:lang w:val="en-US" w:bidi="th-TH"/>
+        </w:rPr>
+        <w:fldChar w:fldCharType="end"/>
+      </w:r>
     </w:p>
     <w:p>
       <w:pPr>
         <w:pStyle w:val="Heading1"/>
       </w:pPr>
-      <w:bookmarkStart w:id="24" w:name="_Toc90000023"/>
-      <w:bookmarkEnd w:id="24"/>
       <w:r>
         <w:rPr>
           <w:cs/>
@@ -1728,8 +958,6 @@
       <w:pPr>
         <w:pStyle w:val="Heading2"/>
       </w:pPr>
-      <w:bookmarkStart w:id="25" w:name="_Toc90000024"/>
-      <w:bookmarkEnd w:id="25"/>
       <w:r>
         <w:rPr>
           <w:cs/>
@@ -1979,8 +1207,6 @@
       <w:pPr>
         <w:pStyle w:val="Heading2"/>
       </w:pPr>
-      <w:bookmarkStart w:id="29" w:name="_Toc90000028"/>
-      <w:bookmarkEnd w:id="29"/>
       <w:r>
         <w:rPr>
           <w:cs/>
@@ -2123,8 +1349,6 @@
       <w:pPr>
         <w:pStyle w:val="Heading2"/>
       </w:pPr>
-      <w:bookmarkStart w:id="31" w:name="_Toc90000030"/>
-      <w:bookmarkEnd w:id="31"/>
       <w:r>
         <w:rPr>
           <w:cs/>
@@ -2137,8 +1361,6 @@
       <w:pPr>
         <w:pStyle w:val="Heading3"/>
       </w:pPr>
-      <w:bookmarkStart w:id="32" w:name="_Toc90000031"/>
-      <w:bookmarkEnd w:id="32"/>
       <w:r>
         <w:rPr>
           <w:cs/>
@@ -2243,8 +1465,6 @@
       <w:pPr>
         <w:pStyle w:val="Heading3"/>
       </w:pPr>
-      <w:bookmarkStart w:id="35" w:name="_Toc90000034"/>
-      <w:bookmarkEnd w:id="35"/>
       <w:r>
         <w:rPr>
           <w:cs/>
@@ -2353,8 +1573,6 @@
       <w:pPr>
         <w:pStyle w:val="Heading2"/>
       </w:pPr>
-      <w:bookmarkStart w:id="38" w:name="_Toc90000037"/>
-      <w:bookmarkEnd w:id="38"/>
       <w:r>
         <w:rPr>
           <w:cs/>
@@ -2365,11 +1583,9 @@
     </w:p>
     <w:p>
       <w:pPr>
-        <w:pStyle w:val="Caption"/>
+        <w:pStyle w:val="TableCaption"/>
         <w:keepNext/>
       </w:pPr>
-      <w:bookmarkStart w:id="39" w:name="_Toc90000038"/>
-      <w:bookmarkEnd w:id="39"/>
       <w:r>
         <w:rPr>
           <w:b/>
@@ -2682,8 +1898,6 @@
       <w:pPr>
         <w:pStyle w:val="Heading1"/>
       </w:pPr>
-      <w:bookmarkStart w:id="41" w:name="_Toc90000040"/>
-      <w:bookmarkEnd w:id="41"/>
       <w:r>
         <w:rPr>
           <w:cs/>
@@ -2696,8 +1910,6 @@
       <w:pPr>
         <w:pStyle w:val="Heading2"/>
       </w:pPr>
-      <w:bookmarkStart w:id="42" w:name="_Toc90000041"/>
-      <w:bookmarkEnd w:id="42"/>
       <w:r>
         <w:rPr>
           <w:cs/>
@@ -2744,11 +1956,9 @@
     </w:p>
     <w:p>
       <w:pPr>
-        <w:pStyle w:val="Caption"/>
+        <w:pStyle w:val="TableCaption"/>
         <w:keepNext/>
       </w:pPr>
-      <w:bookmarkStart w:id="46" w:name="_Toc90000045"/>
-      <w:bookmarkEnd w:id="46"/>
       <w:r>
         <w:rPr>
           <w:b/>
@@ -3144,11 +2354,9 @@
     </w:p>
     <w:p>
       <w:pPr>
-        <w:pStyle w:val="Caption"/>
+        <w:pStyle w:val="FigureCaption"/>
         <w:jc w:val="center"/>
       </w:pPr>
-      <w:bookmarkStart w:id="49" w:name="_Toc90000048"/>
-      <w:bookmarkEnd w:id="49"/>
       <w:r>
         <w:rPr>
           <w:b/>
@@ -3170,8 +2378,6 @@
       <w:pPr>
         <w:pStyle w:val="Heading2"/>
       </w:pPr>
-      <w:bookmarkStart w:id="50" w:name="_Toc90000049"/>
-      <w:bookmarkEnd w:id="50"/>
       <w:r>
         <w:rPr>
           <w:cs/>
@@ -3259,8 +2465,6 @@
       <w:pPr>
         <w:pStyle w:val="Heading2"/>
       </w:pPr>
-      <w:bookmarkStart w:id="53" w:name="_Toc90000052"/>
-      <w:bookmarkEnd w:id="53"/>
       <w:r>
         <w:rPr>
           <w:cs/>
@@ -3298,8 +2502,6 @@
       <w:pPr>
         <w:pStyle w:val="Heading1"/>
       </w:pPr>
-      <w:bookmarkStart w:id="55" w:name="_Toc90000054"/>
-      <w:bookmarkEnd w:id="55"/>
       <w:r>
         <w:rPr>
           <w:cs/>
@@ -3312,8 +2514,6 @@
       <w:pPr>
         <w:pStyle w:val="Heading2"/>
       </w:pPr>
-      <w:bookmarkStart w:id="56" w:name="_Toc90000055"/>
-      <w:bookmarkEnd w:id="56"/>
       <w:r>
         <w:rPr>
           <w:cs/>
@@ -3338,8 +2538,6 @@
       <w:pPr>
         <w:pStyle w:val="Heading2"/>
       </w:pPr>
-      <w:bookmarkStart w:id="58" w:name="_Toc90000057"/>
-      <w:bookmarkEnd w:id="58"/>
       <w:r>
         <w:rPr>
           <w:cs/>
@@ -3405,11 +2603,9 @@
     </w:p>
     <w:p>
       <w:pPr>
-        <w:pStyle w:val="Caption"/>
+        <w:pStyle w:val="FigureCaption"/>
         <w:jc w:val="center"/>
       </w:pPr>
-      <w:bookmarkStart w:id="61" w:name="_Toc90000060"/>
-      <w:bookmarkEnd w:id="61"/>
       <w:r>
         <w:rPr>
           <w:b/>
@@ -3431,8 +2627,6 @@
       <w:pPr>
         <w:pStyle w:val="Heading2"/>
       </w:pPr>
-      <w:bookmarkStart w:id="62" w:name="_Toc90000061"/>
-      <w:bookmarkEnd w:id="62"/>
       <w:r>
         <w:rPr>
           <w:cs/>
@@ -3539,8 +2733,6 @@
       <w:pPr>
         <w:pStyle w:val="Heading1"/>
       </w:pPr>
-      <w:bookmarkStart w:id="64" w:name="_Toc90000063"/>
-      <w:bookmarkEnd w:id="64"/>
       <w:r>
         <w:rPr>
           <w:cs/>
@@ -3563,11 +2755,9 @@
     </w:p>
     <w:p>
       <w:pPr>
-        <w:pStyle w:val="Caption"/>
+        <w:pStyle w:val="TableCaption"/>
         <w:keepNext/>
       </w:pPr>
-      <w:bookmarkStart w:id="66" w:name="_Toc90000065"/>
-      <w:bookmarkEnd w:id="66"/>
       <w:r>
         <w:rPr>
           <w:b/>
@@ -7607,7 +6797,7 @@
     </w:p>
     <w:p>
       <w:pPr>
-        <w:pStyle w:val="Caption"/>
+        <w:pStyle w:val="FigureCaption"/>
         <w:jc w:val="center"/>
         <w:sectPr>
           <w:headerReference w:type="default" r:id="rId7"/>
@@ -7623,8 +6813,6 @@
           <w:titlePg/>
         </w:sectPr>
       </w:pPr>
-      <w:bookmarkStart w:id="69" w:name="_Toc90000068"/>
-      <w:bookmarkEnd w:id="69"/>
       <w:r>
         <w:rPr>
           <w:b/>
@@ -7646,8 +6834,6 @@
       <w:pPr>
         <w:pStyle w:val="Heading1"/>
       </w:pPr>
-      <w:bookmarkStart w:id="70" w:name="_Toc90000069"/>
-      <w:bookmarkEnd w:id="70"/>
       <w:r>
         <w:rPr>
           <w:cs/>
@@ -7660,8 +6846,6 @@
       <w:pPr>
         <w:pStyle w:val="Heading2"/>
       </w:pPr>
-      <w:bookmarkStart w:id="71" w:name="_Toc90000070"/>
-      <w:bookmarkEnd w:id="71"/>
       <w:r>
         <w:rPr>
           <w:cs/>
@@ -7686,8 +6870,6 @@
       <w:pPr>
         <w:pStyle w:val="Heading2"/>
       </w:pPr>
-      <w:bookmarkStart w:id="73" w:name="_Toc90000072"/>
-      <w:bookmarkEnd w:id="73"/>
       <w:r>
         <w:rPr>
           <w:cs/>
@@ -7712,8 +6894,6 @@
       <w:pPr>
         <w:pStyle w:val="Heading2"/>
       </w:pPr>
-      <w:bookmarkStart w:id="75" w:name="_Toc90000074"/>
-      <w:bookmarkEnd w:id="75"/>
       <w:r>
         <w:rPr>
           <w:cs/>
@@ -7758,8 +6938,6 @@
       <w:pPr>
         <w:pStyle w:val="Heading1"/>
       </w:pPr>
-      <w:bookmarkStart w:id="78" w:name="_Toc90000077"/>
-      <w:bookmarkEnd w:id="78"/>
       <w:r>
         <w:rPr>
           <w:cs/>
@@ -7891,8 +7069,6 @@
       <w:pPr>
         <w:pStyle w:val="Heading1"/>
       </w:pPr>
-      <w:bookmarkStart w:id="82" w:name="_Toc90000081"/>
-      <w:bookmarkEnd w:id="82"/>
       <w:r>
         <w:rPr>
           <w:cs/>
@@ -7905,8 +7081,6 @@
       <w:pPr>
         <w:pStyle w:val="Heading2"/>
       </w:pPr>
-      <w:bookmarkStart w:id="83" w:name="_Toc90000082"/>
-      <w:bookmarkEnd w:id="83"/>
       <w:r>
         <w:rPr>
           <w:cs/>
@@ -7992,11 +7166,9 @@
     </w:p>
     <w:p>
       <w:pPr>
-        <w:pStyle w:val="Caption"/>
+        <w:pStyle w:val="TableCaption"/>
         <w:keepNext/>
       </w:pPr>
-      <w:bookmarkStart w:id="86" w:name="_Toc90000085"/>
-      <w:bookmarkEnd w:id="86"/>
       <w:r>
         <w:rPr>
           <w:b/>
@@ -8227,8 +7399,6 @@
       <w:pPr>
         <w:pStyle w:val="Heading2"/>
       </w:pPr>
-      <w:bookmarkStart w:id="88" w:name="_Toc90000087"/>
-      <w:bookmarkEnd w:id="88"/>
       <w:r>
         <w:rPr>
           <w:cs/>
@@ -8266,8 +7436,6 @@
       <w:pPr>
         <w:pStyle w:val="Heading1"/>
       </w:pPr>
-      <w:bookmarkStart w:id="90" w:name="_Toc90000089"/>
-      <w:bookmarkEnd w:id="90"/>
       <w:r>
         <w:rPr>
           <w:cs/>
@@ -8278,11 +7446,9 @@
     </w:p>
     <w:p>
       <w:pPr>
-        <w:pStyle w:val="Caption"/>
+        <w:pStyle w:val="TableCaption"/>
         <w:keepNext/>
       </w:pPr>
-      <w:bookmarkStart w:id="91" w:name="_Toc90000090"/>
-      <w:bookmarkEnd w:id="91"/>
       <w:r>
         <w:rPr>
           <w:b/>
@@ -8774,7 +7940,7 @@
     </w:p>
     <w:p>
       <w:pPr>
-        <w:pStyle w:val="Caption"/>
+        <w:pStyle w:val="FigureCaption"/>
         <w:jc w:val="center"/>
         <w:sectPr>
           <w:headerReference w:type="default" r:id="rId7"/>
@@ -8790,8 +7956,6 @@
           <w:titlePg/>
         </w:sectPr>
       </w:pPr>
-      <w:bookmarkStart w:id="94" w:name="_Toc90000093"/>
-      <w:bookmarkEnd w:id="94"/>
       <w:r>
         <w:rPr>
           <w:b/>
@@ -8813,8 +7977,6 @@
       <w:pPr>
         <w:pStyle w:val="Heading1"/>
       </w:pPr>
-      <w:bookmarkStart w:id="95" w:name="_Toc90000094"/>
-      <w:bookmarkEnd w:id="95"/>
       <w:r>
         <w:rPr>
           <w:cs/>
@@ -8924,8 +8086,6 @@
       <w:pPr>
         <w:pStyle w:val="Heading1"/>
       </w:pPr>
-      <w:bookmarkStart w:id="97" w:name="_Toc90000096"/>
-      <w:bookmarkEnd w:id="97"/>
       <w:r>
         <w:rPr>
           <w:cs/>
@@ -9559,6 +8719,16 @@
       <w:szCs w:val="32"/>
     </w:rPr>
   </w:style>
+  <w:style w:type="paragraph" w:styleId="FigureCaption">
+    <w:name w:val="Figure Caption"/>
+    <w:basedOn w:val="Caption"/>
+    <w:next w:val="Normal"/>
+  </w:style>
+  <w:style w:type="paragraph" w:styleId="TableCaption">
+    <w:name w:val="Table Caption"/>
+    <w:basedOn w:val="Caption"/>
+    <w:next w:val="Normal"/>
+  </w:style>
   <w:style w:type="paragraph" w:styleId="TableofFigures">
     <w:name w:val="table of figures"/>
     <w:basedOn w:val="Normal"/>

--- a/tests/golden/thesis-options.docx
+++ b/tests/golden/thesis-options.docx
@@ -8785,4 +8785,116 @@
     </w:rPr>
   </w:style>
 </w:styles>
+</file>
+
+<file path=word/theme/theme1.xml><?xml version="1.0" encoding="utf-8"?>
+<a:theme xmlns:a="http://schemas.openxmlformats.org/drawingml/2006/main" name="Office Theme">
+  <a:themeElements>
+    <a:clrScheme name="Office">
+      <a:dk1>
+        <a:sysClr val="windowText" lastClr="000000"/>
+      </a:dk1>
+      <a:lt1>
+        <a:sysClr val="window" lastClr="FFFFFF"/>
+      </a:lt1>
+      <a:dk2>
+        <a:srgbClr val="44546A"/>
+      </a:dk2>
+      <a:lt2>
+        <a:srgbClr val="E7E6E6"/>
+      </a:lt2>
+      <a:accent1>
+        <a:srgbClr val="4472C4"/>
+      </a:accent1>
+      <a:accent2>
+        <a:srgbClr val="ED7D31"/>
+      </a:accent2>
+      <a:accent3>
+        <a:srgbClr val="A5A5A5"/>
+      </a:accent3>
+      <a:accent4>
+        <a:srgbClr val="FFC000"/>
+      </a:accent4>
+      <a:accent5>
+        <a:srgbClr val="5B9BD5"/>
+      </a:accent5>
+      <a:accent6>
+        <a:srgbClr val="70AD47"/>
+      </a:accent6>
+      <a:hlink>
+        <a:srgbClr val="0563C1"/>
+      </a:hlink>
+      <a:folHlink>
+        <a:srgbClr val="954F72"/>
+      </a:folHlink>
+    </a:clrScheme>
+    <a:fontScheme name="Office">
+      <a:majorFont>
+        <a:latin typeface="TH Sarabun New"/>
+        <a:ea typeface="TH Sarabun New"/>
+        <a:cs typeface="TH Sarabun New"/>
+      </a:majorFont>
+      <a:minorFont>
+        <a:latin typeface="TH Sarabun New"/>
+        <a:ea typeface="TH Sarabun New"/>
+        <a:cs typeface="TH Sarabun New"/>
+      </a:minorFont>
+    </a:fontScheme>
+    <a:fmtScheme name="Office">
+      <a:fillStyleLst>
+        <a:solidFill>
+          <a:schemeClr val="phClr"/>
+        </a:solidFill>
+        <a:solidFill>
+          <a:schemeClr val="phClr"/>
+        </a:solidFill>
+        <a:solidFill>
+          <a:schemeClr val="phClr"/>
+        </a:solidFill>
+      </a:fillStyleLst>
+      <a:lnStyleLst>
+        <a:ln w="6350" cap="flat" cmpd="sng" algn="ctr">
+          <a:solidFill>
+            <a:schemeClr val="phClr"/>
+          </a:solidFill>
+          <a:prstDash val="solid"/>
+        </a:ln>
+        <a:ln w="6350" cap="flat" cmpd="sng" algn="ctr">
+          <a:solidFill>
+            <a:schemeClr val="phClr"/>
+          </a:solidFill>
+          <a:prstDash val="solid"/>
+        </a:ln>
+        <a:ln w="6350" cap="flat" cmpd="sng" algn="ctr">
+          <a:solidFill>
+            <a:schemeClr val="phClr"/>
+          </a:solidFill>
+          <a:prstDash val="solid"/>
+        </a:ln>
+      </a:lnStyleLst>
+      <a:effectStyleLst>
+        <a:effectStyle>
+          <a:effectLst/>
+        </a:effectStyle>
+        <a:effectStyle>
+          <a:effectLst/>
+        </a:effectStyle>
+        <a:effectStyle>
+          <a:effectLst/>
+        </a:effectStyle>
+      </a:effectStyleLst>
+      <a:bgFillStyleLst>
+        <a:solidFill>
+          <a:schemeClr val="phClr"/>
+        </a:solidFill>
+        <a:solidFill>
+          <a:schemeClr val="phClr"/>
+        </a:solidFill>
+        <a:solidFill>
+          <a:schemeClr val="phClr"/>
+        </a:solidFill>
+      </a:bgFillStyleLst>
+    </a:fmtScheme>
+  </a:themeElements>
+</a:theme>
 </file>
--- a/tests/golden/thesis-options.docx
+++ b/tests/golden/thesis-options.docx
@@ -11,7 +11,7 @@
           <w:b/>
           <w:bCs/>
           <w:cs/>
-          <w:lang w:val="en-US" w:bidi="th-TH"/>
+          <w:lang w:val="en-US"/>
         </w:rPr>
         <w:t xml:space="preserve">การพัฒนาระบบสร้างเอกสาร Word ภาษาไทยจาก Markdown</w:t>
       </w:r>
@@ -26,7 +26,7 @@
           <w:b/>
           <w:bCs/>
           <w:cs/>
-          <w:lang w:val="en-US" w:bidi="th-TH"/>
+          <w:lang w:val="en-US"/>
         </w:rPr>
         <w:t xml:space="preserve">Development of a Thai Word Document Builder from Markdown</w:t>
       </w:r>
@@ -38,7 +38,7 @@
       <w:r>
         <w:rPr>
           <w:cs/>
-          <w:lang w:val="en-US" w:bidi="th-TH"/>
+          <w:lang w:val="en-US"/>
         </w:rPr>
         <w:t xml:space="preserve">นางสาวตัวอย่าง ทดสอบระบบ</w:t>
       </w:r>
@@ -50,7 +50,7 @@
       <w:r>
         <w:rPr>
           <w:cs/>
-          <w:lang w:val="en-US" w:bidi="th-TH"/>
+          <w:lang w:val="en-US"/>
         </w:rPr>
         <w:t xml:space="preserve">วิทยานิพนธ์นี้เป็นส่วนหนึ่งของการศึกษาตามหลักสูตรวิทยาศาสตรมหาบัณฑิต สาขาวิชาวิทยาการคอมพิวเตอร์ มหาวิทยาลัยตัวอย่าง ปีการศึกษา 2569</w:t>
       </w:r>
@@ -71,7 +71,7 @@
       <w:r>
         <w:rPr>
           <w:cs/>
-          <w:lang w:val="en-US" w:bidi="th-TH"/>
+          <w:lang w:val="en-US"/>
         </w:rPr>
         <w:t xml:space="preserve">เอกสารฉบับนี้เป็นข้อมูลสังเคราะห์ทั้งหมด ใช้ทดสอบการแสดงผลของเอกสาร Word ภาษาไทยในโปรแกรมสำนักงาน ไม่ได้อ้างอิงถึงบุคคล หน่วยงาน หรือผลการวิจัยจริง</w:t>
       </w:r>
@@ -83,7 +83,7 @@
       <w:r>
         <w:rPr>
           <w:cs/>
-          <w:lang w:val="en-US" w:bidi="th-TH"/>
+          <w:lang w:val="en-US"/>
         </w:rPr>
         <w:t xml:space="preserve">บทคัดย่อ</w:t>
       </w:r>
@@ -95,7 +95,7 @@
       <w:r>
         <w:rPr>
           <w:cs/>
-          <w:lang w:val="en-US" w:bidi="th-TH"/>
+          <w:lang w:val="en-US"/>
         </w:rPr>
         <w:t xml:space="preserve">การวิจัยครั้งนี้มีวัตถุประสงค์เพื่อพัฒนาและประเมินระบบสร้างเอกสาร Microsoft Word ภาษาไทยจากไฟล์ Markdown ซึ่งเป็นรูปแบบข้อความที่เขียนง่ายและนิยมใช้ในงานเอกสารทางเทคนิค ปัญหาที่พบบ่อยในการสร้างเอกสารภาษาไทยด้วยโปรแกรมอัตโนมัติคือ ตัวอักษรไทยถูกกำหนดเป็นภาษาละติน ทำให้โปรแกรมตรวจคำสะกดขีดเส้นหยักใต้คำไทยทุกคำ การตัดบรรทัดเกิดขึ้นเฉพาะตำแหน่งที่มีช่องว่าง และตัวหนาหรือตัวเอียงไม่แสดงผลกับอักษรไทย ผู้วิจัยจึงออกแบบระบบที่กำหนดคุณสมบัติภาษาไทยให้ครบถ้วนในทุกส่วนของเอกสาร ตั้งแต่ข้อความในย่อหน้า ตาราง เชิงอรรถ ไปจนถึงหัวกระดาษและท้ายกระดาษ โดยไม่เปลี่ยนแปลงเนื้อหาที่ผู้เขียนพิมพ์ไว้แม้แต่ตัวอักษรเดียว</w:t>
       </w:r>
@@ -107,7 +107,7 @@
       <w:r>
         <w:rPr>
           <w:cs/>
-          <w:lang w:val="en-US" w:bidi="th-TH"/>
+          <w:lang w:val="en-US"/>
         </w:rPr>
         <w:t xml:space="preserve">กลุ่มตัวอย่างเป็นเอกสารสังเคราะห์จำนวน 120 ฉบับ ครอบคลุมรายงานการประชุม หนังสือราชการ รายงานวิจัย และวิทยานิพนธ์ เครื่องมือที่ใช้ในการวิจัยประกอบด้วยชุดทดสอบอัตโนมัติที่ตรวจโครงสร้างไฟล์ และแบบประเมินการแสดงผลในโปรแกรมสำนักงาน 5 โปรแกรม ผลการวิจัยพบว่าเอกสารที่สร้างจากระบบแสดงผลภาษาไทยได้ถูกต้องร้อยละ 98.3 ของรายการตรวจทั้งหมด และเอกสารที่สร้างจากไฟล์ต้นทางเดียวกันมีเนื้อหาตรงกันทุกไบต์ทั้งเมื่อสร้างด้วย Python และ JavaScript ข้อผิดพลาดที่เหลืออยู่ส่วนใหญ่เกิดจากข้อจำกัดของโปรแกรมที่ใช้เปิดไฟล์ ไม่ใช่จากโครงสร้างของเอกสาร</w:t>
       </w:r>
@@ -119,7 +119,7 @@
       <w:r>
         <w:rPr>
           <w:cs/>
-          <w:lang w:val="en-US" w:bidi="th-TH"/>
+          <w:lang w:val="en-US"/>
         </w:rPr>
         <w:t xml:space="preserve">ผลการวิจัยนี้ชี้ให้เห็นว่าการแก้ปัญหาการแสดงผลภาษาไทยควรทำด้วยการกำหนดคุณสมบัติของข้อความ มากกว่าการแทรกอักขระพิเศษที่มองไม่เห็นเพื่อบังคับการตัดคำ เพราะอักขระเหล่านั้นทำให้การค้นหาคำ การคัดลอกข้อความ และการตรวจทานเอกสารผิดพลาดโดยที่ผู้อ่านไม่อาจสังเกตเห็นได้</w:t>
       </w:r>
@@ -146,14 +146,14 @@
           <w:b/>
           <w:bCs/>
           <w:cs/>
-          <w:lang w:val="en-US" w:bidi="th-TH"/>
+          <w:lang w:val="en-US"/>
         </w:rPr>
         <w:t xml:space="preserve">คำสำคัญ:</w:t>
       </w:r>
       <w:r>
         <w:rPr>
           <w:cs/>
-          <w:lang w:val="en-US" w:bidi="th-TH"/>
+          <w:lang w:val="en-US"/>
         </w:rPr>
         <w:t xml:space="preserve"> เอกสารภาษาไทย, Markdown, Office Open XML, การตัดบรรทัด, complex script</w:t>
       </w:r>
@@ -165,7 +165,7 @@
       <w:r>
         <w:rPr>
           <w:cs/>
-          <w:lang w:val="en-US" w:bidi="th-TH"/>
+          <w:lang w:val="en-US"/>
         </w:rPr>
         <w:t xml:space="preserve">Abstract</w:t>
       </w:r>
@@ -177,7 +177,7 @@
       <w:r>
         <w:rPr>
           <w:cs/>
-          <w:lang w:val="en-US" w:bidi="th-TH"/>
+          <w:lang w:val="en-US"/>
         </w:rPr>
         <w:t xml:space="preserve">This study develops and evaluates a builder that turns Markdown into Microsoft Word documents written in Thai, or in Thai mixed with English. Documents produced by common libraries mark Thai text as Latin, so Word underlines every Thai word, breaks lines only at spaces and drops bold and italic from Thai runs. The builder writes the complex-script attributes that Thai needs in every part of the package, checks the result against five known causes of broken Thai, and refuses to write a file whose text differs from the Markdown by a single character. Tested on 120 synthetic documents in five office applications, the output rendered correctly in 98.3 percent of the checks, and both implementations produced identical bytes. ภาษาไทยในบทคัดย่อภาษาอังกฤษนี้ใช้ทดสอบข้อความสองภาษาในย่อหน้าเดียวกัน</w:t>
       </w:r>
@@ -205,14 +205,14 @@
           <w:b/>
           <w:bCs/>
           <w:cs/>
-          <w:lang w:val="en-US" w:bidi="th-TH"/>
+          <w:lang w:val="en-US"/>
         </w:rPr>
         <w:t xml:space="preserve">Keywords:</w:t>
       </w:r>
       <w:r>
         <w:rPr>
           <w:cs/>
-          <w:lang w:val="en-US" w:bidi="th-TH"/>
+          <w:lang w:val="en-US"/>
         </w:rPr>
         <w:t xml:space="preserve"> Thai documents, Markdown, Office Open XML, line breaking, complex script</w:t>
       </w:r>
@@ -224,7 +224,7 @@
       <w:r>
         <w:rPr>
           <w:cs/>
-          <w:lang w:val="en-US" w:bidi="th-TH"/>
+          <w:lang w:val="en-US"/>
         </w:rPr>
         <w:t xml:space="preserve">กิตติกรรมประกาศ</w:t>
       </w:r>
@@ -236,7 +236,7 @@
       <w:r>
         <w:rPr>
           <w:cs/>
-          <w:lang w:val="en-US" w:bidi="th-TH"/>
+          <w:lang w:val="en-US"/>
         </w:rPr>
         <w:t xml:space="preserve">วิทยานิพนธ์ฉบับนี้สำเร็จลุล่วงได้ด้วยความกรุณาอย่างสูงจากอาจารย์ที่ปรึกษา ซึ่งได้ให้คำแนะนำ ตรวจทาน และแก้ไขข้อบกพร่องต่าง ๆ ด้วยความเอาใจใส่ตลอดระยะเวลาของการทำวิจัย ผู้วิจัยขอขอบพระคุณคณะกรรมการสอบทุกท่าน ที่สละเวลาอ่านและให้ข้อเสนอแนะอันเป็นประโยชน์ยิ่งต่อการปรับปรุงเนื้อหาให้สมบูรณ์ยิ่งขึ้น รวมทั้งขอขอบคุณผู้เชี่ยวชาญที่ตรวจสอบความเที่ยงตรงของเครื่องมือ และผู้ตอบแบบสอบถามทุกท่านที่ให้ความร่วมมือเป็นอย่างดี</w:t>
       </w:r>
@@ -248,7 +248,7 @@
       <w:r>
         <w:rPr>
           <w:cs/>
-          <w:lang w:val="en-US" w:bidi="th-TH"/>
+          <w:lang w:val="en-US"/>
         </w:rPr>
         <w:t xml:space="preserve">ขอขอบคุณเพื่อนร่วมรุ่นที่แบ่งปันประสบการณ์และให้กำลังใจกันเสมอมา ขอบคุณเจ้าหน้าที่ห้องสมุดที่อำนวยความสะดวกในการค้นคว้าเอกสาร และสุดท้ายนี้ ขอกราบขอบพระคุณบิดามารดาและครอบครัวที่สนับสนุนทั้งกำลังทรัพย์และกำลังใจตลอดการศึกษา คุณค่าและประโยชน์อันพึงมีจากวิทยานิพนธ์ฉบับนี้ ผู้วิจัยขอมอบแด่ผู้มีพระคุณทุกท่าน</w:t>
       </w:r>
@@ -273,7 +273,7 @@
       <w:r>
         <w:rPr>
           <w:cs/>
-          <w:lang w:val="en-US" w:bidi="th-TH"/>
+          <w:lang w:val="en-US"/>
         </w:rPr>
         <w:t xml:space="preserve">นางสาวตัวอย่าง ทดสอบระบบ</w:t>
       </w:r>
@@ -285,7 +285,7 @@
       <w:r>
         <w:rPr>
           <w:cs/>
-          <w:lang w:val="en-US" w:bidi="th-TH"/>
+          <w:lang w:val="en-US"/>
         </w:rPr>
         <w:t xml:space="preserve">สารบัญ</w:t>
       </w:r>
@@ -297,28 +297,28 @@
       <w:r>
         <w:rPr>
           <w:cs/>
-          <w:lang w:val="en-US" w:bidi="th-TH"/>
+          <w:lang w:val="en-US"/>
         </w:rPr>
         <w:fldChar w:fldCharType="begin"/>
       </w:r>
       <w:r>
         <w:rPr>
           <w:cs/>
-          <w:lang w:val="en-US" w:bidi="th-TH"/>
+          <w:lang w:val="en-US"/>
         </w:rPr>
         <w:instrText xml:space="preserve"> TOC \o "1-3" \h \z \u </w:instrText>
       </w:r>
       <w:r>
         <w:rPr>
           <w:cs/>
-          <w:lang w:val="en-US" w:bidi="th-TH"/>
+          <w:lang w:val="en-US"/>
         </w:rPr>
         <w:fldChar w:fldCharType="separate"/>
       </w:r>
       <w:r>
         <w:rPr>
           <w:cs/>
-          <w:lang w:val="en-US" w:bidi="th-TH"/>
+          <w:lang w:val="en-US"/>
         </w:rPr>
         <w:t xml:space="preserve">บทคัดย่อ</w:t>
       </w:r>
@@ -331,7 +331,7 @@
       <w:r>
         <w:rPr>
           <w:cs/>
-          <w:lang w:val="en-US" w:bidi="th-TH"/>
+          <w:lang w:val="en-US"/>
         </w:rPr>
         <w:t xml:space="preserve">Abstract</w:t>
       </w:r>
@@ -343,7 +343,7 @@
       <w:r>
         <w:rPr>
           <w:cs/>
-          <w:lang w:val="en-US" w:bidi="th-TH"/>
+          <w:lang w:val="en-US"/>
         </w:rPr>
         <w:t xml:space="preserve">กิตติกรรมประกาศ</w:t>
       </w:r>
@@ -355,7 +355,7 @@
       <w:r>
         <w:rPr>
           <w:cs/>
-          <w:lang w:val="en-US" w:bidi="th-TH"/>
+          <w:lang w:val="en-US"/>
         </w:rPr>
         <w:t xml:space="preserve">สารบัญ</w:t>
       </w:r>
@@ -367,7 +367,7 @@
       <w:r>
         <w:rPr>
           <w:cs/>
-          <w:lang w:val="en-US" w:bidi="th-TH"/>
+          <w:lang w:val="en-US"/>
         </w:rPr>
         <w:t xml:space="preserve">สารบัญตาราง</w:t>
       </w:r>
@@ -379,7 +379,7 @@
       <w:r>
         <w:rPr>
           <w:cs/>
-          <w:lang w:val="en-US" w:bidi="th-TH"/>
+          <w:lang w:val="en-US"/>
         </w:rPr>
         <w:t xml:space="preserve">สารบัญภาพ</w:t>
       </w:r>
@@ -391,7 +391,7 @@
       <w:r>
         <w:rPr>
           <w:cs/>
-          <w:lang w:val="en-US" w:bidi="th-TH"/>
+          <w:lang w:val="en-US"/>
         </w:rPr>
         <w:t xml:space="preserve">บทที่ ๑ บทนำ</w:t>
       </w:r>
@@ -403,7 +403,7 @@
       <w:r>
         <w:rPr>
           <w:cs/>
-          <w:lang w:val="en-US" w:bidi="th-TH"/>
+          <w:lang w:val="en-US"/>
         </w:rPr>
         <w:t xml:space="preserve">๑.๑ ความเป็นมาและความสำคัญของปัญหา</w:t>
       </w:r>
@@ -415,7 +415,7 @@
       <w:r>
         <w:rPr>
           <w:cs/>
-          <w:lang w:val="en-US" w:bidi="th-TH"/>
+          <w:lang w:val="en-US"/>
         </w:rPr>
         <w:t xml:space="preserve">๑.๒ วัตถุประสงค์ของการวิจัย</w:t>
       </w:r>
@@ -427,7 +427,7 @@
       <w:r>
         <w:rPr>
           <w:cs/>
-          <w:lang w:val="en-US" w:bidi="th-TH"/>
+          <w:lang w:val="en-US"/>
         </w:rPr>
         <w:t xml:space="preserve">๑.๓ ขอบเขตของการวิจัย</w:t>
       </w:r>
@@ -439,7 +439,7 @@
       <w:r>
         <w:rPr>
           <w:cs/>
-          <w:lang w:val="en-US" w:bidi="th-TH"/>
+          <w:lang w:val="en-US"/>
         </w:rPr>
         <w:t xml:space="preserve">๑.๓.๑ ขอบเขตด้านเนื้อหา</w:t>
       </w:r>
@@ -451,7 +451,7 @@
       <w:r>
         <w:rPr>
           <w:cs/>
-          <w:lang w:val="en-US" w:bidi="th-TH"/>
+          <w:lang w:val="en-US"/>
         </w:rPr>
         <w:t xml:space="preserve">๑.๓.๒ ขอบเขตด้านเวลา</w:t>
       </w:r>
@@ -463,7 +463,7 @@
       <w:r>
         <w:rPr>
           <w:cs/>
-          <w:lang w:val="en-US" w:bidi="th-TH"/>
+          <w:lang w:val="en-US"/>
         </w:rPr>
         <w:t xml:space="preserve">๑.๔ ประโยชน์ที่คาดว่าจะได้รับ</w:t>
       </w:r>
@@ -475,7 +475,7 @@
       <w:r>
         <w:rPr>
           <w:cs/>
-          <w:lang w:val="en-US" w:bidi="th-TH"/>
+          <w:lang w:val="en-US"/>
         </w:rPr>
         <w:t xml:space="preserve">บทที่ ๒ ทฤษฎีและงานวิจัยที่เกี่ยวข้อง</w:t>
       </w:r>
@@ -487,7 +487,7 @@
       <w:r>
         <w:rPr>
           <w:cs/>
-          <w:lang w:val="en-US" w:bidi="th-TH"/>
+          <w:lang w:val="en-US"/>
         </w:rPr>
         <w:t xml:space="preserve">๒.๑ ลักษณะของอักษรไทยในเอกสารดิจิทัล</w:t>
       </w:r>
@@ -499,7 +499,7 @@
       <w:r>
         <w:rPr>
           <w:cs/>
-          <w:lang w:val="en-US" w:bidi="th-TH"/>
+          <w:lang w:val="en-US"/>
         </w:rPr>
         <w:t xml:space="preserve">๒.๒ รูปแบบไฟล์ Office Open XML</w:t>
       </w:r>
@@ -511,7 +511,7 @@
       <w:r>
         <w:rPr>
           <w:cs/>
-          <w:lang w:val="en-US" w:bidi="th-TH"/>
+          <w:lang w:val="en-US"/>
         </w:rPr>
         <w:t xml:space="preserve">๒.๓ งานวิจัยที่เกี่ยวข้อง</w:t>
       </w:r>
@@ -523,7 +523,7 @@
       <w:r>
         <w:rPr>
           <w:cs/>
-          <w:lang w:val="en-US" w:bidi="th-TH"/>
+          <w:lang w:val="en-US"/>
         </w:rPr>
         <w:t xml:space="preserve">บทที่ ๓ วิธีดำเนินการวิจัย</w:t>
       </w:r>
@@ -535,7 +535,7 @@
       <w:r>
         <w:rPr>
           <w:cs/>
-          <w:lang w:val="en-US" w:bidi="th-TH"/>
+          <w:lang w:val="en-US"/>
         </w:rPr>
         <w:t xml:space="preserve">๓.๑ ประชากรและกลุ่มตัวอย่าง</w:t>
       </w:r>
@@ -547,7 +547,7 @@
       <w:r>
         <w:rPr>
           <w:cs/>
-          <w:lang w:val="en-US" w:bidi="th-TH"/>
+          <w:lang w:val="en-US"/>
         </w:rPr>
         <w:t xml:space="preserve">๓.๒ เครื่องมือที่ใช้ในการวิจัย</w:t>
       </w:r>
@@ -559,7 +559,7 @@
       <w:r>
         <w:rPr>
           <w:cs/>
-          <w:lang w:val="en-US" w:bidi="th-TH"/>
+          <w:lang w:val="en-US"/>
         </w:rPr>
         <w:t xml:space="preserve">๓.๓ การเก็บรวบรวมข้อมูล</w:t>
       </w:r>
@@ -571,7 +571,7 @@
       <w:r>
         <w:rPr>
           <w:cs/>
-          <w:lang w:val="en-US" w:bidi="th-TH"/>
+          <w:lang w:val="en-US"/>
         </w:rPr>
         <w:t xml:space="preserve">บทที่ ๔ ผลการวิจัย</w:t>
       </w:r>
@@ -583,7 +583,7 @@
       <w:r>
         <w:rPr>
           <w:cs/>
-          <w:lang w:val="en-US" w:bidi="th-TH"/>
+          <w:lang w:val="en-US"/>
         </w:rPr>
         <w:t xml:space="preserve">บทที่ ๕ สรุป อภิปรายผล และข้อเสนอแนะ</w:t>
       </w:r>
@@ -595,7 +595,7 @@
       <w:r>
         <w:rPr>
           <w:cs/>
-          <w:lang w:val="en-US" w:bidi="th-TH"/>
+          <w:lang w:val="en-US"/>
         </w:rPr>
         <w:t xml:space="preserve">๕.๑ สรุปผลการวิจัย</w:t>
       </w:r>
@@ -607,7 +607,7 @@
       <w:r>
         <w:rPr>
           <w:cs/>
-          <w:lang w:val="en-US" w:bidi="th-TH"/>
+          <w:lang w:val="en-US"/>
         </w:rPr>
         <w:t xml:space="preserve">๕.๒ อภิปรายผล</w:t>
       </w:r>
@@ -619,7 +619,7 @@
       <w:r>
         <w:rPr>
           <w:cs/>
-          <w:lang w:val="en-US" w:bidi="th-TH"/>
+          <w:lang w:val="en-US"/>
         </w:rPr>
         <w:t xml:space="preserve">๕.๓ ข้อเสนอแนะ</w:t>
       </w:r>
@@ -631,7 +631,7 @@
       <w:r>
         <w:rPr>
           <w:cs/>
-          <w:lang w:val="en-US" w:bidi="th-TH"/>
+          <w:lang w:val="en-US"/>
         </w:rPr>
         <w:t xml:space="preserve">บรรณานุกรม</w:t>
       </w:r>
@@ -643,7 +643,7 @@
       <w:r>
         <w:rPr>
           <w:cs/>
-          <w:lang w:val="en-US" w:bidi="th-TH"/>
+          <w:lang w:val="en-US"/>
         </w:rPr>
         <w:t xml:space="preserve">Appendix A แบบสอบถามที่ใช้ในการวิจัย</w:t>
       </w:r>
@@ -655,7 +655,7 @@
       <w:r>
         <w:rPr>
           <w:cs/>
-          <w:lang w:val="en-US" w:bidi="th-TH"/>
+          <w:lang w:val="en-US"/>
         </w:rPr>
         <w:t xml:space="preserve">A.๑ ส่วนที่ 1 ข้อมูลทั่วไปของผู้ตอบแบบสอบถาม</w:t>
       </w:r>
@@ -667,7 +667,7 @@
       <w:r>
         <w:rPr>
           <w:cs/>
-          <w:lang w:val="en-US" w:bidi="th-TH"/>
+          <w:lang w:val="en-US"/>
         </w:rPr>
         <w:t xml:space="preserve">A.๒ ส่วนที่ 2 ความคิดเห็นต่อระบบ</w:t>
       </w:r>
@@ -679,7 +679,7 @@
       <w:r>
         <w:rPr>
           <w:cs/>
-          <w:lang w:val="en-US" w:bidi="th-TH"/>
+          <w:lang w:val="en-US"/>
         </w:rPr>
         <w:t xml:space="preserve">Appendix B ผลการตรวจสอบความเที่ยงตรงของเครื่องมือ</w:t>
       </w:r>
@@ -691,7 +691,7 @@
       <w:r>
         <w:rPr>
           <w:cs/>
-          <w:lang w:val="en-US" w:bidi="th-TH"/>
+          <w:lang w:val="en-US"/>
         </w:rPr>
         <w:t xml:space="preserve">Appendix C ตัวอย่างไฟล์ Markdown ที่ใช้ทดสอบ</w:t>
       </w:r>
@@ -716,14 +716,14 @@
       <w:r>
         <w:rPr>
           <w:cs/>
-          <w:lang w:val="en-US" w:bidi="th-TH"/>
+          <w:lang w:val="en-US"/>
         </w:rPr>
         <w:t xml:space="preserve">ประวัติผู้เขียน</w:t>
       </w:r>
       <w:r>
         <w:rPr>
           <w:cs/>
-          <w:lang w:val="en-US" w:bidi="th-TH"/>
+          <w:lang w:val="en-US"/>
         </w:rPr>
         <w:fldChar w:fldCharType="end"/>
       </w:r>
@@ -735,7 +735,7 @@
       <w:r>
         <w:rPr>
           <w:cs/>
-          <w:lang w:val="en-US" w:bidi="th-TH"/>
+          <w:lang w:val="en-US"/>
         </w:rPr>
         <w:t xml:space="preserve">สารบัญตาราง</w:t>
       </w:r>
@@ -747,28 +747,28 @@
       <w:r>
         <w:rPr>
           <w:cs/>
-          <w:lang w:val="en-US" w:bidi="th-TH"/>
+          <w:lang w:val="en-US"/>
         </w:rPr>
         <w:fldChar w:fldCharType="begin"/>
       </w:r>
       <w:r>
         <w:rPr>
           <w:cs/>
-          <w:lang w:val="en-US" w:bidi="th-TH"/>
+          <w:lang w:val="en-US"/>
         </w:rPr>
         <w:instrText xml:space="preserve"> TOC \h \z \t "Table Caption,1" </w:instrText>
       </w:r>
       <w:r>
         <w:rPr>
           <w:cs/>
-          <w:lang w:val="en-US" w:bidi="th-TH"/>
+          <w:lang w:val="en-US"/>
         </w:rPr>
         <w:fldChar w:fldCharType="separate"/>
       </w:r>
       <w:r>
         <w:rPr>
           <w:cs/>
-          <w:lang w:val="en-US" w:bidi="th-TH"/>
+          <w:lang w:val="en-US"/>
         </w:rPr>
         <w:t xml:space="preserve">ตารางที่ ๑-๑ ประโยชน์ที่คาดว่าจะได้รับจำแนกตามกลุ่มผู้ใช้</w:t>
       </w:r>
@@ -780,7 +780,7 @@
       <w:r>
         <w:rPr>
           <w:cs/>
-          <w:lang w:val="en-US" w:bidi="th-TH"/>
+          <w:lang w:val="en-US"/>
         </w:rPr>
         <w:t xml:space="preserve">ตารางที่ ๒-๑ เปรียบเทียบคุณสมบัติข้อความละตินและข้อความ complex script</w:t>
       </w:r>
@@ -792,7 +792,7 @@
       <w:r>
         <w:rPr>
           <w:cs/>
-          <w:lang w:val="en-US" w:bidi="th-TH"/>
+          <w:lang w:val="en-US"/>
         </w:rPr>
         <w:t xml:space="preserve">ตารางที่ ๔-๑ ผลการตรวจการแสดงผลจำแนกตามรายการตรวจ</w:t>
       </w:r>
@@ -804,7 +804,7 @@
       <w:r>
         <w:rPr>
           <w:cs/>
-          <w:lang w:val="en-US" w:bidi="th-TH"/>
+          <w:lang w:val="en-US"/>
         </w:rPr>
         <w:t xml:space="preserve">ตารางที่ A-๑ ข้อมูลทั่วไปของผู้ตอบแบบสอบถาม</w:t>
       </w:r>
@@ -829,14 +829,14 @@
       <w:r>
         <w:rPr>
           <w:cs/>
-          <w:lang w:val="en-US" w:bidi="th-TH"/>
+          <w:lang w:val="en-US"/>
         </w:rPr>
         <w:t xml:space="preserve">ตารางที่ B-๑ ค่าดัชนีความสอดคล้องของแบบประเมิน</w:t>
       </w:r>
       <w:r>
         <w:rPr>
           <w:cs/>
-          <w:lang w:val="en-US" w:bidi="th-TH"/>
+          <w:lang w:val="en-US"/>
         </w:rPr>
         <w:fldChar w:fldCharType="end"/>
       </w:r>
@@ -848,7 +848,7 @@
       <w:r>
         <w:rPr>
           <w:cs/>
-          <w:lang w:val="en-US" w:bidi="th-TH"/>
+          <w:lang w:val="en-US"/>
         </w:rPr>
         <w:t xml:space="preserve">สารบัญภาพ</w:t>
       </w:r>
@@ -860,28 +860,28 @@
       <w:r>
         <w:rPr>
           <w:cs/>
-          <w:lang w:val="en-US" w:bidi="th-TH"/>
+          <w:lang w:val="en-US"/>
         </w:rPr>
         <w:fldChar w:fldCharType="begin"/>
       </w:r>
       <w:r>
         <w:rPr>
           <w:cs/>
-          <w:lang w:val="en-US" w:bidi="th-TH"/>
+          <w:lang w:val="en-US"/>
         </w:rPr>
         <w:instrText xml:space="preserve"> TOC \h \z \t "Figure Caption,1" </w:instrText>
       </w:r>
       <w:r>
         <w:rPr>
           <w:cs/>
-          <w:lang w:val="en-US" w:bidi="th-TH"/>
+          <w:lang w:val="en-US"/>
         </w:rPr>
         <w:fldChar w:fldCharType="separate"/>
       </w:r>
       <w:r>
         <w:rPr>
           <w:cs/>
-          <w:lang w:val="en-US" w:bidi="th-TH"/>
+          <w:lang w:val="en-US"/>
         </w:rPr>
         <w:t xml:space="preserve">รูปที่ ๒-๑ อัตราการแสดงผลถูกต้องจำแนกตามประเภทเอกสาร</w:t>
       </w:r>
@@ -893,7 +893,7 @@
       <w:r>
         <w:rPr>
           <w:cs/>
-          <w:lang w:val="en-US" w:bidi="th-TH"/>
+          <w:lang w:val="en-US"/>
         </w:rPr>
         <w:t xml:space="preserve">รูปที่ ๓-๑ ขั้นตอนการทำงานของระบบสร้างเอกสาร</w:t>
       </w:r>
@@ -905,7 +905,7 @@
       <w:r>
         <w:rPr>
           <w:cs/>
-          <w:lang w:val="en-US" w:bidi="th-TH"/>
+          <w:lang w:val="en-US"/>
         </w:rPr>
         <w:t xml:space="preserve">รูปที่ ๔-๑ สรุปผลการตรวจจำแนกตามโปรแกรม</w:t>
       </w:r>
@@ -930,14 +930,14 @@
       <w:r>
         <w:rPr>
           <w:cs/>
-          <w:lang w:val="en-US" w:bidi="th-TH"/>
+          <w:lang w:val="en-US"/>
         </w:rPr>
         <w:t xml:space="preserve">รูปที่ B-๑ ขั้นตอนการตรวจสอบความเที่ยงตรง</w:t>
       </w:r>
       <w:r>
         <w:rPr>
           <w:cs/>
-          <w:lang w:val="en-US" w:bidi="th-TH"/>
+          <w:lang w:val="en-US"/>
         </w:rPr>
         <w:fldChar w:fldCharType="end"/>
       </w:r>
@@ -949,7 +949,7 @@
       <w:r>
         <w:rPr>
           <w:cs/>
-          <w:lang w:val="en-US" w:bidi="th-TH"/>
+          <w:lang w:val="en-US"/>
         </w:rPr>
         <w:t xml:space="preserve">บทที่ ๑ บทนำ</w:t>
       </w:r>
@@ -961,7 +961,7 @@
       <w:r>
         <w:rPr>
           <w:cs/>
-          <w:lang w:val="en-US" w:bidi="th-TH"/>
+          <w:lang w:val="en-US"/>
         </w:rPr>
         <w:t xml:space="preserve">๑.๑ ความเป็นมาและความสำคัญของปัญหา</w:t>
       </w:r>
@@ -973,7 +973,7 @@
       <w:r>
         <w:rPr>
           <w:cs/>
-          <w:lang w:val="en-US" w:bidi="th-TH"/>
+          <w:lang w:val="en-US"/>
         </w:rPr>
         <w:t xml:space="preserve">ปัจจุบันหน่วยงานภาครัฐและภาคเอกชนจำนวนมากเปลี่ยนมาจัดทำเอกสารด้วยระบบอัตโนมัติ ไม่ว่าจะเป็นรายงานประจำเดือน หนังสือแจ้งเวียน หรือเอกสารประกอบการประชุม ข้อมูลเหล่านี้มักถูกเขียนหรือสร้างขึ้นในรูปแบบข้อความธรรมดาก่อน แล้วจึงแปลงเป็นไฟล์ Word เพื่อส่งต่อให้ผู้รับที่คุ้นเคยกับโปรแกรมสำนักงาน </w:t>
       </w:r>
@@ -982,14 +982,14 @@
           <w:b/>
           <w:bCs/>
           <w:cs/>
-          <w:lang w:val="en-US" w:bidi="th-TH"/>
+          <w:lang w:val="en-US"/>
         </w:rPr>
         <w:t xml:space="preserve">ปัญหาสำคัญ</w:t>
       </w:r>
       <w:r>
         <w:rPr>
           <w:cs/>
-          <w:lang w:val="en-US" w:bidi="th-TH"/>
+          <w:lang w:val="en-US"/>
         </w:rPr>
         <w:t xml:space="preserve"> คือเครื่องมือแปลงเอกสารส่วนใหญ่ถูกออกแบบมาสำหรับภาษาที่ใช้อักษรละติน เมื่อนำมาใช้กับภาษาไทยจึงเกิดความผิดปกติหลายประการ เช่น </w:t>
       </w:r>
@@ -998,14 +998,14 @@
           <w:i/>
           <w:iCs/>
           <w:cs/>
-          <w:lang w:val="en-US" w:bidi="th-TH"/>
+          <w:lang w:val="en-US"/>
         </w:rPr>
         <w:t xml:space="preserve">เส้นหยักสีแดงใต้คำที่สะกดถูกต้อง</w:t>
       </w:r>
       <w:r>
         <w:rPr>
           <w:cs/>
-          <w:lang w:val="en-US" w:bidi="th-TH"/>
+          <w:lang w:val="en-US"/>
         </w:rPr>
         <w:t xml:space="preserve"> การตัดบรรทัดกลางคำ และตัวอักษรที่ควรเป็นตัวหนากลับแสดงเป็นตัวปกติ </w:t>
       </w:r>
@@ -1013,14 +1013,14 @@
         <w:rPr>
           <w:strike/>
           <w:cs/>
-          <w:lang w:val="en-US" w:bidi="th-TH"/>
+          <w:lang w:val="en-US"/>
         </w:rPr>
         <w:t xml:space="preserve">ซึ่งผู้ใช้มักแก้ด้วยการเว้นวรรคระหว่างคำ</w:t>
       </w:r>
       <w:r>
         <w:rPr>
           <w:cs/>
-          <w:lang w:val="en-US" w:bidi="th-TH"/>
+          <w:lang w:val="en-US"/>
         </w:rPr>
         <w:t xml:space="preserve"> ซึ่งผู้ใช้มักพยายามแก้ด้วยวิธีที่ทำให้เนื้อหาเปลี่ยนไปจากต้นฉบับ</w:t>
       </w:r>
@@ -1028,7 +1028,7 @@
         <w:rPr>
           <w:rStyle w:val="FootnoteReference"/>
           <w:cs/>
-          <w:lang w:val="en-US" w:bidi="th-TH"/>
+          <w:lang w:val="en-US"/>
         </w:rPr>
         <w:footnoteReference w:id="1"/>
       </w:r>
@@ -1040,7 +1040,7 @@
       <w:r>
         <w:rPr>
           <w:cs/>
-          <w:lang w:val="en-US" w:bidi="th-TH"/>
+          <w:lang w:val="en-US"/>
         </w:rPr>
         <w:t xml:space="preserve">จากการสำรวจเบื้องต้นในหน่วยงานตัวอย่างพบว่า เจ้าหน้าที่ใช้เวลาเฉลี่ย 25 นาทีต่อเอกสารหนึ่งฉบับในการแก้ไขรูปแบบหลังการแปลง โดยเฉพาะการเลือกฟอนต์ใหม่ การปรับระยะบรรทัด และการลบช่องว่างที่เกินมา งานเหล่านี้ไม่เพิ่มคุณค่าให้กับเนื้อหา แต่เพิ่มโอกาสที่เอกสารจะผิดพลาด ผู้วิจัยจึงสนใจศึกษาว่าหากกำหนดคุณสมบัติภาษาไทยให้ถูกต้องตั้งแต่ขั้นตอนการสร้างไฟล์ จะช่วยลดภาระดังกล่าวได้มากเพียงใด ดูรายละเอียดของข้อกำหนดได้ที่ </w:t>
       </w:r>
@@ -1049,7 +1049,7 @@
           <w:rPr>
             <w:rStyle w:val="Hyperlink"/>
             <w:cs/>
-            <w:lang w:val="en-US" w:bidi="th-TH"/>
+            <w:lang w:val="en-US"/>
           </w:rPr>
           <w:t xml:space="preserve">ECMA-376</w:t>
         </w:r>
@@ -1057,7 +1057,7 @@
       <w:r>
         <w:rPr>
           <w:cs/>
-          <w:lang w:val="en-US" w:bidi="th-TH"/>
+          <w:lang w:val="en-US"/>
         </w:rPr>
         <w:t xml:space="preserve"> และตัวอย่างการใช้งานที่ </w:t>
       </w:r>
@@ -1066,7 +1066,7 @@
           <w:rPr>
             <w:rStyle w:val="Hyperlink"/>
             <w:cs/>
-            <w:lang w:val="en-US" w:bidi="th-TH"/>
+            <w:lang w:val="en-US"/>
           </w:rPr>
           <w:t xml:space="preserve">https://example.com/thai-docx</w:t>
         </w:r>
@@ -1074,7 +1074,7 @@
       <w:r>
         <w:rPr>
           <w:cs/>
-          <w:lang w:val="en-US" w:bidi="th-TH"/>
+          <w:lang w:val="en-US"/>
         </w:rPr>
         <w:t xml:space="preserve"> ซึ่งเป็นที่อยู่สมมติสำหรับการทดสอบลิงก์</w:t>
       </w:r>
@@ -1082,7 +1082,7 @@
         <w:rPr>
           <w:rStyle w:val="FootnoteReference"/>
           <w:cs/>
-          <w:lang w:val="en-US" w:bidi="th-TH"/>
+          <w:lang w:val="en-US"/>
         </w:rPr>
         <w:footnoteReference w:id="2"/>
       </w:r>
@@ -1094,7 +1094,7 @@
       <w:r>
         <w:rPr>
           <w:cs/>
-          <w:lang w:val="en-US" w:bidi="th-TH"/>
+          <w:lang w:val="en-US"/>
         </w:rPr>
         <w:t xml:space="preserve">นอกจากนี้ งานเอกสารทางวิชาการยังมีองค์ประกอบเฉพาะที่ต้องการความถูกต้องสูง ได้แก่ สูตรทางเคมีอย่าง H</w:t>
       </w:r>
@@ -1102,14 +1102,14 @@
         <w:rPr>
           <w:vertAlign w:val="subscript"/>
           <w:cs/>
-          <w:lang w:val="en-US" w:bidi="th-TH"/>
+          <w:lang w:val="en-US"/>
         </w:rPr>
         <w:t xml:space="preserve">2</w:t>
       </w:r>
       <w:r>
         <w:rPr>
           <w:cs/>
-          <w:lang w:val="en-US" w:bidi="th-TH"/>
+          <w:lang w:val="en-US"/>
         </w:rPr>
         <w:t xml:space="preserve">SO</w:t>
       </w:r>
@@ -1117,14 +1117,14 @@
         <w:rPr>
           <w:vertAlign w:val="subscript"/>
           <w:cs/>
-          <w:lang w:val="en-US" w:bidi="th-TH"/>
+          <w:lang w:val="en-US"/>
         </w:rPr>
         <w:t xml:space="preserve">4</w:t>
       </w:r>
       <w:r>
         <w:rPr>
           <w:cs/>
-          <w:lang w:val="en-US" w:bidi="th-TH"/>
+          <w:lang w:val="en-US"/>
         </w:rPr>
         <w:t xml:space="preserve"> ค่ายกกำลังอย่าง 10</w:t>
       </w:r>
@@ -1132,14 +1132,14 @@
         <w:rPr>
           <w:vertAlign w:val="superscript"/>
           <w:cs/>
-          <w:lang w:val="en-US" w:bidi="th-TH"/>
+          <w:lang w:val="en-US"/>
         </w:rPr>
         <w:t xml:space="preserve">6</w:t>
       </w:r>
       <w:r>
         <w:rPr>
           <w:cs/>
-          <w:lang w:val="en-US" w:bidi="th-TH"/>
+          <w:lang w:val="en-US"/>
         </w:rPr>
         <w:t xml:space="preserve"> คำที่ต้อง</w:t>
       </w:r>
@@ -1147,14 +1147,14 @@
         <w:rPr>
           <w:u w:val="single"/>
           <w:cs/>
-          <w:lang w:val="en-US" w:bidi="th-TH"/>
+          <w:lang w:val="en-US"/>
         </w:rPr>
         <w:t xml:space="preserve">ขีดเส้นใต้</w:t>
       </w:r>
       <w:r>
         <w:rPr>
           <w:cs/>
-          <w:lang w:val="en-US" w:bidi="th-TH"/>
+          <w:lang w:val="en-US"/>
         </w:rPr>
         <w:t xml:space="preserve">เพื่อเน้น และคำสั่งแป้นพิมพ์อย่าง </w:t>
       </w:r>
@@ -1162,14 +1162,14 @@
         <w:rPr>
           <w:rFonts w:ascii="Consolas" w:hAnsi="Consolas" w:cs="TH Sarabun New"/>
           <w:cs/>
-          <w:lang w:val="en-US" w:bidi="th-TH"/>
+          <w:lang w:val="en-US"/>
         </w:rPr>
         <w:t xml:space="preserve">Ctrl</w:t>
       </w:r>
       <w:r>
         <w:rPr>
           <w:cs/>
-          <w:lang w:val="en-US" w:bidi="th-TH"/>
+          <w:lang w:val="en-US"/>
         </w:rPr>
         <w:t xml:space="preserve"> + </w:t>
       </w:r>
@@ -1177,28 +1177,28 @@
         <w:rPr>
           <w:rFonts w:ascii="Consolas" w:hAnsi="Consolas" w:cs="TH Sarabun New"/>
           <w:cs/>
-          <w:lang w:val="en-US" w:bidi="th-TH"/>
+          <w:lang w:val="en-US"/>
         </w:rPr>
         <w:t xml:space="preserve">S</w:t>
       </w:r>
       <w:r>
         <w:rPr>
           <w:cs/>
-          <w:lang w:val="en-US" w:bidi="th-TH"/>
+          <w:lang w:val="en-US"/>
         </w:rPr>
         <w:t xml:space="preserve"> องค์ประกอบเหล่านี้ต้องแสดงผลได้ถูกต้องเช่นเดียวกับข้อความภาษาไทยทั่วไป</w:t>
       </w:r>
       <w:r>
         <w:rPr>
           <w:cs/>
-          <w:lang w:val="en-US" w:bidi="th-TH"/>
+          <w:lang w:val="en-US"/>
         </w:rPr>
         <w:br/>
       </w:r>
       <w:r>
         <w:rPr>
           <w:cs/>
-          <w:lang w:val="en-US" w:bidi="th-TH"/>
+          <w:lang w:val="en-US"/>
         </w:rPr>
         <w:t xml:space="preserve">บรรทัดนี้ขึ้นต้นหลังการขึ้นบรรทัดใหม่แบบ hard break เพื่อทดสอบว่าข้อความยังคงอยู่ในย่อหน้าเดียวกัน</w:t>
       </w:r>
@@ -1210,7 +1210,7 @@
       <w:r>
         <w:rPr>
           <w:cs/>
-          <w:lang w:val="en-US" w:bidi="th-TH"/>
+          <w:lang w:val="en-US"/>
         </w:rPr>
         <w:t xml:space="preserve">๑.๒ วัตถุประสงค์ของการวิจัย</w:t>
       </w:r>
@@ -1223,21 +1223,21 @@
       <w:r>
         <w:rPr>
           <w:cs/>
-          <w:lang w:val="en-US" w:bidi="th-TH"/>
+          <w:lang w:val="en-US"/>
         </w:rPr>
         <w:t xml:space="preserve">๑.</w:t>
       </w:r>
       <w:r>
         <w:rPr>
           <w:cs/>
-          <w:lang w:val="en-US" w:bidi="th-TH"/>
+          <w:lang w:val="en-US"/>
         </w:rPr>
         <w:tab/>
       </w:r>
       <w:r>
         <w:rPr>
           <w:cs/>
-          <w:lang w:val="en-US" w:bidi="th-TH"/>
+          <w:lang w:val="en-US"/>
         </w:rPr>
         <w:t xml:space="preserve">เพื่อพัฒนาระบบสร้างเอกสาร Word ภาษาไทยจากไฟล์ Markdown ที่กำหนดคุณสมบัติภาษาไทยได้ครบถ้วนในทุกส่วนของเอกสาร</w:t>
       </w:r>
@@ -1250,21 +1250,21 @@
       <w:r>
         <w:rPr>
           <w:cs/>
-          <w:lang w:val="en-US" w:bidi="th-TH"/>
+          <w:lang w:val="en-US"/>
         </w:rPr>
         <w:t xml:space="preserve">๒.</w:t>
       </w:r>
       <w:r>
         <w:rPr>
           <w:cs/>
-          <w:lang w:val="en-US" w:bidi="th-TH"/>
+          <w:lang w:val="en-US"/>
         </w:rPr>
         <w:tab/>
       </w:r>
       <w:r>
         <w:rPr>
           <w:cs/>
-          <w:lang w:val="en-US" w:bidi="th-TH"/>
+          <w:lang w:val="en-US"/>
         </w:rPr>
         <w:t xml:space="preserve">เพื่อประเมินความถูกต้องของการแสดงผลในโปรแกรมสำนักงาน 5 โปรแกรม ได้แก่</w:t>
       </w:r>
@@ -1280,7 +1280,7 @@
       <w:r>
         <w:rPr>
           <w:cs/>
-          <w:lang w:val="en-US" w:bidi="th-TH"/>
+          <w:lang w:val="en-US"/>
         </w:rPr>
         <w:t xml:space="preserve">Microsoft Word 365 บน Windows และ Word บน macOS</w:t>
       </w:r>
@@ -1296,7 +1296,7 @@
       <w:r>
         <w:rPr>
           <w:cs/>
-          <w:lang w:val="en-US" w:bidi="th-TH"/>
+          <w:lang w:val="en-US"/>
         </w:rPr>
         <w:t xml:space="preserve">LibreOffice Writer และ WPS Writer</w:t>
       </w:r>
@@ -1313,7 +1313,7 @@
       <w:r>
         <w:rPr>
           <w:cs/>
-          <w:lang w:val="en-US" w:bidi="th-TH"/>
+          <w:lang w:val="en-US"/>
         </w:rPr>
         <w:t xml:space="preserve">Google Docs</w:t>
       </w:r>
@@ -1326,21 +1326,21 @@
       <w:r>
         <w:rPr>
           <w:cs/>
-          <w:lang w:val="en-US" w:bidi="th-TH"/>
+          <w:lang w:val="en-US"/>
         </w:rPr>
         <w:t xml:space="preserve">๓.</w:t>
       </w:r>
       <w:r>
         <w:rPr>
           <w:cs/>
-          <w:lang w:val="en-US" w:bidi="th-TH"/>
+          <w:lang w:val="en-US"/>
         </w:rPr>
         <w:tab/>
       </w:r>
       <w:r>
         <w:rPr>
           <w:cs/>
-          <w:lang w:val="en-US" w:bidi="th-TH"/>
+          <w:lang w:val="en-US"/>
         </w:rPr>
         <w:t xml:space="preserve">เพื่อเปรียบเทียบเวลาที่ใช้แก้ไขรูปแบบเอกสารก่อนและหลังใช้ระบบ</w:t>
       </w:r>
@@ -1352,7 +1352,7 @@
       <w:r>
         <w:rPr>
           <w:cs/>
-          <w:lang w:val="en-US" w:bidi="th-TH"/>
+          <w:lang w:val="en-US"/>
         </w:rPr>
         <w:t xml:space="preserve">๑.๓ ขอบเขตของการวิจัย</w:t>
       </w:r>
@@ -1364,7 +1364,7 @@
       <w:r>
         <w:rPr>
           <w:cs/>
-          <w:lang w:val="en-US" w:bidi="th-TH"/>
+          <w:lang w:val="en-US"/>
         </w:rPr>
         <w:t xml:space="preserve">๑.๓.๑ ขอบเขตด้านเนื้อหา</w:t>
       </w:r>
@@ -1376,7 +1376,7 @@
       <w:r>
         <w:rPr>
           <w:cs/>
-          <w:lang w:val="en-US" w:bidi="th-TH"/>
+          <w:lang w:val="en-US"/>
         </w:rPr>
         <w:t xml:space="preserve">การวิจัยครั้งนี้ครอบคลุมองค์ประกอบของเอกสารที่พบบ่อยในงานเอกสารภาษาไทย ได้แก่</w:t>
       </w:r>
@@ -1392,7 +1392,7 @@
       <w:r>
         <w:rPr>
           <w:cs/>
-          <w:lang w:val="en-US" w:bidi="th-TH"/>
+          <w:lang w:val="en-US"/>
         </w:rPr>
         <w:t xml:space="preserve">หัวข้อหลายระดับ ย่อหน้า และข้อความที่ยกมา</w:t>
       </w:r>
@@ -1408,7 +1408,7 @@
       <w:r>
         <w:rPr>
           <w:cs/>
-          <w:lang w:val="en-US" w:bidi="th-TH"/>
+          <w:lang w:val="en-US"/>
         </w:rPr>
         <w:t xml:space="preserve">รายการแบบสัญลักษณ์และแบบลำดับเลข รวมถึงรายการซ้อนหลายชั้น</w:t>
       </w:r>
@@ -1424,7 +1424,7 @@
       <w:r>
         <w:rPr>
           <w:cs/>
-          <w:lang w:val="en-US" w:bidi="th-TH"/>
+          <w:lang w:val="en-US"/>
         </w:rPr>
         <w:t xml:space="preserve">รายการชั้นที่สองที่มีข้อความยาวจนต้องตัดบรรทัดเพื่อทดสอบการเยื้องของบรรทัดถัดไปในรายการ</w:t>
       </w:r>
@@ -1440,7 +1440,7 @@
       <w:r>
         <w:rPr>
           <w:cs/>
-          <w:lang w:val="en-US" w:bidi="th-TH"/>
+          <w:lang w:val="en-US"/>
         </w:rPr>
         <w:t xml:space="preserve">รายการชั้นที่สาม</w:t>
       </w:r>
@@ -1456,7 +1456,7 @@
       <w:r>
         <w:rPr>
           <w:cs/>
-          <w:lang w:val="en-US" w:bidi="th-TH"/>
+          <w:lang w:val="en-US"/>
         </w:rPr>
         <w:t xml:space="preserve">ตาราง รูปภาพ เชิงอรรถ ลิงก์ และโค้ด</w:t>
       </w:r>
@@ -1468,7 +1468,7 @@
       <w:r>
         <w:rPr>
           <w:cs/>
-          <w:lang w:val="en-US" w:bidi="th-TH"/>
+          <w:lang w:val="en-US"/>
         </w:rPr>
         <w:t xml:space="preserve">๑.๓.๒ ขอบเขตด้านเวลา</w:t>
       </w:r>
@@ -1480,7 +1480,7 @@
       <w:r>
         <w:rPr>
           <w:cs/>
-          <w:lang w:val="en-US" w:bidi="th-TH"/>
+          <w:lang w:val="en-US"/>
         </w:rPr>
         <w:t xml:space="preserve">ระยะเวลาดำเนินการวิจัยตั้งแต่เดือนมิถุนายน 2568 ถึงเดือนพฤษภาคม 2569 รวม 12 เดือน โดยแบ่งงานเป็นขั้นตอนดังนี้</w:t>
       </w:r>
@@ -1494,14 +1494,14 @@
         <w:rPr>
           <w:rFonts w:ascii="Arial" w:hAnsi="Arial" w:cs="Arial"/>
           <w:cs/>
-          <w:lang w:val="en-US" w:bidi="th-TH"/>
+          <w:lang w:val="en-US"/>
         </w:rPr>
         <w:t xml:space="preserve">■ </w:t>
       </w:r>
       <w:r>
         <w:rPr>
           <w:cs/>
-          <w:lang w:val="en-US" w:bidi="th-TH"/>
+          <w:lang w:val="en-US"/>
         </w:rPr>
         <w:t xml:space="preserve">ศึกษาข้อกำหนดของรูปแบบไฟล์และทบทวนวรรณกรรม</w:t>
       </w:r>
@@ -1515,14 +1515,14 @@
         <w:rPr>
           <w:rFonts w:ascii="Arial" w:hAnsi="Arial" w:cs="Arial"/>
           <w:cs/>
-          <w:lang w:val="en-US" w:bidi="th-TH"/>
+          <w:lang w:val="en-US"/>
         </w:rPr>
         <w:t xml:space="preserve">■ </w:t>
       </w:r>
       <w:r>
         <w:rPr>
           <w:cs/>
-          <w:lang w:val="en-US" w:bidi="th-TH"/>
+          <w:lang w:val="en-US"/>
         </w:rPr>
         <w:t xml:space="preserve">พัฒนาระบบและชุดทดสอบอัตโนมัติ</w:t>
       </w:r>
@@ -1536,14 +1536,14 @@
         <w:rPr>
           <w:rFonts w:ascii="Arial" w:hAnsi="Arial" w:cs="Arial"/>
           <w:cs/>
-          <w:lang w:val="en-US" w:bidi="th-TH"/>
+          <w:lang w:val="en-US"/>
         </w:rPr>
         <w:t xml:space="preserve">□ </w:t>
       </w:r>
       <w:r>
         <w:rPr>
           <w:cs/>
-          <w:lang w:val="en-US" w:bidi="th-TH"/>
+          <w:lang w:val="en-US"/>
         </w:rPr>
         <w:t xml:space="preserve">ทดสอบกับผู้ใช้งานจริงในหน่วยงานตัวอย่าง</w:t>
       </w:r>
@@ -1557,14 +1557,14 @@
         <w:rPr>
           <w:rFonts w:ascii="Arial" w:hAnsi="Arial" w:cs="Arial"/>
           <w:cs/>
-          <w:lang w:val="en-US" w:bidi="th-TH"/>
+          <w:lang w:val="en-US"/>
         </w:rPr>
         <w:t xml:space="preserve">□ </w:t>
       </w:r>
       <w:r>
         <w:rPr>
           <w:cs/>
-          <w:lang w:val="en-US" w:bidi="th-TH"/>
+          <w:lang w:val="en-US"/>
         </w:rPr>
         <w:t xml:space="preserve">เผยแพร่ผลการวิจัย</w:t>
       </w:r>
@@ -1576,7 +1576,7 @@
       <w:r>
         <w:rPr>
           <w:cs/>
-          <w:lang w:val="en-US" w:bidi="th-TH"/>
+          <w:lang w:val="en-US"/>
         </w:rPr>
         <w:t xml:space="preserve">๑.๔ ประโยชน์ที่คาดว่าจะได้รับ</w:t>
       </w:r>
@@ -1591,14 +1591,14 @@
           <w:b/>
           <w:bCs/>
           <w:cs/>
-          <w:lang w:val="en-US" w:bidi="th-TH"/>
+          <w:lang w:val="en-US"/>
         </w:rPr>
         <w:t xml:space="preserve">ตารางที่ ๑-๑</w:t>
       </w:r>
       <w:r>
         <w:rPr>
           <w:cs/>
-          <w:lang w:val="en-US" w:bidi="th-TH"/>
+          <w:lang w:val="en-US"/>
         </w:rPr>
         <w:t xml:space="preserve"> ประโยชน์ที่คาดว่าจะได้รับจำแนกตามกลุ่มผู้ใช้</w:t>
       </w:r>
@@ -1643,7 +1643,7 @@
                 <w:b/>
                 <w:bCs/>
                 <w:cs/>
-                <w:lang w:val="en-US" w:bidi="th-TH"/>
+                <w:lang w:val="en-US"/>
               </w:rPr>
               <w:t xml:space="preserve">กลุ่มผู้ใช้</w:t>
             </w:r>
@@ -1663,7 +1663,7 @@
                 <w:b/>
                 <w:bCs/>
                 <w:cs/>
-                <w:lang w:val="en-US" w:bidi="th-TH"/>
+                <w:lang w:val="en-US"/>
               </w:rPr>
               <w:t xml:space="preserve">ประโยชน์ที่คาดว่าจะได้รับ</w:t>
             </w:r>
@@ -1684,7 +1684,7 @@
                 <w:b/>
                 <w:bCs/>
                 <w:cs/>
-                <w:lang w:val="en-US" w:bidi="th-TH"/>
+                <w:lang w:val="en-US"/>
               </w:rPr>
               <w:t xml:space="preserve">ระดับ</w:t>
             </w:r>
@@ -1704,7 +1704,7 @@
             <w:r>
               <w:rPr>
                 <w:cs/>
-                <w:lang w:val="en-US" w:bidi="th-TH"/>
+                <w:lang w:val="en-US"/>
               </w:rPr>
               <w:t xml:space="preserve">เจ้าหน้าที่ธุรการ</w:t>
             </w:r>
@@ -1722,7 +1722,7 @@
             <w:r>
               <w:rPr>
                 <w:cs/>
-                <w:lang w:val="en-US" w:bidi="th-TH"/>
+                <w:lang w:val="en-US"/>
               </w:rPr>
               <w:t xml:space="preserve">ลดเวลาแก้ไขรูปแบบเอกสารหลังการแปลง และลดความผิดพลาดจากการพิมพ์ซ้ำ</w:t>
             </w:r>
@@ -1741,7 +1741,7 @@
             <w:r>
               <w:rPr>
                 <w:cs/>
-                <w:lang w:val="en-US" w:bidi="th-TH"/>
+                <w:lang w:val="en-US"/>
               </w:rPr>
               <w:t xml:space="preserve">สูง</w:t>
             </w:r>
@@ -1761,7 +1761,7 @@
             <w:r>
               <w:rPr>
                 <w:cs/>
-                <w:lang w:val="en-US" w:bidi="th-TH"/>
+                <w:lang w:val="en-US"/>
               </w:rPr>
               <w:t xml:space="preserve">นักวิจัยและนักศึกษา</w:t>
             </w:r>
@@ -1779,7 +1779,7 @@
             <w:r>
               <w:rPr>
                 <w:cs/>
-                <w:lang w:val="en-US" w:bidi="th-TH"/>
+                <w:lang w:val="en-US"/>
               </w:rPr>
               <w:t xml:space="preserve">จัดทำรายงานและวิทยานิพนธ์ที่มีเลขบท ชื่อตาราง และสารบัญได้จากไฟล์ข้อความ</w:t>
             </w:r>
@@ -1798,7 +1798,7 @@
             <w:r>
               <w:rPr>
                 <w:cs/>
-                <w:lang w:val="en-US" w:bidi="th-TH"/>
+                <w:lang w:val="en-US"/>
               </w:rPr>
               <w:t xml:space="preserve">สูง</w:t>
             </w:r>
@@ -1818,7 +1818,7 @@
             <w:r>
               <w:rPr>
                 <w:cs/>
-                <w:lang w:val="en-US" w:bidi="th-TH"/>
+                <w:lang w:val="en-US"/>
               </w:rPr>
               <w:t xml:space="preserve">ผู้พัฒนาระบบ</w:t>
             </w:r>
@@ -1836,21 +1836,21 @@
             <w:r>
               <w:rPr>
                 <w:cs/>
-                <w:lang w:val="en-US" w:bidi="th-TH"/>
+                <w:lang w:val="en-US"/>
               </w:rPr>
               <w:t xml:space="preserve">นำไปใช้ร่วมกับระบบสร้างเอกสารอัตโนมัติ</w:t>
             </w:r>
             <w:r>
               <w:rPr>
                 <w:cs/>
-                <w:lang w:val="en-US" w:bidi="th-TH"/>
+                <w:lang w:val="en-US"/>
               </w:rPr>
               <w:br/>
             </w:r>
             <w:r>
               <w:rPr>
                 <w:cs/>
-                <w:lang w:val="en-US" w:bidi="th-TH"/>
+                <w:lang w:val="en-US"/>
               </w:rPr>
               <w:t xml:space="preserve">โดยไม่ต้องติดตั้งไลบรารีเพิ่ม</w:t>
             </w:r>
@@ -1869,7 +1869,7 @@
             <w:r>
               <w:rPr>
                 <w:cs/>
-                <w:lang w:val="en-US" w:bidi="th-TH"/>
+                <w:lang w:val="en-US"/>
               </w:rPr>
               <w:t xml:space="preserve">ปานกลาง</w:t>
             </w:r>
@@ -1901,7 +1901,7 @@
       <w:r>
         <w:rPr>
           <w:cs/>
-          <w:lang w:val="en-US" w:bidi="th-TH"/>
+          <w:lang w:val="en-US"/>
         </w:rPr>
         <w:t xml:space="preserve">บทที่ ๒ ทฤษฎีและงานวิจัยที่เกี่ยวข้อง</w:t>
       </w:r>
@@ -1913,7 +1913,7 @@
       <w:r>
         <w:rPr>
           <w:cs/>
-          <w:lang w:val="en-US" w:bidi="th-TH"/>
+          <w:lang w:val="en-US"/>
         </w:rPr>
         <w:t xml:space="preserve">๒.๑ ลักษณะของอักษรไทยในเอกสารดิจิทัล</w:t>
       </w:r>
@@ -1925,7 +1925,7 @@
       <w:r>
         <w:rPr>
           <w:cs/>
-          <w:lang w:val="en-US" w:bidi="th-TH"/>
+          <w:lang w:val="en-US"/>
         </w:rPr>
         <w:t xml:space="preserve">อักษรไทยเป็นระบบการเขียนแบบอักษรสระประกอบ ซึ่งสระและวรรณยุกต์อาจวางอยู่ด้านบน ด้านล่าง ด้านหน้า หรือด้านหลังของพยัญชนะ และภาษาไทยไม่เว้นวรรคระหว่างคำ แต่เว้นวรรคระหว่างวลีหรือประโยค โปรแกรมประมวลผลคำจึงต้องอาศัยพจนานุกรมในการหาตำแหน่งตัดบรรทัด ในรูปแบบไฟล์ Office Open XML ข้อความภาษาไทยจัดเป็นข้อความกลุ่ม complex script ซึ่งมีคุณสมบัติฟอนต์ ขนาด ตัวหนา และตัวเอียง แยกจากข้อความละติน หากกำหนดเฉพาะคุณสมบัติฝั่งละติน ข้อความไทยจะใช้ค่าตั้งต้นของโปรแกรมแทน ซึ่งมักเป็นฟอนต์และขนาดที่ไม่ตรงกับที่ผู้เขียนต้องการ ปัญหานี้อธิบายได้ว่าทำไมเอกสารบางฉบับจึงแสดงตัวหนาได้ในภาษาอังกฤษ แต่ไม่แสดงในภาษาไทย</w:t>
       </w:r>
@@ -1937,7 +1937,7 @@
       <w:r>
         <w:rPr>
           <w:cs/>
-          <w:lang w:val="en-US" w:bidi="th-TH"/>
+          <w:lang w:val="en-US"/>
         </w:rPr>
         <w:t xml:space="preserve">"ข้อความภาษาไทยที่ถูกกำหนดเป็นภาษาอื่น จะถูกตรวจคำสะกดและตัดบรรทัดตามกฎของภาษานั้นผลที่ผู้อ่านเห็นจึงเป็นเอกสารที่ดูผิดทั้งที่เนื้อหาถูกต้องทุกตัวอักษร"</w:t>
       </w:r>
@@ -1949,7 +1949,7 @@
       <w:r>
         <w:rPr>
           <w:cs/>
-          <w:lang w:val="en-US" w:bidi="th-TH"/>
+          <w:lang w:val="en-US"/>
         </w:rPr>
         <w:t xml:space="preserve">การตัดบรรทัดภาษาไทยในโปรแกรม Word ขึ้นอยู่กับภาษาที่กำหนดให้ข้อความ เมื่อข้อความถูกกำหนดเป็นภาษาไทย โปรแกรมจะใช้พจนานุกรมภาษาไทยหาขอบเขตของคำ และตัดบรรทัดระหว่างคำได้อย่างเป็นธรรมชาติ แต่เมื่อข้อความถูกกำหนดเป็นภาษาอังกฤษ โปรแกรมจะมองข้อความไทยทั้งประโยคเป็นคำเดียวที่ยาวมาก และตัดบรรทัดได้เฉพาะตำแหน่งที่มีช่องว่าง ผลที่ได้คือบรรทัดยาวไม่เท่ากันและมีช่องว่างขนาดใหญ่ท้ายบรรทัด โดยเฉพาะเมื่อจัดข้อความแบบกระจายหรือชิดขอบทั้งสองด้าน</w:t>
       </w:r>
@@ -1964,14 +1964,14 @@
           <w:b/>
           <w:bCs/>
           <w:cs/>
-          <w:lang w:val="en-US" w:bidi="th-TH"/>
+          <w:lang w:val="en-US"/>
         </w:rPr>
         <w:t xml:space="preserve">ตารางที่ ๒-๑</w:t>
       </w:r>
       <w:r>
         <w:rPr>
           <w:cs/>
-          <w:lang w:val="en-US" w:bidi="th-TH"/>
+          <w:lang w:val="en-US"/>
         </w:rPr>
         <w:t xml:space="preserve"> เปรียบเทียบคุณสมบัติข้อความละตินและข้อความ complex script</w:t>
       </w:r>
@@ -2016,7 +2016,7 @@
                 <w:b/>
                 <w:bCs/>
                 <w:cs/>
-                <w:lang w:val="en-US" w:bidi="th-TH"/>
+                <w:lang w:val="en-US"/>
               </w:rPr>
               <w:t xml:space="preserve">คุณสมบัติ</w:t>
             </w:r>
@@ -2037,7 +2037,7 @@
                 <w:b/>
                 <w:bCs/>
                 <w:cs/>
-                <w:lang w:val="en-US" w:bidi="th-TH"/>
+                <w:lang w:val="en-US"/>
               </w:rPr>
               <w:t xml:space="preserve">ข้อความละติน</w:t>
             </w:r>
@@ -2058,7 +2058,7 @@
                 <w:b/>
                 <w:bCs/>
                 <w:cs/>
-                <w:lang w:val="en-US" w:bidi="th-TH"/>
+                <w:lang w:val="en-US"/>
               </w:rPr>
               <w:t xml:space="preserve">ข้อความ complex script</w:t>
             </w:r>
@@ -2078,7 +2078,7 @@
             <w:r>
               <w:rPr>
                 <w:cs/>
-                <w:lang w:val="en-US" w:bidi="th-TH"/>
+                <w:lang w:val="en-US"/>
               </w:rPr>
               <w:t xml:space="preserve">ฟอนต์</w:t>
             </w:r>
@@ -2098,7 +2098,7 @@
               <w:rPr>
                 <w:rFonts w:ascii="Consolas" w:hAnsi="Consolas" w:cs="TH Sarabun New"/>
                 <w:cs/>
-                <w:lang w:val="en-US" w:bidi="th-TH"/>
+                <w:lang w:val="en-US"/>
               </w:rPr>
               <w:t xml:space="preserve">w:ascii</w:t>
             </w:r>
@@ -2118,7 +2118,7 @@
               <w:rPr>
                 <w:rFonts w:ascii="Consolas" w:hAnsi="Consolas" w:cs="TH Sarabun New"/>
                 <w:cs/>
-                <w:lang w:val="en-US" w:bidi="th-TH"/>
+                <w:lang w:val="en-US"/>
               </w:rPr>
               <w:t xml:space="preserve">w:cs</w:t>
             </w:r>
@@ -2138,7 +2138,7 @@
             <w:r>
               <w:rPr>
                 <w:cs/>
-                <w:lang w:val="en-US" w:bidi="th-TH"/>
+                <w:lang w:val="en-US"/>
               </w:rPr>
               <w:t xml:space="preserve">ขนาด</w:t>
             </w:r>
@@ -2158,7 +2158,7 @@
               <w:rPr>
                 <w:rFonts w:ascii="Consolas" w:hAnsi="Consolas" w:cs="TH Sarabun New"/>
                 <w:cs/>
-                <w:lang w:val="en-US" w:bidi="th-TH"/>
+                <w:lang w:val="en-US"/>
               </w:rPr>
               <w:t xml:space="preserve">w:sz</w:t>
             </w:r>
@@ -2178,7 +2178,7 @@
               <w:rPr>
                 <w:rFonts w:ascii="Consolas" w:hAnsi="Consolas" w:cs="TH Sarabun New"/>
                 <w:cs/>
-                <w:lang w:val="en-US" w:bidi="th-TH"/>
+                <w:lang w:val="en-US"/>
               </w:rPr>
               <w:t xml:space="preserve">w:szCs</w:t>
             </w:r>
@@ -2198,7 +2198,7 @@
             <w:r>
               <w:rPr>
                 <w:cs/>
-                <w:lang w:val="en-US" w:bidi="th-TH"/>
+                <w:lang w:val="en-US"/>
               </w:rPr>
               <w:t xml:space="preserve">ตัวหนา</w:t>
             </w:r>
@@ -2218,7 +2218,7 @@
               <w:rPr>
                 <w:rFonts w:ascii="Consolas" w:hAnsi="Consolas" w:cs="TH Sarabun New"/>
                 <w:cs/>
-                <w:lang w:val="en-US" w:bidi="th-TH"/>
+                <w:lang w:val="en-US"/>
               </w:rPr>
               <w:t xml:space="preserve">w:b</w:t>
             </w:r>
@@ -2238,7 +2238,7 @@
               <w:rPr>
                 <w:rFonts w:ascii="Consolas" w:hAnsi="Consolas" w:cs="TH Sarabun New"/>
                 <w:cs/>
-                <w:lang w:val="en-US" w:bidi="th-TH"/>
+                <w:lang w:val="en-US"/>
               </w:rPr>
               <w:t xml:space="preserve">w:bCs</w:t>
             </w:r>
@@ -2258,7 +2258,7 @@
             <w:r>
               <w:rPr>
                 <w:cs/>
-                <w:lang w:val="en-US" w:bidi="th-TH"/>
+                <w:lang w:val="en-US"/>
               </w:rPr>
               <w:t xml:space="preserve">ตัวเอียง</w:t>
             </w:r>
@@ -2278,7 +2278,7 @@
               <w:rPr>
                 <w:rFonts w:ascii="Consolas" w:hAnsi="Consolas" w:cs="TH Sarabun New"/>
                 <w:cs/>
-                <w:lang w:val="en-US" w:bidi="th-TH"/>
+                <w:lang w:val="en-US"/>
               </w:rPr>
               <w:t xml:space="preserve">w:i</w:t>
             </w:r>
@@ -2298,7 +2298,7 @@
               <w:rPr>
                 <w:rFonts w:ascii="Consolas" w:hAnsi="Consolas" w:cs="TH Sarabun New"/>
                 <w:cs/>
-                <w:lang w:val="en-US" w:bidi="th-TH"/>
+                <w:lang w:val="en-US"/>
               </w:rPr>
               <w:t xml:space="preserve">w:iCs</w:t>
             </w:r>
@@ -2317,7 +2317,7 @@
       <w:r>
         <w:rPr>
           <w:cs/>
-          <w:lang w:val="en-US" w:bidi="th-TH"/>
+          <w:lang w:val="en-US"/>
         </w:rPr>
         <w:drawing>
           <wp:inline distT="0" distB="0" distL="0" distR="0">
@@ -2362,14 +2362,14 @@
           <w:b/>
           <w:bCs/>
           <w:cs/>
-          <w:lang w:val="en-US" w:bidi="th-TH"/>
+          <w:lang w:val="en-US"/>
         </w:rPr>
         <w:t xml:space="preserve">รูปที่ ๒-๑</w:t>
       </w:r>
       <w:r>
         <w:rPr>
           <w:cs/>
-          <w:lang w:val="en-US" w:bidi="th-TH"/>
+          <w:lang w:val="en-US"/>
         </w:rPr>
         <w:t xml:space="preserve"> อัตราการแสดงผลถูกต้องจำแนกตามประเภทเอกสาร</w:t>
       </w:r>
@@ -2381,7 +2381,7 @@
       <w:r>
         <w:rPr>
           <w:cs/>
-          <w:lang w:val="en-US" w:bidi="th-TH"/>
+          <w:lang w:val="en-US"/>
         </w:rPr>
         <w:t xml:space="preserve">๒.๒ รูปแบบไฟล์ Office Open XML</w:t>
       </w:r>
@@ -2393,7 +2393,7 @@
       <w:r>
         <w:rPr>
           <w:cs/>
-          <w:lang w:val="en-US" w:bidi="th-TH"/>
+          <w:lang w:val="en-US"/>
         </w:rPr>
         <w:t xml:space="preserve">ไฟล์ .docx เป็นไฟล์ zip ที่บรรจุเอกสาร XML หลายส่วน ส่วนที่สำคัญที่สุดคือ </w:t>
       </w:r>
@@ -2401,14 +2401,14 @@
         <w:rPr>
           <w:rFonts w:ascii="Consolas" w:hAnsi="Consolas" w:cs="TH Sarabun New"/>
           <w:cs/>
-          <w:lang w:val="en-US" w:bidi="th-TH"/>
+          <w:lang w:val="en-US"/>
         </w:rPr>
         <w:t xml:space="preserve">word/document.xml</w:t>
       </w:r>
       <w:r>
         <w:rPr>
           <w:cs/>
-          <w:lang w:val="en-US" w:bidi="th-TH"/>
+          <w:lang w:val="en-US"/>
         </w:rPr>
         <w:t xml:space="preserve"> ซึ่งเก็บเนื้อหาของเอกสาร ตัวอย่างข้อความไทยหนึ่งช่วงที่กำหนดคุณสมบัติครบถ้วนมีลักษณะดังนี้</w:t>
       </w:r>
@@ -2420,7 +2420,7 @@
       <w:r>
         <w:rPr>
           <w:cs/>
-          <w:lang w:val="en-US" w:bidi="th-TH"/>
+          <w:lang w:val="en-US"/>
         </w:rPr>
         <w:t xml:space="preserve">&lt;w:r&gt;</w:t>
       </w:r>
@@ -2432,7 +2432,7 @@
       <w:r>
         <w:rPr>
           <w:cs/>
-          <w:lang w:val="en-US" w:bidi="th-TH"/>
+          <w:lang w:val="en-US"/>
         </w:rPr>
         <w:t xml:space="preserve">  &lt;w:rPr&gt;&lt;w:b/&gt;&lt;w:bCs/&gt;&lt;w:cs/&gt;&lt;w:lang w:val="en-US" w:bidi="th-TH"/&gt;&lt;/w:rPr&gt;</w:t>
       </w:r>
@@ -2444,7 +2444,7 @@
       <w:r>
         <w:rPr>
           <w:cs/>
-          <w:lang w:val="en-US" w:bidi="th-TH"/>
+          <w:lang w:val="en-US"/>
         </w:rPr>
         <w:t xml:space="preserve">  &lt;w:t&gt;ข้อความภาษาไทย&lt;/w:t&gt;</w:t>
       </w:r>
@@ -2456,7 +2456,7 @@
       <w:r>
         <w:rPr>
           <w:cs/>
-          <w:lang w:val="en-US" w:bidi="th-TH"/>
+          <w:lang w:val="en-US"/>
         </w:rPr>
         <w:t xml:space="preserve">&lt;/w:r&gt;</w:t>
       </w:r>
@@ -2468,7 +2468,7 @@
       <w:r>
         <w:rPr>
           <w:cs/>
-          <w:lang w:val="en-US" w:bidi="th-TH"/>
+          <w:lang w:val="en-US"/>
         </w:rPr>
         <w:t xml:space="preserve">๒.๓ งานวิจัยที่เกี่ยวข้อง</w:t>
       </w:r>
@@ -2493,7 +2493,7 @@
       <w:r>
         <w:rPr>
           <w:cs/>
-          <w:lang w:val="en-US" w:bidi="th-TH"/>
+          <w:lang w:val="en-US"/>
         </w:rPr>
         <w:t xml:space="preserve">งานวิจัยที่ผ่านมาเกี่ยวกับการสร้างเอกสารอัตโนมัติส่วนใหญ่มุ่งเน้นภาษาอังกฤษ งานที่ศึกษาภาษาไทยโดยตรงยังมีจำนวนน้อย และมักแก้ปัญหาการตัดคำด้วยการแทรกอักขระที่มองไม่เห็น ซึ่งทำให้เนื้อหาของเอกสารเปลี่ยนไปจากต้นฉบับ งานวิจัยนี้เลือกแนวทางที่ต่างออกไป คือกำหนดคุณสมบัติภาษาให้ถูกต้องแล้วปล่อยให้โปรแกรมตัดคำด้วยพจนานุกรมของตนเอง</w:t>
       </w:r>
@@ -2505,7 +2505,7 @@
       <w:r>
         <w:rPr>
           <w:cs/>
-          <w:lang w:val="en-US" w:bidi="th-TH"/>
+          <w:lang w:val="en-US"/>
         </w:rPr>
         <w:t xml:space="preserve">บทที่ ๓ วิธีดำเนินการวิจัย</w:t>
       </w:r>
@@ -2517,7 +2517,7 @@
       <w:r>
         <w:rPr>
           <w:cs/>
-          <w:lang w:val="en-US" w:bidi="th-TH"/>
+          <w:lang w:val="en-US"/>
         </w:rPr>
         <w:t xml:space="preserve">๓.๑ ประชากรและกลุ่มตัวอย่าง</w:t>
       </w:r>
@@ -2529,7 +2529,7 @@
       <w:r>
         <w:rPr>
           <w:cs/>
-          <w:lang w:val="en-US" w:bidi="th-TH"/>
+          <w:lang w:val="en-US"/>
         </w:rPr>
         <w:t xml:space="preserve">ประชากรในการวิจัยครั้งนี้คือเอกสารภาษาไทยที่หน่วยงานตัวอย่างจัดทำขึ้นในปีงบประมาณ 2568 ผู้วิจัยสร้างเอกสารสังเคราะห์ ที่มีโครงสร้างเลียนแบบเอกสารจริง โดยไม่ใช้ข้อมูลส่วนบุคคลหรือข้อมูลของหน่วยงานใด ๆ เอกสารแต่ละฉบับประกอบด้วยหัวข้อหลายระดับ ย่อหน้ายาว รายการลำดับเลข ตาราง รูปภาพ เชิงอรรถ และลิงก์ เพื่อให้ครอบคลุมองค์ประกอบที่พบในเอกสารจริงมากที่สุด จากนั้นสุ่มแบ่งเอกสารออกเป็นกลุ่มพัฒนาและกลุ่มทดสอบในอัตราส่วน 70 ต่อ 30</w:t>
       </w:r>
@@ -2541,7 +2541,7 @@
       <w:r>
         <w:rPr>
           <w:cs/>
-          <w:lang w:val="en-US" w:bidi="th-TH"/>
+          <w:lang w:val="en-US"/>
         </w:rPr>
         <w:t xml:space="preserve">๓.๒ เครื่องมือที่ใช้ในการวิจัย</w:t>
       </w:r>
@@ -2553,7 +2553,7 @@
       <w:r>
         <w:rPr>
           <w:cs/>
-          <w:lang w:val="en-US" w:bidi="th-TH"/>
+          <w:lang w:val="en-US"/>
         </w:rPr>
         <w:t xml:space="preserve">เครื่องมือที่ใช้ประกอบด้วยระบบสร้างเอกสาร ชุดทดสอบอัตโนมัติ และแบบประเมินการแสดงผล ขั้นตอนการทำงานของระบบแสดงดังภาพต่อไปนี้</w:t>
       </w:r>
@@ -2566,7 +2566,7 @@
       <w:r>
         <w:rPr>
           <w:cs/>
-          <w:lang w:val="en-US" w:bidi="th-TH"/>
+          <w:lang w:val="en-US"/>
         </w:rPr>
         <w:drawing>
           <wp:inline distT="0" distB="0" distL="0" distR="0">
@@ -2611,14 +2611,14 @@
           <w:b/>
           <w:bCs/>
           <w:cs/>
-          <w:lang w:val="en-US" w:bidi="th-TH"/>
+          <w:lang w:val="en-US"/>
         </w:rPr>
         <w:t xml:space="preserve">รูปที่ ๓-๑</w:t>
       </w:r>
       <w:r>
         <w:rPr>
           <w:cs/>
-          <w:lang w:val="en-US" w:bidi="th-TH"/>
+          <w:lang w:val="en-US"/>
         </w:rPr>
         <w:t xml:space="preserve"> ขั้นตอนการทำงานของระบบสร้างเอกสาร</w:t>
       </w:r>
@@ -2630,7 +2630,7 @@
       <w:r>
         <w:rPr>
           <w:cs/>
-          <w:lang w:val="en-US" w:bidi="th-TH"/>
+          <w:lang w:val="en-US"/>
         </w:rPr>
         <w:t xml:space="preserve">๓.๓ การเก็บรวบรวมข้อมูล</w:t>
       </w:r>
@@ -2643,21 +2643,21 @@
       <w:r>
         <w:rPr>
           <w:cs/>
-          <w:lang w:val="en-US" w:bidi="th-TH"/>
+          <w:lang w:val="en-US"/>
         </w:rPr>
         <w:t xml:space="preserve">๑.</w:t>
       </w:r>
       <w:r>
         <w:rPr>
           <w:cs/>
-          <w:lang w:val="en-US" w:bidi="th-TH"/>
+          <w:lang w:val="en-US"/>
         </w:rPr>
         <w:tab/>
       </w:r>
       <w:r>
         <w:rPr>
           <w:cs/>
-          <w:lang w:val="en-US" w:bidi="th-TH"/>
+          <w:lang w:val="en-US"/>
         </w:rPr>
         <w:t xml:space="preserve">สร้างเอกสารจากไฟล์ Markdown ทุกฉบับด้วยทั้งสองภาษาโปรแกรม และเทียบไฟล์ผลลัพธ์ทีละไบต์</w:t>
       </w:r>
@@ -2670,21 +2670,21 @@
       <w:r>
         <w:rPr>
           <w:cs/>
-          <w:lang w:val="en-US" w:bidi="th-TH"/>
+          <w:lang w:val="en-US"/>
         </w:rPr>
         <w:t xml:space="preserve">๒.</w:t>
       </w:r>
       <w:r>
         <w:rPr>
           <w:cs/>
-          <w:lang w:val="en-US" w:bidi="th-TH"/>
+          <w:lang w:val="en-US"/>
         </w:rPr>
         <w:tab/>
       </w:r>
       <w:r>
         <w:rPr>
           <w:cs/>
-          <w:lang w:val="en-US" w:bidi="th-TH"/>
+          <w:lang w:val="en-US"/>
         </w:rPr>
         <w:t xml:space="preserve">เปิดเอกสารในโปรแกรมสำนักงานแต่ละโปรแกรม แล้วบันทึกผลตามแบบประเมิน</w:t>
       </w:r>
@@ -2710,21 +2710,21 @@
       <w:r>
         <w:rPr>
           <w:cs/>
-          <w:lang w:val="en-US" w:bidi="th-TH"/>
+          <w:lang w:val="en-US"/>
         </w:rPr>
         <w:t xml:space="preserve">๓.</w:t>
       </w:r>
       <w:r>
         <w:rPr>
           <w:cs/>
-          <w:lang w:val="en-US" w:bidi="th-TH"/>
+          <w:lang w:val="en-US"/>
         </w:rPr>
         <w:tab/>
       </w:r>
       <w:r>
         <w:rPr>
           <w:cs/>
-          <w:lang w:val="en-US" w:bidi="th-TH"/>
+          <w:lang w:val="en-US"/>
         </w:rPr>
         <w:t xml:space="preserve">บันทึกภาพหน้าจอของทุกรายการที่ไม่ผ่าน พร้อมรุ่นของโปรแกรมที่ใช้</w:t>
       </w:r>
@@ -2736,7 +2736,7 @@
       <w:r>
         <w:rPr>
           <w:cs/>
-          <w:lang w:val="en-US" w:bidi="th-TH"/>
+          <w:lang w:val="en-US"/>
         </w:rPr>
         <w:t xml:space="preserve">บทที่ ๔ ผลการวิจัย</w:t>
       </w:r>
@@ -2748,7 +2748,7 @@
       <w:r>
         <w:rPr>
           <w:cs/>
-          <w:lang w:val="en-US" w:bidi="th-TH"/>
+          <w:lang w:val="en-US"/>
         </w:rPr>
         <w:t xml:space="preserve">ผลการทดสอบเอกสารทั้ง 120 ฉบับในโปรแกรมสำนักงาน 5 โปรแกรม แสดงในตารางต่อไปนี้ โดยแต่ละแถวคือรายการตรวจหนึ่งรายการ คอลัมน์ผ่านและไม่ผ่านนับเป็นจำนวนเอกสาร ตารางนี้มีความยาวหลายหน้า จึงใช้ทดสอบการแสดงแถวหัวตารางซ้ำทุกหน้าด้วย ผลโดยรวมพบว่ารายการที่เกี่ยวกับภาษาไทยโดยตรงผ่านเกือบทั้งหมด ส่วนรายการที่ไม่ผ่านเกิดกับโปรแกรมที่ไม่รองรับรูปแบบบางอย่าง เช่น การจัดข้อความแบบกระจายแบบไทย และการอัปเดตสารบัญอัตโนมัติ</w:t>
       </w:r>
@@ -2763,14 +2763,14 @@
           <w:b/>
           <w:bCs/>
           <w:cs/>
-          <w:lang w:val="en-US" w:bidi="th-TH"/>
+          <w:lang w:val="en-US"/>
         </w:rPr>
         <w:t xml:space="preserve">ตารางที่ ๔-๑</w:t>
       </w:r>
       <w:r>
         <w:rPr>
           <w:cs/>
-          <w:lang w:val="en-US" w:bidi="th-TH"/>
+          <w:lang w:val="en-US"/>
         </w:rPr>
         <w:t xml:space="preserve"> ผลการตรวจการแสดงผลจำแนกตามรายการตรวจ</w:t>
       </w:r>
@@ -2818,7 +2818,7 @@
                 <w:b/>
                 <w:bCs/>
                 <w:cs/>
-                <w:lang w:val="en-US" w:bidi="th-TH"/>
+                <w:lang w:val="en-US"/>
               </w:rPr>
               <w:t xml:space="preserve">ลำดับ</w:t>
             </w:r>
@@ -2838,7 +2838,7 @@
                 <w:b/>
                 <w:bCs/>
                 <w:cs/>
-                <w:lang w:val="en-US" w:bidi="th-TH"/>
+                <w:lang w:val="en-US"/>
               </w:rPr>
               <w:t xml:space="preserve">รายการตรวจ</w:t>
             </w:r>
@@ -2859,7 +2859,7 @@
                 <w:b/>
                 <w:bCs/>
                 <w:cs/>
-                <w:lang w:val="en-US" w:bidi="th-TH"/>
+                <w:lang w:val="en-US"/>
               </w:rPr>
               <w:t xml:space="preserve">ผ่าน</w:t>
             </w:r>
@@ -2880,7 +2880,7 @@
                 <w:b/>
                 <w:bCs/>
                 <w:cs/>
-                <w:lang w:val="en-US" w:bidi="th-TH"/>
+                <w:lang w:val="en-US"/>
               </w:rPr>
               <w:t xml:space="preserve">ไม่ผ่าน</w:t>
             </w:r>
@@ -2901,7 +2901,7 @@
                 <w:b/>
                 <w:bCs/>
                 <w:cs/>
-                <w:lang w:val="en-US" w:bidi="th-TH"/>
+                <w:lang w:val="en-US"/>
               </w:rPr>
               <w:t xml:space="preserve">ร้อยละที่ผ่าน</w:t>
             </w:r>
@@ -2922,7 +2922,7 @@
             <w:r>
               <w:rPr>
                 <w:cs/>
-                <w:lang w:val="en-US" w:bidi="th-TH"/>
+                <w:lang w:val="en-US"/>
               </w:rPr>
               <w:t xml:space="preserve">1</w:t>
             </w:r>
@@ -2940,7 +2940,7 @@
             <w:r>
               <w:rPr>
                 <w:cs/>
-                <w:lang w:val="en-US" w:bidi="th-TH"/>
+                <w:lang w:val="en-US"/>
               </w:rPr>
               <w:t xml:space="preserve">ฟอนต์ภาษาไทยถูกต้อง</w:t>
             </w:r>
@@ -2959,7 +2959,7 @@
             <w:r>
               <w:rPr>
                 <w:cs/>
-                <w:lang w:val="en-US" w:bidi="th-TH"/>
+                <w:lang w:val="en-US"/>
               </w:rPr>
               <w:t xml:space="preserve">118</w:t>
             </w:r>
@@ -2978,7 +2978,7 @@
             <w:r>
               <w:rPr>
                 <w:cs/>
-                <w:lang w:val="en-US" w:bidi="th-TH"/>
+                <w:lang w:val="en-US"/>
               </w:rPr>
               <w:t xml:space="preserve">2</w:t>
             </w:r>
@@ -2997,7 +2997,7 @@
             <w:r>
               <w:rPr>
                 <w:cs/>
-                <w:lang w:val="en-US" w:bidi="th-TH"/>
+                <w:lang w:val="en-US"/>
               </w:rPr>
               <w:t xml:space="preserve">98.3</w:t>
             </w:r>
@@ -3018,7 +3018,7 @@
             <w:r>
               <w:rPr>
                 <w:cs/>
-                <w:lang w:val="en-US" w:bidi="th-TH"/>
+                <w:lang w:val="en-US"/>
               </w:rPr>
               <w:t xml:space="preserve">2</w:t>
             </w:r>
@@ -3036,7 +3036,7 @@
             <w:r>
               <w:rPr>
                 <w:cs/>
-                <w:lang w:val="en-US" w:bidi="th-TH"/>
+                <w:lang w:val="en-US"/>
               </w:rPr>
               <w:t xml:space="preserve">ไม่มีเส้นหยักใต้คำที่สะกดถูก</w:t>
             </w:r>
@@ -3055,7 +3055,7 @@
             <w:r>
               <w:rPr>
                 <w:cs/>
-                <w:lang w:val="en-US" w:bidi="th-TH"/>
+                <w:lang w:val="en-US"/>
               </w:rPr>
               <w:t xml:space="preserve">120</w:t>
             </w:r>
@@ -3074,7 +3074,7 @@
             <w:r>
               <w:rPr>
                 <w:cs/>
-                <w:lang w:val="en-US" w:bidi="th-TH"/>
+                <w:lang w:val="en-US"/>
               </w:rPr>
               <w:t xml:space="preserve">0</w:t>
             </w:r>
@@ -3093,7 +3093,7 @@
             <w:r>
               <w:rPr>
                 <w:cs/>
-                <w:lang w:val="en-US" w:bidi="th-TH"/>
+                <w:lang w:val="en-US"/>
               </w:rPr>
               <w:t xml:space="preserve">100.0</w:t>
             </w:r>
@@ -3114,7 +3114,7 @@
             <w:r>
               <w:rPr>
                 <w:cs/>
-                <w:lang w:val="en-US" w:bidi="th-TH"/>
+                <w:lang w:val="en-US"/>
               </w:rPr>
               <w:t xml:space="preserve">3</w:t>
             </w:r>
@@ -3132,7 +3132,7 @@
             <w:r>
               <w:rPr>
                 <w:cs/>
-                <w:lang w:val="en-US" w:bidi="th-TH"/>
+                <w:lang w:val="en-US"/>
               </w:rPr>
               <w:t xml:space="preserve">ตัดบรรทัดภายในคำไทย</w:t>
             </w:r>
@@ -3151,7 +3151,7 @@
             <w:r>
               <w:rPr>
                 <w:cs/>
-                <w:lang w:val="en-US" w:bidi="th-TH"/>
+                <w:lang w:val="en-US"/>
               </w:rPr>
               <w:t xml:space="preserve">117</w:t>
             </w:r>
@@ -3170,7 +3170,7 @@
             <w:r>
               <w:rPr>
                 <w:cs/>
-                <w:lang w:val="en-US" w:bidi="th-TH"/>
+                <w:lang w:val="en-US"/>
               </w:rPr>
               <w:t xml:space="preserve">3</w:t>
             </w:r>
@@ -3189,7 +3189,7 @@
             <w:r>
               <w:rPr>
                 <w:cs/>
-                <w:lang w:val="en-US" w:bidi="th-TH"/>
+                <w:lang w:val="en-US"/>
               </w:rPr>
               <w:t xml:space="preserve">97.5</w:t>
             </w:r>
@@ -3210,7 +3210,7 @@
             <w:r>
               <w:rPr>
                 <w:cs/>
-                <w:lang w:val="en-US" w:bidi="th-TH"/>
+                <w:lang w:val="en-US"/>
               </w:rPr>
               <w:t xml:space="preserve">4</w:t>
             </w:r>
@@ -3228,7 +3228,7 @@
             <w:r>
               <w:rPr>
                 <w:cs/>
-                <w:lang w:val="en-US" w:bidi="th-TH"/>
+                <w:lang w:val="en-US"/>
               </w:rPr>
               <w:t xml:space="preserve">ตัวหนาแสดงกับอักษรไทย</w:t>
             </w:r>
@@ -3247,7 +3247,7 @@
             <w:r>
               <w:rPr>
                 <w:cs/>
-                <w:lang w:val="en-US" w:bidi="th-TH"/>
+                <w:lang w:val="en-US"/>
               </w:rPr>
               <w:t xml:space="preserve">120</w:t>
             </w:r>
@@ -3266,7 +3266,7 @@
             <w:r>
               <w:rPr>
                 <w:cs/>
-                <w:lang w:val="en-US" w:bidi="th-TH"/>
+                <w:lang w:val="en-US"/>
               </w:rPr>
               <w:t xml:space="preserve">0</w:t>
             </w:r>
@@ -3285,7 +3285,7 @@
             <w:r>
               <w:rPr>
                 <w:cs/>
-                <w:lang w:val="en-US" w:bidi="th-TH"/>
+                <w:lang w:val="en-US"/>
               </w:rPr>
               <w:t xml:space="preserve">100.0</w:t>
             </w:r>
@@ -3306,7 +3306,7 @@
             <w:r>
               <w:rPr>
                 <w:cs/>
-                <w:lang w:val="en-US" w:bidi="th-TH"/>
+                <w:lang w:val="en-US"/>
               </w:rPr>
               <w:t xml:space="preserve">5</w:t>
             </w:r>
@@ -3324,7 +3324,7 @@
             <w:r>
               <w:rPr>
                 <w:cs/>
-                <w:lang w:val="en-US" w:bidi="th-TH"/>
+                <w:lang w:val="en-US"/>
               </w:rPr>
               <w:t xml:space="preserve">ตัวเอียงแสดงกับอักษรไทย</w:t>
             </w:r>
@@ -3343,7 +3343,7 @@
             <w:r>
               <w:rPr>
                 <w:cs/>
-                <w:lang w:val="en-US" w:bidi="th-TH"/>
+                <w:lang w:val="en-US"/>
               </w:rPr>
               <w:t xml:space="preserve">119</w:t>
             </w:r>
@@ -3362,7 +3362,7 @@
             <w:r>
               <w:rPr>
                 <w:cs/>
-                <w:lang w:val="en-US" w:bidi="th-TH"/>
+                <w:lang w:val="en-US"/>
               </w:rPr>
               <w:t xml:space="preserve">1</w:t>
             </w:r>
@@ -3381,7 +3381,7 @@
             <w:r>
               <w:rPr>
                 <w:cs/>
-                <w:lang w:val="en-US" w:bidi="th-TH"/>
+                <w:lang w:val="en-US"/>
               </w:rPr>
               <w:t xml:space="preserve">99.1</w:t>
             </w:r>
@@ -3402,7 +3402,7 @@
             <w:r>
               <w:rPr>
                 <w:cs/>
-                <w:lang w:val="en-US" w:bidi="th-TH"/>
+                <w:lang w:val="en-US"/>
               </w:rPr>
               <w:t xml:space="preserve">6</w:t>
             </w:r>
@@ -3420,7 +3420,7 @@
             <w:r>
               <w:rPr>
                 <w:cs/>
-                <w:lang w:val="en-US" w:bidi="th-TH"/>
+                <w:lang w:val="en-US"/>
               </w:rPr>
               <w:t xml:space="preserve">สัญลักษณ์รายการแสดงเป็นจุด</w:t>
             </w:r>
@@ -3439,7 +3439,7 @@
             <w:r>
               <w:rPr>
                 <w:cs/>
-                <w:lang w:val="en-US" w:bidi="th-TH"/>
+                <w:lang w:val="en-US"/>
               </w:rPr>
               <w:t xml:space="preserve">120</w:t>
             </w:r>
@@ -3458,7 +3458,7 @@
             <w:r>
               <w:rPr>
                 <w:cs/>
-                <w:lang w:val="en-US" w:bidi="th-TH"/>
+                <w:lang w:val="en-US"/>
               </w:rPr>
               <w:t xml:space="preserve">0</w:t>
             </w:r>
@@ -3477,7 +3477,7 @@
             <w:r>
               <w:rPr>
                 <w:cs/>
-                <w:lang w:val="en-US" w:bidi="th-TH"/>
+                <w:lang w:val="en-US"/>
               </w:rPr>
               <w:t xml:space="preserve">100.0</w:t>
             </w:r>
@@ -3498,7 +3498,7 @@
             <w:r>
               <w:rPr>
                 <w:cs/>
-                <w:lang w:val="en-US" w:bidi="th-TH"/>
+                <w:lang w:val="en-US"/>
               </w:rPr>
               <w:t xml:space="preserve">7</w:t>
             </w:r>
@@ -3516,7 +3516,7 @@
             <w:r>
               <w:rPr>
                 <w:cs/>
-                <w:lang w:val="en-US" w:bidi="th-TH"/>
+                <w:lang w:val="en-US"/>
               </w:rPr>
               <w:t xml:space="preserve">เลขลำดับรายการต่อเนื่อง</w:t>
             </w:r>
@@ -3535,7 +3535,7 @@
             <w:r>
               <w:rPr>
                 <w:cs/>
-                <w:lang w:val="en-US" w:bidi="th-TH"/>
+                <w:lang w:val="en-US"/>
               </w:rPr>
               <w:t xml:space="preserve">116</w:t>
             </w:r>
@@ -3554,7 +3554,7 @@
             <w:r>
               <w:rPr>
                 <w:cs/>
-                <w:lang w:val="en-US" w:bidi="th-TH"/>
+                <w:lang w:val="en-US"/>
               </w:rPr>
               <w:t xml:space="preserve">4</w:t>
             </w:r>
@@ -3573,7 +3573,7 @@
             <w:r>
               <w:rPr>
                 <w:cs/>
-                <w:lang w:val="en-US" w:bidi="th-TH"/>
+                <w:lang w:val="en-US"/>
               </w:rPr>
               <w:t xml:space="preserve">96.6</w:t>
             </w:r>
@@ -3594,7 +3594,7 @@
             <w:r>
               <w:rPr>
                 <w:cs/>
-                <w:lang w:val="en-US" w:bidi="th-TH"/>
+                <w:lang w:val="en-US"/>
               </w:rPr>
               <w:t xml:space="preserve">8</w:t>
             </w:r>
@@ -3612,7 +3612,7 @@
             <w:r>
               <w:rPr>
                 <w:cs/>
-                <w:lang w:val="en-US" w:bidi="th-TH"/>
+                <w:lang w:val="en-US"/>
               </w:rPr>
               <w:t xml:space="preserve">ตารางไม่ล้นหน้ากระดาษ</w:t>
             </w:r>
@@ -3631,7 +3631,7 @@
             <w:r>
               <w:rPr>
                 <w:cs/>
-                <w:lang w:val="en-US" w:bidi="th-TH"/>
+                <w:lang w:val="en-US"/>
               </w:rPr>
               <w:t xml:space="preserve">120</w:t>
             </w:r>
@@ -3650,7 +3650,7 @@
             <w:r>
               <w:rPr>
                 <w:cs/>
-                <w:lang w:val="en-US" w:bidi="th-TH"/>
+                <w:lang w:val="en-US"/>
               </w:rPr>
               <w:t xml:space="preserve">0</w:t>
             </w:r>
@@ -3669,7 +3669,7 @@
             <w:r>
               <w:rPr>
                 <w:cs/>
-                <w:lang w:val="en-US" w:bidi="th-TH"/>
+                <w:lang w:val="en-US"/>
               </w:rPr>
               <w:t xml:space="preserve">100.0</w:t>
             </w:r>
@@ -3690,7 +3690,7 @@
             <w:r>
               <w:rPr>
                 <w:cs/>
-                <w:lang w:val="en-US" w:bidi="th-TH"/>
+                <w:lang w:val="en-US"/>
               </w:rPr>
               <w:t xml:space="preserve">9</w:t>
             </w:r>
@@ -3708,7 +3708,7 @@
             <w:r>
               <w:rPr>
                 <w:cs/>
-                <w:lang w:val="en-US" w:bidi="th-TH"/>
+                <w:lang w:val="en-US"/>
               </w:rPr>
               <w:t xml:space="preserve">แถวหัวตารางซ้ำทุกหน้า</w:t>
             </w:r>
@@ -3727,7 +3727,7 @@
             <w:r>
               <w:rPr>
                 <w:cs/>
-                <w:lang w:val="en-US" w:bidi="th-TH"/>
+                <w:lang w:val="en-US"/>
               </w:rPr>
               <w:t xml:space="preserve">112</w:t>
             </w:r>
@@ -3746,7 +3746,7 @@
             <w:r>
               <w:rPr>
                 <w:cs/>
-                <w:lang w:val="en-US" w:bidi="th-TH"/>
+                <w:lang w:val="en-US"/>
               </w:rPr>
               <w:t xml:space="preserve">8</w:t>
             </w:r>
@@ -3765,7 +3765,7 @@
             <w:r>
               <w:rPr>
                 <w:cs/>
-                <w:lang w:val="en-US" w:bidi="th-TH"/>
+                <w:lang w:val="en-US"/>
               </w:rPr>
               <w:t xml:space="preserve">93.3</w:t>
             </w:r>
@@ -3786,7 +3786,7 @@
             <w:r>
               <w:rPr>
                 <w:cs/>
-                <w:lang w:val="en-US" w:bidi="th-TH"/>
+                <w:lang w:val="en-US"/>
               </w:rPr>
               <w:t xml:space="preserve">10</w:t>
             </w:r>
@@ -3804,7 +3804,7 @@
             <w:r>
               <w:rPr>
                 <w:cs/>
-                <w:lang w:val="en-US" w:bidi="th-TH"/>
+                <w:lang w:val="en-US"/>
               </w:rPr>
               <w:t xml:space="preserve">ลิงก์เปิดได้</w:t>
             </w:r>
@@ -3823,7 +3823,7 @@
             <w:r>
               <w:rPr>
                 <w:cs/>
-                <w:lang w:val="en-US" w:bidi="th-TH"/>
+                <w:lang w:val="en-US"/>
               </w:rPr>
               <w:t xml:space="preserve">120</w:t>
             </w:r>
@@ -3842,7 +3842,7 @@
             <w:r>
               <w:rPr>
                 <w:cs/>
-                <w:lang w:val="en-US" w:bidi="th-TH"/>
+                <w:lang w:val="en-US"/>
               </w:rPr>
               <w:t xml:space="preserve">0</w:t>
             </w:r>
@@ -3861,7 +3861,7 @@
             <w:r>
               <w:rPr>
                 <w:cs/>
-                <w:lang w:val="en-US" w:bidi="th-TH"/>
+                <w:lang w:val="en-US"/>
               </w:rPr>
               <w:t xml:space="preserve">100.0</w:t>
             </w:r>
@@ -3882,7 +3882,7 @@
             <w:r>
               <w:rPr>
                 <w:cs/>
-                <w:lang w:val="en-US" w:bidi="th-TH"/>
+                <w:lang w:val="en-US"/>
               </w:rPr>
               <w:t xml:space="preserve">11</w:t>
             </w:r>
@@ -3900,7 +3900,7 @@
             <w:r>
               <w:rPr>
                 <w:cs/>
-                <w:lang w:val="en-US" w:bidi="th-TH"/>
+                <w:lang w:val="en-US"/>
               </w:rPr>
               <w:t xml:space="preserve">เชิงอรรถอยู่ท้ายหน้า</w:t>
             </w:r>
@@ -3919,7 +3919,7 @@
             <w:r>
               <w:rPr>
                 <w:cs/>
-                <w:lang w:val="en-US" w:bidi="th-TH"/>
+                <w:lang w:val="en-US"/>
               </w:rPr>
               <w:t xml:space="preserve">115</w:t>
             </w:r>
@@ -3938,7 +3938,7 @@
             <w:r>
               <w:rPr>
                 <w:cs/>
-                <w:lang w:val="en-US" w:bidi="th-TH"/>
+                <w:lang w:val="en-US"/>
               </w:rPr>
               <w:t xml:space="preserve">5</w:t>
             </w:r>
@@ -3957,7 +3957,7 @@
             <w:r>
               <w:rPr>
                 <w:cs/>
-                <w:lang w:val="en-US" w:bidi="th-TH"/>
+                <w:lang w:val="en-US"/>
               </w:rPr>
               <w:t xml:space="preserve">95.8</w:t>
             </w:r>
@@ -3978,7 +3978,7 @@
             <w:r>
               <w:rPr>
                 <w:cs/>
-                <w:lang w:val="en-US" w:bidi="th-TH"/>
+                <w:lang w:val="en-US"/>
               </w:rPr>
               <w:t xml:space="preserve">12</w:t>
             </w:r>
@@ -3996,7 +3996,7 @@
             <w:r>
               <w:rPr>
                 <w:cs/>
-                <w:lang w:val="en-US" w:bidi="th-TH"/>
+                <w:lang w:val="en-US"/>
               </w:rPr>
               <w:t xml:space="preserve">รูปภาพไม่ล้นหน้ากระดาษ</w:t>
             </w:r>
@@ -4015,7 +4015,7 @@
             <w:r>
               <w:rPr>
                 <w:cs/>
-                <w:lang w:val="en-US" w:bidi="th-TH"/>
+                <w:lang w:val="en-US"/>
               </w:rPr>
               <w:t xml:space="preserve">120</w:t>
             </w:r>
@@ -4034,7 +4034,7 @@
             <w:r>
               <w:rPr>
                 <w:cs/>
-                <w:lang w:val="en-US" w:bidi="th-TH"/>
+                <w:lang w:val="en-US"/>
               </w:rPr>
               <w:t xml:space="preserve">0</w:t>
             </w:r>
@@ -4053,7 +4053,7 @@
             <w:r>
               <w:rPr>
                 <w:cs/>
-                <w:lang w:val="en-US" w:bidi="th-TH"/>
+                <w:lang w:val="en-US"/>
               </w:rPr>
               <w:t xml:space="preserve">100.0</w:t>
             </w:r>
@@ -4074,7 +4074,7 @@
             <w:r>
               <w:rPr>
                 <w:cs/>
-                <w:lang w:val="en-US" w:bidi="th-TH"/>
+                <w:lang w:val="en-US"/>
               </w:rPr>
               <w:t xml:space="preserve">13</w:t>
             </w:r>
@@ -4092,7 +4092,7 @@
             <w:r>
               <w:rPr>
                 <w:cs/>
-                <w:lang w:val="en-US" w:bidi="th-TH"/>
+                <w:lang w:val="en-US"/>
               </w:rPr>
               <w:t xml:space="preserve">ช่องทำเครื่องหมายแสดงผล</w:t>
             </w:r>
@@ -4111,7 +4111,7 @@
             <w:r>
               <w:rPr>
                 <w:cs/>
-                <w:lang w:val="en-US" w:bidi="th-TH"/>
+                <w:lang w:val="en-US"/>
               </w:rPr>
               <w:t xml:space="preserve">114</w:t>
             </w:r>
@@ -4130,7 +4130,7 @@
             <w:r>
               <w:rPr>
                 <w:cs/>
-                <w:lang w:val="en-US" w:bidi="th-TH"/>
+                <w:lang w:val="en-US"/>
               </w:rPr>
               <w:t xml:space="preserve">6</w:t>
             </w:r>
@@ -4149,7 +4149,7 @@
             <w:r>
               <w:rPr>
                 <w:cs/>
-                <w:lang w:val="en-US" w:bidi="th-TH"/>
+                <w:lang w:val="en-US"/>
               </w:rPr>
               <w:t xml:space="preserve">95.0</w:t>
             </w:r>
@@ -4170,7 +4170,7 @@
             <w:r>
               <w:rPr>
                 <w:cs/>
-                <w:lang w:val="en-US" w:bidi="th-TH"/>
+                <w:lang w:val="en-US"/>
               </w:rPr>
               <w:t xml:space="preserve">14</w:t>
             </w:r>
@@ -4188,7 +4188,7 @@
             <w:r>
               <w:rPr>
                 <w:cs/>
-                <w:lang w:val="en-US" w:bidi="th-TH"/>
+                <w:lang w:val="en-US"/>
               </w:rPr>
               <w:t xml:space="preserve">หัวข้อมีรูปแบบตามที่กำหนด</w:t>
             </w:r>
@@ -4207,7 +4207,7 @@
             <w:r>
               <w:rPr>
                 <w:cs/>
-                <w:lang w:val="en-US" w:bidi="th-TH"/>
+                <w:lang w:val="en-US"/>
               </w:rPr>
               <w:t xml:space="preserve">119</w:t>
             </w:r>
@@ -4226,7 +4226,7 @@
             <w:r>
               <w:rPr>
                 <w:cs/>
-                <w:lang w:val="en-US" w:bidi="th-TH"/>
+                <w:lang w:val="en-US"/>
               </w:rPr>
               <w:t xml:space="preserve">1</w:t>
             </w:r>
@@ -4245,7 +4245,7 @@
             <w:r>
               <w:rPr>
                 <w:cs/>
-                <w:lang w:val="en-US" w:bidi="th-TH"/>
+                <w:lang w:val="en-US"/>
               </w:rPr>
               <w:t xml:space="preserve">99.1</w:t>
             </w:r>
@@ -4266,7 +4266,7 @@
             <w:r>
               <w:rPr>
                 <w:cs/>
-                <w:lang w:val="en-US" w:bidi="th-TH"/>
+                <w:lang w:val="en-US"/>
               </w:rPr>
               <w:t xml:space="preserve">15</w:t>
             </w:r>
@@ -4284,7 +4284,7 @@
             <w:r>
               <w:rPr>
                 <w:cs/>
-                <w:lang w:val="en-US" w:bidi="th-TH"/>
+                <w:lang w:val="en-US"/>
               </w:rPr>
               <w:t xml:space="preserve">เลขบทแสดงถูกต้อง</w:t>
             </w:r>
@@ -4303,7 +4303,7 @@
             <w:r>
               <w:rPr>
                 <w:cs/>
-                <w:lang w:val="en-US" w:bidi="th-TH"/>
+                <w:lang w:val="en-US"/>
               </w:rPr>
               <w:t xml:space="preserve">118</w:t>
             </w:r>
@@ -4322,7 +4322,7 @@
             <w:r>
               <w:rPr>
                 <w:cs/>
-                <w:lang w:val="en-US" w:bidi="th-TH"/>
+                <w:lang w:val="en-US"/>
               </w:rPr>
               <w:t xml:space="preserve">2</w:t>
             </w:r>
@@ -4341,7 +4341,7 @@
             <w:r>
               <w:rPr>
                 <w:cs/>
-                <w:lang w:val="en-US" w:bidi="th-TH"/>
+                <w:lang w:val="en-US"/>
               </w:rPr>
               <w:t xml:space="preserve">98.3</w:t>
             </w:r>
@@ -4362,7 +4362,7 @@
             <w:r>
               <w:rPr>
                 <w:cs/>
-                <w:lang w:val="en-US" w:bidi="th-TH"/>
+                <w:lang w:val="en-US"/>
               </w:rPr>
               <w:t xml:space="preserve">16</w:t>
             </w:r>
@@ -4380,7 +4380,7 @@
             <w:r>
               <w:rPr>
                 <w:cs/>
-                <w:lang w:val="en-US" w:bidi="th-TH"/>
+                <w:lang w:val="en-US"/>
               </w:rPr>
               <w:t xml:space="preserve">ชื่อตารางมีเลขบท</w:t>
             </w:r>
@@ -4399,7 +4399,7 @@
             <w:r>
               <w:rPr>
                 <w:cs/>
-                <w:lang w:val="en-US" w:bidi="th-TH"/>
+                <w:lang w:val="en-US"/>
               </w:rPr>
               <w:t xml:space="preserve">117</w:t>
             </w:r>
@@ -4418,7 +4418,7 @@
             <w:r>
               <w:rPr>
                 <w:cs/>
-                <w:lang w:val="en-US" w:bidi="th-TH"/>
+                <w:lang w:val="en-US"/>
               </w:rPr>
               <w:t xml:space="preserve">3</w:t>
             </w:r>
@@ -4437,7 +4437,7 @@
             <w:r>
               <w:rPr>
                 <w:cs/>
-                <w:lang w:val="en-US" w:bidi="th-TH"/>
+                <w:lang w:val="en-US"/>
               </w:rPr>
               <w:t xml:space="preserve">97.5</w:t>
             </w:r>
@@ -4458,7 +4458,7 @@
             <w:r>
               <w:rPr>
                 <w:cs/>
-                <w:lang w:val="en-US" w:bidi="th-TH"/>
+                <w:lang w:val="en-US"/>
               </w:rPr>
               <w:t xml:space="preserve">17</w:t>
             </w:r>
@@ -4476,7 +4476,7 @@
             <w:r>
               <w:rPr>
                 <w:cs/>
-                <w:lang w:val="en-US" w:bidi="th-TH"/>
+                <w:lang w:val="en-US"/>
               </w:rPr>
               <w:t xml:space="preserve">ชื่อรูปมีเลขบท</w:t>
             </w:r>
@@ -4495,7 +4495,7 @@
             <w:r>
               <w:rPr>
                 <w:cs/>
-                <w:lang w:val="en-US" w:bidi="th-TH"/>
+                <w:lang w:val="en-US"/>
               </w:rPr>
               <w:t xml:space="preserve">117</w:t>
             </w:r>
@@ -4514,7 +4514,7 @@
             <w:r>
               <w:rPr>
                 <w:cs/>
-                <w:lang w:val="en-US" w:bidi="th-TH"/>
+                <w:lang w:val="en-US"/>
               </w:rPr>
               <w:t xml:space="preserve">3</w:t>
             </w:r>
@@ -4533,7 +4533,7 @@
             <w:r>
               <w:rPr>
                 <w:cs/>
-                <w:lang w:val="en-US" w:bidi="th-TH"/>
+                <w:lang w:val="en-US"/>
               </w:rPr>
               <w:t xml:space="preserve">97.5</w:t>
             </w:r>
@@ -4554,7 +4554,7 @@
             <w:r>
               <w:rPr>
                 <w:cs/>
-                <w:lang w:val="en-US" w:bidi="th-TH"/>
+                <w:lang w:val="en-US"/>
               </w:rPr>
               <w:t xml:space="preserve">18</w:t>
             </w:r>
@@ -4572,7 +4572,7 @@
             <w:r>
               <w:rPr>
                 <w:cs/>
-                <w:lang w:val="en-US" w:bidi="th-TH"/>
+                <w:lang w:val="en-US"/>
               </w:rPr>
               <w:t xml:space="preserve">สารบัญมีเลขหน้า</w:t>
             </w:r>
@@ -4591,7 +4591,7 @@
             <w:r>
               <w:rPr>
                 <w:cs/>
-                <w:lang w:val="en-US" w:bidi="th-TH"/>
+                <w:lang w:val="en-US"/>
               </w:rPr>
               <w:t xml:space="preserve">104</w:t>
             </w:r>
@@ -4610,7 +4610,7 @@
             <w:r>
               <w:rPr>
                 <w:cs/>
-                <w:lang w:val="en-US" w:bidi="th-TH"/>
+                <w:lang w:val="en-US"/>
               </w:rPr>
               <w:t xml:space="preserve">16</w:t>
             </w:r>
@@ -4629,7 +4629,7 @@
             <w:r>
               <w:rPr>
                 <w:cs/>
-                <w:lang w:val="en-US" w:bidi="th-TH"/>
+                <w:lang w:val="en-US"/>
               </w:rPr>
               <w:t xml:space="preserve">86.6</w:t>
             </w:r>
@@ -4650,7 +4650,7 @@
             <w:r>
               <w:rPr>
                 <w:cs/>
-                <w:lang w:val="en-US" w:bidi="th-TH"/>
+                <w:lang w:val="en-US"/>
               </w:rPr>
               <w:t xml:space="preserve">19</w:t>
             </w:r>
@@ -4668,7 +4668,7 @@
             <w:r>
               <w:rPr>
                 <w:cs/>
-                <w:lang w:val="en-US" w:bidi="th-TH"/>
+                <w:lang w:val="en-US"/>
               </w:rPr>
               <w:t xml:space="preserve">สารบัญตารางครบ</w:t>
             </w:r>
@@ -4687,7 +4687,7 @@
             <w:r>
               <w:rPr>
                 <w:cs/>
-                <w:lang w:val="en-US" w:bidi="th-TH"/>
+                <w:lang w:val="en-US"/>
               </w:rPr>
               <w:t xml:space="preserve">106</w:t>
             </w:r>
@@ -4706,7 +4706,7 @@
             <w:r>
               <w:rPr>
                 <w:cs/>
-                <w:lang w:val="en-US" w:bidi="th-TH"/>
+                <w:lang w:val="en-US"/>
               </w:rPr>
               <w:t xml:space="preserve">14</w:t>
             </w:r>
@@ -4725,7 +4725,7 @@
             <w:r>
               <w:rPr>
                 <w:cs/>
-                <w:lang w:val="en-US" w:bidi="th-TH"/>
+                <w:lang w:val="en-US"/>
               </w:rPr>
               <w:t xml:space="preserve">88.3</w:t>
             </w:r>
@@ -4746,7 +4746,7 @@
             <w:r>
               <w:rPr>
                 <w:cs/>
-                <w:lang w:val="en-US" w:bidi="th-TH"/>
+                <w:lang w:val="en-US"/>
               </w:rPr>
               <w:t xml:space="preserve">20</w:t>
             </w:r>
@@ -4764,7 +4764,7 @@
             <w:r>
               <w:rPr>
                 <w:cs/>
-                <w:lang w:val="en-US" w:bidi="th-TH"/>
+                <w:lang w:val="en-US"/>
               </w:rPr>
               <w:t xml:space="preserve">สารบัญภาพครบ</w:t>
             </w:r>
@@ -4783,7 +4783,7 @@
             <w:r>
               <w:rPr>
                 <w:cs/>
-                <w:lang w:val="en-US" w:bidi="th-TH"/>
+                <w:lang w:val="en-US"/>
               </w:rPr>
               <w:t xml:space="preserve">106</w:t>
             </w:r>
@@ -4802,7 +4802,7 @@
             <w:r>
               <w:rPr>
                 <w:cs/>
-                <w:lang w:val="en-US" w:bidi="th-TH"/>
+                <w:lang w:val="en-US"/>
               </w:rPr>
               <w:t xml:space="preserve">14</w:t>
             </w:r>
@@ -4821,7 +4821,7 @@
             <w:r>
               <w:rPr>
                 <w:cs/>
-                <w:lang w:val="en-US" w:bidi="th-TH"/>
+                <w:lang w:val="en-US"/>
               </w:rPr>
               <w:t xml:space="preserve">88.3</w:t>
             </w:r>
@@ -4842,7 +4842,7 @@
             <w:r>
               <w:rPr>
                 <w:cs/>
-                <w:lang w:val="en-US" w:bidi="th-TH"/>
+                <w:lang w:val="en-US"/>
               </w:rPr>
               <w:t xml:space="preserve">21</w:t>
             </w:r>
@@ -4860,7 +4860,7 @@
             <w:r>
               <w:rPr>
                 <w:cs/>
-                <w:lang w:val="en-US" w:bidi="th-TH"/>
+                <w:lang w:val="en-US"/>
               </w:rPr>
               <w:t xml:space="preserve">เลขหน้าส่วนหน้าเป็นตัวอักษร</w:t>
             </w:r>
@@ -4879,7 +4879,7 @@
             <w:r>
               <w:rPr>
                 <w:cs/>
-                <w:lang w:val="en-US" w:bidi="th-TH"/>
+                <w:lang w:val="en-US"/>
               </w:rPr>
               <w:t xml:space="preserve">111</w:t>
             </w:r>
@@ -4898,7 +4898,7 @@
             <w:r>
               <w:rPr>
                 <w:cs/>
-                <w:lang w:val="en-US" w:bidi="th-TH"/>
+                <w:lang w:val="en-US"/>
               </w:rPr>
               <w:t xml:space="preserve">9</w:t>
             </w:r>
@@ -4917,7 +4917,7 @@
             <w:r>
               <w:rPr>
                 <w:cs/>
-                <w:lang w:val="en-US" w:bidi="th-TH"/>
+                <w:lang w:val="en-US"/>
               </w:rPr>
               <w:t xml:space="preserve">92.5</w:t>
             </w:r>
@@ -4938,7 +4938,7 @@
             <w:r>
               <w:rPr>
                 <w:cs/>
-                <w:lang w:val="en-US" w:bidi="th-TH"/>
+                <w:lang w:val="en-US"/>
               </w:rPr>
               <w:t xml:space="preserve">22</w:t>
             </w:r>
@@ -4956,7 +4956,7 @@
             <w:r>
               <w:rPr>
                 <w:cs/>
-                <w:lang w:val="en-US" w:bidi="th-TH"/>
+                <w:lang w:val="en-US"/>
               </w:rPr>
               <w:t xml:space="preserve">บทใหม่ขึ้นหน้าใหม่</w:t>
             </w:r>
@@ -4975,7 +4975,7 @@
             <w:r>
               <w:rPr>
                 <w:cs/>
-                <w:lang w:val="en-US" w:bidi="th-TH"/>
+                <w:lang w:val="en-US"/>
               </w:rPr>
               <w:t xml:space="preserve">120</w:t>
             </w:r>
@@ -4994,7 +4994,7 @@
             <w:r>
               <w:rPr>
                 <w:cs/>
-                <w:lang w:val="en-US" w:bidi="th-TH"/>
+                <w:lang w:val="en-US"/>
               </w:rPr>
               <w:t xml:space="preserve">0</w:t>
             </w:r>
@@ -5013,7 +5013,7 @@
             <w:r>
               <w:rPr>
                 <w:cs/>
-                <w:lang w:val="en-US" w:bidi="th-TH"/>
+                <w:lang w:val="en-US"/>
               </w:rPr>
               <w:t xml:space="preserve">100.0</w:t>
             </w:r>
@@ -5034,7 +5034,7 @@
             <w:r>
               <w:rPr>
                 <w:cs/>
-                <w:lang w:val="en-US" w:bidi="th-TH"/>
+                <w:lang w:val="en-US"/>
               </w:rPr>
               <w:t xml:space="preserve">23</w:t>
             </w:r>
@@ -5052,7 +5052,7 @@
             <w:r>
               <w:rPr>
                 <w:cs/>
-                <w:lang w:val="en-US" w:bidi="th-TH"/>
+                <w:lang w:val="en-US"/>
               </w:rPr>
               <w:t xml:space="preserve">เลขภาคผนวกเป็นตัวอักษร</w:t>
             </w:r>
@@ -5071,7 +5071,7 @@
             <w:r>
               <w:rPr>
                 <w:cs/>
-                <w:lang w:val="en-US" w:bidi="th-TH"/>
+                <w:lang w:val="en-US"/>
               </w:rPr>
               <w:t xml:space="preserve">113</w:t>
             </w:r>
@@ -5090,7 +5090,7 @@
             <w:r>
               <w:rPr>
                 <w:cs/>
-                <w:lang w:val="en-US" w:bidi="th-TH"/>
+                <w:lang w:val="en-US"/>
               </w:rPr>
               <w:t xml:space="preserve">7</w:t>
             </w:r>
@@ -5109,7 +5109,7 @@
             <w:r>
               <w:rPr>
                 <w:cs/>
-                <w:lang w:val="en-US" w:bidi="th-TH"/>
+                <w:lang w:val="en-US"/>
               </w:rPr>
               <w:t xml:space="preserve">94.1</w:t>
             </w:r>
@@ -5130,7 +5130,7 @@
             <w:r>
               <w:rPr>
                 <w:cs/>
-                <w:lang w:val="en-US" w:bidi="th-TH"/>
+                <w:lang w:val="en-US"/>
               </w:rPr>
               <w:t xml:space="preserve">24</w:t>
             </w:r>
@@ -5148,7 +5148,7 @@
             <w:r>
               <w:rPr>
                 <w:cs/>
-                <w:lang w:val="en-US" w:bidi="th-TH"/>
+                <w:lang w:val="en-US"/>
               </w:rPr>
               <w:t xml:space="preserve">หัวกระดาษแสดงข้อความ</w:t>
             </w:r>
@@ -5167,7 +5167,7 @@
             <w:r>
               <w:rPr>
                 <w:cs/>
-                <w:lang w:val="en-US" w:bidi="th-TH"/>
+                <w:lang w:val="en-US"/>
               </w:rPr>
               <w:t xml:space="preserve">120</w:t>
             </w:r>
@@ -5186,7 +5186,7 @@
             <w:r>
               <w:rPr>
                 <w:cs/>
-                <w:lang w:val="en-US" w:bidi="th-TH"/>
+                <w:lang w:val="en-US"/>
               </w:rPr>
               <w:t xml:space="preserve">0</w:t>
             </w:r>
@@ -5205,7 +5205,7 @@
             <w:r>
               <w:rPr>
                 <w:cs/>
-                <w:lang w:val="en-US" w:bidi="th-TH"/>
+                <w:lang w:val="en-US"/>
               </w:rPr>
               <w:t xml:space="preserve">100.0</w:t>
             </w:r>
@@ -5226,7 +5226,7 @@
             <w:r>
               <w:rPr>
                 <w:cs/>
-                <w:lang w:val="en-US" w:bidi="th-TH"/>
+                <w:lang w:val="en-US"/>
               </w:rPr>
               <w:t xml:space="preserve">25</w:t>
             </w:r>
@@ -5244,7 +5244,7 @@
             <w:r>
               <w:rPr>
                 <w:cs/>
-                <w:lang w:val="en-US" w:bidi="th-TH"/>
+                <w:lang w:val="en-US"/>
               </w:rPr>
               <w:t xml:space="preserve">ท้ายกระดาษแสดงเลขหน้า</w:t>
             </w:r>
@@ -5263,7 +5263,7 @@
             <w:r>
               <w:rPr>
                 <w:cs/>
-                <w:lang w:val="en-US" w:bidi="th-TH"/>
+                <w:lang w:val="en-US"/>
               </w:rPr>
               <w:t xml:space="preserve">120</w:t>
             </w:r>
@@ -5282,7 +5282,7 @@
             <w:r>
               <w:rPr>
                 <w:cs/>
-                <w:lang w:val="en-US" w:bidi="th-TH"/>
+                <w:lang w:val="en-US"/>
               </w:rPr>
               <w:t xml:space="preserve">0</w:t>
             </w:r>
@@ -5301,7 +5301,7 @@
             <w:r>
               <w:rPr>
                 <w:cs/>
-                <w:lang w:val="en-US" w:bidi="th-TH"/>
+                <w:lang w:val="en-US"/>
               </w:rPr>
               <w:t xml:space="preserve">100.0</w:t>
             </w:r>
@@ -5322,7 +5322,7 @@
             <w:r>
               <w:rPr>
                 <w:cs/>
-                <w:lang w:val="en-US" w:bidi="th-TH"/>
+                <w:lang w:val="en-US"/>
               </w:rPr>
               <w:t xml:space="preserve">26</w:t>
             </w:r>
@@ -5340,7 +5340,7 @@
             <w:r>
               <w:rPr>
                 <w:cs/>
-                <w:lang w:val="en-US" w:bidi="th-TH"/>
+                <w:lang w:val="en-US"/>
               </w:rPr>
               <w:t xml:space="preserve">ระยะบรรทัดตามที่กำหนด</w:t>
             </w:r>
@@ -5359,7 +5359,7 @@
             <w:r>
               <w:rPr>
                 <w:cs/>
-                <w:lang w:val="en-US" w:bidi="th-TH"/>
+                <w:lang w:val="en-US"/>
               </w:rPr>
               <w:t xml:space="preserve">118</w:t>
             </w:r>
@@ -5378,7 +5378,7 @@
             <w:r>
               <w:rPr>
                 <w:cs/>
-                <w:lang w:val="en-US" w:bidi="th-TH"/>
+                <w:lang w:val="en-US"/>
               </w:rPr>
               <w:t xml:space="preserve">2</w:t>
             </w:r>
@@ -5397,7 +5397,7 @@
             <w:r>
               <w:rPr>
                 <w:cs/>
-                <w:lang w:val="en-US" w:bidi="th-TH"/>
+                <w:lang w:val="en-US"/>
               </w:rPr>
               <w:t xml:space="preserve">98.3</w:t>
             </w:r>
@@ -5418,7 +5418,7 @@
             <w:r>
               <w:rPr>
                 <w:cs/>
-                <w:lang w:val="en-US" w:bidi="th-TH"/>
+                <w:lang w:val="en-US"/>
               </w:rPr>
               <w:t xml:space="preserve">27</w:t>
             </w:r>
@@ -5436,7 +5436,7 @@
             <w:r>
               <w:rPr>
                 <w:cs/>
-                <w:lang w:val="en-US" w:bidi="th-TH"/>
+                <w:lang w:val="en-US"/>
               </w:rPr>
               <w:t xml:space="preserve">การเยื้องบรรทัดแรก</w:t>
             </w:r>
@@ -5455,7 +5455,7 @@
             <w:r>
               <w:rPr>
                 <w:cs/>
-                <w:lang w:val="en-US" w:bidi="th-TH"/>
+                <w:lang w:val="en-US"/>
               </w:rPr>
               <w:t xml:space="preserve">119</w:t>
             </w:r>
@@ -5474,7 +5474,7 @@
             <w:r>
               <w:rPr>
                 <w:cs/>
-                <w:lang w:val="en-US" w:bidi="th-TH"/>
+                <w:lang w:val="en-US"/>
               </w:rPr>
               <w:t xml:space="preserve">1</w:t>
             </w:r>
@@ -5493,7 +5493,7 @@
             <w:r>
               <w:rPr>
                 <w:cs/>
-                <w:lang w:val="en-US" w:bidi="th-TH"/>
+                <w:lang w:val="en-US"/>
               </w:rPr>
               <w:t xml:space="preserve">99.1</w:t>
             </w:r>
@@ -5514,7 +5514,7 @@
             <w:r>
               <w:rPr>
                 <w:cs/>
-                <w:lang w:val="en-US" w:bidi="th-TH"/>
+                <w:lang w:val="en-US"/>
               </w:rPr>
               <w:t xml:space="preserve">28</w:t>
             </w:r>
@@ -5532,7 +5532,7 @@
             <w:r>
               <w:rPr>
                 <w:cs/>
-                <w:lang w:val="en-US" w:bidi="th-TH"/>
+                <w:lang w:val="en-US"/>
               </w:rPr>
               <w:t xml:space="preserve">การจัดข้อความแบบกระจาย</w:t>
             </w:r>
@@ -5551,7 +5551,7 @@
             <w:r>
               <w:rPr>
                 <w:cs/>
-                <w:lang w:val="en-US" w:bidi="th-TH"/>
+                <w:lang w:val="en-US"/>
               </w:rPr>
               <w:t xml:space="preserve">96</w:t>
             </w:r>
@@ -5570,7 +5570,7 @@
             <w:r>
               <w:rPr>
                 <w:cs/>
-                <w:lang w:val="en-US" w:bidi="th-TH"/>
+                <w:lang w:val="en-US"/>
               </w:rPr>
               <w:t xml:space="preserve">24</w:t>
             </w:r>
@@ -5589,7 +5589,7 @@
             <w:r>
               <w:rPr>
                 <w:cs/>
-                <w:lang w:val="en-US" w:bidi="th-TH"/>
+                <w:lang w:val="en-US"/>
               </w:rPr>
               <w:t xml:space="preserve">80.0</w:t>
             </w:r>
@@ -5610,7 +5610,7 @@
             <w:r>
               <w:rPr>
                 <w:cs/>
-                <w:lang w:val="en-US" w:bidi="th-TH"/>
+                <w:lang w:val="en-US"/>
               </w:rPr>
               <w:t xml:space="preserve">29</w:t>
             </w:r>
@@ -5628,7 +5628,7 @@
             <w:r>
               <w:rPr>
                 <w:cs/>
-                <w:lang w:val="en-US" w:bidi="th-TH"/>
+                <w:lang w:val="en-US"/>
               </w:rPr>
               <w:t xml:space="preserve">เลขไทยในเลขหน้า</w:t>
             </w:r>
@@ -5647,7 +5647,7 @@
             <w:r>
               <w:rPr>
                 <w:cs/>
-                <w:lang w:val="en-US" w:bidi="th-TH"/>
+                <w:lang w:val="en-US"/>
               </w:rPr>
               <w:t xml:space="preserve">109</w:t>
             </w:r>
@@ -5666,7 +5666,7 @@
             <w:r>
               <w:rPr>
                 <w:cs/>
-                <w:lang w:val="en-US" w:bidi="th-TH"/>
+                <w:lang w:val="en-US"/>
               </w:rPr>
               <w:t xml:space="preserve">11</w:t>
             </w:r>
@@ -5685,7 +5685,7 @@
             <w:r>
               <w:rPr>
                 <w:cs/>
-                <w:lang w:val="en-US" w:bidi="th-TH"/>
+                <w:lang w:val="en-US"/>
               </w:rPr>
               <w:t xml:space="preserve">90.8</w:t>
             </w:r>
@@ -5706,7 +5706,7 @@
             <w:r>
               <w:rPr>
                 <w:cs/>
-                <w:lang w:val="en-US" w:bidi="th-TH"/>
+                <w:lang w:val="en-US"/>
               </w:rPr>
               <w:t xml:space="preserve">30</w:t>
             </w:r>
@@ -5724,7 +5724,7 @@
             <w:r>
               <w:rPr>
                 <w:cs/>
-                <w:lang w:val="en-US" w:bidi="th-TH"/>
+                <w:lang w:val="en-US"/>
               </w:rPr>
               <w:t xml:space="preserve">ขนาดกระดาษถูกต้อง</w:t>
             </w:r>
@@ -5743,7 +5743,7 @@
             <w:r>
               <w:rPr>
                 <w:cs/>
-                <w:lang w:val="en-US" w:bidi="th-TH"/>
+                <w:lang w:val="en-US"/>
               </w:rPr>
               <w:t xml:space="preserve">120</w:t>
             </w:r>
@@ -5762,7 +5762,7 @@
             <w:r>
               <w:rPr>
                 <w:cs/>
-                <w:lang w:val="en-US" w:bidi="th-TH"/>
+                <w:lang w:val="en-US"/>
               </w:rPr>
               <w:t xml:space="preserve">0</w:t>
             </w:r>
@@ -5781,7 +5781,7 @@
             <w:r>
               <w:rPr>
                 <w:cs/>
-                <w:lang w:val="en-US" w:bidi="th-TH"/>
+                <w:lang w:val="en-US"/>
               </w:rPr>
               <w:t xml:space="preserve">100.0</w:t>
             </w:r>
@@ -5802,7 +5802,7 @@
             <w:r>
               <w:rPr>
                 <w:cs/>
-                <w:lang w:val="en-US" w:bidi="th-TH"/>
+                <w:lang w:val="en-US"/>
               </w:rPr>
               <w:t xml:space="preserve">31</w:t>
             </w:r>
@@ -5820,7 +5820,7 @@
             <w:r>
               <w:rPr>
                 <w:cs/>
-                <w:lang w:val="en-US" w:bidi="th-TH"/>
+                <w:lang w:val="en-US"/>
               </w:rPr>
               <w:t xml:space="preserve">ขอบกระดาษถูกต้อง</w:t>
             </w:r>
@@ -5839,7 +5839,7 @@
             <w:r>
               <w:rPr>
                 <w:cs/>
-                <w:lang w:val="en-US" w:bidi="th-TH"/>
+                <w:lang w:val="en-US"/>
               </w:rPr>
               <w:t xml:space="preserve">120</w:t>
             </w:r>
@@ -5858,7 +5858,7 @@
             <w:r>
               <w:rPr>
                 <w:cs/>
-                <w:lang w:val="en-US" w:bidi="th-TH"/>
+                <w:lang w:val="en-US"/>
               </w:rPr>
               <w:t xml:space="preserve">0</w:t>
             </w:r>
@@ -5877,7 +5877,7 @@
             <w:r>
               <w:rPr>
                 <w:cs/>
-                <w:lang w:val="en-US" w:bidi="th-TH"/>
+                <w:lang w:val="en-US"/>
               </w:rPr>
               <w:t xml:space="preserve">100.0</w:t>
             </w:r>
@@ -5898,7 +5898,7 @@
             <w:r>
               <w:rPr>
                 <w:cs/>
-                <w:lang w:val="en-US" w:bidi="th-TH"/>
+                <w:lang w:val="en-US"/>
               </w:rPr>
               <w:t xml:space="preserve">32</w:t>
             </w:r>
@@ -5916,7 +5916,7 @@
             <w:r>
               <w:rPr>
                 <w:cs/>
-                <w:lang w:val="en-US" w:bidi="th-TH"/>
+                <w:lang w:val="en-US"/>
               </w:rPr>
               <w:t xml:space="preserve">ข้อความยกมาเยื้องเข้า</w:t>
             </w:r>
@@ -5935,7 +5935,7 @@
             <w:r>
               <w:rPr>
                 <w:cs/>
-                <w:lang w:val="en-US" w:bidi="th-TH"/>
+                <w:lang w:val="en-US"/>
               </w:rPr>
               <w:t xml:space="preserve">120</w:t>
             </w:r>
@@ -5954,7 +5954,7 @@
             <w:r>
               <w:rPr>
                 <w:cs/>
-                <w:lang w:val="en-US" w:bidi="th-TH"/>
+                <w:lang w:val="en-US"/>
               </w:rPr>
               <w:t xml:space="preserve">0</w:t>
             </w:r>
@@ -5973,7 +5973,7 @@
             <w:r>
               <w:rPr>
                 <w:cs/>
-                <w:lang w:val="en-US" w:bidi="th-TH"/>
+                <w:lang w:val="en-US"/>
               </w:rPr>
               <w:t xml:space="preserve">100.0</w:t>
             </w:r>
@@ -5994,7 +5994,7 @@
             <w:r>
               <w:rPr>
                 <w:cs/>
-                <w:lang w:val="en-US" w:bidi="th-TH"/>
+                <w:lang w:val="en-US"/>
               </w:rPr>
               <w:t xml:space="preserve">33</w:t>
             </w:r>
@@ -6012,7 +6012,7 @@
             <w:r>
               <w:rPr>
                 <w:cs/>
-                <w:lang w:val="en-US" w:bidi="th-TH"/>
+                <w:lang w:val="en-US"/>
               </w:rPr>
               <w:t xml:space="preserve">โค้ดใช้ฟอนต์ความกว้างคงที่</w:t>
             </w:r>
@@ -6031,7 +6031,7 @@
             <w:r>
               <w:rPr>
                 <w:cs/>
-                <w:lang w:val="en-US" w:bidi="th-TH"/>
+                <w:lang w:val="en-US"/>
               </w:rPr>
               <w:t xml:space="preserve">118</w:t>
             </w:r>
@@ -6050,7 +6050,7 @@
             <w:r>
               <w:rPr>
                 <w:cs/>
-                <w:lang w:val="en-US" w:bidi="th-TH"/>
+                <w:lang w:val="en-US"/>
               </w:rPr>
               <w:t xml:space="preserve">2</w:t>
             </w:r>
@@ -6069,7 +6069,7 @@
             <w:r>
               <w:rPr>
                 <w:cs/>
-                <w:lang w:val="en-US" w:bidi="th-TH"/>
+                <w:lang w:val="en-US"/>
               </w:rPr>
               <w:t xml:space="preserve">98.3</w:t>
             </w:r>
@@ -6090,7 +6090,7 @@
             <w:r>
               <w:rPr>
                 <w:cs/>
-                <w:lang w:val="en-US" w:bidi="th-TH"/>
+                <w:lang w:val="en-US"/>
               </w:rPr>
               <w:t xml:space="preserve">34</w:t>
             </w:r>
@@ -6108,7 +6108,7 @@
             <w:r>
               <w:rPr>
                 <w:cs/>
-                <w:lang w:val="en-US" w:bidi="th-TH"/>
+                <w:lang w:val="en-US"/>
               </w:rPr>
               <w:t xml:space="preserve">ตัวยกและตัวห้อย</w:t>
             </w:r>
@@ -6127,7 +6127,7 @@
             <w:r>
               <w:rPr>
                 <w:cs/>
-                <w:lang w:val="en-US" w:bidi="th-TH"/>
+                <w:lang w:val="en-US"/>
               </w:rPr>
               <w:t xml:space="preserve">120</w:t>
             </w:r>
@@ -6146,7 +6146,7 @@
             <w:r>
               <w:rPr>
                 <w:cs/>
-                <w:lang w:val="en-US" w:bidi="th-TH"/>
+                <w:lang w:val="en-US"/>
               </w:rPr>
               <w:t xml:space="preserve">0</w:t>
             </w:r>
@@ -6165,7 +6165,7 @@
             <w:r>
               <w:rPr>
                 <w:cs/>
-                <w:lang w:val="en-US" w:bidi="th-TH"/>
+                <w:lang w:val="en-US"/>
               </w:rPr>
               <w:t xml:space="preserve">100.0</w:t>
             </w:r>
@@ -6186,7 +6186,7 @@
             <w:r>
               <w:rPr>
                 <w:cs/>
-                <w:lang w:val="en-US" w:bidi="th-TH"/>
+                <w:lang w:val="en-US"/>
               </w:rPr>
               <w:t xml:space="preserve">35</w:t>
             </w:r>
@@ -6204,7 +6204,7 @@
             <w:r>
               <w:rPr>
                 <w:cs/>
-                <w:lang w:val="en-US" w:bidi="th-TH"/>
+                <w:lang w:val="en-US"/>
               </w:rPr>
               <w:t xml:space="preserve">ขีดเส้นใต้แสดงผล</w:t>
             </w:r>
@@ -6223,7 +6223,7 @@
             <w:r>
               <w:rPr>
                 <w:cs/>
-                <w:lang w:val="en-US" w:bidi="th-TH"/>
+                <w:lang w:val="en-US"/>
               </w:rPr>
               <w:t xml:space="preserve">120</w:t>
             </w:r>
@@ -6242,7 +6242,7 @@
             <w:r>
               <w:rPr>
                 <w:cs/>
-                <w:lang w:val="en-US" w:bidi="th-TH"/>
+                <w:lang w:val="en-US"/>
               </w:rPr>
               <w:t xml:space="preserve">0</w:t>
             </w:r>
@@ -6261,7 +6261,7 @@
             <w:r>
               <w:rPr>
                 <w:cs/>
-                <w:lang w:val="en-US" w:bidi="th-TH"/>
+                <w:lang w:val="en-US"/>
               </w:rPr>
               <w:t xml:space="preserve">100.0</w:t>
             </w:r>
@@ -6282,7 +6282,7 @@
             <w:r>
               <w:rPr>
                 <w:cs/>
-                <w:lang w:val="en-US" w:bidi="th-TH"/>
+                <w:lang w:val="en-US"/>
               </w:rPr>
               <w:t xml:space="preserve">36</w:t>
             </w:r>
@@ -6300,7 +6300,7 @@
             <w:r>
               <w:rPr>
                 <w:cs/>
-                <w:lang w:val="en-US" w:bidi="th-TH"/>
+                <w:lang w:val="en-US"/>
               </w:rPr>
               <w:t xml:space="preserve">ขีดฆ่าแสดงผล</w:t>
             </w:r>
@@ -6319,7 +6319,7 @@
             <w:r>
               <w:rPr>
                 <w:cs/>
-                <w:lang w:val="en-US" w:bidi="th-TH"/>
+                <w:lang w:val="en-US"/>
               </w:rPr>
               <w:t xml:space="preserve">120</w:t>
             </w:r>
@@ -6338,7 +6338,7 @@
             <w:r>
               <w:rPr>
                 <w:cs/>
-                <w:lang w:val="en-US" w:bidi="th-TH"/>
+                <w:lang w:val="en-US"/>
               </w:rPr>
               <w:t xml:space="preserve">0</w:t>
             </w:r>
@@ -6357,7 +6357,7 @@
             <w:r>
               <w:rPr>
                 <w:cs/>
-                <w:lang w:val="en-US" w:bidi="th-TH"/>
+                <w:lang w:val="en-US"/>
               </w:rPr>
               <w:t xml:space="preserve">100.0</w:t>
             </w:r>
@@ -6378,7 +6378,7 @@
             <w:r>
               <w:rPr>
                 <w:cs/>
-                <w:lang w:val="en-US" w:bidi="th-TH"/>
+                <w:lang w:val="en-US"/>
               </w:rPr>
               <w:t xml:space="preserve">37</w:t>
             </w:r>
@@ -6396,7 +6396,7 @@
             <w:r>
               <w:rPr>
                 <w:cs/>
-                <w:lang w:val="en-US" w:bidi="th-TH"/>
+                <w:lang w:val="en-US"/>
               </w:rPr>
               <w:t xml:space="preserve">คุณสมบัติเอกสารมีชื่อเรื่อง</w:t>
             </w:r>
@@ -6415,7 +6415,7 @@
             <w:r>
               <w:rPr>
                 <w:cs/>
-                <w:lang w:val="en-US" w:bidi="th-TH"/>
+                <w:lang w:val="en-US"/>
               </w:rPr>
               <w:t xml:space="preserve">120</w:t>
             </w:r>
@@ -6434,7 +6434,7 @@
             <w:r>
               <w:rPr>
                 <w:cs/>
-                <w:lang w:val="en-US" w:bidi="th-TH"/>
+                <w:lang w:val="en-US"/>
               </w:rPr>
               <w:t xml:space="preserve">0</w:t>
             </w:r>
@@ -6453,7 +6453,7 @@
             <w:r>
               <w:rPr>
                 <w:cs/>
-                <w:lang w:val="en-US" w:bidi="th-TH"/>
+                <w:lang w:val="en-US"/>
               </w:rPr>
               <w:t xml:space="preserve">100.0</w:t>
             </w:r>
@@ -6474,7 +6474,7 @@
             <w:r>
               <w:rPr>
                 <w:cs/>
-                <w:lang w:val="en-US" w:bidi="th-TH"/>
+                <w:lang w:val="en-US"/>
               </w:rPr>
               <w:t xml:space="preserve">38</w:t>
             </w:r>
@@ -6492,7 +6492,7 @@
             <w:r>
               <w:rPr>
                 <w:cs/>
-                <w:lang w:val="en-US" w:bidi="th-TH"/>
+                <w:lang w:val="en-US"/>
               </w:rPr>
               <w:t xml:space="preserve">ไม่มีอักขระที่มองไม่เห็น</w:t>
             </w:r>
@@ -6511,7 +6511,7 @@
             <w:r>
               <w:rPr>
                 <w:cs/>
-                <w:lang w:val="en-US" w:bidi="th-TH"/>
+                <w:lang w:val="en-US"/>
               </w:rPr>
               <w:t xml:space="preserve">120</w:t>
             </w:r>
@@ -6530,7 +6530,7 @@
             <w:r>
               <w:rPr>
                 <w:cs/>
-                <w:lang w:val="en-US" w:bidi="th-TH"/>
+                <w:lang w:val="en-US"/>
               </w:rPr>
               <w:t xml:space="preserve">0</w:t>
             </w:r>
@@ -6549,7 +6549,7 @@
             <w:r>
               <w:rPr>
                 <w:cs/>
-                <w:lang w:val="en-US" w:bidi="th-TH"/>
+                <w:lang w:val="en-US"/>
               </w:rPr>
               <w:t xml:space="preserve">100.0</w:t>
             </w:r>
@@ -6570,7 +6570,7 @@
             <w:r>
               <w:rPr>
                 <w:cs/>
-                <w:lang w:val="en-US" w:bidi="th-TH"/>
+                <w:lang w:val="en-US"/>
               </w:rPr>
               <w:t xml:space="preserve">39</w:t>
             </w:r>
@@ -6588,7 +6588,7 @@
             <w:r>
               <w:rPr>
                 <w:cs/>
-                <w:lang w:val="en-US" w:bidi="th-TH"/>
+                <w:lang w:val="en-US"/>
               </w:rPr>
               <w:t xml:space="preserve">เปิดไฟล์ได้โดยไม่มีคำเตือน</w:t>
             </w:r>
@@ -6607,7 +6607,7 @@
             <w:r>
               <w:rPr>
                 <w:cs/>
-                <w:lang w:val="en-US" w:bidi="th-TH"/>
+                <w:lang w:val="en-US"/>
               </w:rPr>
               <w:t xml:space="preserve">117</w:t>
             </w:r>
@@ -6626,7 +6626,7 @@
             <w:r>
               <w:rPr>
                 <w:cs/>
-                <w:lang w:val="en-US" w:bidi="th-TH"/>
+                <w:lang w:val="en-US"/>
               </w:rPr>
               <w:t xml:space="preserve">3</w:t>
             </w:r>
@@ -6645,7 +6645,7 @@
             <w:r>
               <w:rPr>
                 <w:cs/>
-                <w:lang w:val="en-US" w:bidi="th-TH"/>
+                <w:lang w:val="en-US"/>
               </w:rPr>
               <w:t xml:space="preserve">97.5</w:t>
             </w:r>
@@ -6666,7 +6666,7 @@
             <w:r>
               <w:rPr>
                 <w:cs/>
-                <w:lang w:val="en-US" w:bidi="th-TH"/>
+                <w:lang w:val="en-US"/>
               </w:rPr>
               <w:t xml:space="preserve">40</w:t>
             </w:r>
@@ -6684,7 +6684,7 @@
             <w:r>
               <w:rPr>
                 <w:cs/>
-                <w:lang w:val="en-US" w:bidi="th-TH"/>
+                <w:lang w:val="en-US"/>
               </w:rPr>
               <w:t xml:space="preserve">เนื้อหาตรงกับต้นฉบับ</w:t>
             </w:r>
@@ -6703,7 +6703,7 @@
             <w:r>
               <w:rPr>
                 <w:cs/>
-                <w:lang w:val="en-US" w:bidi="th-TH"/>
+                <w:lang w:val="en-US"/>
               </w:rPr>
               <w:t xml:space="preserve">120</w:t>
             </w:r>
@@ -6722,7 +6722,7 @@
             <w:r>
               <w:rPr>
                 <w:cs/>
-                <w:lang w:val="en-US" w:bidi="th-TH"/>
+                <w:lang w:val="en-US"/>
               </w:rPr>
               <w:t xml:space="preserve">0</w:t>
             </w:r>
@@ -6741,7 +6741,7 @@
             <w:r>
               <w:rPr>
                 <w:cs/>
-                <w:lang w:val="en-US" w:bidi="th-TH"/>
+                <w:lang w:val="en-US"/>
               </w:rPr>
               <w:t xml:space="preserve">100.0</w:t>
             </w:r>
@@ -6760,7 +6760,7 @@
       <w:r>
         <w:rPr>
           <w:cs/>
-          <w:lang w:val="en-US" w:bidi="th-TH"/>
+          <w:lang w:val="en-US"/>
         </w:rPr>
         <w:drawing>
           <wp:inline distT="0" distB="0" distL="0" distR="0">
@@ -6818,14 +6818,14 @@
           <w:b/>
           <w:bCs/>
           <w:cs/>
-          <w:lang w:val="en-US" w:bidi="th-TH"/>
+          <w:lang w:val="en-US"/>
         </w:rPr>
         <w:t xml:space="preserve">รูปที่ ๔-๑</w:t>
       </w:r>
       <w:r>
         <w:rPr>
           <w:cs/>
-          <w:lang w:val="en-US" w:bidi="th-TH"/>
+          <w:lang w:val="en-US"/>
         </w:rPr>
         <w:t xml:space="preserve"> สรุปผลการตรวจจำแนกตามโปรแกรม</w:t>
       </w:r>
@@ -6837,7 +6837,7 @@
       <w:r>
         <w:rPr>
           <w:cs/>
-          <w:lang w:val="en-US" w:bidi="th-TH"/>
+          <w:lang w:val="en-US"/>
         </w:rPr>
         <w:t xml:space="preserve">บทที่ ๕ สรุป อภิปรายผล และข้อเสนอแนะ</w:t>
       </w:r>
@@ -6849,7 +6849,7 @@
       <w:r>
         <w:rPr>
           <w:cs/>
-          <w:lang w:val="en-US" w:bidi="th-TH"/>
+          <w:lang w:val="en-US"/>
         </w:rPr>
         <w:t xml:space="preserve">๕.๑ สรุปผลการวิจัย</w:t>
       </w:r>
@@ -6861,7 +6861,7 @@
       <w:r>
         <w:rPr>
           <w:cs/>
-          <w:lang w:val="en-US" w:bidi="th-TH"/>
+          <w:lang w:val="en-US"/>
         </w:rPr>
         <w:t xml:space="preserve">ระบบที่พัฒนาขึ้นสร้างเอกสาร Word ภาษาไทยที่แสดงผลถูกต้องในโปรแกรมสำนักงานทั้ง 5 โปรแกรม โดยไม่เปลี่ยนแปลงเนื้อหาของต้นฉบับ และให้ผลลัพธ์ตรงกันทุกไบต์ทั้งสองภาษาโปรแกรม</w:t>
       </w:r>
@@ -6873,7 +6873,7 @@
       <w:r>
         <w:rPr>
           <w:cs/>
-          <w:lang w:val="en-US" w:bidi="th-TH"/>
+          <w:lang w:val="en-US"/>
         </w:rPr>
         <w:t xml:space="preserve">๕.๒ อภิปรายผล</w:t>
       </w:r>
@@ -6885,7 +6885,7 @@
       <w:r>
         <w:rPr>
           <w:cs/>
-          <w:lang w:val="en-US" w:bidi="th-TH"/>
+          <w:lang w:val="en-US"/>
         </w:rPr>
         <w:t xml:space="preserve">ผลการวิจัยสอดคล้องกับสมมติฐานที่ว่าการกำหนดคุณสมบัติภาษาไทยให้ครบถ้วนตั้งแต่ขั้นตอนการสร้างไฟล์ ช่วยให้เอกสารแสดงผลได้ถูกต้องโดยไม่ต้องแก้ไขภายหลัง ประเด็นที่น่าสนใจคือโปรแกรมแต่ละโปรแกรมอ่านคุณสมบัติเดียวกันต่างกันเล็กน้อย ตัวอย่างเช่น บางโปรแกรมแสดงการจัดแบบกระจายแบบไทยเป็นการจัดชิดขอบทั้งสองด้าน และบางโปรแกรมไม่อัปเดตเลขหน้าในสารบัญจนกว่าผู้ใช้จะสั่งเอง ข้อแตกต่างเหล่านี้ไม่ทำให้เนื้อหาผิดพลาด แต่ผู้จัดทำเอกสารควรตรวจผลลัพธ์ในโปรแกรมที่ผู้รับจะใช้จริงก่อนส่งมอบทุกครั้ง</w:t>
       </w:r>
@@ -6897,7 +6897,7 @@
       <w:r>
         <w:rPr>
           <w:cs/>
-          <w:lang w:val="en-US" w:bidi="th-TH"/>
+          <w:lang w:val="en-US"/>
         </w:rPr>
         <w:t xml:space="preserve">๕.๓ ข้อเสนอแนะ</w:t>
       </w:r>
@@ -6909,7 +6909,7 @@
       <w:r>
         <w:rPr>
           <w:cs/>
-          <w:lang w:val="en-US" w:bidi="th-TH"/>
+          <w:lang w:val="en-US"/>
         </w:rPr>
         <w:t xml:space="preserve">ข้อเสนอแนะสำหรับการวิจัยครั้งต่อไป ได้แก่ การขยายขอบเขตไปยังภาษาอื่นในกลุ่ม complex script เช่น ภาษาลาว ภาษาเขมร และภาษาพม่า การรองรับสูตรคณิตศาสตร์ในรูปแบบที่แก้ไขได้ในโปรแกรม และการศึกษาความพึงพอใจของผู้ใช้งานจริงในระยะยาว นอกจากนี้ ควรศึกษาการสร้างเอกสารแบบหลายส่วนที่มีการวางหน้ากระดาษต่างกันในเอกสารเดียว เช่น หน้าตารางแนวนอนภายในเอกสารแนวตั้ง</w:t>
       </w:r>
@@ -6941,7 +6941,7 @@
       <w:r>
         <w:rPr>
           <w:cs/>
-          <w:lang w:val="en-US" w:bidi="th-TH"/>
+          <w:lang w:val="en-US"/>
         </w:rPr>
         <w:t xml:space="preserve">บรรณานุกรม</w:t>
       </w:r>
@@ -6954,7 +6954,7 @@
       <w:r>
         <w:rPr>
           <w:cs/>
-          <w:lang w:val="en-US" w:bidi="th-TH"/>
+          <w:lang w:val="en-US"/>
         </w:rPr>
         <w:t xml:space="preserve">Ecma International. (2021). </w:t>
       </w:r>
@@ -6963,14 +6963,14 @@
           <w:i/>
           <w:iCs/>
           <w:cs/>
-          <w:lang w:val="en-US" w:bidi="th-TH"/>
+          <w:lang w:val="en-US"/>
         </w:rPr>
         <w:t xml:space="preserve">ECMA-376: Office Open XML File Formats</w:t>
       </w:r>
       <w:r>
         <w:rPr>
           <w:cs/>
-          <w:lang w:val="en-US" w:bidi="th-TH"/>
+          <w:lang w:val="en-US"/>
         </w:rPr>
         <w:t xml:space="preserve"> (5th ed.). </w:t>
       </w:r>
@@ -6979,7 +6979,7 @@
           <w:rPr>
             <w:rStyle w:val="Hyperlink"/>
             <w:cs/>
-            <w:lang w:val="en-US" w:bidi="th-TH"/>
+            <w:lang w:val="en-US"/>
           </w:rPr>
           <w:t xml:space="preserve">https://ecma-international.org/publications-and-standards/standards/ecma-376/</w:t>
         </w:r>
@@ -6993,7 +6993,7 @@
       <w:r>
         <w:rPr>
           <w:cs/>
-          <w:lang w:val="en-US" w:bidi="th-TH"/>
+          <w:lang w:val="en-US"/>
         </w:rPr>
         <w:t xml:space="preserve">CommonMark. (2024). </w:t>
       </w:r>
@@ -7002,14 +7002,14 @@
           <w:i/>
           <w:iCs/>
           <w:cs/>
-          <w:lang w:val="en-US" w:bidi="th-TH"/>
+          <w:lang w:val="en-US"/>
         </w:rPr>
         <w:t xml:space="preserve">CommonMark Spec</w:t>
       </w:r>
       <w:r>
         <w:rPr>
           <w:cs/>
-          <w:lang w:val="en-US" w:bidi="th-TH"/>
+          <w:lang w:val="en-US"/>
         </w:rPr>
         <w:t xml:space="preserve"> (Version 0.31.2). </w:t>
       </w:r>
@@ -7018,7 +7018,7 @@
           <w:rPr>
             <w:rStyle w:val="Hyperlink"/>
             <w:cs/>
-            <w:lang w:val="en-US" w:bidi="th-TH"/>
+            <w:lang w:val="en-US"/>
           </w:rPr>
           <w:t xml:space="preserve">https://spec.commonmark.org/0.31.2/</w:t>
         </w:r>
@@ -7044,7 +7044,7 @@
       <w:r>
         <w:rPr>
           <w:cs/>
-          <w:lang w:val="en-US" w:bidi="th-TH"/>
+          <w:lang w:val="en-US"/>
         </w:rPr>
         <w:t xml:space="preserve">ตัวอย่าง ทดสอบระบบ. (2568). การตัดบรรทัดภาษาไทยในเอกสารอิเล็กทรอนิกส์. </w:t>
       </w:r>
@@ -7053,14 +7053,14 @@
           <w:i/>
           <w:iCs/>
           <w:cs/>
-          <w:lang w:val="en-US" w:bidi="th-TH"/>
+          <w:lang w:val="en-US"/>
         </w:rPr>
         <w:t xml:space="preserve">วารสารสมมติด้านเทคโนโลยีสารสนเทศ</w:t>
       </w:r>
       <w:r>
         <w:rPr>
           <w:cs/>
-          <w:lang w:val="en-US" w:bidi="th-TH"/>
+          <w:lang w:val="en-US"/>
         </w:rPr>
         <w:t xml:space="preserve">, 12(3), 45–60.</w:t>
       </w:r>
@@ -7072,7 +7072,7 @@
       <w:r>
         <w:rPr>
           <w:cs/>
-          <w:lang w:val="en-US" w:bidi="th-TH"/>
+          <w:lang w:val="en-US"/>
         </w:rPr>
         <w:t xml:space="preserve">Appendix A แบบสอบถามที่ใช้ในการวิจัย</w:t>
       </w:r>
@@ -7084,7 +7084,7 @@
       <w:r>
         <w:rPr>
           <w:cs/>
-          <w:lang w:val="en-US" w:bidi="th-TH"/>
+          <w:lang w:val="en-US"/>
         </w:rPr>
         <w:t xml:space="preserve">A.๑ ส่วนที่ 1 ข้อมูลทั่วไปของผู้ตอบแบบสอบถาม</w:t>
       </w:r>
@@ -7096,7 +7096,7 @@
       <w:r>
         <w:rPr>
           <w:cs/>
-          <w:lang w:val="en-US" w:bidi="th-TH"/>
+          <w:lang w:val="en-US"/>
         </w:rPr>
         <w:t xml:space="preserve">คำชี้แจง โปรดทำเครื่องหมายในช่องที่ตรงกับข้อมูลของท่าน</w:t>
       </w:r>
@@ -7110,14 +7110,14 @@
         <w:rPr>
           <w:rFonts w:ascii="Arial" w:hAnsi="Arial" w:cs="Arial"/>
           <w:cs/>
-          <w:lang w:val="en-US" w:bidi="th-TH"/>
+          <w:lang w:val="en-US"/>
         </w:rPr>
         <w:t xml:space="preserve">□ </w:t>
       </w:r>
       <w:r>
         <w:rPr>
           <w:cs/>
-          <w:lang w:val="en-US" w:bidi="th-TH"/>
+          <w:lang w:val="en-US"/>
         </w:rPr>
         <w:t xml:space="preserve">เจ้าหน้าที่ธุรการ</w:t>
       </w:r>
@@ -7131,14 +7131,14 @@
         <w:rPr>
           <w:rFonts w:ascii="Arial" w:hAnsi="Arial" w:cs="Arial"/>
           <w:cs/>
-          <w:lang w:val="en-US" w:bidi="th-TH"/>
+          <w:lang w:val="en-US"/>
         </w:rPr>
         <w:t xml:space="preserve">□ </w:t>
       </w:r>
       <w:r>
         <w:rPr>
           <w:cs/>
-          <w:lang w:val="en-US" w:bidi="th-TH"/>
+          <w:lang w:val="en-US"/>
         </w:rPr>
         <w:t xml:space="preserve">นักวิจัยหรืออาจารย์</w:t>
       </w:r>
@@ -7152,14 +7152,14 @@
         <w:rPr>
           <w:rFonts w:ascii="Arial" w:hAnsi="Arial" w:cs="Arial"/>
           <w:cs/>
-          <w:lang w:val="en-US" w:bidi="th-TH"/>
+          <w:lang w:val="en-US"/>
         </w:rPr>
         <w:t xml:space="preserve">■ </w:t>
       </w:r>
       <w:r>
         <w:rPr>
           <w:cs/>
-          <w:lang w:val="en-US" w:bidi="th-TH"/>
+          <w:lang w:val="en-US"/>
         </w:rPr>
         <w:t xml:space="preserve">นักศึกษา</w:t>
       </w:r>
@@ -7174,14 +7174,14 @@
           <w:b/>
           <w:bCs/>
           <w:cs/>
-          <w:lang w:val="en-US" w:bidi="th-TH"/>
+          <w:lang w:val="en-US"/>
         </w:rPr>
         <w:t xml:space="preserve">ตารางที่ A-๑</w:t>
       </w:r>
       <w:r>
         <w:rPr>
           <w:cs/>
-          <w:lang w:val="en-US" w:bidi="th-TH"/>
+          <w:lang w:val="en-US"/>
         </w:rPr>
         <w:t xml:space="preserve"> ข้อมูลทั่วไปของผู้ตอบแบบสอบถาม</w:t>
       </w:r>
@@ -7226,7 +7226,7 @@
                 <w:b/>
                 <w:bCs/>
                 <w:cs/>
-                <w:lang w:val="en-US" w:bidi="th-TH"/>
+                <w:lang w:val="en-US"/>
               </w:rPr>
               <w:t xml:space="preserve">ข้อมูล</w:t>
             </w:r>
@@ -7247,7 +7247,7 @@
                 <w:b/>
                 <w:bCs/>
                 <w:cs/>
-                <w:lang w:val="en-US" w:bidi="th-TH"/>
+                <w:lang w:val="en-US"/>
               </w:rPr>
               <w:t xml:space="preserve">จำนวน</w:t>
             </w:r>
@@ -7268,7 +7268,7 @@
                 <w:b/>
                 <w:bCs/>
                 <w:cs/>
-                <w:lang w:val="en-US" w:bidi="th-TH"/>
+                <w:lang w:val="en-US"/>
               </w:rPr>
               <w:t xml:space="preserve">ร้อยละ</w:t>
             </w:r>
@@ -7288,7 +7288,7 @@
             <w:r>
               <w:rPr>
                 <w:cs/>
-                <w:lang w:val="en-US" w:bidi="th-TH"/>
+                <w:lang w:val="en-US"/>
               </w:rPr>
               <w:t xml:space="preserve">เพศหญิง</w:t>
             </w:r>
@@ -7307,7 +7307,7 @@
             <w:r>
               <w:rPr>
                 <w:cs/>
-                <w:lang w:val="en-US" w:bidi="th-TH"/>
+                <w:lang w:val="en-US"/>
               </w:rPr>
               <w:t xml:space="preserve">72</w:t>
             </w:r>
@@ -7326,7 +7326,7 @@
             <w:r>
               <w:rPr>
                 <w:cs/>
-                <w:lang w:val="en-US" w:bidi="th-TH"/>
+                <w:lang w:val="en-US"/>
               </w:rPr>
               <w:t xml:space="preserve">60.0</w:t>
             </w:r>
@@ -7346,7 +7346,7 @@
             <w:r>
               <w:rPr>
                 <w:cs/>
-                <w:lang w:val="en-US" w:bidi="th-TH"/>
+                <w:lang w:val="en-US"/>
               </w:rPr>
               <w:t xml:space="preserve">เพศชาย</w:t>
             </w:r>
@@ -7365,7 +7365,7 @@
             <w:r>
               <w:rPr>
                 <w:cs/>
-                <w:lang w:val="en-US" w:bidi="th-TH"/>
+                <w:lang w:val="en-US"/>
               </w:rPr>
               <w:t xml:space="preserve">48</w:t>
             </w:r>
@@ -7384,7 +7384,7 @@
             <w:r>
               <w:rPr>
                 <w:cs/>
-                <w:lang w:val="en-US" w:bidi="th-TH"/>
+                <w:lang w:val="en-US"/>
               </w:rPr>
               <w:t xml:space="preserve">40.0</w:t>
             </w:r>
@@ -7402,7 +7402,7 @@
       <w:r>
         <w:rPr>
           <w:cs/>
-          <w:lang w:val="en-US" w:bidi="th-TH"/>
+          <w:lang w:val="en-US"/>
         </w:rPr>
         <w:t xml:space="preserve">A.๒ ส่วนที่ 2 ความคิดเห็นต่อระบบ</w:t>
       </w:r>
@@ -7427,7 +7427,7 @@
       <w:r>
         <w:rPr>
           <w:cs/>
-          <w:lang w:val="en-US" w:bidi="th-TH"/>
+          <w:lang w:val="en-US"/>
         </w:rPr>
         <w:t xml:space="preserve">ท่านคิดว่าระบบนี้ช่วยลดเวลาในการจัดทำเอกสารได้มากน้อยเพียงใด โปรดให้เหตุผลประกอบ</w:t>
       </w:r>
@@ -7439,7 +7439,7 @@
       <w:r>
         <w:rPr>
           <w:cs/>
-          <w:lang w:val="en-US" w:bidi="th-TH"/>
+          <w:lang w:val="en-US"/>
         </w:rPr>
         <w:t xml:space="preserve">Appendix B ผลการตรวจสอบความเที่ยงตรงของเครื่องมือ</w:t>
       </w:r>
@@ -7454,14 +7454,14 @@
           <w:b/>
           <w:bCs/>
           <w:cs/>
-          <w:lang w:val="en-US" w:bidi="th-TH"/>
+          <w:lang w:val="en-US"/>
         </w:rPr>
         <w:t xml:space="preserve">ตารางที่ B-๑</w:t>
       </w:r>
       <w:r>
         <w:rPr>
           <w:cs/>
-          <w:lang w:val="en-US" w:bidi="th-TH"/>
+          <w:lang w:val="en-US"/>
         </w:rPr>
         <w:t xml:space="preserve"> ค่าดัชนีความสอดคล้องของแบบประเมิน</w:t>
       </w:r>
@@ -7509,7 +7509,7 @@
                 <w:b/>
                 <w:bCs/>
                 <w:cs/>
-                <w:lang w:val="en-US" w:bidi="th-TH"/>
+                <w:lang w:val="en-US"/>
               </w:rPr>
               <w:t xml:space="preserve">ข้อ</w:t>
             </w:r>
@@ -7530,7 +7530,7 @@
                 <w:b/>
                 <w:bCs/>
                 <w:cs/>
-                <w:lang w:val="en-US" w:bidi="th-TH"/>
+                <w:lang w:val="en-US"/>
               </w:rPr>
               <w:t xml:space="preserve">ผู้เชี่ยวชาญคนที่ 1</w:t>
             </w:r>
@@ -7551,7 +7551,7 @@
                 <w:b/>
                 <w:bCs/>
                 <w:cs/>
-                <w:lang w:val="en-US" w:bidi="th-TH"/>
+                <w:lang w:val="en-US"/>
               </w:rPr>
               <w:t xml:space="preserve">ผู้เชี่ยวชาญคนที่ 2</w:t>
             </w:r>
@@ -7572,7 +7572,7 @@
                 <w:b/>
                 <w:bCs/>
                 <w:cs/>
-                <w:lang w:val="en-US" w:bidi="th-TH"/>
+                <w:lang w:val="en-US"/>
               </w:rPr>
               <w:t xml:space="preserve">ผู้เชี่ยวชาญคนที่ 3</w:t>
             </w:r>
@@ -7593,7 +7593,7 @@
                 <w:b/>
                 <w:bCs/>
                 <w:cs/>
-                <w:lang w:val="en-US" w:bidi="th-TH"/>
+                <w:lang w:val="en-US"/>
               </w:rPr>
               <w:t xml:space="preserve">IOC</w:t>
             </w:r>
@@ -7614,7 +7614,7 @@
             <w:r>
               <w:rPr>
                 <w:cs/>
-                <w:lang w:val="en-US" w:bidi="th-TH"/>
+                <w:lang w:val="en-US"/>
               </w:rPr>
               <w:t xml:space="preserve">1</w:t>
             </w:r>
@@ -7633,7 +7633,7 @@
             <w:r>
               <w:rPr>
                 <w:cs/>
-                <w:lang w:val="en-US" w:bidi="th-TH"/>
+                <w:lang w:val="en-US"/>
               </w:rPr>
               <w:t xml:space="preserve">+1</w:t>
             </w:r>
@@ -7652,7 +7652,7 @@
             <w:r>
               <w:rPr>
                 <w:cs/>
-                <w:lang w:val="en-US" w:bidi="th-TH"/>
+                <w:lang w:val="en-US"/>
               </w:rPr>
               <w:t xml:space="preserve">+1</w:t>
             </w:r>
@@ -7671,7 +7671,7 @@
             <w:r>
               <w:rPr>
                 <w:cs/>
-                <w:lang w:val="en-US" w:bidi="th-TH"/>
+                <w:lang w:val="en-US"/>
               </w:rPr>
               <w:t xml:space="preserve">+1</w:t>
             </w:r>
@@ -7690,7 +7690,7 @@
             <w:r>
               <w:rPr>
                 <w:cs/>
-                <w:lang w:val="en-US" w:bidi="th-TH"/>
+                <w:lang w:val="en-US"/>
               </w:rPr>
               <w:t xml:space="preserve">1.00</w:t>
             </w:r>
@@ -7711,7 +7711,7 @@
             <w:r>
               <w:rPr>
                 <w:cs/>
-                <w:lang w:val="en-US" w:bidi="th-TH"/>
+                <w:lang w:val="en-US"/>
               </w:rPr>
               <w:t xml:space="preserve">2</w:t>
             </w:r>
@@ -7730,7 +7730,7 @@
             <w:r>
               <w:rPr>
                 <w:cs/>
-                <w:lang w:val="en-US" w:bidi="th-TH"/>
+                <w:lang w:val="en-US"/>
               </w:rPr>
               <w:t xml:space="preserve">+1</w:t>
             </w:r>
@@ -7749,7 +7749,7 @@
             <w:r>
               <w:rPr>
                 <w:cs/>
-                <w:lang w:val="en-US" w:bidi="th-TH"/>
+                <w:lang w:val="en-US"/>
               </w:rPr>
               <w:t xml:space="preserve">0</w:t>
             </w:r>
@@ -7768,7 +7768,7 @@
             <w:r>
               <w:rPr>
                 <w:cs/>
-                <w:lang w:val="en-US" w:bidi="th-TH"/>
+                <w:lang w:val="en-US"/>
               </w:rPr>
               <w:t xml:space="preserve">+1</w:t>
             </w:r>
@@ -7787,7 +7787,7 @@
             <w:r>
               <w:rPr>
                 <w:cs/>
-                <w:lang w:val="en-US" w:bidi="th-TH"/>
+                <w:lang w:val="en-US"/>
               </w:rPr>
               <w:t xml:space="preserve">0.67</w:t>
             </w:r>
@@ -7808,7 +7808,7 @@
             <w:r>
               <w:rPr>
                 <w:cs/>
-                <w:lang w:val="en-US" w:bidi="th-TH"/>
+                <w:lang w:val="en-US"/>
               </w:rPr>
               <w:t xml:space="preserve">3</w:t>
             </w:r>
@@ -7827,7 +7827,7 @@
             <w:r>
               <w:rPr>
                 <w:cs/>
-                <w:lang w:val="en-US" w:bidi="th-TH"/>
+                <w:lang w:val="en-US"/>
               </w:rPr>
               <w:t xml:space="preserve">+1</w:t>
             </w:r>
@@ -7846,7 +7846,7 @@
             <w:r>
               <w:rPr>
                 <w:cs/>
-                <w:lang w:val="en-US" w:bidi="th-TH"/>
+                <w:lang w:val="en-US"/>
               </w:rPr>
               <w:t xml:space="preserve">+1</w:t>
             </w:r>
@@ -7865,7 +7865,7 @@
             <w:r>
               <w:rPr>
                 <w:cs/>
-                <w:lang w:val="en-US" w:bidi="th-TH"/>
+                <w:lang w:val="en-US"/>
               </w:rPr>
               <w:t xml:space="preserve">+1</w:t>
             </w:r>
@@ -7884,7 +7884,7 @@
             <w:r>
               <w:rPr>
                 <w:cs/>
-                <w:lang w:val="en-US" w:bidi="th-TH"/>
+                <w:lang w:val="en-US"/>
               </w:rPr>
               <w:t xml:space="preserve">1.00</w:t>
             </w:r>
@@ -7903,7 +7903,7 @@
       <w:r>
         <w:rPr>
           <w:cs/>
-          <w:lang w:val="en-US" w:bidi="th-TH"/>
+          <w:lang w:val="en-US"/>
         </w:rPr>
         <w:drawing>
           <wp:inline distT="0" distB="0" distL="0" distR="0">
@@ -7961,14 +7961,14 @@
           <w:b/>
           <w:bCs/>
           <w:cs/>
-          <w:lang w:val="en-US" w:bidi="th-TH"/>
+          <w:lang w:val="en-US"/>
         </w:rPr>
         <w:t xml:space="preserve">รูปที่ B-๑</w:t>
       </w:r>
       <w:r>
         <w:rPr>
           <w:cs/>
-          <w:lang w:val="en-US" w:bidi="th-TH"/>
+          <w:lang w:val="en-US"/>
         </w:rPr>
         <w:t xml:space="preserve"> ขั้นตอนการตรวจสอบความเที่ยงตรง</w:t>
       </w:r>
@@ -7980,7 +7980,7 @@
       <w:r>
         <w:rPr>
           <w:cs/>
-          <w:lang w:val="en-US" w:bidi="th-TH"/>
+          <w:lang w:val="en-US"/>
         </w:rPr>
         <w:t xml:space="preserve">Appendix C ตัวอย่างไฟล์ Markdown ที่ใช้ทดสอบ</w:t>
       </w:r>
@@ -7992,7 +7992,7 @@
       <w:r>
         <w:rPr>
           <w:cs/>
-          <w:lang w:val="en-US" w:bidi="th-TH"/>
+          <w:lang w:val="en-US"/>
         </w:rPr>
         <w:t xml:space="preserve"># บทนำ</w:t>
       </w:r>
@@ -8004,7 +8004,7 @@
       <w:r>
         <w:rPr>
           <w:cs/>
-          <w:lang w:val="en-US" w:bidi="th-TH"/>
+          <w:lang w:val="en-US"/>
         </w:rPr>
         <w:t xml:space="preserve"/>
       </w:r>
@@ -8016,7 +8016,7 @@
       <w:r>
         <w:rPr>
           <w:cs/>
-          <w:lang w:val="en-US" w:bidi="th-TH"/>
+          <w:lang w:val="en-US"/>
         </w:rPr>
         <w:t xml:space="preserve">Table: ชื่อตาราง</w:t>
       </w:r>
@@ -8028,7 +8028,7 @@
       <w:r>
         <w:rPr>
           <w:cs/>
-          <w:lang w:val="en-US" w:bidi="th-TH"/>
+          <w:lang w:val="en-US"/>
         </w:rPr>
         <w:t xml:space="preserve"/>
       </w:r>
@@ -8040,7 +8040,7 @@
       <w:r>
         <w:rPr>
           <w:cs/>
-          <w:lang w:val="en-US" w:bidi="th-TH"/>
+          <w:lang w:val="en-US"/>
         </w:rPr>
         <w:t xml:space="preserve">| ก | ข |</w:t>
       </w:r>
@@ -8052,7 +8052,7 @@
       <w:r>
         <w:rPr>
           <w:cs/>
-          <w:lang w:val="en-US" w:bidi="th-TH"/>
+          <w:lang w:val="en-US"/>
         </w:rPr>
         <w:t xml:space="preserve">|---|---|</w:t>
       </w:r>
@@ -8077,7 +8077,7 @@
       <w:r>
         <w:rPr>
           <w:cs/>
-          <w:lang w:val="en-US" w:bidi="th-TH"/>
+          <w:lang w:val="en-US"/>
         </w:rPr>
         <w:t xml:space="preserve">| 1 | 2 |</w:t>
       </w:r>
@@ -8089,7 +8089,7 @@
       <w:r>
         <w:rPr>
           <w:cs/>
-          <w:lang w:val="en-US" w:bidi="th-TH"/>
+          <w:lang w:val="en-US"/>
         </w:rPr>
         <w:t xml:space="preserve">ประวัติผู้เขียน</w:t>
       </w:r>
@@ -8101,7 +8101,7 @@
       <w:r>
         <w:rPr>
           <w:cs/>
-          <w:lang w:val="en-US" w:bidi="th-TH"/>
+          <w:lang w:val="en-US"/>
         </w:rPr>
         <w:t xml:space="preserve">นางสาวตัวอย่าง ทดสอบระบบ เกิดเมื่อวันที่ 1 มกราคม 2540 ที่จังหวัดสมมติ สำเร็จการศึกษาระดับปริญญาตรีสาขาวิทยาการคอมพิวเตอร์ จากมหาวิทยาลัยตัวอย่างในปีการศึกษา 2562 และเข้าศึกษาต่อระดับปริญญาโทในปีการศึกษา 2566 มีความสนใจด้านการประมวลผลภาษาธรรมชาติ และการพัฒนาเครื่องมือสำหรับเอกสารภาษาไทย ข้อมูลทั้งหมดในหน้านี้เป็นข้อมูลสังเคราะห์ ไม่ได้อ้างอิงถึงบุคคลใด</w:t>
       </w:r>
@@ -8133,7 +8133,7 @@
     <w:r>
       <w:rPr>
         <w:cs/>
-        <w:lang w:val="en-US" w:bidi="th-TH"/>
+        <w:lang w:val="en-US"/>
       </w:rPr>
       <w:t xml:space="preserve">มหาวิทยาลัยตัวอย่าง</w:t>
     </w:r>
@@ -8151,7 +8151,7 @@
     <w:r>
       <w:rPr>
         <w:cs/>
-        <w:lang w:val="en-US" w:bidi="th-TH"/>
+        <w:lang w:val="en-US"/>
       </w:rPr>
       <w:t xml:space="preserve">มหาวิทยาลัยตัวอย่าง</w:t>
     </w:r>
@@ -8190,21 +8190,21 @@
         <w:rPr>
           <w:rStyle w:val="FootnoteReference"/>
           <w:cs/>
-          <w:lang w:val="en-US" w:bidi="th-TH"/>
+          <w:lang w:val="en-US"/>
         </w:rPr>
         <w:footnoteRef/>
       </w:r>
       <w:r>
         <w:rPr>
           <w:cs/>
-          <w:lang w:val="en-US" w:bidi="th-TH"/>
+          <w:lang w:val="en-US"/>
         </w:rPr>
         <w:tab/>
       </w:r>
       <w:r>
         <w:rPr>
           <w:cs/>
-          <w:lang w:val="en-US" w:bidi="th-TH"/>
+          <w:lang w:val="en-US"/>
         </w:rPr>
         <w:t xml:space="preserve">การเว้นวรรคระหว่างคำภาษาไทยขัดกับหลักการเขียนภาษาไทย และทำให้การค้นหาคำในเอกสาร</w:t>
       </w:r>
@@ -8213,7 +8213,7 @@
           <w:b/>
           <w:bCs/>
           <w:cs/>
-          <w:lang w:val="en-US" w:bidi="th-TH"/>
+          <w:lang w:val="en-US"/>
         </w:rPr>
         <w:t xml:space="preserve">ผิดพลาด</w:t>
       </w:r>
@@ -8228,21 +8228,21 @@
         <w:rPr>
           <w:rStyle w:val="FootnoteReference"/>
           <w:cs/>
-          <w:lang w:val="en-US" w:bidi="th-TH"/>
+          <w:lang w:val="en-US"/>
         </w:rPr>
         <w:footnoteRef/>
       </w:r>
       <w:r>
         <w:rPr>
           <w:cs/>
-          <w:lang w:val="en-US" w:bidi="th-TH"/>
+          <w:lang w:val="en-US"/>
         </w:rPr>
         <w:tab/>
       </w:r>
       <w:r>
         <w:rPr>
           <w:cs/>
-          <w:lang w:val="en-US" w:bidi="th-TH"/>
+          <w:lang w:val="en-US"/>
         </w:rPr>
         <w:t xml:space="preserve">ที่อยู่เว็บไซต์ในเอกสารนี้เป็นที่อยู่สมมติ ใช้สำหรับทดสอบการสร้างลิงก์เท่านั้น</w:t>
       </w:r>
@@ -8261,7 +8261,7 @@
     <w:r>
       <w:rPr>
         <w:cs/>
-        <w:lang w:val="en-US" w:bidi="th-TH"/>
+        <w:lang w:val="en-US"/>
       </w:rPr>
       <w:t xml:space="preserve">ข้อมูลสังเคราะห์ ใช้ทดสอบเท่านั้น</w:t>
     </w:r>
@@ -8274,28 +8274,28 @@
     <w:r>
       <w:rPr>
         <w:cs/>
-        <w:lang w:val="en-US" w:bidi="th-TH"/>
+        <w:lang w:val="en-US"/>
       </w:rPr>
       <w:fldChar w:fldCharType="begin"/>
     </w:r>
     <w:r>
       <w:rPr>
         <w:cs/>
-        <w:lang w:val="en-US" w:bidi="th-TH"/>
+        <w:lang w:val="en-US"/>
       </w:rPr>
       <w:instrText xml:space="preserve"> PAGE </w:instrText>
     </w:r>
     <w:r>
       <w:rPr>
         <w:cs/>
-        <w:lang w:val="en-US" w:bidi="th-TH"/>
+        <w:lang w:val="en-US"/>
       </w:rPr>
       <w:fldChar w:fldCharType="separate"/>
     </w:r>
     <w:r>
       <w:rPr>
         <w:cs/>
-        <w:lang w:val="en-US" w:bidi="th-TH"/>
+        <w:lang w:val="en-US"/>
       </w:rPr>
       <w:fldChar w:fldCharType="end"/>
     </w:r>
@@ -8313,7 +8313,7 @@
     <w:r>
       <w:rPr>
         <w:cs/>
-        <w:lang w:val="en-US" w:bidi="th-TH"/>
+        <w:lang w:val="en-US"/>
       </w:rPr>
       <w:t xml:space="preserve">ข้อมูลสังเคราะห์ ใช้ทดสอบเท่านั้น</w:t>
     </w:r>
@@ -8338,7 +8338,7 @@
         <w:sz w:val="32"/>
         <w:szCs w:val="32"/>
         <w:cs/>
-        <w:lang w:val="en-US" w:bidi="th-TH"/>
+        <w:lang w:val="en-US"/>
       </w:rPr>
     </w:lvl>
     <w:lvl w:ilvl="1">
@@ -8354,7 +8354,7 @@
         <w:sz w:val="32"/>
         <w:szCs w:val="32"/>
         <w:cs/>
-        <w:lang w:val="en-US" w:bidi="th-TH"/>
+        <w:lang w:val="en-US"/>
       </w:rPr>
     </w:lvl>
     <w:lvl w:ilvl="2">
@@ -8370,7 +8370,7 @@
         <w:sz w:val="32"/>
         <w:szCs w:val="32"/>
         <w:cs/>
-        <w:lang w:val="en-US" w:bidi="th-TH"/>
+        <w:lang w:val="en-US"/>
       </w:rPr>
     </w:lvl>
     <w:lvl w:ilvl="3">
@@ -8386,7 +8386,7 @@
         <w:sz w:val="32"/>
         <w:szCs w:val="32"/>
         <w:cs/>
-        <w:lang w:val="en-US" w:bidi="th-TH"/>
+        <w:lang w:val="en-US"/>
       </w:rPr>
     </w:lvl>
     <w:lvl w:ilvl="4">
@@ -8402,7 +8402,7 @@
         <w:sz w:val="32"/>
         <w:szCs w:val="32"/>
         <w:cs/>
-        <w:lang w:val="en-US" w:bidi="th-TH"/>
+        <w:lang w:val="en-US"/>
       </w:rPr>
     </w:lvl>
     <w:lvl w:ilvl="5">
@@ -8418,7 +8418,7 @@
         <w:sz w:val="32"/>
         <w:szCs w:val="32"/>
         <w:cs/>
-        <w:lang w:val="en-US" w:bidi="th-TH"/>
+        <w:lang w:val="en-US"/>
       </w:rPr>
     </w:lvl>
     <w:lvl w:ilvl="6">
@@ -8434,7 +8434,7 @@
         <w:sz w:val="32"/>
         <w:szCs w:val="32"/>
         <w:cs/>
-        <w:lang w:val="en-US" w:bidi="th-TH"/>
+        <w:lang w:val="en-US"/>
       </w:rPr>
     </w:lvl>
     <w:lvl w:ilvl="7">
@@ -8450,7 +8450,7 @@
         <w:sz w:val="32"/>
         <w:szCs w:val="32"/>
         <w:cs/>
-        <w:lang w:val="en-US" w:bidi="th-TH"/>
+        <w:lang w:val="en-US"/>
       </w:rPr>
     </w:lvl>
     <w:lvl w:ilvl="8">
@@ -8466,7 +8466,7 @@
         <w:sz w:val="32"/>
         <w:szCs w:val="32"/>
         <w:cs/>
-        <w:lang w:val="en-US" w:bidi="th-TH"/>
+        <w:lang w:val="en-US"/>
       </w:rPr>
     </w:lvl>
   </w:abstractNum>
@@ -8485,7 +8485,7 @@
         <w:sz w:val="32"/>
         <w:szCs w:val="32"/>
         <w:cs/>
-        <w:lang w:val="en-US" w:eastAsia="en-US" w:bidi="th-TH"/>
+        <w:lang w:val="en-US" w:eastAsia="en-US"/>
       </w:rPr>
     </w:rPrDefault>
     <w:pPrDefault>
@@ -8503,7 +8503,7 @@
       <w:sz w:val="32"/>
       <w:szCs w:val="32"/>
       <w:cs/>
-      <w:lang w:val="en-US" w:bidi="th-TH"/>
+      <w:lang w:val="en-US"/>
     </w:rPr>
   </w:style>
   <w:style w:type="paragraph" w:styleId="Heading1">

--- a/tests/golden/thesis-options.docx
+++ b/tests/golden/thesis-options.docx
@@ -699,6 +699,24 @@
     <w:p>
       <w:pPr>
         <w:pStyle w:val="TOC1"/>
+      </w:pPr>
+      <w:r>
+        <w:rPr>
+          <w:cs/>
+          <w:lang w:val="en-US"/>
+        </w:rPr>
+        <w:t xml:space="preserve">ประวัติผู้เขียน</w:t>
+      </w:r>
+      <w:r>
+        <w:rPr>
+          <w:cs/>
+          <w:lang w:val="en-US"/>
+        </w:rPr>
+        <w:fldChar w:fldCharType="end"/>
+      </w:r>
+    </w:p>
+    <w:p>
+      <w:pPr>
         <w:sectPr>
           <w:headerReference w:type="default" r:id="rId7"/>
           <w:headerReference w:type="first" r:id="rId8"/>
@@ -713,12 +731,98 @@
           <w:titlePg/>
         </w:sectPr>
       </w:pPr>
-      <w:r>
-        <w:rPr>
-          <w:cs/>
-          <w:lang w:val="en-US"/>
-        </w:rPr>
-        <w:t xml:space="preserve">ประวัติผู้เขียน</w:t>
+    </w:p>
+    <w:p>
+      <w:pPr>
+        <w:pStyle w:val="Heading1"/>
+      </w:pPr>
+      <w:r>
+        <w:rPr>
+          <w:cs/>
+          <w:lang w:val="en-US"/>
+        </w:rPr>
+        <w:t xml:space="preserve">สารบัญตาราง</w:t>
+      </w:r>
+    </w:p>
+    <w:p>
+      <w:pPr>
+        <w:pStyle w:val="TOC1"/>
+      </w:pPr>
+      <w:r>
+        <w:rPr>
+          <w:cs/>
+          <w:lang w:val="en-US"/>
+        </w:rPr>
+        <w:fldChar w:fldCharType="begin"/>
+      </w:r>
+      <w:r>
+        <w:rPr>
+          <w:cs/>
+          <w:lang w:val="en-US"/>
+        </w:rPr>
+        <w:instrText xml:space="preserve"> TOC \h \z \t "Table Caption,1" </w:instrText>
+      </w:r>
+      <w:r>
+        <w:rPr>
+          <w:cs/>
+          <w:lang w:val="en-US"/>
+        </w:rPr>
+        <w:fldChar w:fldCharType="separate"/>
+      </w:r>
+      <w:r>
+        <w:rPr>
+          <w:cs/>
+          <w:lang w:val="en-US"/>
+        </w:rPr>
+        <w:t xml:space="preserve">ตารางที่ ๑-๑ ประโยชน์ที่คาดว่าจะได้รับจำแนกตามกลุ่มผู้ใช้</w:t>
+      </w:r>
+    </w:p>
+    <w:p>
+      <w:pPr>
+        <w:pStyle w:val="TOC1"/>
+      </w:pPr>
+      <w:r>
+        <w:rPr>
+          <w:cs/>
+          <w:lang w:val="en-US"/>
+        </w:rPr>
+        <w:t xml:space="preserve">ตารางที่ ๒-๑ เปรียบเทียบคุณสมบัติข้อความละตินและข้อความ complex script</w:t>
+      </w:r>
+    </w:p>
+    <w:p>
+      <w:pPr>
+        <w:pStyle w:val="TOC1"/>
+      </w:pPr>
+      <w:r>
+        <w:rPr>
+          <w:cs/>
+          <w:lang w:val="en-US"/>
+        </w:rPr>
+        <w:t xml:space="preserve">ตารางที่ ๔-๑ ผลการตรวจการแสดงผลจำแนกตามรายการตรวจ</w:t>
+      </w:r>
+    </w:p>
+    <w:p>
+      <w:pPr>
+        <w:pStyle w:val="TOC1"/>
+      </w:pPr>
+      <w:r>
+        <w:rPr>
+          <w:cs/>
+          <w:lang w:val="en-US"/>
+        </w:rPr>
+        <w:t xml:space="preserve">ตารางที่ A-๑ ข้อมูลทั่วไปของผู้ตอบแบบสอบถาม</w:t>
+      </w:r>
+    </w:p>
+    <w:p>
+      <w:pPr>
+        <w:pStyle w:val="TOC1"/>
+      </w:pPr>
+      <w:r>
+        <w:rPr>
+          <w:cs/>
+          <w:lang w:val="en-US"/>
+        </w:rPr>
+        <w:t xml:space="preserve">ตารางที่ B-๑ ค่าดัชนีความสอดคล้องของแบบประเมิน</w:t>
       </w:r>
       <w:r>
         <w:rPr>
@@ -730,88 +834,6 @@
     </w:p>
     <w:p>
       <w:pPr>
-        <w:pStyle w:val="Heading1"/>
-      </w:pPr>
-      <w:r>
-        <w:rPr>
-          <w:cs/>
-          <w:lang w:val="en-US"/>
-        </w:rPr>
-        <w:t xml:space="preserve">สารบัญตาราง</w:t>
-      </w:r>
-    </w:p>
-    <w:p>
-      <w:pPr>
-        <w:pStyle w:val="TOC1"/>
-      </w:pPr>
-      <w:r>
-        <w:rPr>
-          <w:cs/>
-          <w:lang w:val="en-US"/>
-        </w:rPr>
-        <w:fldChar w:fldCharType="begin"/>
-      </w:r>
-      <w:r>
-        <w:rPr>
-          <w:cs/>
-          <w:lang w:val="en-US"/>
-        </w:rPr>
-        <w:instrText xml:space="preserve"> TOC \h \z \t "Table Caption,1" </w:instrText>
-      </w:r>
-      <w:r>
-        <w:rPr>
-          <w:cs/>
-          <w:lang w:val="en-US"/>
-        </w:rPr>
-        <w:fldChar w:fldCharType="separate"/>
-      </w:r>
-      <w:r>
-        <w:rPr>
-          <w:cs/>
-          <w:lang w:val="en-US"/>
-        </w:rPr>
-        <w:t xml:space="preserve">ตารางที่ ๑-๑ ประโยชน์ที่คาดว่าจะได้รับจำแนกตามกลุ่มผู้ใช้</w:t>
-      </w:r>
-    </w:p>
-    <w:p>
-      <w:pPr>
-        <w:pStyle w:val="TOC1"/>
-      </w:pPr>
-      <w:r>
-        <w:rPr>
-          <w:cs/>
-          <w:lang w:val="en-US"/>
-        </w:rPr>
-        <w:t xml:space="preserve">ตารางที่ ๒-๑ เปรียบเทียบคุณสมบัติข้อความละตินและข้อความ complex script</w:t>
-      </w:r>
-    </w:p>
-    <w:p>
-      <w:pPr>
-        <w:pStyle w:val="TOC1"/>
-      </w:pPr>
-      <w:r>
-        <w:rPr>
-          <w:cs/>
-          <w:lang w:val="en-US"/>
-        </w:rPr>
-        <w:t xml:space="preserve">ตารางที่ ๔-๑ ผลการตรวจการแสดงผลจำแนกตามรายการตรวจ</w:t>
-      </w:r>
-    </w:p>
-    <w:p>
-      <w:pPr>
-        <w:pStyle w:val="TOC1"/>
-      </w:pPr>
-      <w:r>
-        <w:rPr>
-          <w:cs/>
-          <w:lang w:val="en-US"/>
-        </w:rPr>
-        <w:t xml:space="preserve">ตารางที่ A-๑ ข้อมูลทั่วไปของผู้ตอบแบบสอบถาม</w:t>
-      </w:r>
-    </w:p>
-    <w:p>
-      <w:pPr>
-        <w:pStyle w:val="TOC1"/>
         <w:sectPr>
           <w:headerReference w:type="default" r:id="rId7"/>
           <w:headerReference w:type="first" r:id="rId8"/>
@@ -826,12 +848,86 @@
           <w:titlePg/>
         </w:sectPr>
       </w:pPr>
-      <w:r>
-        <w:rPr>
-          <w:cs/>
-          <w:lang w:val="en-US"/>
-        </w:rPr>
-        <w:t xml:space="preserve">ตารางที่ B-๑ ค่าดัชนีความสอดคล้องของแบบประเมิน</w:t>
+    </w:p>
+    <w:p>
+      <w:pPr>
+        <w:pStyle w:val="Heading1"/>
+      </w:pPr>
+      <w:r>
+        <w:rPr>
+          <w:cs/>
+          <w:lang w:val="en-US"/>
+        </w:rPr>
+        <w:t xml:space="preserve">สารบัญภาพ</w:t>
+      </w:r>
+    </w:p>
+    <w:p>
+      <w:pPr>
+        <w:pStyle w:val="TOC1"/>
+      </w:pPr>
+      <w:r>
+        <w:rPr>
+          <w:cs/>
+          <w:lang w:val="en-US"/>
+        </w:rPr>
+        <w:fldChar w:fldCharType="begin"/>
+      </w:r>
+      <w:r>
+        <w:rPr>
+          <w:cs/>
+          <w:lang w:val="en-US"/>
+        </w:rPr>
+        <w:instrText xml:space="preserve"> TOC \h \z \t "Figure Caption,1" </w:instrText>
+      </w:r>
+      <w:r>
+        <w:rPr>
+          <w:cs/>
+          <w:lang w:val="en-US"/>
+        </w:rPr>
+        <w:fldChar w:fldCharType="separate"/>
+      </w:r>
+      <w:r>
+        <w:rPr>
+          <w:cs/>
+          <w:lang w:val="en-US"/>
+        </w:rPr>
+        <w:t xml:space="preserve">รูปที่ ๒-๑ อัตราการแสดงผลถูกต้องจำแนกตามประเภทเอกสาร</w:t>
+      </w:r>
+    </w:p>
+    <w:p>
+      <w:pPr>
+        <w:pStyle w:val="TOC1"/>
+      </w:pPr>
+      <w:r>
+        <w:rPr>
+          <w:cs/>
+          <w:lang w:val="en-US"/>
+        </w:rPr>
+        <w:t xml:space="preserve">รูปที่ ๓-๑ ขั้นตอนการทำงานของระบบสร้างเอกสาร</w:t>
+      </w:r>
+    </w:p>
+    <w:p>
+      <w:pPr>
+        <w:pStyle w:val="TOC1"/>
+      </w:pPr>
+      <w:r>
+        <w:rPr>
+          <w:cs/>
+          <w:lang w:val="en-US"/>
+        </w:rPr>
+        <w:t xml:space="preserve">รูปที่ ๔-๑ สรุปผลการตรวจจำแนกตามโปรแกรม</w:t>
+      </w:r>
+    </w:p>
+    <w:p>
+      <w:pPr>
+        <w:pStyle w:val="TOC1"/>
+      </w:pPr>
+      <w:r>
+        <w:rPr>
+          <w:cs/>
+          <w:lang w:val="en-US"/>
+        </w:rPr>
+        <w:t xml:space="preserve">รูปที่ B-๑ ขั้นตอนการตรวจสอบความเที่ยงตรง</w:t>
       </w:r>
       <w:r>
         <w:rPr>
@@ -843,76 +939,6 @@
     </w:p>
     <w:p>
       <w:pPr>
-        <w:pStyle w:val="Heading1"/>
-      </w:pPr>
-      <w:r>
-        <w:rPr>
-          <w:cs/>
-          <w:lang w:val="en-US"/>
-        </w:rPr>
-        <w:t xml:space="preserve">สารบัญภาพ</w:t>
-      </w:r>
-    </w:p>
-    <w:p>
-      <w:pPr>
-        <w:pStyle w:val="TOC1"/>
-      </w:pPr>
-      <w:r>
-        <w:rPr>
-          <w:cs/>
-          <w:lang w:val="en-US"/>
-        </w:rPr>
-        <w:fldChar w:fldCharType="begin"/>
-      </w:r>
-      <w:r>
-        <w:rPr>
-          <w:cs/>
-          <w:lang w:val="en-US"/>
-        </w:rPr>
-        <w:instrText xml:space="preserve"> TOC \h \z \t "Figure Caption,1" </w:instrText>
-      </w:r>
-      <w:r>
-        <w:rPr>
-          <w:cs/>
-          <w:lang w:val="en-US"/>
-        </w:rPr>
-        <w:fldChar w:fldCharType="separate"/>
-      </w:r>
-      <w:r>
-        <w:rPr>
-          <w:cs/>
-          <w:lang w:val="en-US"/>
-        </w:rPr>
-        <w:t xml:space="preserve">รูปที่ ๒-๑ อัตราการแสดงผลถูกต้องจำแนกตามประเภทเอกสาร</w:t>
-      </w:r>
-    </w:p>
-    <w:p>
-      <w:pPr>
-        <w:pStyle w:val="TOC1"/>
-      </w:pPr>
-      <w:r>
-        <w:rPr>
-          <w:cs/>
-          <w:lang w:val="en-US"/>
-        </w:rPr>
-        <w:t xml:space="preserve">รูปที่ ๓-๑ ขั้นตอนการทำงานของระบบสร้างเอกสาร</w:t>
-      </w:r>
-    </w:p>
-    <w:p>
-      <w:pPr>
-        <w:pStyle w:val="TOC1"/>
-      </w:pPr>
-      <w:r>
-        <w:rPr>
-          <w:cs/>
-          <w:lang w:val="en-US"/>
-        </w:rPr>
-        <w:t xml:space="preserve">รูปที่ ๔-๑ สรุปผลการตรวจจำแนกตามโปรแกรม</w:t>
-      </w:r>
-    </w:p>
-    <w:p>
-      <w:pPr>
-        <w:pStyle w:val="TOC1"/>
         <w:sectPr>
           <w:headerReference w:type="default" r:id="rId7"/>
           <w:headerReference w:type="first" r:id="rId8"/>
@@ -927,20 +953,6 @@
           <w:titlePg/>
         </w:sectPr>
       </w:pPr>
-      <w:r>
-        <w:rPr>
-          <w:cs/>
-          <w:lang w:val="en-US"/>
-        </w:rPr>
-        <w:t xml:space="preserve">รูปที่ B-๑ ขั้นตอนการตรวจสอบความเที่ยงตรง</w:t>
-      </w:r>
-      <w:r>
-        <w:rPr>
-          <w:cs/>
-          <w:lang w:val="en-US"/>
-        </w:rPr>
-        <w:fldChar w:fldCharType="end"/>
-      </w:r>
     </w:p>
     <w:p>
       <w:pPr>

--- a/tests/golden/thesis-options.docx
+++ b/tests/golden/thesis-options.docx
@@ -234,14 +234,7 @@
           <w:bCs/>
           <w:cs/>
         </w:rPr>
-        <w:t xml:space="preserve">คำสำคัญ</w:t>
-      </w:r>
-      <w:r>
-        <w:rPr>
-          <w:b/>
-          <w:bCs/>
-        </w:rPr>
-        <w:t xml:space="preserve">:</w:t>
+        <w:t xml:space="preserve">คำสำคัญ:</w:t>
       </w:r>
       <w:r>
         <w:rPr>
@@ -473,16 +466,7 @@
         <w:rPr>
           <w:cs/>
         </w:rPr>
-        <w:t xml:space="preserve">๑</w:t>
-      </w:r>
-      <w:r>
-        <w:t xml:space="preserve">.</w:t>
-      </w:r>
-      <w:r>
-        <w:rPr>
-          <w:cs/>
-        </w:rPr>
-        <w:t xml:space="preserve">๑ ความเป็นมาและความสำคัญของปัญหา</w:t>
+        <w:t xml:space="preserve">๑.๑ ความเป็นมาและความสำคัญของปัญหา</w:t>
       </w:r>
     </w:p>
     <w:p>
@@ -493,16 +477,7 @@
         <w:rPr>
           <w:cs/>
         </w:rPr>
-        <w:t xml:space="preserve">๑</w:t>
-      </w:r>
-      <w:r>
-        <w:t xml:space="preserve">.</w:t>
-      </w:r>
-      <w:r>
-        <w:rPr>
-          <w:cs/>
-        </w:rPr>
-        <w:t xml:space="preserve">๒ วัตถุประสงค์ของการวิจัย</w:t>
+        <w:t xml:space="preserve">๑.๒ วัตถุประสงค์ของการวิจัย</w:t>
       </w:r>
     </w:p>
     <w:p>
@@ -513,16 +488,7 @@
         <w:rPr>
           <w:cs/>
         </w:rPr>
-        <w:t xml:space="preserve">๑</w:t>
-      </w:r>
-      <w:r>
-        <w:t xml:space="preserve">.</w:t>
-      </w:r>
-      <w:r>
-        <w:rPr>
-          <w:cs/>
-        </w:rPr>
-        <w:t xml:space="preserve">๓ ขอบเขตของการวิจัย</w:t>
+        <w:t xml:space="preserve">๑.๓ ขอบเขตของการวิจัย</w:t>
       </w:r>
     </w:p>
     <w:p>
@@ -533,25 +499,7 @@
         <w:rPr>
           <w:cs/>
         </w:rPr>
-        <w:t xml:space="preserve">๑</w:t>
-      </w:r>
-      <w:r>
-        <w:t xml:space="preserve">.</w:t>
-      </w:r>
-      <w:r>
-        <w:rPr>
-          <w:cs/>
-        </w:rPr>
-        <w:t xml:space="preserve">๓</w:t>
-      </w:r>
-      <w:r>
-        <w:t xml:space="preserve">.</w:t>
-      </w:r>
-      <w:r>
-        <w:rPr>
-          <w:cs/>
-        </w:rPr>
-        <w:t xml:space="preserve">๑ ขอบเขตด้านเนื้อหา</w:t>
+        <w:t xml:space="preserve">๑.๓.๑ ขอบเขตด้านเนื้อหา</w:t>
       </w:r>
     </w:p>
     <w:p>
@@ -562,25 +510,7 @@
         <w:rPr>
           <w:cs/>
         </w:rPr>
-        <w:t xml:space="preserve">๑</w:t>
-      </w:r>
-      <w:r>
-        <w:t xml:space="preserve">.</w:t>
-      </w:r>
-      <w:r>
-        <w:rPr>
-          <w:cs/>
-        </w:rPr>
-        <w:t xml:space="preserve">๓</w:t>
-      </w:r>
-      <w:r>
-        <w:t xml:space="preserve">.</w:t>
-      </w:r>
-      <w:r>
-        <w:rPr>
-          <w:cs/>
-        </w:rPr>
-        <w:t xml:space="preserve">๒ ขอบเขตด้านเวลา</w:t>
+        <w:t xml:space="preserve">๑.๓.๒ ขอบเขตด้านเวลา</w:t>
       </w:r>
     </w:p>
     <w:p>
@@ -591,16 +521,7 @@
         <w:rPr>
           <w:cs/>
         </w:rPr>
-        <w:t xml:space="preserve">๑</w:t>
-      </w:r>
-      <w:r>
-        <w:t xml:space="preserve">.</w:t>
-      </w:r>
-      <w:r>
-        <w:rPr>
-          <w:cs/>
-        </w:rPr>
-        <w:t xml:space="preserve">๔ ประโยชน์ที่คาดว่าจะได้รับ</w:t>
+        <w:t xml:space="preserve">๑.๔ ประโยชน์ที่คาดว่าจะได้รับ</w:t>
       </w:r>
     </w:p>
     <w:p>
@@ -622,16 +543,7 @@
         <w:rPr>
           <w:cs/>
         </w:rPr>
-        <w:t xml:space="preserve">๒</w:t>
-      </w:r>
-      <w:r>
-        <w:t xml:space="preserve">.</w:t>
-      </w:r>
-      <w:r>
-        <w:rPr>
-          <w:cs/>
-        </w:rPr>
-        <w:t xml:space="preserve">๑ ลักษณะของอักษรไทยในเอกสารดิจิทัล</w:t>
+        <w:t xml:space="preserve">๒.๑ ลักษณะของอักษรไทยในเอกสารดิจิทัล</w:t>
       </w:r>
     </w:p>
     <w:p>
@@ -642,16 +554,7 @@
         <w:rPr>
           <w:cs/>
         </w:rPr>
-        <w:t xml:space="preserve">๒</w:t>
-      </w:r>
-      <w:r>
-        <w:t xml:space="preserve">.</w:t>
-      </w:r>
-      <w:r>
-        <w:rPr>
-          <w:cs/>
-        </w:rPr>
-        <w:t xml:space="preserve">๒ รูปแบบไฟล์ </w:t>
+        <w:t xml:space="preserve">๒.๒ รูปแบบไฟล์ </w:t>
       </w:r>
       <w:r>
         <w:t xml:space="preserve">Office Open XML</w:t>
@@ -665,16 +568,7 @@
         <w:rPr>
           <w:cs/>
         </w:rPr>
-        <w:t xml:space="preserve">๒</w:t>
-      </w:r>
-      <w:r>
-        <w:t xml:space="preserve">.</w:t>
-      </w:r>
-      <w:r>
-        <w:rPr>
-          <w:cs/>
-        </w:rPr>
-        <w:t xml:space="preserve">๓ งานวิจัยที่เกี่ยวข้อง</w:t>
+        <w:t xml:space="preserve">๒.๓ งานวิจัยที่เกี่ยวข้อง</w:t>
       </w:r>
     </w:p>
     <w:p>
@@ -696,16 +590,7 @@
         <w:rPr>
           <w:cs/>
         </w:rPr>
-        <w:t xml:space="preserve">๓</w:t>
-      </w:r>
-      <w:r>
-        <w:t xml:space="preserve">.</w:t>
-      </w:r>
-      <w:r>
-        <w:rPr>
-          <w:cs/>
-        </w:rPr>
-        <w:t xml:space="preserve">๑ ประชากรและกลุ่มตัวอย่าง</w:t>
+        <w:t xml:space="preserve">๓.๑ ประชากรและกลุ่มตัวอย่าง</w:t>
       </w:r>
     </w:p>
     <w:p>
@@ -716,16 +601,7 @@
         <w:rPr>
           <w:cs/>
         </w:rPr>
-        <w:t xml:space="preserve">๓</w:t>
-      </w:r>
-      <w:r>
-        <w:t xml:space="preserve">.</w:t>
-      </w:r>
-      <w:r>
-        <w:rPr>
-          <w:cs/>
-        </w:rPr>
-        <w:t xml:space="preserve">๒ เครื่องมือที่ใช้ในการวิจัย</w:t>
+        <w:t xml:space="preserve">๓.๒ เครื่องมือที่ใช้ในการวิจัย</w:t>
       </w:r>
     </w:p>
     <w:p>
@@ -736,16 +612,7 @@
         <w:rPr>
           <w:cs/>
         </w:rPr>
-        <w:t xml:space="preserve">๓</w:t>
-      </w:r>
-      <w:r>
-        <w:t xml:space="preserve">.</w:t>
-      </w:r>
-      <w:r>
-        <w:rPr>
-          <w:cs/>
-        </w:rPr>
-        <w:t xml:space="preserve">๓ การเก็บรวบรวมข้อมูล</w:t>
+        <w:t xml:space="preserve">๓.๓ การเก็บรวบรวมข้อมูล</w:t>
       </w:r>
     </w:p>
     <w:p>
@@ -778,16 +645,7 @@
         <w:rPr>
           <w:cs/>
         </w:rPr>
-        <w:t xml:space="preserve">๕</w:t>
-      </w:r>
-      <w:r>
-        <w:t xml:space="preserve">.</w:t>
-      </w:r>
-      <w:r>
-        <w:rPr>
-          <w:cs/>
-        </w:rPr>
-        <w:t xml:space="preserve">๑ สรุปผลการวิจัย</w:t>
+        <w:t xml:space="preserve">๕.๑ สรุปผลการวิจัย</w:t>
       </w:r>
     </w:p>
     <w:p>
@@ -798,16 +656,7 @@
         <w:rPr>
           <w:cs/>
         </w:rPr>
-        <w:t xml:space="preserve">๕</w:t>
-      </w:r>
-      <w:r>
-        <w:t xml:space="preserve">.</w:t>
-      </w:r>
-      <w:r>
-        <w:rPr>
-          <w:cs/>
-        </w:rPr>
-        <w:t xml:space="preserve">๒ อภิปรายผล</w:t>
+        <w:t xml:space="preserve">๕.๒ อภิปรายผล</w:t>
       </w:r>
     </w:p>
     <w:p>
@@ -818,16 +667,7 @@
         <w:rPr>
           <w:cs/>
         </w:rPr>
-        <w:t xml:space="preserve">๕</w:t>
-      </w:r>
-      <w:r>
-        <w:t xml:space="preserve">.</w:t>
-      </w:r>
-      <w:r>
-        <w:rPr>
-          <w:cs/>
-        </w:rPr>
-        <w:t xml:space="preserve">๓ ข้อเสนอแนะ</w:t>
+        <w:t xml:space="preserve">๕.๓ ข้อเสนอแนะ</w:t>
       </w:r>
     </w:p>
     <w:p>
@@ -997,16 +837,7 @@
         <w:rPr>
           <w:cs/>
         </w:rPr>
-        <w:t xml:space="preserve">ตารางที่ ๑</w:t>
-      </w:r>
-      <w:r>
-        <w:t xml:space="preserve">-</w:t>
-      </w:r>
-      <w:r>
-        <w:rPr>
-          <w:cs/>
-        </w:rPr>
-        <w:t xml:space="preserve">๑ ประโยชน์ที่คาดว่าจะได้รับจำแนกตามกลุ่มผู้ใช้</w:t>
+        <w:t xml:space="preserve">ตารางที่ ๑-๑ ประโยชน์ที่คาดว่าจะได้รับจำแนกตามกลุ่มผู้ใช้</w:t>
       </w:r>
     </w:p>
     <w:p>
@@ -1017,16 +848,7 @@
         <w:rPr>
           <w:cs/>
         </w:rPr>
-        <w:t xml:space="preserve">ตารางที่ ๒</w:t>
-      </w:r>
-      <w:r>
-        <w:t xml:space="preserve">-</w:t>
-      </w:r>
-      <w:r>
-        <w:rPr>
-          <w:cs/>
-        </w:rPr>
-        <w:t xml:space="preserve">๑ เปรียบเทียบคุณสมบัติข้อความละตินและข้อความ </w:t>
+        <w:t xml:space="preserve">ตารางที่ ๒-๑ เปรียบเทียบคุณสมบัติข้อความละตินและข้อความ </w:t>
       </w:r>
       <w:r>
         <w:t xml:space="preserve">complex script</w:t>
@@ -1040,16 +862,7 @@
         <w:rPr>
           <w:cs/>
         </w:rPr>
-        <w:t xml:space="preserve">ตารางที่ ๔</w:t>
-      </w:r>
-      <w:r>
-        <w:t xml:space="preserve">-</w:t>
-      </w:r>
-      <w:r>
-        <w:rPr>
-          <w:cs/>
-        </w:rPr>
-        <w:t xml:space="preserve">๑ ผลการตรวจการแสดงผลจำแนกตามรายการตรวจ</w:t>
+        <w:t xml:space="preserve">ตารางที่ ๔-๑ ผลการตรวจการแสดงผลจำแนกตามรายการตรวจ</w:t>
       </w:r>
     </w:p>
     <w:p>
@@ -1140,16 +953,7 @@
         <w:rPr>
           <w:cs/>
         </w:rPr>
-        <w:t xml:space="preserve">รูปที่ ๒</w:t>
-      </w:r>
-      <w:r>
-        <w:t xml:space="preserve">-</w:t>
-      </w:r>
-      <w:r>
-        <w:rPr>
-          <w:cs/>
-        </w:rPr>
-        <w:t xml:space="preserve">๑ อัตราการแสดงผลถูกต้องจำแนกตามประเภทเอกสาร</w:t>
+        <w:t xml:space="preserve">รูปที่ ๒-๑ อัตราการแสดงผลถูกต้องจำแนกตามประเภทเอกสาร</w:t>
       </w:r>
     </w:p>
     <w:p>
@@ -1160,16 +964,7 @@
         <w:rPr>
           <w:cs/>
         </w:rPr>
-        <w:t xml:space="preserve">รูปที่ ๓</w:t>
-      </w:r>
-      <w:r>
-        <w:t xml:space="preserve">-</w:t>
-      </w:r>
-      <w:r>
-        <w:rPr>
-          <w:cs/>
-        </w:rPr>
-        <w:t xml:space="preserve">๑ ขั้นตอนการทำงานของระบบสร้างเอกสาร</w:t>
+        <w:t xml:space="preserve">รูปที่ ๓-๑ ขั้นตอนการทำงานของระบบสร้างเอกสาร</w:t>
       </w:r>
     </w:p>
     <w:p>
@@ -1180,16 +975,7 @@
         <w:rPr>
           <w:cs/>
         </w:rPr>
-        <w:t xml:space="preserve">รูปที่ ๔</w:t>
-      </w:r>
-      <w:r>
-        <w:t xml:space="preserve">-</w:t>
-      </w:r>
-      <w:r>
-        <w:rPr>
-          <w:cs/>
-        </w:rPr>
-        <w:t xml:space="preserve">๑ สรุปผลการตรวจจำแนกตามโปรแกรม</w:t>
+        <w:t xml:space="preserve">รูปที่ ๔-๑ สรุปผลการตรวจจำแนกตามโปรแกรม</w:t>
       </w:r>
     </w:p>
     <w:p>
@@ -1251,16 +1037,7 @@
         <w:rPr>
           <w:cs/>
         </w:rPr>
-        <w:t xml:space="preserve">๑</w:t>
-      </w:r>
-      <w:r>
-        <w:t xml:space="preserve">.</w:t>
-      </w:r>
-      <w:r>
-        <w:rPr>
-          <w:cs/>
-        </w:rPr>
-        <w:t xml:space="preserve">๑ ความเป็นมาและความสำคัญของปัญหา</w:t>
+        <w:t xml:space="preserve">๑.๑ ความเป็นมาและความสำคัญของปัญหา</w:t>
       </w:r>
     </w:p>
     <w:p>
@@ -1494,16 +1271,7 @@
         <w:rPr>
           <w:cs/>
         </w:rPr>
-        <w:t xml:space="preserve">๑</w:t>
-      </w:r>
-      <w:r>
-        <w:t xml:space="preserve">.</w:t>
-      </w:r>
-      <w:r>
-        <w:rPr>
-          <w:cs/>
-        </w:rPr>
-        <w:t xml:space="preserve">๒ วัตถุประสงค์ของการวิจัย</w:t>
+        <w:t xml:space="preserve">๑.๒ วัตถุประสงค์ของการวิจัย</w:t>
       </w:r>
     </w:p>
     <w:p>
@@ -1515,10 +1283,7 @@
         <w:rPr>
           <w:cs/>
         </w:rPr>
-        <w:t xml:space="preserve">๑</w:t>
-      </w:r>
-      <w:r>
-        <w:t xml:space="preserve">.</w:t>
+        <w:t xml:space="preserve">๑.</w:t>
       </w:r>
       <w:r>
         <w:tab/>
@@ -1557,10 +1322,7 @@
         <w:rPr>
           <w:cs/>
         </w:rPr>
-        <w:t xml:space="preserve">๒</w:t>
-      </w:r>
-      <w:r>
-        <w:t xml:space="preserve">.</w:t>
+        <w:t xml:space="preserve">๒.</w:t>
       </w:r>
       <w:r>
         <w:tab/>
@@ -1663,10 +1425,7 @@
         <w:rPr>
           <w:cs/>
         </w:rPr>
-        <w:t xml:space="preserve">๓</w:t>
-      </w:r>
-      <w:r>
-        <w:t xml:space="preserve">.</w:t>
+        <w:t xml:space="preserve">๓.</w:t>
       </w:r>
       <w:r>
         <w:tab/>
@@ -1686,16 +1445,7 @@
         <w:rPr>
           <w:cs/>
         </w:rPr>
-        <w:t xml:space="preserve">๑</w:t>
-      </w:r>
-      <w:r>
-        <w:t xml:space="preserve">.</w:t>
-      </w:r>
-      <w:r>
-        <w:rPr>
-          <w:cs/>
-        </w:rPr>
-        <w:t xml:space="preserve">๓ ขอบเขตของการวิจัย</w:t>
+        <w:t xml:space="preserve">๑.๓ ขอบเขตของการวิจัย</w:t>
       </w:r>
     </w:p>
     <w:p>
@@ -1706,25 +1456,7 @@
         <w:rPr>
           <w:cs/>
         </w:rPr>
-        <w:t xml:space="preserve">๑</w:t>
-      </w:r>
-      <w:r>
-        <w:t xml:space="preserve">.</w:t>
-      </w:r>
-      <w:r>
-        <w:rPr>
-          <w:cs/>
-        </w:rPr>
-        <w:t xml:space="preserve">๓</w:t>
-      </w:r>
-      <w:r>
-        <w:t xml:space="preserve">.</w:t>
-      </w:r>
-      <w:r>
-        <w:rPr>
-          <w:cs/>
-        </w:rPr>
-        <w:t xml:space="preserve">๑ ขอบเขตด้านเนื้อหา</w:t>
+        <w:t xml:space="preserve">๑.๓.๑ ขอบเขตด้านเนื้อหา</w:t>
       </w:r>
     </w:p>
     <w:p>
@@ -1821,25 +1553,7 @@
         <w:rPr>
           <w:cs/>
         </w:rPr>
-        <w:t xml:space="preserve">๑</w:t>
-      </w:r>
-      <w:r>
-        <w:t xml:space="preserve">.</w:t>
-      </w:r>
-      <w:r>
-        <w:rPr>
-          <w:cs/>
-        </w:rPr>
-        <w:t xml:space="preserve">๓</w:t>
-      </w:r>
-      <w:r>
-        <w:t xml:space="preserve">.</w:t>
-      </w:r>
-      <w:r>
-        <w:rPr>
-          <w:cs/>
-        </w:rPr>
-        <w:t xml:space="preserve">๒ ขอบเขตด้านเวลา</w:t>
+        <w:t xml:space="preserve">๑.๓.๒ ขอบเขตด้านเวลา</w:t>
       </w:r>
     </w:p>
     <w:p>
@@ -1960,16 +1674,7 @@
         <w:rPr>
           <w:cs/>
         </w:rPr>
-        <w:t xml:space="preserve">๑</w:t>
-      </w:r>
-      <w:r>
-        <w:t xml:space="preserve">.</w:t>
-      </w:r>
-      <w:r>
-        <w:rPr>
-          <w:cs/>
-        </w:rPr>
-        <w:t xml:space="preserve">๔ ประโยชน์ที่คาดว่าจะได้รับ</w:t>
+        <w:t xml:space="preserve">๑.๔ ประโยชน์ที่คาดว่าจะได้รับ</w:t>
       </w:r>
     </w:p>
     <w:p>
@@ -1983,22 +1688,7 @@
           <w:bCs/>
           <w:cs/>
         </w:rPr>
-        <w:t xml:space="preserve">ตารางที่ ๑</w:t>
-      </w:r>
-      <w:r>
-        <w:rPr>
-          <w:b/>
-          <w:bCs/>
-        </w:rPr>
-        <w:t xml:space="preserve">-</w:t>
-      </w:r>
-      <w:r>
-        <w:rPr>
-          <w:b/>
-          <w:bCs/>
-          <w:cs/>
-        </w:rPr>
-        <w:t xml:space="preserve">๑</w:t>
+        <w:t xml:space="preserve">ตารางที่ ๑-๑</w:t>
       </w:r>
       <w:r>
         <w:rPr>
@@ -2300,16 +1990,7 @@
         <w:rPr>
           <w:cs/>
         </w:rPr>
-        <w:t xml:space="preserve">๒</w:t>
-      </w:r>
-      <w:r>
-        <w:t xml:space="preserve">.</w:t>
-      </w:r>
-      <w:r>
-        <w:rPr>
-          <w:cs/>
-        </w:rPr>
-        <w:t xml:space="preserve">๑ ลักษณะของอักษรไทยในเอกสารดิจิทัล</w:t>
+        <w:t xml:space="preserve">๒.๑ ลักษณะของอักษรไทยในเอกสารดิจิทัล</w:t>
       </w:r>
     </w:p>
     <w:p>
@@ -2346,16 +2027,10 @@
         <w:pStyle w:val="Quote"/>
       </w:pPr>
       <w:r>
-        <w:t xml:space="preserve">"</w:t>
-      </w:r>
-      <w:r>
-        <w:rPr>
-          <w:cs/>
-        </w:rPr>
-        <w:t xml:space="preserve">ข้อความภาษาไทยที่ถูกกำหนดเป็นภาษาอื่น จะถูกตรวจคำสะกดและตัดบรรทัดตามกฎของภาษานั้นผลที่ผู้อ่านเห็นจึงเป็นเอกสารที่ดูผิดทั้งที่เนื้อหาถูกต้องทุกตัวอักษร</w:t>
-      </w:r>
-      <w:r>
-        <w:t xml:space="preserve">"</w:t>
+        <w:rPr>
+          <w:cs/>
+        </w:rPr>
+        <w:t xml:space="preserve">"ข้อความภาษาไทยที่ถูกกำหนดเป็นภาษาอื่น จะถูกตรวจคำสะกดและตัดบรรทัดตามกฎของภาษานั้นผลที่ผู้อ่านเห็นจึงเป็นเอกสารที่ดูผิดทั้งที่เนื้อหาถูกต้องทุกตัวอักษร"</w:t>
       </w:r>
     </w:p>
     <w:p>
@@ -2389,22 +2064,7 @@
           <w:bCs/>
           <w:cs/>
         </w:rPr>
-        <w:t xml:space="preserve">ตารางที่ ๒</w:t>
-      </w:r>
-      <w:r>
-        <w:rPr>
-          <w:b/>
-          <w:bCs/>
-        </w:rPr>
-        <w:t xml:space="preserve">-</w:t>
-      </w:r>
-      <w:r>
-        <w:rPr>
-          <w:b/>
-          <w:bCs/>
-          <w:cs/>
-        </w:rPr>
-        <w:t xml:space="preserve">๑</w:t>
+        <w:t xml:space="preserve">ตารางที่ ๒-๑</w:t>
       </w:r>
       <w:r>
         <w:rPr>
@@ -2783,22 +2443,7 @@
           <w:bCs/>
           <w:cs/>
         </w:rPr>
-        <w:t xml:space="preserve">รูปที่ ๒</w:t>
-      </w:r>
-      <w:r>
-        <w:rPr>
-          <w:b/>
-          <w:bCs/>
-        </w:rPr>
-        <w:t xml:space="preserve">-</w:t>
-      </w:r>
-      <w:r>
-        <w:rPr>
-          <w:b/>
-          <w:bCs/>
-          <w:cs/>
-        </w:rPr>
-        <w:t xml:space="preserve">๑</w:t>
+        <w:t xml:space="preserve">รูปที่ ๒-๑</w:t>
       </w:r>
       <w:r>
         <w:rPr>
@@ -2815,16 +2460,7 @@
         <w:rPr>
           <w:cs/>
         </w:rPr>
-        <w:t xml:space="preserve">๒</w:t>
-      </w:r>
-      <w:r>
-        <w:t xml:space="preserve">.</w:t>
-      </w:r>
-      <w:r>
-        <w:rPr>
-          <w:cs/>
-        </w:rPr>
-        <w:t xml:space="preserve">๒ รูปแบบไฟล์ </w:t>
+        <w:t xml:space="preserve">๒.๒ รูปแบบไฟล์ </w:t>
       </w:r>
       <w:r>
         <w:t xml:space="preserve">Office Open XML</w:t>
@@ -2929,16 +2565,7 @@
         <w:rPr>
           <w:cs/>
         </w:rPr>
-        <w:t xml:space="preserve">๒</w:t>
-      </w:r>
-      <w:r>
-        <w:t xml:space="preserve">.</w:t>
-      </w:r>
-      <w:r>
-        <w:rPr>
-          <w:cs/>
-        </w:rPr>
-        <w:t xml:space="preserve">๓ งานวิจัยที่เกี่ยวข้อง</w:t>
+        <w:t xml:space="preserve">๒.๓ งานวิจัยที่เกี่ยวข้อง</w:t>
       </w:r>
     </w:p>
     <w:p>
@@ -2984,16 +2611,7 @@
         <w:rPr>
           <w:cs/>
         </w:rPr>
-        <w:t xml:space="preserve">๓</w:t>
-      </w:r>
-      <w:r>
-        <w:t xml:space="preserve">.</w:t>
-      </w:r>
-      <w:r>
-        <w:rPr>
-          <w:cs/>
-        </w:rPr>
-        <w:t xml:space="preserve">๑ ประชากรและกลุ่มตัวอย่าง</w:t>
+        <w:t xml:space="preserve">๓.๑ ประชากรและกลุ่มตัวอย่าง</w:t>
       </w:r>
     </w:p>
     <w:p>
@@ -3036,16 +2654,7 @@
         <w:rPr>
           <w:cs/>
         </w:rPr>
-        <w:t xml:space="preserve">๓</w:t>
-      </w:r>
-      <w:r>
-        <w:t xml:space="preserve">.</w:t>
-      </w:r>
-      <w:r>
-        <w:rPr>
-          <w:cs/>
-        </w:rPr>
-        <w:t xml:space="preserve">๒ เครื่องมือที่ใช้ในการวิจัย</w:t>
+        <w:t xml:space="preserve">๓.๒ เครื่องมือที่ใช้ในการวิจัย</w:t>
       </w:r>
     </w:p>
     <w:p>
@@ -3109,22 +2718,7 @@
           <w:bCs/>
           <w:cs/>
         </w:rPr>
-        <w:t xml:space="preserve">รูปที่ ๓</w:t>
-      </w:r>
-      <w:r>
-        <w:rPr>
-          <w:b/>
-          <w:bCs/>
-        </w:rPr>
-        <w:t xml:space="preserve">-</w:t>
-      </w:r>
-      <w:r>
-        <w:rPr>
-          <w:b/>
-          <w:bCs/>
-          <w:cs/>
-        </w:rPr>
-        <w:t xml:space="preserve">๑</w:t>
+        <w:t xml:space="preserve">รูปที่ ๓-๑</w:t>
       </w:r>
       <w:r>
         <w:rPr>
@@ -3141,16 +2735,7 @@
         <w:rPr>
           <w:cs/>
         </w:rPr>
-        <w:t xml:space="preserve">๓</w:t>
-      </w:r>
-      <w:r>
-        <w:t xml:space="preserve">.</w:t>
-      </w:r>
-      <w:r>
-        <w:rPr>
-          <w:cs/>
-        </w:rPr>
-        <w:t xml:space="preserve">๓ การเก็บรวบรวมข้อมูล</w:t>
+        <w:t xml:space="preserve">๓.๓ การเก็บรวบรวมข้อมูล</w:t>
       </w:r>
     </w:p>
     <w:p>
@@ -3162,10 +2747,7 @@
         <w:rPr>
           <w:cs/>
         </w:rPr>
-        <w:t xml:space="preserve">๑</w:t>
-      </w:r>
-      <w:r>
-        <w:t xml:space="preserve">.</w:t>
+        <w:t xml:space="preserve">๑.</w:t>
       </w:r>
       <w:r>
         <w:tab/>
@@ -3195,10 +2777,7 @@
         <w:rPr>
           <w:cs/>
         </w:rPr>
-        <w:t xml:space="preserve">๒</w:t>
-      </w:r>
-      <w:r>
-        <w:t xml:space="preserve">.</w:t>
+        <w:t xml:space="preserve">๒.</w:t>
       </w:r>
       <w:r>
         <w:tab/>
@@ -3232,10 +2811,7 @@
         <w:rPr>
           <w:cs/>
         </w:rPr>
-        <w:t xml:space="preserve">๓</w:t>
-      </w:r>
-      <w:r>
-        <w:t xml:space="preserve">.</w:t>
+        <w:t xml:space="preserve">๓.</w:t>
       </w:r>
       <w:r>
         <w:tab/>
@@ -3298,22 +2874,7 @@
           <w:bCs/>
           <w:cs/>
         </w:rPr>
-        <w:t xml:space="preserve">ตารางที่ ๔</w:t>
-      </w:r>
-      <w:r>
-        <w:rPr>
-          <w:b/>
-          <w:bCs/>
-        </w:rPr>
-        <w:t xml:space="preserve">-</w:t>
-      </w:r>
-      <w:r>
-        <w:rPr>
-          <w:b/>
-          <w:bCs/>
-          <w:cs/>
-        </w:rPr>
-        <w:t xml:space="preserve">๑</w:t>
+        <w:t xml:space="preserve">ตารางที่ ๔-๑</w:t>
       </w:r>
       <w:r>
         <w:rPr>
@@ -6677,22 +6238,7 @@
           <w:bCs/>
           <w:cs/>
         </w:rPr>
-        <w:t xml:space="preserve">รูปที่ ๔</w:t>
-      </w:r>
-      <w:r>
-        <w:rPr>
-          <w:b/>
-          <w:bCs/>
-        </w:rPr>
-        <w:t xml:space="preserve">-</w:t>
-      </w:r>
-      <w:r>
-        <w:rPr>
-          <w:b/>
-          <w:bCs/>
-          <w:cs/>
-        </w:rPr>
-        <w:t xml:space="preserve">๑</w:t>
+        <w:t xml:space="preserve">รูปที่ ๔-๑</w:t>
       </w:r>
       <w:r>
         <w:rPr>
@@ -6720,16 +6266,7 @@
         <w:rPr>
           <w:cs/>
         </w:rPr>
-        <w:t xml:space="preserve">๕</w:t>
-      </w:r>
-      <w:r>
-        <w:t xml:space="preserve">.</w:t>
-      </w:r>
-      <w:r>
-        <w:rPr>
-          <w:cs/>
-        </w:rPr>
-        <w:t xml:space="preserve">๑ สรุปผลการวิจัย</w:t>
+        <w:t xml:space="preserve">๕.๑ สรุปผลการวิจัย</w:t>
       </w:r>
     </w:p>
     <w:p>
@@ -6769,16 +6306,7 @@
         <w:rPr>
           <w:cs/>
         </w:rPr>
-        <w:t xml:space="preserve">๕</w:t>
-      </w:r>
-      <w:r>
-        <w:t xml:space="preserve">.</w:t>
-      </w:r>
-      <w:r>
-        <w:rPr>
-          <w:cs/>
-        </w:rPr>
-        <w:t xml:space="preserve">๒ อภิปรายผล</w:t>
+        <w:t xml:space="preserve">๕.๒ อภิปรายผล</w:t>
       </w:r>
     </w:p>
     <w:p>
@@ -6800,16 +6328,7 @@
         <w:rPr>
           <w:cs/>
         </w:rPr>
-        <w:t xml:space="preserve">๕</w:t>
-      </w:r>
-      <w:r>
-        <w:t xml:space="preserve">.</w:t>
-      </w:r>
-      <w:r>
-        <w:rPr>
-          <w:cs/>
-        </w:rPr>
-        <w:t xml:space="preserve">๓ ข้อเสนอแนะ</w:t>
+        <w:t xml:space="preserve">๕.๓ ข้อเสนอแนะ</w:t>
       </w:r>
     </w:p>
     <w:p>
@@ -6947,10 +6466,7 @@
         <w:rPr>
           <w:cs/>
         </w:rPr>
-        <w:t xml:space="preserve">การตัดบรรทัดภาษาไทยในเอกสารอิเล็กทรอนิกส์</w:t>
-      </w:r>
-      <w:r>
-        <w:t xml:space="preserve">. </w:t>
+        <w:t xml:space="preserve">การตัดบรรทัดภาษาไทยในเอกสารอิเล็กทรอนิกส์. </w:t>
       </w:r>
       <w:r>
         <w:rPr>
@@ -7884,13 +7400,10 @@
         <w:pStyle w:val="CodeBlock"/>
       </w:pPr>
       <w:r>
-        <w:t xml:space="preserve"># </w:t>
-      </w:r>
-      <w:r>
-        <w:rPr>
-          <w:cs/>
-        </w:rPr>
-        <w:t xml:space="preserve">บทนำ</w:t>
+        <w:rPr>
+          <w:cs/>
+        </w:rPr>
+        <w:t xml:space="preserve"># บทนำ</w:t>
       </w:r>
     </w:p>
     <w:p>
@@ -7928,25 +7441,10 @@
         <w:pStyle w:val="CodeBlock"/>
       </w:pPr>
       <w:r>
-        <w:t xml:space="preserve">| </w:t>
-      </w:r>
-      <w:r>
-        <w:rPr>
-          <w:cs/>
-        </w:rPr>
-        <w:t xml:space="preserve">ก </w:t>
-      </w:r>
-      <w:r>
-        <w:t xml:space="preserve">| </w:t>
-      </w:r>
-      <w:r>
-        <w:rPr>
-          <w:cs/>
-        </w:rPr>
-        <w:t xml:space="preserve">ข </w:t>
-      </w:r>
-      <w:r>
-        <w:t xml:space="preserve">|</w:t>
+        <w:rPr>
+          <w:cs/>
+        </w:rPr>
+        <w:t xml:space="preserve">| ก | ข |</w:t>
       </w:r>
     </w:p>
     <w:p>

--- a/tests/golden/thesis-options.docx
+++ b/tests/golden/thesis-options.docx
@@ -1713,6 +1713,7 @@
           <w:left w:w="108" w:type="dxa"/>
           <w:right w:w="108" w:type="dxa"/>
         </w:tblCellMar>
+        <w:tblCaption w:val="ตารางที่ ๑-๑ ประโยชน์ที่คาดว่าจะได้รับจำแนกตามกลุ่มผู้ใช้"/>
       </w:tblPr>
       <w:tblGrid>
         <w:gridCol w:w="1782"/>
@@ -2092,6 +2093,7 @@
           <w:left w:w="108" w:type="dxa"/>
           <w:right w:w="108" w:type="dxa"/>
         </w:tblCellMar>
+        <w:tblCaption w:val="ตารางที่ ๒-๑ เปรียบเทียบคุณสมบัติข้อความละตินและข้อความ complex script"/>
       </w:tblPr>
       <w:tblGrid>
         <w:gridCol w:w="1702"/>
@@ -2899,6 +2901,7 @@
           <w:left w:w="108" w:type="dxa"/>
           <w:right w:w="108" w:type="dxa"/>
         </w:tblCellMar>
+        <w:tblCaption w:val="ตารางที่ ๔-๑ ผลการตรวจการแสดงผลจำแนกตามรายการตรวจ"/>
       </w:tblPr>
       <w:tblGrid>
         <w:gridCol w:w="1008"/>
@@ -6633,6 +6636,7 @@
           <w:left w:w="108" w:type="dxa"/>
           <w:right w:w="108" w:type="dxa"/>
         </w:tblCellMar>
+        <w:tblCaption w:val="ตารางที่ A-๑ ข้อมูลทั่วไปของผู้ตอบแบบสอบถาม"/>
       </w:tblPr>
       <w:tblGrid>
         <w:gridCol w:w="3028"/>
@@ -6917,6 +6921,7 @@
           <w:left w:w="108" w:type="dxa"/>
           <w:right w:w="108" w:type="dxa"/>
         </w:tblCellMar>
+        <w:tblCaption w:val="ตารางที่ B-๑ ค่าดัชนีความสอดคล้องของแบบประเมิน"/>
       </w:tblPr>
       <w:tblGrid>
         <w:gridCol w:w="691"/>

--- a/tests/golden/thesis-options.docx
+++ b/tests/golden/thesis-options.docx
@@ -2398,7 +2398,6 @@
     <w:p>
       <w:pPr>
         <w:keepNext/>
-        <w:ind w:firstLine="720"/>
       </w:pPr>
       <w:r>
         <w:drawing>
@@ -2673,7 +2672,6 @@
     <w:p>
       <w:pPr>
         <w:keepNext/>
-        <w:ind w:firstLine="720"/>
       </w:pPr>
       <w:r>
         <w:drawing>
@@ -6181,7 +6179,6 @@
     <w:p>
       <w:pPr>
         <w:keepNext/>
-        <w:ind w:firstLine="720"/>
       </w:pPr>
       <w:r>
         <w:drawing>
@@ -7293,7 +7290,6 @@
     <w:p>
       <w:pPr>
         <w:keepNext/>
-        <w:ind w:firstLine="720"/>
       </w:pPr>
       <w:r>
         <w:drawing>

--- a/tests/golden/thesis-options.docx
+++ b/tests/golden/thesis-options.docx
@@ -1226,6 +1226,7 @@
       <w:r>
         <w:rPr>
           <w:rFonts w:ascii="Consolas" w:hAnsi="Consolas" w:cs="TH Sarabun New"/>
+          <w:noProof/>
         </w:rPr>
         <w:t xml:space="preserve">Ctrl</w:t>
       </w:r>
@@ -1235,6 +1236,7 @@
       <w:r>
         <w:rPr>
           <w:rFonts w:ascii="Consolas" w:hAnsi="Consolas" w:cs="TH Sarabun New"/>
+          <w:noProof/>
         </w:rPr>
         <w:t xml:space="preserve">S</w:t>
       </w:r>
@@ -2202,6 +2204,7 @@
             <w:r>
               <w:rPr>
                 <w:rFonts w:ascii="Consolas" w:hAnsi="Consolas" w:cs="TH Sarabun New"/>
+                <w:noProof/>
               </w:rPr>
               <w:t xml:space="preserve">w:ascii</w:t>
             </w:r>
@@ -2220,6 +2223,7 @@
             <w:r>
               <w:rPr>
                 <w:rFonts w:ascii="Consolas" w:hAnsi="Consolas" w:cs="TH Sarabun New"/>
+                <w:noProof/>
               </w:rPr>
               <w:t xml:space="preserve">w:cs</w:t>
             </w:r>
@@ -2257,6 +2261,7 @@
             <w:r>
               <w:rPr>
                 <w:rFonts w:ascii="Consolas" w:hAnsi="Consolas" w:cs="TH Sarabun New"/>
+                <w:noProof/>
               </w:rPr>
               <w:t xml:space="preserve">w:sz</w:t>
             </w:r>
@@ -2275,6 +2280,7 @@
             <w:r>
               <w:rPr>
                 <w:rFonts w:ascii="Consolas" w:hAnsi="Consolas" w:cs="TH Sarabun New"/>
+                <w:noProof/>
               </w:rPr>
               <w:t xml:space="preserve">w:szCs</w:t>
             </w:r>
@@ -2312,6 +2318,7 @@
             <w:r>
               <w:rPr>
                 <w:rFonts w:ascii="Consolas" w:hAnsi="Consolas" w:cs="TH Sarabun New"/>
+                <w:noProof/>
               </w:rPr>
               <w:t xml:space="preserve">w:b</w:t>
             </w:r>
@@ -2330,6 +2337,7 @@
             <w:r>
               <w:rPr>
                 <w:rFonts w:ascii="Consolas" w:hAnsi="Consolas" w:cs="TH Sarabun New"/>
+                <w:noProof/>
               </w:rPr>
               <w:t xml:space="preserve">w:bCs</w:t>
             </w:r>
@@ -2367,6 +2375,7 @@
             <w:r>
               <w:rPr>
                 <w:rFonts w:ascii="Consolas" w:hAnsi="Consolas" w:cs="TH Sarabun New"/>
+                <w:noProof/>
               </w:rPr>
               <w:t xml:space="preserve">w:i</w:t>
             </w:r>
@@ -2385,6 +2394,7 @@
             <w:r>
               <w:rPr>
                 <w:rFonts w:ascii="Consolas" w:hAnsi="Consolas" w:cs="TH Sarabun New"/>
+                <w:noProof/>
               </w:rPr>
               <w:t xml:space="preserve">w:iCs</w:t>
             </w:r>
@@ -2507,6 +2517,7 @@
       <w:r>
         <w:rPr>
           <w:rFonts w:ascii="Consolas" w:hAnsi="Consolas" w:cs="TH Sarabun New"/>
+          <w:noProof/>
         </w:rPr>
         <w:t xml:space="preserve">word/document.xml</w:t>
       </w:r>
@@ -2522,6 +2533,9 @@
         <w:pStyle w:val="CodeBlock"/>
       </w:pPr>
       <w:r>
+        <w:rPr>
+          <w:noProof/>
+        </w:rPr>
         <w:t xml:space="preserve">&lt;w:r&gt;</w:t>
       </w:r>
     </w:p>
@@ -2530,6 +2544,9 @@
         <w:pStyle w:val="CodeBlock"/>
       </w:pPr>
       <w:r>
+        <w:rPr>
+          <w:noProof/>
+        </w:rPr>
         <w:t xml:space="preserve">  &lt;w:rPr&gt;&lt;w:b/&gt;&lt;w:bCs/&gt;&lt;w:cs/&gt;&lt;w:lang w:val="en-US" w:bidi="th-TH"/&gt;&lt;/w:rPr&gt;</w:t>
       </w:r>
     </w:p>
@@ -2538,6 +2555,9 @@
         <w:pStyle w:val="CodeBlock"/>
       </w:pPr>
       <w:r>
+        <w:rPr>
+          <w:noProof/>
+        </w:rPr>
         <w:t xml:space="preserve">  &lt;w:t&gt;</w:t>
       </w:r>
       <w:r>
@@ -2547,6 +2567,9 @@
         <w:t xml:space="preserve">ข้อความภาษาไทย</w:t>
       </w:r>
       <w:r>
+        <w:rPr>
+          <w:noProof/>
+        </w:rPr>
         <w:t xml:space="preserve">&lt;/w:t&gt;</w:t>
       </w:r>
     </w:p>
@@ -2555,6 +2578,9 @@
         <w:pStyle w:val="CodeBlock"/>
       </w:pPr>
       <w:r>
+        <w:rPr>
+          <w:noProof/>
+        </w:rPr>
         <w:t xml:space="preserve">&lt;/w:r&gt;</w:t>
       </w:r>
     </w:p>
@@ -7412,6 +7438,9 @@
         <w:pStyle w:val="CodeBlock"/>
       </w:pPr>
       <w:r>
+        <w:rPr>
+          <w:noProof/>
+        </w:rPr>
         <w:t xml:space="preserve"/>
       </w:r>
     </w:p>
@@ -7420,6 +7449,9 @@
         <w:pStyle w:val="CodeBlock"/>
       </w:pPr>
       <w:r>
+        <w:rPr>
+          <w:noProof/>
+        </w:rPr>
         <w:t xml:space="preserve">Table: </w:t>
       </w:r>
       <w:r>
@@ -7434,6 +7466,9 @@
         <w:pStyle w:val="CodeBlock"/>
       </w:pPr>
       <w:r>
+        <w:rPr>
+          <w:noProof/>
+        </w:rPr>
         <w:t xml:space="preserve"/>
       </w:r>
     </w:p>
@@ -7453,6 +7488,9 @@
         <w:pStyle w:val="CodeBlock"/>
       </w:pPr>
       <w:r>
+        <w:rPr>
+          <w:noProof/>
+        </w:rPr>
         <w:t xml:space="preserve">|---|---|</w:t>
       </w:r>
     </w:p>
@@ -7474,6 +7512,9 @@
         </w:sectPr>
       </w:pPr>
       <w:r>
+        <w:rPr>
+          <w:noProof/>
+        </w:rPr>
         <w:t xml:space="preserve">| 1 | 2 |</w:t>
       </w:r>
     </w:p>

--- a/tests/golden/thesis-options.docx
+++ b/tests/golden/thesis-options.docx
@@ -79,8 +79,8 @@
       <w:pPr>
         <w:ind w:firstLine="720"/>
         <w:sectPr>
-          <w:headerReference w:type="default" r:id="rId8"/>
-          <w:footerReference w:type="default" r:id="rId10"/>
+          <w:headerReference w:type="default" r:id="rId10"/>
+          <w:footerReference w:type="default" r:id="rId12"/>
           <w:footnotePr>
             <w:numFmt w:val="thaiNumbers"/>
           </w:footnotePr>
@@ -215,10 +215,10 @@
       <w:pPr>
         <w:ind w:firstLine="720"/>
         <w:sectPr>
-          <w:headerReference w:type="default" r:id="rId7"/>
-          <w:headerReference w:type="first" r:id="rId8"/>
-          <w:footerReference w:type="default" r:id="rId9"/>
-          <w:footerReference w:type="first" r:id="rId10"/>
+          <w:headerReference w:type="default" r:id="rId9"/>
+          <w:headerReference w:type="first" r:id="rId10"/>
+          <w:footerReference w:type="default" r:id="rId11"/>
+          <w:footerReference w:type="first" r:id="rId12"/>
           <w:footnotePr>
             <w:numFmt w:val="thaiNumbers"/>
           </w:footnotePr>
@@ -282,10 +282,10 @@
         <w:ind w:firstLine="720"/>
         <w:jc w:val="left"/>
         <w:sectPr>
-          <w:headerReference w:type="default" r:id="rId7"/>
-          <w:headerReference w:type="first" r:id="rId8"/>
-          <w:footerReference w:type="default" r:id="rId9"/>
-          <w:footerReference w:type="first" r:id="rId10"/>
+          <w:headerReference w:type="default" r:id="rId9"/>
+          <w:headerReference w:type="first" r:id="rId10"/>
+          <w:footerReference w:type="default" r:id="rId11"/>
+          <w:footerReference w:type="first" r:id="rId12"/>
           <w:footnotePr>
             <w:numFmt w:val="thaiNumbers"/>
           </w:footnotePr>
@@ -343,10 +343,10 @@
       <w:pPr>
         <w:ind w:firstLine="720"/>
         <w:sectPr>
-          <w:headerReference w:type="default" r:id="rId7"/>
-          <w:headerReference w:type="first" r:id="rId8"/>
-          <w:footerReference w:type="default" r:id="rId9"/>
-          <w:footerReference w:type="first" r:id="rId10"/>
+          <w:headerReference w:type="default" r:id="rId9"/>
+          <w:headerReference w:type="first" r:id="rId10"/>
+          <w:footerReference w:type="default" r:id="rId11"/>
+          <w:footerReference w:type="first" r:id="rId12"/>
           <w:footnotePr>
             <w:numFmt w:val="thaiNumbers"/>
           </w:footnotePr>
@@ -795,10 +795,10 @@
     <w:p>
       <w:pPr>
         <w:sectPr>
-          <w:headerReference w:type="default" r:id="rId7"/>
-          <w:headerReference w:type="first" r:id="rId8"/>
-          <w:footerReference w:type="default" r:id="rId9"/>
-          <w:footerReference w:type="first" r:id="rId10"/>
+          <w:headerReference w:type="default" r:id="rId9"/>
+          <w:headerReference w:type="first" r:id="rId10"/>
+          <w:footerReference w:type="default" r:id="rId11"/>
+          <w:footerReference w:type="first" r:id="rId12"/>
           <w:footnotePr>
             <w:numFmt w:val="thaiNumbers"/>
           </w:footnotePr>
@@ -911,10 +911,10 @@
     <w:p>
       <w:pPr>
         <w:sectPr>
-          <w:headerReference w:type="default" r:id="rId7"/>
-          <w:headerReference w:type="first" r:id="rId8"/>
-          <w:footerReference w:type="default" r:id="rId9"/>
-          <w:footerReference w:type="first" r:id="rId10"/>
+          <w:headerReference w:type="default" r:id="rId9"/>
+          <w:headerReference w:type="first" r:id="rId10"/>
+          <w:footerReference w:type="default" r:id="rId11"/>
+          <w:footerReference w:type="first" r:id="rId12"/>
           <w:footnotePr>
             <w:numFmt w:val="thaiNumbers"/>
           </w:footnotePr>
@@ -1004,10 +1004,10 @@
     <w:p>
       <w:pPr>
         <w:sectPr>
-          <w:headerReference w:type="default" r:id="rId7"/>
-          <w:headerReference w:type="first" r:id="rId8"/>
-          <w:footerReference w:type="default" r:id="rId9"/>
-          <w:footerReference w:type="first" r:id="rId10"/>
+          <w:headerReference w:type="default" r:id="rId9"/>
+          <w:headerReference w:type="first" r:id="rId10"/>
+          <w:footerReference w:type="default" r:id="rId11"/>
+          <w:footerReference w:type="first" r:id="rId12"/>
           <w:footnotePr>
             <w:numFmt w:val="thaiNumbers"/>
           </w:footnotePr>
@@ -1960,10 +1960,10 @@
     <w:p>
       <w:pPr>
         <w:sectPr>
-          <w:headerReference w:type="default" r:id="rId7"/>
-          <w:headerReference w:type="first" r:id="rId8"/>
-          <w:footerReference w:type="default" r:id="rId9"/>
-          <w:footerReference w:type="first" r:id="rId10"/>
+          <w:headerReference w:type="default" r:id="rId9"/>
+          <w:headerReference w:type="first" r:id="rId10"/>
+          <w:footerReference w:type="default" r:id="rId11"/>
+          <w:footerReference w:type="first" r:id="rId12"/>
           <w:footnotePr>
             <w:numFmt w:val="thaiNumbers"/>
           </w:footnotePr>
@@ -2599,10 +2599,10 @@
       <w:pPr>
         <w:ind w:firstLine="720"/>
         <w:sectPr>
-          <w:headerReference w:type="default" r:id="rId7"/>
-          <w:headerReference w:type="first" r:id="rId8"/>
-          <w:footerReference w:type="default" r:id="rId9"/>
-          <w:footerReference w:type="first" r:id="rId10"/>
+          <w:headerReference w:type="default" r:id="rId9"/>
+          <w:headerReference w:type="first" r:id="rId10"/>
+          <w:footerReference w:type="default" r:id="rId11"/>
+          <w:footerReference w:type="first" r:id="rId12"/>
           <w:footnotePr>
             <w:numFmt w:val="thaiNumbers"/>
           </w:footnotePr>
@@ -2820,10 +2820,10 @@
         <w:pStyle w:val="ListParagraph"/>
         <w:ind w:left="720" w:hanging="360"/>
         <w:sectPr>
-          <w:headerReference w:type="default" r:id="rId7"/>
-          <w:headerReference w:type="first" r:id="rId8"/>
-          <w:footerReference w:type="default" r:id="rId9"/>
-          <w:footerReference w:type="first" r:id="rId10"/>
+          <w:headerReference w:type="default" r:id="rId9"/>
+          <w:headerReference w:type="first" r:id="rId10"/>
+          <w:footerReference w:type="default" r:id="rId11"/>
+          <w:footerReference w:type="first" r:id="rId12"/>
           <w:footnotePr>
             <w:numFmt w:val="thaiNumbers"/>
           </w:footnotePr>
@@ -6209,7 +6209,7 @@
       <w:r>
         <w:drawing>
           <wp:inline distT="0" distB="0" distL="0" distR="0">
-            <wp:extent cx="5274310" cy="2812965"/>
+            <wp:extent cx="2286000" cy="1524000"/>
             <wp:docPr id="3" name="Picture 3" descr="แผนภูมิแท่งสรุปผล"/>
             <a:graphic>
               <a:graphicData uri="http://schemas.openxmlformats.org/drawingml/2006/picture">
@@ -6219,7 +6219,7 @@
                     <pic:cNvPicPr/>
                   </pic:nvPicPr>
                   <pic:blipFill>
-                    <a:blip r:embed="rId3"/>
+                    <a:blip r:embed="rId5"/>
                     <a:stretch>
                       <a:fillRect/>
                     </a:stretch>
@@ -6227,7 +6227,7 @@
                   <pic:spPr>
                     <a:xfrm>
                       <a:off x="0" y="0"/>
-                      <a:ext cx="5274310" cy="2812965"/>
+                      <a:ext cx="2286000" cy="1524000"/>
                     </a:xfrm>
                     <a:prstGeom prst="rect">
                       <a:avLst/>
@@ -6245,10 +6245,10 @@
         <w:pStyle w:val="FigureCaption"/>
         <w:jc w:val="center"/>
         <w:sectPr>
-          <w:headerReference w:type="default" r:id="rId7"/>
-          <w:headerReference w:type="first" r:id="rId8"/>
-          <w:footerReference w:type="default" r:id="rId9"/>
-          <w:footerReference w:type="first" r:id="rId10"/>
+          <w:headerReference w:type="default" r:id="rId9"/>
+          <w:headerReference w:type="first" r:id="rId10"/>
+          <w:footerReference w:type="default" r:id="rId11"/>
+          <w:footerReference w:type="first" r:id="rId12"/>
           <w:footnotePr>
             <w:numFmt w:val="thaiNumbers"/>
           </w:footnotePr>
@@ -6383,10 +6383,10 @@
           <w:bottom w:val="single" w:sz="6" w:space="1" w:color="808080"/>
         </w:pBdr>
         <w:sectPr>
-          <w:headerReference w:type="default" r:id="rId7"/>
-          <w:headerReference w:type="first" r:id="rId8"/>
-          <w:footerReference w:type="default" r:id="rId9"/>
-          <w:footerReference w:type="first" r:id="rId10"/>
+          <w:headerReference w:type="default" r:id="rId9"/>
+          <w:headerReference w:type="first" r:id="rId10"/>
+          <w:footerReference w:type="default" r:id="rId11"/>
+          <w:footerReference w:type="first" r:id="rId12"/>
           <w:footnotePr>
             <w:numFmt w:val="thaiNumbers"/>
           </w:footnotePr>
@@ -6426,7 +6426,7 @@
       <w:r>
         <w:t xml:space="preserve"> (5th ed.). </w:t>
       </w:r>
-      <w:hyperlink r:id="rId5" w:history="1">
+      <w:hyperlink r:id="rId6" w:history="1">
         <w:r>
           <w:rPr>
             <w:rStyle w:val="Hyperlink"/>
@@ -6453,7 +6453,7 @@
       <w:r>
         <w:t xml:space="preserve"> (Version 0.31.2). </w:t>
       </w:r>
-      <w:hyperlink r:id="rId6" w:history="1">
+      <w:hyperlink r:id="rId7" w:history="1">
         <w:r>
           <w:rPr>
             <w:rStyle w:val="Hyperlink"/>
@@ -6466,10 +6466,10 @@
       <w:pPr>
         <w:ind w:firstLine="720"/>
         <w:sectPr>
-          <w:headerReference w:type="default" r:id="rId7"/>
-          <w:headerReference w:type="first" r:id="rId8"/>
-          <w:footerReference w:type="default" r:id="rId9"/>
-          <w:footerReference w:type="first" r:id="rId10"/>
+          <w:headerReference w:type="default" r:id="rId9"/>
+          <w:headerReference w:type="first" r:id="rId10"/>
+          <w:footerReference w:type="default" r:id="rId11"/>
+          <w:footerReference w:type="first" r:id="rId12"/>
           <w:footnotePr>
             <w:numFmt w:val="thaiNumbers"/>
           </w:footnotePr>
@@ -6859,10 +6859,10 @@
       <w:pPr>
         <w:ind w:firstLine="720"/>
         <w:sectPr>
-          <w:headerReference w:type="default" r:id="rId7"/>
-          <w:headerReference w:type="first" r:id="rId8"/>
-          <w:footerReference w:type="default" r:id="rId9"/>
-          <w:footerReference w:type="first" r:id="rId10"/>
+          <w:headerReference w:type="default" r:id="rId9"/>
+          <w:headerReference w:type="first" r:id="rId10"/>
+          <w:footerReference w:type="default" r:id="rId11"/>
+          <w:footerReference w:type="first" r:id="rId12"/>
           <w:footnotePr>
             <w:numFmt w:val="thaiNumbers"/>
           </w:footnotePr>
@@ -7320,7 +7320,7 @@
       <w:r>
         <w:drawing>
           <wp:inline distT="0" distB="0" distL="0" distR="0">
-            <wp:extent cx="5274310" cy="2285534"/>
+            <wp:extent cx="3810000" cy="1905000"/>
             <wp:docPr id="4" name="Picture 4" descr="แผนภาพขั้นตอนการตรวจสอบ"/>
             <a:graphic>
               <a:graphicData uri="http://schemas.openxmlformats.org/drawingml/2006/picture">
@@ -7330,7 +7330,7 @@
                     <pic:cNvPicPr/>
                   </pic:nvPicPr>
                   <pic:blipFill>
-                    <a:blip r:embed="rId4"/>
+                    <a:blip r:embed="rId8"/>
                     <a:stretch>
                       <a:fillRect/>
                     </a:stretch>
@@ -7338,7 +7338,7 @@
                   <pic:spPr>
                     <a:xfrm>
                       <a:off x="0" y="0"/>
-                      <a:ext cx="5274310" cy="2285534"/>
+                      <a:ext cx="3810000" cy="1905000"/>
                     </a:xfrm>
                     <a:prstGeom prst="rect">
                       <a:avLst/>
@@ -7356,10 +7356,10 @@
         <w:pStyle w:val="FigureCaption"/>
         <w:jc w:val="center"/>
         <w:sectPr>
-          <w:headerReference w:type="default" r:id="rId7"/>
-          <w:headerReference w:type="first" r:id="rId8"/>
-          <w:footerReference w:type="default" r:id="rId9"/>
-          <w:footerReference w:type="first" r:id="rId10"/>
+          <w:headerReference w:type="default" r:id="rId9"/>
+          <w:headerReference w:type="first" r:id="rId10"/>
+          <w:footerReference w:type="default" r:id="rId11"/>
+          <w:footerReference w:type="first" r:id="rId12"/>
           <w:footnotePr>
             <w:numFmt w:val="thaiNumbers"/>
           </w:footnotePr>
@@ -7498,10 +7498,10 @@
       <w:pPr>
         <w:pStyle w:val="CodeBlock"/>
         <w:sectPr>
-          <w:headerReference w:type="default" r:id="rId7"/>
-          <w:headerReference w:type="first" r:id="rId8"/>
-          <w:footerReference w:type="default" r:id="rId9"/>
-          <w:footerReference w:type="first" r:id="rId10"/>
+          <w:headerReference w:type="default" r:id="rId9"/>
+          <w:headerReference w:type="first" r:id="rId10"/>
+          <w:footerReference w:type="default" r:id="rId11"/>
+          <w:footerReference w:type="first" r:id="rId12"/>
           <w:footnotePr>
             <w:numFmt w:val="thaiNumbers"/>
           </w:footnotePr>
@@ -7577,10 +7577,10 @@
       </w:r>
     </w:p>
     <w:sectPr>
-      <w:headerReference w:type="default" r:id="rId7"/>
-      <w:headerReference w:type="first" r:id="rId8"/>
-      <w:footerReference w:type="default" r:id="rId9"/>
-      <w:footerReference w:type="first" r:id="rId10"/>
+      <w:headerReference w:type="default" r:id="rId9"/>
+      <w:headerReference w:type="first" r:id="rId10"/>
+      <w:footerReference w:type="default" r:id="rId11"/>
+      <w:footerReference w:type="first" r:id="rId12"/>
       <w:footnotePr>
         <w:numFmt w:val="thaiNumbers"/>
       </w:footnotePr>

--- a/tests/golden/thesis-options.docx
+++ b/tests/golden/thesis-options.docx
@@ -1734,6 +1734,7 @@
             <w:pPr>
               <w:pStyle w:val="TableText"/>
               <w:spacing w:after="0"/>
+              <w:jc w:val="left"/>
             </w:pPr>
             <w:r>
               <w:rPr>
@@ -1753,6 +1754,7 @@
             <w:pPr>
               <w:pStyle w:val="TableText"/>
               <w:spacing w:after="0"/>
+              <w:jc w:val="left"/>
             </w:pPr>
             <w:r>
               <w:rPr>
@@ -1794,6 +1796,7 @@
             <w:pPr>
               <w:pStyle w:val="TableText"/>
               <w:spacing w:after="0"/>
+              <w:jc w:val="left"/>
             </w:pPr>
             <w:r>
               <w:rPr>
@@ -1811,6 +1814,7 @@
             <w:pPr>
               <w:pStyle w:val="TableText"/>
               <w:spacing w:after="0"/>
+              <w:jc w:val="left"/>
             </w:pPr>
             <w:r>
               <w:rPr>
@@ -1848,6 +1852,7 @@
             <w:pPr>
               <w:pStyle w:val="TableText"/>
               <w:spacing w:after="0"/>
+              <w:jc w:val="left"/>
             </w:pPr>
             <w:r>
               <w:rPr>
@@ -1865,6 +1870,7 @@
             <w:pPr>
               <w:pStyle w:val="TableText"/>
               <w:spacing w:after="0"/>
+              <w:jc w:val="left"/>
             </w:pPr>
             <w:r>
               <w:rPr>
@@ -1902,6 +1908,7 @@
             <w:pPr>
               <w:pStyle w:val="TableText"/>
               <w:spacing w:after="0"/>
+              <w:jc w:val="left"/>
             </w:pPr>
             <w:r>
               <w:rPr>
@@ -1919,6 +1926,7 @@
             <w:pPr>
               <w:pStyle w:val="TableText"/>
               <w:spacing w:after="0"/>
+              <w:jc w:val="left"/>
             </w:pPr>
             <w:r>
               <w:rPr>
@@ -2114,6 +2122,7 @@
             <w:pPr>
               <w:pStyle w:val="TableText"/>
               <w:spacing w:after="0"/>
+              <w:jc w:val="left"/>
             </w:pPr>
             <w:r>
               <w:rPr>
@@ -2182,6 +2191,7 @@
             <w:pPr>
               <w:pStyle w:val="TableText"/>
               <w:spacing w:after="0"/>
+              <w:jc w:val="left"/>
             </w:pPr>
             <w:r>
               <w:rPr>
@@ -2239,6 +2249,7 @@
             <w:pPr>
               <w:pStyle w:val="TableText"/>
               <w:spacing w:after="0"/>
+              <w:jc w:val="left"/>
             </w:pPr>
             <w:r>
               <w:rPr>
@@ -2296,6 +2307,7 @@
             <w:pPr>
               <w:pStyle w:val="TableText"/>
               <w:spacing w:after="0"/>
+              <w:jc w:val="left"/>
             </w:pPr>
             <w:r>
               <w:rPr>
@@ -2353,6 +2365,7 @@
             <w:pPr>
               <w:pStyle w:val="TableText"/>
               <w:spacing w:after="0"/>
+              <w:jc w:val="left"/>
             </w:pPr>
             <w:r>
               <w:rPr>
@@ -2966,6 +2979,7 @@
             <w:pPr>
               <w:pStyle w:val="TableText"/>
               <w:spacing w:after="0"/>
+              <w:jc w:val="left"/>
             </w:pPr>
             <w:r>
               <w:rPr>
@@ -3062,6 +3076,7 @@
             <w:pPr>
               <w:pStyle w:val="TableText"/>
               <w:spacing w:after="0"/>
+              <w:jc w:val="left"/>
             </w:pPr>
             <w:r>
               <w:rPr>
@@ -3141,6 +3156,7 @@
             <w:pPr>
               <w:pStyle w:val="TableText"/>
               <w:spacing w:after="0"/>
+              <w:jc w:val="left"/>
             </w:pPr>
             <w:r>
               <w:rPr>
@@ -3220,6 +3236,7 @@
             <w:pPr>
               <w:pStyle w:val="TableText"/>
               <w:spacing w:after="0"/>
+              <w:jc w:val="left"/>
             </w:pPr>
             <w:r>
               <w:rPr>
@@ -3299,6 +3316,7 @@
             <w:pPr>
               <w:pStyle w:val="TableText"/>
               <w:spacing w:after="0"/>
+              <w:jc w:val="left"/>
             </w:pPr>
             <w:r>
               <w:rPr>
@@ -3378,6 +3396,7 @@
             <w:pPr>
               <w:pStyle w:val="TableText"/>
               <w:spacing w:after="0"/>
+              <w:jc w:val="left"/>
             </w:pPr>
             <w:r>
               <w:rPr>
@@ -3457,6 +3476,7 @@
             <w:pPr>
               <w:pStyle w:val="TableText"/>
               <w:spacing w:after="0"/>
+              <w:jc w:val="left"/>
             </w:pPr>
             <w:r>
               <w:rPr>
@@ -3536,6 +3556,7 @@
             <w:pPr>
               <w:pStyle w:val="TableText"/>
               <w:spacing w:after="0"/>
+              <w:jc w:val="left"/>
             </w:pPr>
             <w:r>
               <w:rPr>
@@ -3615,6 +3636,7 @@
             <w:pPr>
               <w:pStyle w:val="TableText"/>
               <w:spacing w:after="0"/>
+              <w:jc w:val="left"/>
             </w:pPr>
             <w:r>
               <w:rPr>
@@ -3694,6 +3716,7 @@
             <w:pPr>
               <w:pStyle w:val="TableText"/>
               <w:spacing w:after="0"/>
+              <w:jc w:val="left"/>
             </w:pPr>
             <w:r>
               <w:rPr>
@@ -3773,6 +3796,7 @@
             <w:pPr>
               <w:pStyle w:val="TableText"/>
               <w:spacing w:after="0"/>
+              <w:jc w:val="left"/>
             </w:pPr>
             <w:r>
               <w:rPr>
@@ -3852,6 +3876,7 @@
             <w:pPr>
               <w:pStyle w:val="TableText"/>
               <w:spacing w:after="0"/>
+              <w:jc w:val="left"/>
             </w:pPr>
             <w:r>
               <w:rPr>
@@ -3931,6 +3956,7 @@
             <w:pPr>
               <w:pStyle w:val="TableText"/>
               <w:spacing w:after="0"/>
+              <w:jc w:val="left"/>
             </w:pPr>
             <w:r>
               <w:rPr>
@@ -4010,6 +4036,7 @@
             <w:pPr>
               <w:pStyle w:val="TableText"/>
               <w:spacing w:after="0"/>
+              <w:jc w:val="left"/>
             </w:pPr>
             <w:r>
               <w:rPr>
@@ -4089,6 +4116,7 @@
             <w:pPr>
               <w:pStyle w:val="TableText"/>
               <w:spacing w:after="0"/>
+              <w:jc w:val="left"/>
             </w:pPr>
             <w:r>
               <w:rPr>
@@ -4168,6 +4196,7 @@
             <w:pPr>
               <w:pStyle w:val="TableText"/>
               <w:spacing w:after="0"/>
+              <w:jc w:val="left"/>
             </w:pPr>
             <w:r>
               <w:rPr>
@@ -4247,6 +4276,7 @@
             <w:pPr>
               <w:pStyle w:val="TableText"/>
               <w:spacing w:after="0"/>
+              <w:jc w:val="left"/>
             </w:pPr>
             <w:r>
               <w:rPr>
@@ -4326,6 +4356,7 @@
             <w:pPr>
               <w:pStyle w:val="TableText"/>
               <w:spacing w:after="0"/>
+              <w:jc w:val="left"/>
             </w:pPr>
             <w:r>
               <w:rPr>
@@ -4405,6 +4436,7 @@
             <w:pPr>
               <w:pStyle w:val="TableText"/>
               <w:spacing w:after="0"/>
+              <w:jc w:val="left"/>
             </w:pPr>
             <w:r>
               <w:rPr>
@@ -4484,6 +4516,7 @@
             <w:pPr>
               <w:pStyle w:val="TableText"/>
               <w:spacing w:after="0"/>
+              <w:jc w:val="left"/>
             </w:pPr>
             <w:r>
               <w:rPr>
@@ -4563,6 +4596,7 @@
             <w:pPr>
               <w:pStyle w:val="TableText"/>
               <w:spacing w:after="0"/>
+              <w:jc w:val="left"/>
             </w:pPr>
             <w:r>
               <w:rPr>
@@ -4642,6 +4676,7 @@
             <w:pPr>
               <w:pStyle w:val="TableText"/>
               <w:spacing w:after="0"/>
+              <w:jc w:val="left"/>
             </w:pPr>
             <w:r>
               <w:rPr>
@@ -4721,6 +4756,7 @@
             <w:pPr>
               <w:pStyle w:val="TableText"/>
               <w:spacing w:after="0"/>
+              <w:jc w:val="left"/>
             </w:pPr>
             <w:r>
               <w:rPr>
@@ -4800,6 +4836,7 @@
             <w:pPr>
               <w:pStyle w:val="TableText"/>
               <w:spacing w:after="0"/>
+              <w:jc w:val="left"/>
             </w:pPr>
             <w:r>
               <w:rPr>
@@ -4879,6 +4916,7 @@
             <w:pPr>
               <w:pStyle w:val="TableText"/>
               <w:spacing w:after="0"/>
+              <w:jc w:val="left"/>
             </w:pPr>
             <w:r>
               <w:rPr>
@@ -4958,6 +4996,7 @@
             <w:pPr>
               <w:pStyle w:val="TableText"/>
               <w:spacing w:after="0"/>
+              <w:jc w:val="left"/>
             </w:pPr>
             <w:r>
               <w:rPr>
@@ -5037,6 +5076,7 @@
             <w:pPr>
               <w:pStyle w:val="TableText"/>
               <w:spacing w:after="0"/>
+              <w:jc w:val="left"/>
             </w:pPr>
             <w:r>
               <w:rPr>
@@ -5116,6 +5156,7 @@
             <w:pPr>
               <w:pStyle w:val="TableText"/>
               <w:spacing w:after="0"/>
+              <w:jc w:val="left"/>
             </w:pPr>
             <w:r>
               <w:rPr>
@@ -5195,6 +5236,7 @@
             <w:pPr>
               <w:pStyle w:val="TableText"/>
               <w:spacing w:after="0"/>
+              <w:jc w:val="left"/>
             </w:pPr>
             <w:r>
               <w:rPr>
@@ -5274,6 +5316,7 @@
             <w:pPr>
               <w:pStyle w:val="TableText"/>
               <w:spacing w:after="0"/>
+              <w:jc w:val="left"/>
             </w:pPr>
             <w:r>
               <w:rPr>
@@ -5353,6 +5396,7 @@
             <w:pPr>
               <w:pStyle w:val="TableText"/>
               <w:spacing w:after="0"/>
+              <w:jc w:val="left"/>
             </w:pPr>
             <w:r>
               <w:rPr>
@@ -5432,6 +5476,7 @@
             <w:pPr>
               <w:pStyle w:val="TableText"/>
               <w:spacing w:after="0"/>
+              <w:jc w:val="left"/>
             </w:pPr>
             <w:r>
               <w:rPr>
@@ -5511,6 +5556,7 @@
             <w:pPr>
               <w:pStyle w:val="TableText"/>
               <w:spacing w:after="0"/>
+              <w:jc w:val="left"/>
             </w:pPr>
             <w:r>
               <w:rPr>
@@ -5590,6 +5636,7 @@
             <w:pPr>
               <w:pStyle w:val="TableText"/>
               <w:spacing w:after="0"/>
+              <w:jc w:val="left"/>
             </w:pPr>
             <w:r>
               <w:rPr>
@@ -5669,6 +5716,7 @@
             <w:pPr>
               <w:pStyle w:val="TableText"/>
               <w:spacing w:after="0"/>
+              <w:jc w:val="left"/>
             </w:pPr>
             <w:r>
               <w:rPr>
@@ -5748,6 +5796,7 @@
             <w:pPr>
               <w:pStyle w:val="TableText"/>
               <w:spacing w:after="0"/>
+              <w:jc w:val="left"/>
             </w:pPr>
             <w:r>
               <w:rPr>
@@ -5827,6 +5876,7 @@
             <w:pPr>
               <w:pStyle w:val="TableText"/>
               <w:spacing w:after="0"/>
+              <w:jc w:val="left"/>
             </w:pPr>
             <w:r>
               <w:rPr>
@@ -5906,6 +5956,7 @@
             <w:pPr>
               <w:pStyle w:val="TableText"/>
               <w:spacing w:after="0"/>
+              <w:jc w:val="left"/>
             </w:pPr>
             <w:r>
               <w:rPr>
@@ -5985,6 +6036,7 @@
             <w:pPr>
               <w:pStyle w:val="TableText"/>
               <w:spacing w:after="0"/>
+              <w:jc w:val="left"/>
             </w:pPr>
             <w:r>
               <w:rPr>
@@ -6064,6 +6116,7 @@
             <w:pPr>
               <w:pStyle w:val="TableText"/>
               <w:spacing w:after="0"/>
+              <w:jc w:val="left"/>
             </w:pPr>
             <w:r>
               <w:rPr>
@@ -6143,6 +6196,7 @@
             <w:pPr>
               <w:pStyle w:val="TableText"/>
               <w:spacing w:after="0"/>
+              <w:jc w:val="left"/>
             </w:pPr>
             <w:r>
               <w:rPr>
@@ -6678,6 +6732,7 @@
             <w:pPr>
               <w:pStyle w:val="TableText"/>
               <w:spacing w:after="0"/>
+              <w:jc w:val="left"/>
             </w:pPr>
             <w:r>
               <w:rPr>
@@ -6739,6 +6794,7 @@
             <w:pPr>
               <w:pStyle w:val="TableText"/>
               <w:spacing w:after="0"/>
+              <w:jc w:val="left"/>
             </w:pPr>
             <w:r>
               <w:rPr>
@@ -6788,6 +6844,7 @@
             <w:pPr>
               <w:pStyle w:val="TableText"/>
               <w:spacing w:after="0"/>
+              <w:jc w:val="left"/>
             </w:pPr>
             <w:r>
               <w:rPr>

--- a/tests/golden/thesis-options.docx
+++ b/tests/golden/thesis-options.docx
@@ -7980,6 +7980,10 @@
   <w:style w:type="paragraph" w:default="1" w:styleId="Normal">
     <w:name w:val="Normal"/>
     <w:qFormat/>
+    <w:pPr>
+      <w:spacing w:after="120" w:line="360" w:lineRule="auto"/>
+      <w:jc w:val="thaiDistribute"/>
+    </w:pPr>
     <w:rPr>
       <w:rFonts w:ascii="TH Sarabun New" w:hAnsi="TH Sarabun New" w:cs="TH Sarabun New" w:eastAsia="TH Sarabun New"/>
       <w:sz w:val="32"/>
